--- a/swimming/olympic_swimming_100m/olympic_swimming_ws.docx
+++ b/swimming/olympic_swimming_100m/olympic_swimming_ws.docx
@@ -1,6 +1,6 @@
 
 <file path=word/document.xml><?xml version="1.0" encoding="utf-8"?>
-<w:document xmlns:wpc="http://schemas.microsoft.com/office/word/2010/wordprocessingCanvas" xmlns:cx="http://schemas.microsoft.com/office/drawing/2014/chartex" xmlns:cx1="http://schemas.microsoft.com/office/drawing/2015/9/8/chartex" xmlns:cx2="http://schemas.microsoft.com/office/drawing/2015/10/21/chartex" xmlns:cx3="http://schemas.microsoft.com/office/drawing/2016/5/9/chartex" xmlns:cx4="http://schemas.microsoft.com/office/drawing/2016/5/10/chartex" xmlns:cx5="http://schemas.microsoft.com/office/drawing/2016/5/11/chartex" xmlns:cx6="http://schemas.microsoft.com/office/drawing/2016/5/12/chartex" xmlns:cx7="http://schemas.microsoft.com/office/drawing/2016/5/13/chartex" xmlns:cx8="http://schemas.microsoft.com/office/drawing/2016/5/14/chartex" xmlns:mc="http://schemas.openxmlformats.org/markup-compatibility/2006" xmlns:aink="http://schemas.microsoft.com/office/drawing/2016/ink" xmlns:am3d="http://schemas.microsoft.com/office/drawing/2017/model3d" xmlns:o="urn:schemas-microsoft-com:office:office" xmlns:oel="http://schemas.microsoft.com/office/2019/extlst" xmlns:r="http://schemas.openxmlformats.org/officeDocument/2006/relationships" xmlns:m="http://schemas.openxmlformats.org/officeDocument/2006/math" xmlns:v="urn:schemas-microsoft-com:vml" xmlns:wp14="http://schemas.microsoft.com/office/word/2010/wordprocessingDrawing" xmlns:wp="http://schemas.openxmlformats.org/drawingml/2006/wordprocessingDrawing" xmlns:w10="urn:schemas-microsoft-com:office:word" xmlns:w="http://schemas.openxmlformats.org/wordprocessingml/2006/main" xmlns:w14="http://schemas.microsoft.com/office/word/2010/wordml" xmlns:w15="http://schemas.microsoft.com/office/word/2012/wordml" xmlns:w16cex="http://schemas.microsoft.com/office/word/2018/wordml/cex" xmlns:w16cid="http://schemas.microsoft.com/office/word/2016/wordml/cid" xmlns:w16="http://schemas.microsoft.com/office/word/2018/wordml" xmlns:w16du="http://schemas.microsoft.com/office/word/2023/wordml/word16du" xmlns:w16sdtdh="http://schemas.microsoft.com/office/word/2020/wordml/sdtdatahash" xmlns:w16se="http://schemas.microsoft.com/office/word/2015/wordml/symex" xmlns:wpg="http://schemas.microsoft.com/office/word/2010/wordprocessingGroup" xmlns:wpi="http://schemas.microsoft.com/office/word/2010/wordprocessingInk" xmlns:wne="http://schemas.microsoft.com/office/word/2006/wordml" xmlns:wps="http://schemas.microsoft.com/office/word/2010/wordprocessingShape" mc:Ignorable="w14 w15 w16se w16cid w16 w16cex w16sdtdh w16du wp14">
+<w:document xmlns:wpc="http://schemas.microsoft.com/office/word/2010/wordprocessingCanvas" xmlns:cx="http://schemas.microsoft.com/office/drawing/2014/chartex" xmlns:cx1="http://schemas.microsoft.com/office/drawing/2015/9/8/chartex" xmlns:mc="http://schemas.openxmlformats.org/markup-compatibility/2006" xmlns:o="urn:schemas-microsoft-com:office:office" xmlns:r="http://schemas.openxmlformats.org/officeDocument/2006/relationships" xmlns:m="http://schemas.openxmlformats.org/officeDocument/2006/math" xmlns:v="urn:schemas-microsoft-com:vml" xmlns:wp14="http://schemas.microsoft.com/office/word/2010/wordprocessingDrawing" xmlns:wp="http://schemas.openxmlformats.org/drawingml/2006/wordprocessingDrawing" xmlns:w10="urn:schemas-microsoft-com:office:word" xmlns:w="http://schemas.openxmlformats.org/wordprocessingml/2006/main" xmlns:w14="http://schemas.microsoft.com/office/word/2010/wordml" xmlns:w15="http://schemas.microsoft.com/office/word/2012/wordml" xmlns:w16se="http://schemas.microsoft.com/office/word/2015/wordml/symex" xmlns:wpg="http://schemas.microsoft.com/office/word/2010/wordprocessingGroup" xmlns:wpi="http://schemas.microsoft.com/office/word/2010/wordprocessingInk" xmlns:wne="http://schemas.microsoft.com/office/word/2006/wordml" xmlns:wps="http://schemas.microsoft.com/office/word/2010/wordprocessingShape" mc:Ignorable="w14 w15 w16se wp14">
   <w:body>
     <w:p>
       <w:pPr>
@@ -22,17 +22,7 @@
           <w:sz w:val="24"/>
           <w:szCs w:val="24"/>
         </w:rPr>
-        <w:t>Analyzing Olympic Swim Times</w:t>
-      </w:r>
-      <w:r>
-        <w:rPr>
-          <w:rFonts w:ascii="Times New Roman" w:hAnsi="Times New Roman" w:cs="Times New Roman"/>
-          <w:b/>
-          <w:bCs/>
-          <w:sz w:val="24"/>
-          <w:szCs w:val="24"/>
-        </w:rPr>
-        <w:t xml:space="preserve"> with Boxplots and Confidence Intervals</w:t>
+        <w:t>Analyzing Olympic Swim Times with Boxplots and Confidence Intervals</w:t>
       </w:r>
     </w:p>
     <w:p>
@@ -40,6 +30,7 @@
         <w:spacing w:line="240" w:lineRule="auto"/>
         <w:rPr>
           <w:rFonts w:ascii="Times New Roman" w:hAnsi="Times New Roman" w:cs="Times New Roman"/>
+          <w:strike/>
           <w:sz w:val="24"/>
           <w:szCs w:val="24"/>
         </w:rPr>
@@ -47,6 +38,7 @@
       <w:r>
         <w:rPr>
           <w:rFonts w:ascii="Times New Roman" w:hAnsi="Times New Roman" w:cs="Times New Roman"/>
+          <w:strike/>
           <w:sz w:val="24"/>
           <w:szCs w:val="24"/>
         </w:rPr>
@@ -58,6 +50,7 @@
         <w:spacing w:line="240" w:lineRule="auto"/>
         <w:rPr>
           <w:rFonts w:ascii="Times New Roman" w:hAnsi="Times New Roman" w:cs="Times New Roman"/>
+          <w:strike/>
           <w:sz w:val="24"/>
           <w:szCs w:val="24"/>
         </w:rPr>
@@ -65,6 +58,7 @@
       <w:r>
         <w:rPr>
           <w:rFonts w:ascii="Times New Roman" w:hAnsi="Times New Roman" w:cs="Times New Roman"/>
+          <w:strike/>
           <w:sz w:val="24"/>
           <w:szCs w:val="24"/>
         </w:rPr>
@@ -76,6 +70,7 @@
         <w:spacing w:line="240" w:lineRule="auto"/>
         <w:rPr>
           <w:rFonts w:ascii="Times New Roman" w:hAnsi="Times New Roman" w:cs="Times New Roman"/>
+          <w:strike/>
           <w:sz w:val="24"/>
           <w:szCs w:val="24"/>
         </w:rPr>
@@ -83,6 +78,7 @@
       <w:r>
         <w:rPr>
           <w:rFonts w:ascii="Times New Roman" w:hAnsi="Times New Roman" w:cs="Times New Roman"/>
+          <w:strike/>
           <w:sz w:val="24"/>
           <w:szCs w:val="24"/>
         </w:rPr>
@@ -114,12 +110,35 @@
           <w:sz w:val="24"/>
           <w:szCs w:val="24"/>
         </w:rPr>
-        <w:t>The side-by-side boxplots below display race times for different strokes in the Women’s 100m event. Use it to answer the questions below.</w:t>
+        <w:t>The side-by-side boxplots below display race times for different strokes in the Women’s 100m event. Use it</w:t>
+      </w:r>
+      <w:r>
+        <w:rPr>
+          <w:rFonts w:ascii="Times New Roman" w:hAnsi="Times New Roman" w:cs="Times New Roman"/>
+          <w:sz w:val="24"/>
+          <w:szCs w:val="24"/>
+        </w:rPr>
+        <w:t>, along with the associated table of summary statistics,</w:t>
+      </w:r>
+      <w:r>
+        <w:rPr>
+          <w:rFonts w:ascii="Times New Roman" w:hAnsi="Times New Roman" w:cs="Times New Roman"/>
+          <w:sz w:val="24"/>
+          <w:szCs w:val="24"/>
+        </w:rPr>
+        <w:t xml:space="preserve"> to answer the questions below.</w:t>
+      </w:r>
+      <w:r>
+        <w:rPr>
+          <w:rFonts w:ascii="Times New Roman" w:hAnsi="Times New Roman" w:cs="Times New Roman"/>
+          <w:sz w:val="24"/>
+          <w:szCs w:val="24"/>
+        </w:rPr>
+        <w:t xml:space="preserve"> </w:t>
       </w:r>
     </w:p>
     <w:p>
       <w:pPr>
-        <w:pStyle w:val="ListParagraph"/>
         <w:spacing w:line="240" w:lineRule="auto"/>
         <w:rPr>
           <w:rFonts w:ascii="Times New Roman" w:hAnsi="Times New Roman" w:cs="Times New Roman"/>
@@ -127,30 +146,17 @@
           <w:szCs w:val="24"/>
         </w:rPr>
       </w:pPr>
-    </w:p>
-    <w:p>
-      <w:pPr>
-        <w:pStyle w:val="ListParagraph"/>
-        <w:spacing w:line="240" w:lineRule="auto"/>
-        <w:jc w:val="center"/>
-        <w:rPr>
-          <w:rFonts w:ascii="Times New Roman" w:hAnsi="Times New Roman" w:cs="Times New Roman"/>
-          <w:sz w:val="24"/>
-          <w:szCs w:val="24"/>
-        </w:rPr>
-      </w:pPr>
       <w:r>
         <w:rPr>
           <w:rFonts w:ascii="Times New Roman" w:hAnsi="Times New Roman" w:cs="Times New Roman"/>
-          <w:noProof/>
           <w:sz w:val="24"/>
           <w:szCs w:val="24"/>
         </w:rPr>
         <w:drawing>
-          <wp:inline distT="0" distB="0" distL="0" distR="0" wp14:anchorId="1F8A2F32" wp14:editId="13414A6A">
-            <wp:extent cx="3538855" cy="2210423"/>
-            <wp:effectExtent l="0" t="0" r="4445" b="0"/>
-            <wp:docPr id="872365870" name="Picture 3" descr="A graph with different styles on each side&#10;&#10;Description automatically generated with medium confidence"/>
+          <wp:inline distT="0" distB="0" distL="0" distR="0" wp14:anchorId="56AFDB32" wp14:editId="3C48A460">
+            <wp:extent cx="4080510" cy="2720340"/>
+            <wp:effectExtent l="0" t="0" r="0" b="3810"/>
+            <wp:docPr id="1" name="Picture 1"/>
             <wp:cNvGraphicFramePr>
               <a:graphicFrameLocks xmlns:a="http://schemas.openxmlformats.org/drawingml/2006/main" noChangeAspect="1"/>
             </wp:cNvGraphicFramePr>
@@ -158,33 +164,23 @@
               <a:graphicData uri="http://schemas.openxmlformats.org/drawingml/2006/picture">
                 <pic:pic xmlns:pic="http://schemas.openxmlformats.org/drawingml/2006/picture">
                   <pic:nvPicPr>
-                    <pic:cNvPr id="872365870" name="Picture 3" descr="A graph with different styles on each side&#10;&#10;Description automatically generated with medium confidence"/>
-                    <pic:cNvPicPr>
-                      <a:picLocks noChangeAspect="1" noChangeArrowheads="1"/>
-                    </pic:cNvPicPr>
+                    <pic:cNvPr id="1" name=""/>
+                    <pic:cNvPicPr/>
                   </pic:nvPicPr>
                   <pic:blipFill>
-                    <a:blip r:embed="rId5" cstate="print">
-                      <a:extLst>
-                        <a:ext uri="{28A0092B-C50C-407E-A947-70E740481C1C}">
-                          <a14:useLocalDpi xmlns:a14="http://schemas.microsoft.com/office/drawing/2010/main" val="0"/>
-                        </a:ext>
-                      </a:extLst>
-                    </a:blip>
-                    <a:srcRect/>
+                    <a:blip r:embed="rId5"/>
                     <a:stretch>
                       <a:fillRect/>
                     </a:stretch>
                   </pic:blipFill>
-                  <pic:spPr bwMode="auto">
+                  <pic:spPr>
                     <a:xfrm>
                       <a:off x="0" y="0"/>
-                      <a:ext cx="3633196" cy="2269350"/>
+                      <a:ext cx="4080510" cy="2720340"/>
                     </a:xfrm>
                     <a:prstGeom prst="rect">
                       <a:avLst/>
                     </a:prstGeom>
-                    <a:noFill/>
                   </pic:spPr>
                 </pic:pic>
               </a:graphicData>
@@ -195,7 +191,1867 @@
     </w:p>
     <w:p>
       <w:pPr>
-        <w:pStyle w:val="ListParagraph"/>
+        <w:autoSpaceDE w:val="0"/>
+        <w:autoSpaceDN w:val="0"/>
+        <w:adjustRightInd w:val="0"/>
+        <w:spacing w:after="96" w:line="240" w:lineRule="auto"/>
+        <w:rPr>
+          <w:rFonts w:ascii="Segoe UI" w:eastAsia="Times New Roman" w:hAnsi="Segoe UI" w:cs="Segoe UI"/>
+          <w:b/>
+          <w:bCs/>
+          <w:color w:val="056EB2"/>
+          <w:kern w:val="0"/>
+          <w:sz w:val="19"/>
+          <w:szCs w:val="19"/>
+        </w:rPr>
+      </w:pPr>
+    </w:p>
+    <w:tbl>
+      <w:tblPr>
+        <w:tblW w:w="0" w:type="auto"/>
+        <w:tblCellMar>
+          <w:left w:w="60" w:type="dxa"/>
+          <w:right w:w="60" w:type="dxa"/>
+        </w:tblCellMar>
+        <w:tblLook w:val="0000" w:firstRow="0" w:lastRow="0" w:firstColumn="0" w:lastColumn="0" w:noHBand="0" w:noVBand="0"/>
+      </w:tblPr>
+      <w:tblGrid>
+        <w:gridCol w:w="932"/>
+        <w:gridCol w:w="947"/>
+        <w:gridCol w:w="397"/>
+        <w:gridCol w:w="672"/>
+        <w:gridCol w:w="703"/>
+        <w:gridCol w:w="1070"/>
+        <w:gridCol w:w="626"/>
+        <w:gridCol w:w="856"/>
+        <w:gridCol w:w="626"/>
+        <w:gridCol w:w="1100"/>
+      </w:tblGrid>
+      <w:tr>
+        <w:tblPrEx>
+          <w:tblCellMar>
+            <w:top w:w="0" w:type="dxa"/>
+            <w:bottom w:w="0" w:type="dxa"/>
+          </w:tblCellMar>
+        </w:tblPrEx>
+        <w:trPr>
+          <w:trHeight w:val="298"/>
+        </w:trPr>
+        <w:tc>
+          <w:tcPr>
+            <w:tcW w:w="932" w:type="dxa"/>
+            <w:tcBorders>
+              <w:left w:val="none" w:sz="0" w:space="0" w:color="000000"/>
+              <w:bottom w:val="single" w:sz="4" w:space="0" w:color="auto"/>
+              <w:right w:val="none" w:sz="0" w:space="0" w:color="000000"/>
+            </w:tcBorders>
+            <w:shd w:val="clear" w:color="auto" w:fill="FEFEFE"/>
+            <w:tcMar>
+              <w:top w:w="12" w:type="dxa"/>
+              <w:left w:w="24" w:type="dxa"/>
+              <w:right w:w="24" w:type="dxa"/>
+            </w:tcMar>
+            <w:vAlign w:val="bottom"/>
+          </w:tcPr>
+          <w:p>
+            <w:pPr>
+              <w:autoSpaceDE w:val="0"/>
+              <w:autoSpaceDN w:val="0"/>
+              <w:adjustRightInd w:val="0"/>
+              <w:spacing w:after="0" w:line="240" w:lineRule="auto"/>
+              <w:rPr>
+                <w:rFonts w:ascii="Segoe UI" w:eastAsia="Times New Roman" w:hAnsi="Segoe UI" w:cs="Segoe UI"/>
+                <w:b/>
+                <w:bCs/>
+                <w:color w:val="000000"/>
+                <w:kern w:val="0"/>
+                <w:sz w:val="18"/>
+                <w:szCs w:val="15"/>
+              </w:rPr>
+            </w:pPr>
+            <w:r>
+              <w:rPr>
+                <w:rFonts w:ascii="Segoe UI" w:eastAsia="Times New Roman" w:hAnsi="Segoe UI" w:cs="Segoe UI"/>
+                <w:b/>
+                <w:bCs/>
+                <w:color w:val="000000"/>
+                <w:kern w:val="0"/>
+                <w:sz w:val="18"/>
+                <w:szCs w:val="15"/>
+              </w:rPr>
+              <w:t>Variable</w:t>
+            </w:r>
+          </w:p>
+        </w:tc>
+        <w:tc>
+          <w:tcPr>
+            <w:tcW w:w="947" w:type="dxa"/>
+            <w:tcBorders>
+              <w:left w:val="none" w:sz="0" w:space="0" w:color="000000"/>
+              <w:bottom w:val="single" w:sz="4" w:space="0" w:color="auto"/>
+              <w:right w:val="none" w:sz="0" w:space="0" w:color="000000"/>
+            </w:tcBorders>
+            <w:shd w:val="clear" w:color="auto" w:fill="FEFEFE"/>
+            <w:tcMar>
+              <w:top w:w="12" w:type="dxa"/>
+              <w:left w:w="24" w:type="dxa"/>
+              <w:right w:w="24" w:type="dxa"/>
+            </w:tcMar>
+            <w:vAlign w:val="bottom"/>
+          </w:tcPr>
+          <w:p>
+            <w:pPr>
+              <w:autoSpaceDE w:val="0"/>
+              <w:autoSpaceDN w:val="0"/>
+              <w:adjustRightInd w:val="0"/>
+              <w:spacing w:after="0" w:line="240" w:lineRule="auto"/>
+              <w:rPr>
+                <w:rFonts w:ascii="Segoe UI" w:eastAsia="Times New Roman" w:hAnsi="Segoe UI" w:cs="Segoe UI"/>
+                <w:b/>
+                <w:bCs/>
+                <w:color w:val="000000"/>
+                <w:kern w:val="0"/>
+                <w:sz w:val="18"/>
+                <w:szCs w:val="15"/>
+              </w:rPr>
+            </w:pPr>
+            <w:r>
+              <w:rPr>
+                <w:rFonts w:ascii="Segoe UI" w:eastAsia="Times New Roman" w:hAnsi="Segoe UI" w:cs="Segoe UI"/>
+                <w:b/>
+                <w:bCs/>
+                <w:color w:val="000000"/>
+                <w:kern w:val="0"/>
+                <w:sz w:val="18"/>
+                <w:szCs w:val="15"/>
+              </w:rPr>
+              <w:t>Stroke</w:t>
+            </w:r>
+          </w:p>
+        </w:tc>
+        <w:tc>
+          <w:tcPr>
+            <w:tcW w:w="397" w:type="dxa"/>
+            <w:tcBorders>
+              <w:left w:val="none" w:sz="0" w:space="0" w:color="000000"/>
+              <w:bottom w:val="single" w:sz="4" w:space="0" w:color="auto"/>
+              <w:right w:val="none" w:sz="0" w:space="0" w:color="000000"/>
+            </w:tcBorders>
+            <w:shd w:val="clear" w:color="auto" w:fill="FEFEFE"/>
+            <w:tcMar>
+              <w:top w:w="12" w:type="dxa"/>
+              <w:left w:w="24" w:type="dxa"/>
+              <w:right w:w="24" w:type="dxa"/>
+            </w:tcMar>
+            <w:vAlign w:val="bottom"/>
+          </w:tcPr>
+          <w:p>
+            <w:pPr>
+              <w:autoSpaceDE w:val="0"/>
+              <w:autoSpaceDN w:val="0"/>
+              <w:adjustRightInd w:val="0"/>
+              <w:spacing w:after="0" w:line="240" w:lineRule="auto"/>
+              <w:jc w:val="right"/>
+              <w:rPr>
+                <w:rFonts w:ascii="Segoe UI" w:eastAsia="Times New Roman" w:hAnsi="Segoe UI" w:cs="Segoe UI"/>
+                <w:b/>
+                <w:bCs/>
+                <w:color w:val="000000"/>
+                <w:kern w:val="0"/>
+                <w:sz w:val="18"/>
+                <w:szCs w:val="15"/>
+              </w:rPr>
+            </w:pPr>
+            <w:r>
+              <w:rPr>
+                <w:rFonts w:ascii="Segoe UI" w:eastAsia="Times New Roman" w:hAnsi="Segoe UI" w:cs="Segoe UI"/>
+                <w:b/>
+                <w:bCs/>
+                <w:color w:val="000000"/>
+                <w:kern w:val="0"/>
+                <w:sz w:val="18"/>
+                <w:szCs w:val="15"/>
+              </w:rPr>
+              <w:t>N</w:t>
+            </w:r>
+          </w:p>
+        </w:tc>
+        <w:tc>
+          <w:tcPr>
+            <w:tcW w:w="672" w:type="dxa"/>
+            <w:tcBorders>
+              <w:left w:val="none" w:sz="0" w:space="0" w:color="000000"/>
+              <w:bottom w:val="single" w:sz="4" w:space="0" w:color="auto"/>
+              <w:right w:val="none" w:sz="0" w:space="0" w:color="000000"/>
+            </w:tcBorders>
+            <w:shd w:val="clear" w:color="auto" w:fill="FEFEFE"/>
+            <w:tcMar>
+              <w:top w:w="12" w:type="dxa"/>
+              <w:left w:w="24" w:type="dxa"/>
+              <w:right w:w="24" w:type="dxa"/>
+            </w:tcMar>
+            <w:vAlign w:val="bottom"/>
+          </w:tcPr>
+          <w:p>
+            <w:pPr>
+              <w:autoSpaceDE w:val="0"/>
+              <w:autoSpaceDN w:val="0"/>
+              <w:adjustRightInd w:val="0"/>
+              <w:spacing w:after="0" w:line="240" w:lineRule="auto"/>
+              <w:jc w:val="right"/>
+              <w:rPr>
+                <w:rFonts w:ascii="Segoe UI" w:eastAsia="Times New Roman" w:hAnsi="Segoe UI" w:cs="Segoe UI"/>
+                <w:b/>
+                <w:bCs/>
+                <w:color w:val="000000"/>
+                <w:kern w:val="0"/>
+                <w:sz w:val="18"/>
+                <w:szCs w:val="15"/>
+              </w:rPr>
+            </w:pPr>
+            <w:r>
+              <w:rPr>
+                <w:rFonts w:ascii="Segoe UI" w:eastAsia="Times New Roman" w:hAnsi="Segoe UI" w:cs="Segoe UI"/>
+                <w:b/>
+                <w:bCs/>
+                <w:color w:val="000000"/>
+                <w:kern w:val="0"/>
+                <w:sz w:val="18"/>
+                <w:szCs w:val="15"/>
+              </w:rPr>
+              <w:t>Mean</w:t>
+            </w:r>
+          </w:p>
+        </w:tc>
+        <w:tc>
+          <w:tcPr>
+            <w:tcW w:w="703" w:type="dxa"/>
+            <w:tcBorders>
+              <w:left w:val="none" w:sz="0" w:space="0" w:color="000000"/>
+              <w:bottom w:val="single" w:sz="4" w:space="0" w:color="auto"/>
+              <w:right w:val="none" w:sz="0" w:space="0" w:color="000000"/>
+            </w:tcBorders>
+            <w:shd w:val="clear" w:color="auto" w:fill="FEFEFE"/>
+            <w:tcMar>
+              <w:top w:w="12" w:type="dxa"/>
+              <w:left w:w="24" w:type="dxa"/>
+              <w:right w:w="24" w:type="dxa"/>
+            </w:tcMar>
+            <w:vAlign w:val="bottom"/>
+          </w:tcPr>
+          <w:p>
+            <w:pPr>
+              <w:autoSpaceDE w:val="0"/>
+              <w:autoSpaceDN w:val="0"/>
+              <w:adjustRightInd w:val="0"/>
+              <w:spacing w:after="0" w:line="240" w:lineRule="auto"/>
+              <w:jc w:val="right"/>
+              <w:rPr>
+                <w:rFonts w:ascii="Segoe UI" w:eastAsia="Times New Roman" w:hAnsi="Segoe UI" w:cs="Segoe UI"/>
+                <w:b/>
+                <w:bCs/>
+                <w:color w:val="000000"/>
+                <w:kern w:val="0"/>
+                <w:sz w:val="18"/>
+                <w:szCs w:val="15"/>
+              </w:rPr>
+            </w:pPr>
+            <w:proofErr w:type="spellStart"/>
+            <w:r>
+              <w:rPr>
+                <w:rFonts w:ascii="Segoe UI" w:eastAsia="Times New Roman" w:hAnsi="Segoe UI" w:cs="Segoe UI"/>
+                <w:b/>
+                <w:bCs/>
+                <w:color w:val="000000"/>
+                <w:kern w:val="0"/>
+                <w:sz w:val="18"/>
+                <w:szCs w:val="15"/>
+              </w:rPr>
+              <w:t>StDev</w:t>
+            </w:r>
+            <w:proofErr w:type="spellEnd"/>
+          </w:p>
+        </w:tc>
+        <w:tc>
+          <w:tcPr>
+            <w:tcW w:w="1070" w:type="dxa"/>
+            <w:tcBorders>
+              <w:left w:val="none" w:sz="0" w:space="0" w:color="000000"/>
+              <w:bottom w:val="single" w:sz="4" w:space="0" w:color="auto"/>
+              <w:right w:val="none" w:sz="0" w:space="0" w:color="000000"/>
+            </w:tcBorders>
+            <w:shd w:val="clear" w:color="auto" w:fill="FEFEFE"/>
+            <w:tcMar>
+              <w:top w:w="12" w:type="dxa"/>
+              <w:left w:w="24" w:type="dxa"/>
+              <w:right w:w="24" w:type="dxa"/>
+            </w:tcMar>
+            <w:vAlign w:val="bottom"/>
+          </w:tcPr>
+          <w:p>
+            <w:pPr>
+              <w:autoSpaceDE w:val="0"/>
+              <w:autoSpaceDN w:val="0"/>
+              <w:adjustRightInd w:val="0"/>
+              <w:spacing w:after="0" w:line="240" w:lineRule="auto"/>
+              <w:jc w:val="right"/>
+              <w:rPr>
+                <w:rFonts w:ascii="Segoe UI" w:eastAsia="Times New Roman" w:hAnsi="Segoe UI" w:cs="Segoe UI"/>
+                <w:b/>
+                <w:bCs/>
+                <w:color w:val="000000"/>
+                <w:kern w:val="0"/>
+                <w:sz w:val="18"/>
+                <w:szCs w:val="15"/>
+              </w:rPr>
+            </w:pPr>
+            <w:r>
+              <w:rPr>
+                <w:rFonts w:ascii="Segoe UI" w:eastAsia="Times New Roman" w:hAnsi="Segoe UI" w:cs="Segoe UI"/>
+                <w:b/>
+                <w:bCs/>
+                <w:color w:val="000000"/>
+                <w:kern w:val="0"/>
+                <w:sz w:val="18"/>
+                <w:szCs w:val="15"/>
+              </w:rPr>
+              <w:t>Minimum</w:t>
+            </w:r>
+          </w:p>
+        </w:tc>
+        <w:tc>
+          <w:tcPr>
+            <w:tcW w:w="626" w:type="dxa"/>
+            <w:tcBorders>
+              <w:left w:val="none" w:sz="0" w:space="0" w:color="000000"/>
+              <w:bottom w:val="single" w:sz="4" w:space="0" w:color="auto"/>
+              <w:right w:val="none" w:sz="0" w:space="0" w:color="000000"/>
+            </w:tcBorders>
+            <w:shd w:val="clear" w:color="auto" w:fill="FEFEFE"/>
+            <w:tcMar>
+              <w:top w:w="12" w:type="dxa"/>
+              <w:left w:w="24" w:type="dxa"/>
+              <w:right w:w="24" w:type="dxa"/>
+            </w:tcMar>
+            <w:vAlign w:val="bottom"/>
+          </w:tcPr>
+          <w:p>
+            <w:pPr>
+              <w:autoSpaceDE w:val="0"/>
+              <w:autoSpaceDN w:val="0"/>
+              <w:adjustRightInd w:val="0"/>
+              <w:spacing w:after="0" w:line="240" w:lineRule="auto"/>
+              <w:jc w:val="right"/>
+              <w:rPr>
+                <w:rFonts w:ascii="Segoe UI" w:eastAsia="Times New Roman" w:hAnsi="Segoe UI" w:cs="Segoe UI"/>
+                <w:b/>
+                <w:bCs/>
+                <w:color w:val="000000"/>
+                <w:kern w:val="0"/>
+                <w:sz w:val="18"/>
+                <w:szCs w:val="15"/>
+              </w:rPr>
+            </w:pPr>
+            <w:r>
+              <w:rPr>
+                <w:rFonts w:ascii="Segoe UI" w:eastAsia="Times New Roman" w:hAnsi="Segoe UI" w:cs="Segoe UI"/>
+                <w:b/>
+                <w:bCs/>
+                <w:color w:val="000000"/>
+                <w:kern w:val="0"/>
+                <w:sz w:val="18"/>
+                <w:szCs w:val="15"/>
+              </w:rPr>
+              <w:t>Q1</w:t>
+            </w:r>
+          </w:p>
+        </w:tc>
+        <w:tc>
+          <w:tcPr>
+            <w:tcW w:w="856" w:type="dxa"/>
+            <w:tcBorders>
+              <w:left w:val="none" w:sz="0" w:space="0" w:color="000000"/>
+              <w:bottom w:val="single" w:sz="4" w:space="0" w:color="auto"/>
+              <w:right w:val="none" w:sz="0" w:space="0" w:color="000000"/>
+            </w:tcBorders>
+            <w:shd w:val="clear" w:color="auto" w:fill="FEFEFE"/>
+            <w:tcMar>
+              <w:top w:w="12" w:type="dxa"/>
+              <w:left w:w="24" w:type="dxa"/>
+              <w:right w:w="24" w:type="dxa"/>
+            </w:tcMar>
+            <w:vAlign w:val="bottom"/>
+          </w:tcPr>
+          <w:p>
+            <w:pPr>
+              <w:autoSpaceDE w:val="0"/>
+              <w:autoSpaceDN w:val="0"/>
+              <w:adjustRightInd w:val="0"/>
+              <w:spacing w:after="0" w:line="240" w:lineRule="auto"/>
+              <w:jc w:val="right"/>
+              <w:rPr>
+                <w:rFonts w:ascii="Segoe UI" w:eastAsia="Times New Roman" w:hAnsi="Segoe UI" w:cs="Segoe UI"/>
+                <w:b/>
+                <w:bCs/>
+                <w:color w:val="000000"/>
+                <w:kern w:val="0"/>
+                <w:sz w:val="18"/>
+                <w:szCs w:val="15"/>
+              </w:rPr>
+            </w:pPr>
+            <w:r>
+              <w:rPr>
+                <w:rFonts w:ascii="Segoe UI" w:eastAsia="Times New Roman" w:hAnsi="Segoe UI" w:cs="Segoe UI"/>
+                <w:b/>
+                <w:bCs/>
+                <w:color w:val="000000"/>
+                <w:kern w:val="0"/>
+                <w:sz w:val="18"/>
+                <w:szCs w:val="15"/>
+              </w:rPr>
+              <w:t>Median</w:t>
+            </w:r>
+          </w:p>
+        </w:tc>
+        <w:tc>
+          <w:tcPr>
+            <w:tcW w:w="626" w:type="dxa"/>
+            <w:tcBorders>
+              <w:left w:val="none" w:sz="0" w:space="0" w:color="000000"/>
+              <w:bottom w:val="single" w:sz="4" w:space="0" w:color="auto"/>
+              <w:right w:val="none" w:sz="0" w:space="0" w:color="000000"/>
+            </w:tcBorders>
+            <w:shd w:val="clear" w:color="auto" w:fill="FEFEFE"/>
+            <w:tcMar>
+              <w:top w:w="12" w:type="dxa"/>
+              <w:left w:w="24" w:type="dxa"/>
+              <w:right w:w="24" w:type="dxa"/>
+            </w:tcMar>
+            <w:vAlign w:val="bottom"/>
+          </w:tcPr>
+          <w:p>
+            <w:pPr>
+              <w:autoSpaceDE w:val="0"/>
+              <w:autoSpaceDN w:val="0"/>
+              <w:adjustRightInd w:val="0"/>
+              <w:spacing w:after="0" w:line="240" w:lineRule="auto"/>
+              <w:jc w:val="right"/>
+              <w:rPr>
+                <w:rFonts w:ascii="Segoe UI" w:eastAsia="Times New Roman" w:hAnsi="Segoe UI" w:cs="Segoe UI"/>
+                <w:b/>
+                <w:bCs/>
+                <w:color w:val="000000"/>
+                <w:kern w:val="0"/>
+                <w:sz w:val="18"/>
+                <w:szCs w:val="15"/>
+              </w:rPr>
+            </w:pPr>
+            <w:r>
+              <w:rPr>
+                <w:rFonts w:ascii="Segoe UI" w:eastAsia="Times New Roman" w:hAnsi="Segoe UI" w:cs="Segoe UI"/>
+                <w:b/>
+                <w:bCs/>
+                <w:color w:val="000000"/>
+                <w:kern w:val="0"/>
+                <w:sz w:val="18"/>
+                <w:szCs w:val="15"/>
+              </w:rPr>
+              <w:t>Q3</w:t>
+            </w:r>
+          </w:p>
+        </w:tc>
+        <w:tc>
+          <w:tcPr>
+            <w:tcW w:w="1100" w:type="dxa"/>
+            <w:tcBorders>
+              <w:left w:val="none" w:sz="0" w:space="0" w:color="000000"/>
+              <w:bottom w:val="single" w:sz="4" w:space="0" w:color="auto"/>
+              <w:right w:val="none" w:sz="0" w:space="0" w:color="000000"/>
+            </w:tcBorders>
+            <w:shd w:val="clear" w:color="auto" w:fill="FEFEFE"/>
+            <w:tcMar>
+              <w:top w:w="12" w:type="dxa"/>
+              <w:left w:w="24" w:type="dxa"/>
+              <w:right w:w="24" w:type="dxa"/>
+            </w:tcMar>
+            <w:vAlign w:val="bottom"/>
+          </w:tcPr>
+          <w:p>
+            <w:pPr>
+              <w:autoSpaceDE w:val="0"/>
+              <w:autoSpaceDN w:val="0"/>
+              <w:adjustRightInd w:val="0"/>
+              <w:spacing w:after="0" w:line="240" w:lineRule="auto"/>
+              <w:jc w:val="right"/>
+              <w:rPr>
+                <w:rFonts w:ascii="Segoe UI" w:eastAsia="Times New Roman" w:hAnsi="Segoe UI" w:cs="Segoe UI"/>
+                <w:b/>
+                <w:bCs/>
+                <w:color w:val="000000"/>
+                <w:kern w:val="0"/>
+                <w:sz w:val="18"/>
+                <w:szCs w:val="15"/>
+              </w:rPr>
+            </w:pPr>
+            <w:r>
+              <w:rPr>
+                <w:rFonts w:ascii="Segoe UI" w:eastAsia="Times New Roman" w:hAnsi="Segoe UI" w:cs="Segoe UI"/>
+                <w:b/>
+                <w:bCs/>
+                <w:color w:val="000000"/>
+                <w:kern w:val="0"/>
+                <w:sz w:val="18"/>
+                <w:szCs w:val="15"/>
+              </w:rPr>
+              <w:t>Maximum</w:t>
+            </w:r>
+          </w:p>
+        </w:tc>
+      </w:tr>
+      <w:tr>
+        <w:tblPrEx>
+          <w:tblCellMar>
+            <w:top w:w="0" w:type="dxa"/>
+            <w:bottom w:w="0" w:type="dxa"/>
+          </w:tblCellMar>
+        </w:tblPrEx>
+        <w:trPr>
+          <w:trHeight w:val="228"/>
+        </w:trPr>
+        <w:tc>
+          <w:tcPr>
+            <w:tcW w:w="932" w:type="dxa"/>
+            <w:tcBorders>
+              <w:top w:val="single" w:sz="4" w:space="0" w:color="auto"/>
+              <w:left w:val="nil"/>
+              <w:right w:val="nil"/>
+            </w:tcBorders>
+            <w:shd w:val="clear" w:color="auto" w:fill="FEFEFE"/>
+            <w:tcMar>
+              <w:top w:w="12" w:type="dxa"/>
+              <w:left w:w="24" w:type="dxa"/>
+              <w:right w:w="24" w:type="dxa"/>
+            </w:tcMar>
+          </w:tcPr>
+          <w:p>
+            <w:pPr>
+              <w:autoSpaceDE w:val="0"/>
+              <w:autoSpaceDN w:val="0"/>
+              <w:adjustRightInd w:val="0"/>
+              <w:spacing w:after="0" w:line="240" w:lineRule="auto"/>
+              <w:rPr>
+                <w:rFonts w:ascii="system-ui" w:eastAsia="Times New Roman" w:hAnsi="system-ui" w:cs="system-ui"/>
+                <w:color w:val="000000"/>
+                <w:kern w:val="0"/>
+                <w:sz w:val="18"/>
+                <w:szCs w:val="14"/>
+              </w:rPr>
+            </w:pPr>
+            <w:r>
+              <w:rPr>
+                <w:rFonts w:ascii="system-ui" w:eastAsia="Times New Roman" w:hAnsi="system-ui" w:cs="system-ui"/>
+                <w:color w:val="000000"/>
+                <w:kern w:val="0"/>
+                <w:sz w:val="18"/>
+                <w:szCs w:val="14"/>
+              </w:rPr>
+              <w:t>Results</w:t>
+            </w:r>
+          </w:p>
+        </w:tc>
+        <w:tc>
+          <w:tcPr>
+            <w:tcW w:w="947" w:type="dxa"/>
+            <w:tcBorders>
+              <w:top w:val="single" w:sz="4" w:space="0" w:color="auto"/>
+              <w:left w:val="nil"/>
+              <w:bottom w:val="single" w:sz="4" w:space="0" w:color="auto"/>
+              <w:right w:val="nil"/>
+            </w:tcBorders>
+            <w:shd w:val="clear" w:color="auto" w:fill="FEFEFE"/>
+            <w:tcMar>
+              <w:top w:w="12" w:type="dxa"/>
+              <w:left w:w="24" w:type="dxa"/>
+              <w:right w:w="24" w:type="dxa"/>
+            </w:tcMar>
+          </w:tcPr>
+          <w:p>
+            <w:pPr>
+              <w:autoSpaceDE w:val="0"/>
+              <w:autoSpaceDN w:val="0"/>
+              <w:adjustRightInd w:val="0"/>
+              <w:spacing w:after="0" w:line="240" w:lineRule="auto"/>
+              <w:rPr>
+                <w:rFonts w:ascii="system-ui" w:eastAsia="Times New Roman" w:hAnsi="system-ui" w:cs="system-ui"/>
+                <w:color w:val="000000"/>
+                <w:kern w:val="0"/>
+                <w:sz w:val="18"/>
+                <w:szCs w:val="14"/>
+              </w:rPr>
+            </w:pPr>
+            <w:r>
+              <w:rPr>
+                <w:rFonts w:ascii="system-ui" w:eastAsia="Times New Roman" w:hAnsi="system-ui" w:cs="system-ui"/>
+                <w:color w:val="000000"/>
+                <w:kern w:val="0"/>
+                <w:sz w:val="18"/>
+                <w:szCs w:val="14"/>
+              </w:rPr>
+              <w:t>Backstroke</w:t>
+            </w:r>
+          </w:p>
+        </w:tc>
+        <w:tc>
+          <w:tcPr>
+            <w:tcW w:w="397" w:type="dxa"/>
+            <w:tcBorders>
+              <w:top w:val="single" w:sz="4" w:space="0" w:color="auto"/>
+              <w:left w:val="nil"/>
+              <w:bottom w:val="single" w:sz="4" w:space="0" w:color="auto"/>
+              <w:right w:val="nil"/>
+            </w:tcBorders>
+            <w:shd w:val="clear" w:color="auto" w:fill="FEFEFE"/>
+            <w:tcMar>
+              <w:top w:w="12" w:type="dxa"/>
+              <w:left w:w="24" w:type="dxa"/>
+              <w:right w:w="24" w:type="dxa"/>
+            </w:tcMar>
+          </w:tcPr>
+          <w:p>
+            <w:pPr>
+              <w:autoSpaceDE w:val="0"/>
+              <w:autoSpaceDN w:val="0"/>
+              <w:adjustRightInd w:val="0"/>
+              <w:spacing w:after="0" w:line="240" w:lineRule="auto"/>
+              <w:jc w:val="right"/>
+              <w:rPr>
+                <w:rFonts w:ascii="system-ui" w:eastAsia="Times New Roman" w:hAnsi="system-ui" w:cs="system-ui"/>
+                <w:color w:val="000000"/>
+                <w:kern w:val="0"/>
+                <w:sz w:val="18"/>
+                <w:szCs w:val="14"/>
+              </w:rPr>
+            </w:pPr>
+            <w:r>
+              <w:rPr>
+                <w:rFonts w:ascii="system-ui" w:eastAsia="Times New Roman" w:hAnsi="system-ui" w:cs="system-ui"/>
+                <w:color w:val="000000"/>
+                <w:kern w:val="0"/>
+                <w:sz w:val="18"/>
+                <w:szCs w:val="14"/>
+              </w:rPr>
+              <w:t>29</w:t>
+            </w:r>
+          </w:p>
+        </w:tc>
+        <w:tc>
+          <w:tcPr>
+            <w:tcW w:w="672" w:type="dxa"/>
+            <w:tcBorders>
+              <w:top w:val="single" w:sz="4" w:space="0" w:color="auto"/>
+              <w:left w:val="nil"/>
+              <w:bottom w:val="single" w:sz="4" w:space="0" w:color="auto"/>
+              <w:right w:val="nil"/>
+            </w:tcBorders>
+            <w:shd w:val="clear" w:color="auto" w:fill="FEFEFE"/>
+            <w:tcMar>
+              <w:top w:w="12" w:type="dxa"/>
+              <w:left w:w="24" w:type="dxa"/>
+              <w:right w:w="24" w:type="dxa"/>
+            </w:tcMar>
+          </w:tcPr>
+          <w:p>
+            <w:pPr>
+              <w:autoSpaceDE w:val="0"/>
+              <w:autoSpaceDN w:val="0"/>
+              <w:adjustRightInd w:val="0"/>
+              <w:spacing w:after="0" w:line="240" w:lineRule="auto"/>
+              <w:jc w:val="right"/>
+              <w:rPr>
+                <w:rFonts w:ascii="system-ui" w:eastAsia="Times New Roman" w:hAnsi="system-ui" w:cs="system-ui"/>
+                <w:color w:val="000000"/>
+                <w:kern w:val="0"/>
+                <w:sz w:val="18"/>
+                <w:szCs w:val="14"/>
+              </w:rPr>
+            </w:pPr>
+            <w:r>
+              <w:rPr>
+                <w:rFonts w:ascii="system-ui" w:eastAsia="Times New Roman" w:hAnsi="system-ui" w:cs="system-ui"/>
+                <w:color w:val="000000"/>
+                <w:kern w:val="0"/>
+                <w:sz w:val="18"/>
+                <w:szCs w:val="14"/>
+              </w:rPr>
+              <w:t>58.859</w:t>
+            </w:r>
+          </w:p>
+        </w:tc>
+        <w:tc>
+          <w:tcPr>
+            <w:tcW w:w="703" w:type="dxa"/>
+            <w:tcBorders>
+              <w:top w:val="single" w:sz="4" w:space="0" w:color="auto"/>
+              <w:left w:val="nil"/>
+              <w:bottom w:val="single" w:sz="4" w:space="0" w:color="auto"/>
+              <w:right w:val="nil"/>
+            </w:tcBorders>
+            <w:shd w:val="clear" w:color="auto" w:fill="FEFEFE"/>
+            <w:tcMar>
+              <w:top w:w="12" w:type="dxa"/>
+              <w:left w:w="24" w:type="dxa"/>
+              <w:right w:w="24" w:type="dxa"/>
+            </w:tcMar>
+          </w:tcPr>
+          <w:p>
+            <w:pPr>
+              <w:autoSpaceDE w:val="0"/>
+              <w:autoSpaceDN w:val="0"/>
+              <w:adjustRightInd w:val="0"/>
+              <w:spacing w:after="0" w:line="240" w:lineRule="auto"/>
+              <w:jc w:val="right"/>
+              <w:rPr>
+                <w:rFonts w:ascii="system-ui" w:eastAsia="Times New Roman" w:hAnsi="system-ui" w:cs="system-ui"/>
+                <w:color w:val="000000"/>
+                <w:kern w:val="0"/>
+                <w:sz w:val="18"/>
+                <w:szCs w:val="14"/>
+              </w:rPr>
+            </w:pPr>
+            <w:r>
+              <w:rPr>
+                <w:rFonts w:ascii="system-ui" w:eastAsia="Times New Roman" w:hAnsi="system-ui" w:cs="system-ui"/>
+                <w:color w:val="000000"/>
+                <w:kern w:val="0"/>
+                <w:sz w:val="18"/>
+                <w:szCs w:val="14"/>
+              </w:rPr>
+              <w:t>0.523</w:t>
+            </w:r>
+          </w:p>
+        </w:tc>
+        <w:tc>
+          <w:tcPr>
+            <w:tcW w:w="1070" w:type="dxa"/>
+            <w:tcBorders>
+              <w:top w:val="single" w:sz="4" w:space="0" w:color="auto"/>
+              <w:left w:val="nil"/>
+              <w:bottom w:val="single" w:sz="4" w:space="0" w:color="auto"/>
+              <w:right w:val="nil"/>
+            </w:tcBorders>
+            <w:shd w:val="clear" w:color="auto" w:fill="FEFEFE"/>
+            <w:tcMar>
+              <w:top w:w="12" w:type="dxa"/>
+              <w:left w:w="24" w:type="dxa"/>
+              <w:right w:w="24" w:type="dxa"/>
+            </w:tcMar>
+          </w:tcPr>
+          <w:p>
+            <w:pPr>
+              <w:autoSpaceDE w:val="0"/>
+              <w:autoSpaceDN w:val="0"/>
+              <w:adjustRightInd w:val="0"/>
+              <w:spacing w:after="0" w:line="240" w:lineRule="auto"/>
+              <w:jc w:val="right"/>
+              <w:rPr>
+                <w:rFonts w:ascii="system-ui" w:eastAsia="Times New Roman" w:hAnsi="system-ui" w:cs="system-ui"/>
+                <w:color w:val="000000"/>
+                <w:kern w:val="0"/>
+                <w:sz w:val="18"/>
+                <w:szCs w:val="14"/>
+              </w:rPr>
+            </w:pPr>
+            <w:r>
+              <w:rPr>
+                <w:rFonts w:ascii="system-ui" w:eastAsia="Times New Roman" w:hAnsi="system-ui" w:cs="system-ui"/>
+                <w:color w:val="000000"/>
+                <w:kern w:val="0"/>
+                <w:sz w:val="18"/>
+                <w:szCs w:val="14"/>
+              </w:rPr>
+              <w:t>57.470</w:t>
+            </w:r>
+          </w:p>
+        </w:tc>
+        <w:tc>
+          <w:tcPr>
+            <w:tcW w:w="626" w:type="dxa"/>
+            <w:tcBorders>
+              <w:top w:val="single" w:sz="4" w:space="0" w:color="auto"/>
+              <w:left w:val="nil"/>
+              <w:bottom w:val="single" w:sz="4" w:space="0" w:color="auto"/>
+              <w:right w:val="nil"/>
+            </w:tcBorders>
+            <w:shd w:val="clear" w:color="auto" w:fill="FEFEFE"/>
+            <w:tcMar>
+              <w:top w:w="12" w:type="dxa"/>
+              <w:left w:w="24" w:type="dxa"/>
+              <w:right w:w="24" w:type="dxa"/>
+            </w:tcMar>
+          </w:tcPr>
+          <w:p>
+            <w:pPr>
+              <w:autoSpaceDE w:val="0"/>
+              <w:autoSpaceDN w:val="0"/>
+              <w:adjustRightInd w:val="0"/>
+              <w:spacing w:after="0" w:line="240" w:lineRule="auto"/>
+              <w:jc w:val="right"/>
+              <w:rPr>
+                <w:rFonts w:ascii="system-ui" w:eastAsia="Times New Roman" w:hAnsi="system-ui" w:cs="system-ui"/>
+                <w:color w:val="000000"/>
+                <w:kern w:val="0"/>
+                <w:sz w:val="18"/>
+                <w:szCs w:val="14"/>
+              </w:rPr>
+            </w:pPr>
+            <w:r>
+              <w:rPr>
+                <w:rFonts w:ascii="system-ui" w:eastAsia="Times New Roman" w:hAnsi="system-ui" w:cs="system-ui"/>
+                <w:color w:val="000000"/>
+                <w:kern w:val="0"/>
+                <w:sz w:val="18"/>
+                <w:szCs w:val="14"/>
+              </w:rPr>
+              <w:t>58.565</w:t>
+            </w:r>
+          </w:p>
+        </w:tc>
+        <w:tc>
+          <w:tcPr>
+            <w:tcW w:w="856" w:type="dxa"/>
+            <w:tcBorders>
+              <w:top w:val="single" w:sz="4" w:space="0" w:color="auto"/>
+              <w:left w:val="nil"/>
+              <w:bottom w:val="single" w:sz="4" w:space="0" w:color="auto"/>
+              <w:right w:val="nil"/>
+            </w:tcBorders>
+            <w:shd w:val="clear" w:color="auto" w:fill="FEFEFE"/>
+            <w:tcMar>
+              <w:top w:w="12" w:type="dxa"/>
+              <w:left w:w="24" w:type="dxa"/>
+              <w:right w:w="24" w:type="dxa"/>
+            </w:tcMar>
+          </w:tcPr>
+          <w:p>
+            <w:pPr>
+              <w:autoSpaceDE w:val="0"/>
+              <w:autoSpaceDN w:val="0"/>
+              <w:adjustRightInd w:val="0"/>
+              <w:spacing w:after="0" w:line="240" w:lineRule="auto"/>
+              <w:jc w:val="right"/>
+              <w:rPr>
+                <w:rFonts w:ascii="system-ui" w:eastAsia="Times New Roman" w:hAnsi="system-ui" w:cs="system-ui"/>
+                <w:color w:val="000000"/>
+                <w:kern w:val="0"/>
+                <w:sz w:val="18"/>
+                <w:szCs w:val="14"/>
+              </w:rPr>
+            </w:pPr>
+            <w:r>
+              <w:rPr>
+                <w:rFonts w:ascii="system-ui" w:eastAsia="Times New Roman" w:hAnsi="system-ui" w:cs="system-ui"/>
+                <w:color w:val="000000"/>
+                <w:kern w:val="0"/>
+                <w:sz w:val="18"/>
+                <w:szCs w:val="14"/>
+              </w:rPr>
+              <w:t>58.950</w:t>
+            </w:r>
+          </w:p>
+        </w:tc>
+        <w:tc>
+          <w:tcPr>
+            <w:tcW w:w="626" w:type="dxa"/>
+            <w:tcBorders>
+              <w:top w:val="single" w:sz="4" w:space="0" w:color="auto"/>
+              <w:left w:val="nil"/>
+              <w:bottom w:val="single" w:sz="4" w:space="0" w:color="auto"/>
+              <w:right w:val="nil"/>
+            </w:tcBorders>
+            <w:shd w:val="clear" w:color="auto" w:fill="FEFEFE"/>
+            <w:tcMar>
+              <w:top w:w="12" w:type="dxa"/>
+              <w:left w:w="24" w:type="dxa"/>
+              <w:right w:w="24" w:type="dxa"/>
+            </w:tcMar>
+          </w:tcPr>
+          <w:p>
+            <w:pPr>
+              <w:autoSpaceDE w:val="0"/>
+              <w:autoSpaceDN w:val="0"/>
+              <w:adjustRightInd w:val="0"/>
+              <w:spacing w:after="0" w:line="240" w:lineRule="auto"/>
+              <w:jc w:val="right"/>
+              <w:rPr>
+                <w:rFonts w:ascii="system-ui" w:eastAsia="Times New Roman" w:hAnsi="system-ui" w:cs="system-ui"/>
+                <w:color w:val="000000"/>
+                <w:kern w:val="0"/>
+                <w:sz w:val="18"/>
+                <w:szCs w:val="14"/>
+              </w:rPr>
+            </w:pPr>
+            <w:r>
+              <w:rPr>
+                <w:rFonts w:ascii="system-ui" w:eastAsia="Times New Roman" w:hAnsi="system-ui" w:cs="system-ui"/>
+                <w:color w:val="000000"/>
+                <w:kern w:val="0"/>
+                <w:sz w:val="18"/>
+                <w:szCs w:val="14"/>
+              </w:rPr>
+              <w:t>59.230</w:t>
+            </w:r>
+          </w:p>
+        </w:tc>
+        <w:tc>
+          <w:tcPr>
+            <w:tcW w:w="1100" w:type="dxa"/>
+            <w:tcBorders>
+              <w:top w:val="single" w:sz="4" w:space="0" w:color="auto"/>
+              <w:left w:val="nil"/>
+              <w:bottom w:val="single" w:sz="4" w:space="0" w:color="auto"/>
+              <w:right w:val="nil"/>
+            </w:tcBorders>
+            <w:shd w:val="clear" w:color="auto" w:fill="FEFEFE"/>
+            <w:tcMar>
+              <w:top w:w="12" w:type="dxa"/>
+              <w:left w:w="24" w:type="dxa"/>
+              <w:right w:w="24" w:type="dxa"/>
+            </w:tcMar>
+          </w:tcPr>
+          <w:p>
+            <w:pPr>
+              <w:autoSpaceDE w:val="0"/>
+              <w:autoSpaceDN w:val="0"/>
+              <w:adjustRightInd w:val="0"/>
+              <w:spacing w:after="0" w:line="240" w:lineRule="auto"/>
+              <w:jc w:val="right"/>
+              <w:rPr>
+                <w:rFonts w:ascii="system-ui" w:eastAsia="Times New Roman" w:hAnsi="system-ui" w:cs="system-ui"/>
+                <w:color w:val="000000"/>
+                <w:kern w:val="0"/>
+                <w:sz w:val="18"/>
+                <w:szCs w:val="14"/>
+              </w:rPr>
+            </w:pPr>
+            <w:r>
+              <w:rPr>
+                <w:rFonts w:ascii="system-ui" w:eastAsia="Times New Roman" w:hAnsi="system-ui" w:cs="system-ui"/>
+                <w:color w:val="000000"/>
+                <w:kern w:val="0"/>
+                <w:sz w:val="18"/>
+                <w:szCs w:val="14"/>
+              </w:rPr>
+              <w:t>59.720</w:t>
+            </w:r>
+          </w:p>
+        </w:tc>
+      </w:tr>
+      <w:tr>
+        <w:tblPrEx>
+          <w:tblCellMar>
+            <w:top w:w="0" w:type="dxa"/>
+            <w:bottom w:w="0" w:type="dxa"/>
+          </w:tblCellMar>
+        </w:tblPrEx>
+        <w:trPr>
+          <w:trHeight w:val="228"/>
+        </w:trPr>
+        <w:tc>
+          <w:tcPr>
+            <w:tcW w:w="932" w:type="dxa"/>
+            <w:tcBorders>
+              <w:left w:val="nil"/>
+              <w:right w:val="nil"/>
+            </w:tcBorders>
+            <w:shd w:val="clear" w:color="auto" w:fill="FEFEFE"/>
+            <w:tcMar>
+              <w:left w:w="24" w:type="dxa"/>
+              <w:right w:w="24" w:type="dxa"/>
+            </w:tcMar>
+          </w:tcPr>
+          <w:p>
+            <w:pPr>
+              <w:autoSpaceDE w:val="0"/>
+              <w:autoSpaceDN w:val="0"/>
+              <w:adjustRightInd w:val="0"/>
+              <w:spacing w:after="0" w:line="240" w:lineRule="auto"/>
+              <w:rPr>
+                <w:rFonts w:ascii="system-ui" w:eastAsia="Times New Roman" w:hAnsi="system-ui" w:cs="system-ui"/>
+                <w:color w:val="000000"/>
+                <w:kern w:val="0"/>
+                <w:sz w:val="18"/>
+                <w:szCs w:val="14"/>
+              </w:rPr>
+            </w:pPr>
+            <w:r>
+              <w:rPr>
+                <w:rFonts w:ascii="system-ui" w:eastAsia="Times New Roman" w:hAnsi="system-ui" w:cs="system-ui"/>
+                <w:color w:val="000000"/>
+                <w:kern w:val="0"/>
+                <w:sz w:val="18"/>
+                <w:szCs w:val="14"/>
+              </w:rPr>
+              <w:t> </w:t>
+            </w:r>
+          </w:p>
+        </w:tc>
+        <w:tc>
+          <w:tcPr>
+            <w:tcW w:w="947" w:type="dxa"/>
+            <w:tcBorders>
+              <w:top w:val="single" w:sz="4" w:space="0" w:color="auto"/>
+              <w:left w:val="nil"/>
+              <w:bottom w:val="single" w:sz="4" w:space="0" w:color="auto"/>
+              <w:right w:val="nil"/>
+            </w:tcBorders>
+            <w:shd w:val="clear" w:color="auto" w:fill="FEFEFE"/>
+            <w:tcMar>
+              <w:top w:w="12" w:type="dxa"/>
+              <w:left w:w="24" w:type="dxa"/>
+              <w:right w:w="24" w:type="dxa"/>
+            </w:tcMar>
+          </w:tcPr>
+          <w:p>
+            <w:pPr>
+              <w:autoSpaceDE w:val="0"/>
+              <w:autoSpaceDN w:val="0"/>
+              <w:adjustRightInd w:val="0"/>
+              <w:spacing w:after="0" w:line="240" w:lineRule="auto"/>
+              <w:rPr>
+                <w:rFonts w:ascii="system-ui" w:eastAsia="Times New Roman" w:hAnsi="system-ui" w:cs="system-ui"/>
+                <w:color w:val="000000"/>
+                <w:kern w:val="0"/>
+                <w:sz w:val="18"/>
+                <w:szCs w:val="14"/>
+              </w:rPr>
+            </w:pPr>
+            <w:r>
+              <w:rPr>
+                <w:rFonts w:ascii="system-ui" w:eastAsia="Times New Roman" w:hAnsi="system-ui" w:cs="system-ui"/>
+                <w:color w:val="000000"/>
+                <w:kern w:val="0"/>
+                <w:sz w:val="18"/>
+                <w:szCs w:val="14"/>
+              </w:rPr>
+              <w:t>Butterfly</w:t>
+            </w:r>
+          </w:p>
+        </w:tc>
+        <w:tc>
+          <w:tcPr>
+            <w:tcW w:w="397" w:type="dxa"/>
+            <w:tcBorders>
+              <w:top w:val="single" w:sz="4" w:space="0" w:color="auto"/>
+              <w:left w:val="nil"/>
+              <w:bottom w:val="single" w:sz="4" w:space="0" w:color="auto"/>
+              <w:right w:val="nil"/>
+            </w:tcBorders>
+            <w:shd w:val="clear" w:color="auto" w:fill="FEFEFE"/>
+            <w:tcMar>
+              <w:top w:w="12" w:type="dxa"/>
+              <w:left w:w="24" w:type="dxa"/>
+              <w:right w:w="24" w:type="dxa"/>
+            </w:tcMar>
+          </w:tcPr>
+          <w:p>
+            <w:pPr>
+              <w:autoSpaceDE w:val="0"/>
+              <w:autoSpaceDN w:val="0"/>
+              <w:adjustRightInd w:val="0"/>
+              <w:spacing w:after="0" w:line="240" w:lineRule="auto"/>
+              <w:jc w:val="right"/>
+              <w:rPr>
+                <w:rFonts w:ascii="system-ui" w:eastAsia="Times New Roman" w:hAnsi="system-ui" w:cs="system-ui"/>
+                <w:color w:val="000000"/>
+                <w:kern w:val="0"/>
+                <w:sz w:val="18"/>
+                <w:szCs w:val="14"/>
+              </w:rPr>
+            </w:pPr>
+            <w:r>
+              <w:rPr>
+                <w:rFonts w:ascii="system-ui" w:eastAsia="Times New Roman" w:hAnsi="system-ui" w:cs="system-ui"/>
+                <w:color w:val="000000"/>
+                <w:kern w:val="0"/>
+                <w:sz w:val="18"/>
+                <w:szCs w:val="14"/>
+              </w:rPr>
+              <w:t>61</w:t>
+            </w:r>
+          </w:p>
+        </w:tc>
+        <w:tc>
+          <w:tcPr>
+            <w:tcW w:w="672" w:type="dxa"/>
+            <w:tcBorders>
+              <w:top w:val="single" w:sz="4" w:space="0" w:color="auto"/>
+              <w:left w:val="nil"/>
+              <w:bottom w:val="single" w:sz="4" w:space="0" w:color="auto"/>
+              <w:right w:val="nil"/>
+            </w:tcBorders>
+            <w:shd w:val="clear" w:color="auto" w:fill="FEFEFE"/>
+            <w:tcMar>
+              <w:top w:w="12" w:type="dxa"/>
+              <w:left w:w="24" w:type="dxa"/>
+              <w:right w:w="24" w:type="dxa"/>
+            </w:tcMar>
+          </w:tcPr>
+          <w:p>
+            <w:pPr>
+              <w:autoSpaceDE w:val="0"/>
+              <w:autoSpaceDN w:val="0"/>
+              <w:adjustRightInd w:val="0"/>
+              <w:spacing w:after="0" w:line="240" w:lineRule="auto"/>
+              <w:jc w:val="right"/>
+              <w:rPr>
+                <w:rFonts w:ascii="system-ui" w:eastAsia="Times New Roman" w:hAnsi="system-ui" w:cs="system-ui"/>
+                <w:color w:val="000000"/>
+                <w:kern w:val="0"/>
+                <w:sz w:val="18"/>
+                <w:szCs w:val="14"/>
+              </w:rPr>
+            </w:pPr>
+            <w:r>
+              <w:rPr>
+                <w:rFonts w:ascii="system-ui" w:eastAsia="Times New Roman" w:hAnsi="system-ui" w:cs="system-ui"/>
+                <w:color w:val="000000"/>
+                <w:kern w:val="0"/>
+                <w:sz w:val="18"/>
+                <w:szCs w:val="14"/>
+              </w:rPr>
+              <w:t>57.860</w:t>
+            </w:r>
+          </w:p>
+        </w:tc>
+        <w:tc>
+          <w:tcPr>
+            <w:tcW w:w="703" w:type="dxa"/>
+            <w:tcBorders>
+              <w:top w:val="single" w:sz="4" w:space="0" w:color="auto"/>
+              <w:left w:val="nil"/>
+              <w:bottom w:val="single" w:sz="4" w:space="0" w:color="auto"/>
+              <w:right w:val="nil"/>
+            </w:tcBorders>
+            <w:shd w:val="clear" w:color="auto" w:fill="FEFEFE"/>
+            <w:tcMar>
+              <w:top w:w="12" w:type="dxa"/>
+              <w:left w:w="24" w:type="dxa"/>
+              <w:right w:w="24" w:type="dxa"/>
+            </w:tcMar>
+          </w:tcPr>
+          <w:p>
+            <w:pPr>
+              <w:autoSpaceDE w:val="0"/>
+              <w:autoSpaceDN w:val="0"/>
+              <w:adjustRightInd w:val="0"/>
+              <w:spacing w:after="0" w:line="240" w:lineRule="auto"/>
+              <w:jc w:val="right"/>
+              <w:rPr>
+                <w:rFonts w:ascii="system-ui" w:eastAsia="Times New Roman" w:hAnsi="system-ui" w:cs="system-ui"/>
+                <w:color w:val="000000"/>
+                <w:kern w:val="0"/>
+                <w:sz w:val="18"/>
+                <w:szCs w:val="14"/>
+              </w:rPr>
+            </w:pPr>
+            <w:r>
+              <w:rPr>
+                <w:rFonts w:ascii="system-ui" w:eastAsia="Times New Roman" w:hAnsi="system-ui" w:cs="system-ui"/>
+                <w:color w:val="000000"/>
+                <w:kern w:val="0"/>
+                <w:sz w:val="18"/>
+                <w:szCs w:val="14"/>
+              </w:rPr>
+              <w:t>1.240</w:t>
+            </w:r>
+          </w:p>
+        </w:tc>
+        <w:tc>
+          <w:tcPr>
+            <w:tcW w:w="1070" w:type="dxa"/>
+            <w:tcBorders>
+              <w:top w:val="single" w:sz="4" w:space="0" w:color="auto"/>
+              <w:left w:val="nil"/>
+              <w:bottom w:val="single" w:sz="4" w:space="0" w:color="auto"/>
+              <w:right w:val="nil"/>
+            </w:tcBorders>
+            <w:shd w:val="clear" w:color="auto" w:fill="FEFEFE"/>
+            <w:tcMar>
+              <w:top w:w="12" w:type="dxa"/>
+              <w:left w:w="24" w:type="dxa"/>
+              <w:right w:w="24" w:type="dxa"/>
+            </w:tcMar>
+          </w:tcPr>
+          <w:p>
+            <w:pPr>
+              <w:autoSpaceDE w:val="0"/>
+              <w:autoSpaceDN w:val="0"/>
+              <w:adjustRightInd w:val="0"/>
+              <w:spacing w:after="0" w:line="240" w:lineRule="auto"/>
+              <w:jc w:val="right"/>
+              <w:rPr>
+                <w:rFonts w:ascii="system-ui" w:eastAsia="Times New Roman" w:hAnsi="system-ui" w:cs="system-ui"/>
+                <w:color w:val="000000"/>
+                <w:kern w:val="0"/>
+                <w:sz w:val="18"/>
+                <w:szCs w:val="14"/>
+              </w:rPr>
+            </w:pPr>
+            <w:r>
+              <w:rPr>
+                <w:rFonts w:ascii="system-ui" w:eastAsia="Times New Roman" w:hAnsi="system-ui" w:cs="system-ui"/>
+                <w:color w:val="000000"/>
+                <w:kern w:val="0"/>
+                <w:sz w:val="18"/>
+                <w:szCs w:val="14"/>
+              </w:rPr>
+              <w:t>55.480</w:t>
+            </w:r>
+          </w:p>
+        </w:tc>
+        <w:tc>
+          <w:tcPr>
+            <w:tcW w:w="626" w:type="dxa"/>
+            <w:tcBorders>
+              <w:top w:val="single" w:sz="4" w:space="0" w:color="auto"/>
+              <w:left w:val="nil"/>
+              <w:bottom w:val="single" w:sz="4" w:space="0" w:color="auto"/>
+              <w:right w:val="nil"/>
+            </w:tcBorders>
+            <w:shd w:val="clear" w:color="auto" w:fill="FEFEFE"/>
+            <w:tcMar>
+              <w:top w:w="12" w:type="dxa"/>
+              <w:left w:w="24" w:type="dxa"/>
+              <w:right w:w="24" w:type="dxa"/>
+            </w:tcMar>
+          </w:tcPr>
+          <w:p>
+            <w:pPr>
+              <w:autoSpaceDE w:val="0"/>
+              <w:autoSpaceDN w:val="0"/>
+              <w:adjustRightInd w:val="0"/>
+              <w:spacing w:after="0" w:line="240" w:lineRule="auto"/>
+              <w:jc w:val="right"/>
+              <w:rPr>
+                <w:rFonts w:ascii="system-ui" w:eastAsia="Times New Roman" w:hAnsi="system-ui" w:cs="system-ui"/>
+                <w:color w:val="000000"/>
+                <w:kern w:val="0"/>
+                <w:sz w:val="18"/>
+                <w:szCs w:val="14"/>
+              </w:rPr>
+            </w:pPr>
+            <w:r>
+              <w:rPr>
+                <w:rFonts w:ascii="system-ui" w:eastAsia="Times New Roman" w:hAnsi="system-ui" w:cs="system-ui"/>
+                <w:color w:val="000000"/>
+                <w:kern w:val="0"/>
+                <w:sz w:val="18"/>
+                <w:szCs w:val="14"/>
+              </w:rPr>
+              <w:t>56.890</w:t>
+            </w:r>
+          </w:p>
+        </w:tc>
+        <w:tc>
+          <w:tcPr>
+            <w:tcW w:w="856" w:type="dxa"/>
+            <w:tcBorders>
+              <w:top w:val="single" w:sz="4" w:space="0" w:color="auto"/>
+              <w:left w:val="nil"/>
+              <w:bottom w:val="single" w:sz="4" w:space="0" w:color="auto"/>
+              <w:right w:val="nil"/>
+            </w:tcBorders>
+            <w:shd w:val="clear" w:color="auto" w:fill="FEFEFE"/>
+            <w:tcMar>
+              <w:top w:w="12" w:type="dxa"/>
+              <w:left w:w="24" w:type="dxa"/>
+              <w:right w:w="24" w:type="dxa"/>
+            </w:tcMar>
+          </w:tcPr>
+          <w:p>
+            <w:pPr>
+              <w:autoSpaceDE w:val="0"/>
+              <w:autoSpaceDN w:val="0"/>
+              <w:adjustRightInd w:val="0"/>
+              <w:spacing w:after="0" w:line="240" w:lineRule="auto"/>
+              <w:jc w:val="right"/>
+              <w:rPr>
+                <w:rFonts w:ascii="system-ui" w:eastAsia="Times New Roman" w:hAnsi="system-ui" w:cs="system-ui"/>
+                <w:color w:val="000000"/>
+                <w:kern w:val="0"/>
+                <w:sz w:val="18"/>
+                <w:szCs w:val="14"/>
+              </w:rPr>
+            </w:pPr>
+            <w:r>
+              <w:rPr>
+                <w:rFonts w:ascii="system-ui" w:eastAsia="Times New Roman" w:hAnsi="system-ui" w:cs="system-ui"/>
+                <w:color w:val="000000"/>
+                <w:kern w:val="0"/>
+                <w:sz w:val="18"/>
+                <w:szCs w:val="14"/>
+              </w:rPr>
+              <w:t>57.970</w:t>
+            </w:r>
+          </w:p>
+        </w:tc>
+        <w:tc>
+          <w:tcPr>
+            <w:tcW w:w="626" w:type="dxa"/>
+            <w:tcBorders>
+              <w:top w:val="single" w:sz="4" w:space="0" w:color="auto"/>
+              <w:left w:val="nil"/>
+              <w:bottom w:val="single" w:sz="4" w:space="0" w:color="auto"/>
+              <w:right w:val="nil"/>
+            </w:tcBorders>
+            <w:shd w:val="clear" w:color="auto" w:fill="FEFEFE"/>
+            <w:tcMar>
+              <w:top w:w="12" w:type="dxa"/>
+              <w:left w:w="24" w:type="dxa"/>
+              <w:right w:w="24" w:type="dxa"/>
+            </w:tcMar>
+          </w:tcPr>
+          <w:p>
+            <w:pPr>
+              <w:autoSpaceDE w:val="0"/>
+              <w:autoSpaceDN w:val="0"/>
+              <w:adjustRightInd w:val="0"/>
+              <w:spacing w:after="0" w:line="240" w:lineRule="auto"/>
+              <w:jc w:val="right"/>
+              <w:rPr>
+                <w:rFonts w:ascii="system-ui" w:eastAsia="Times New Roman" w:hAnsi="system-ui" w:cs="system-ui"/>
+                <w:color w:val="000000"/>
+                <w:kern w:val="0"/>
+                <w:sz w:val="18"/>
+                <w:szCs w:val="14"/>
+              </w:rPr>
+            </w:pPr>
+            <w:r>
+              <w:rPr>
+                <w:rFonts w:ascii="system-ui" w:eastAsia="Times New Roman" w:hAnsi="system-ui" w:cs="system-ui"/>
+                <w:color w:val="000000"/>
+                <w:kern w:val="0"/>
+                <w:sz w:val="18"/>
+                <w:szCs w:val="14"/>
+              </w:rPr>
+              <w:t>59.035</w:t>
+            </w:r>
+          </w:p>
+        </w:tc>
+        <w:tc>
+          <w:tcPr>
+            <w:tcW w:w="1100" w:type="dxa"/>
+            <w:tcBorders>
+              <w:top w:val="single" w:sz="4" w:space="0" w:color="auto"/>
+              <w:left w:val="nil"/>
+              <w:bottom w:val="single" w:sz="4" w:space="0" w:color="auto"/>
+              <w:right w:val="nil"/>
+            </w:tcBorders>
+            <w:shd w:val="clear" w:color="auto" w:fill="FEFEFE"/>
+            <w:tcMar>
+              <w:top w:w="12" w:type="dxa"/>
+              <w:left w:w="24" w:type="dxa"/>
+              <w:right w:w="24" w:type="dxa"/>
+            </w:tcMar>
+          </w:tcPr>
+          <w:p>
+            <w:pPr>
+              <w:autoSpaceDE w:val="0"/>
+              <w:autoSpaceDN w:val="0"/>
+              <w:adjustRightInd w:val="0"/>
+              <w:spacing w:after="0" w:line="240" w:lineRule="auto"/>
+              <w:jc w:val="right"/>
+              <w:rPr>
+                <w:rFonts w:ascii="system-ui" w:eastAsia="Times New Roman" w:hAnsi="system-ui" w:cs="system-ui"/>
+                <w:color w:val="000000"/>
+                <w:kern w:val="0"/>
+                <w:sz w:val="18"/>
+                <w:szCs w:val="14"/>
+              </w:rPr>
+            </w:pPr>
+            <w:r>
+              <w:rPr>
+                <w:rFonts w:ascii="system-ui" w:eastAsia="Times New Roman" w:hAnsi="system-ui" w:cs="system-ui"/>
+                <w:color w:val="000000"/>
+                <w:kern w:val="0"/>
+                <w:sz w:val="18"/>
+                <w:szCs w:val="14"/>
+              </w:rPr>
+              <w:t>59.830</w:t>
+            </w:r>
+          </w:p>
+        </w:tc>
+      </w:tr>
+      <w:tr>
+        <w:tblPrEx>
+          <w:tblCellMar>
+            <w:top w:w="0" w:type="dxa"/>
+            <w:bottom w:w="0" w:type="dxa"/>
+          </w:tblCellMar>
+        </w:tblPrEx>
+        <w:trPr>
+          <w:trHeight w:val="246"/>
+        </w:trPr>
+        <w:tc>
+          <w:tcPr>
+            <w:tcW w:w="932" w:type="dxa"/>
+            <w:tcBorders>
+              <w:left w:val="nil"/>
+              <w:bottom w:val="nil"/>
+              <w:right w:val="nil"/>
+            </w:tcBorders>
+            <w:shd w:val="clear" w:color="auto" w:fill="FEFEFE"/>
+            <w:tcMar>
+              <w:left w:w="24" w:type="dxa"/>
+              <w:right w:w="24" w:type="dxa"/>
+            </w:tcMar>
+          </w:tcPr>
+          <w:p>
+            <w:pPr>
+              <w:autoSpaceDE w:val="0"/>
+              <w:autoSpaceDN w:val="0"/>
+              <w:adjustRightInd w:val="0"/>
+              <w:spacing w:after="0" w:line="240" w:lineRule="auto"/>
+              <w:rPr>
+                <w:rFonts w:ascii="system-ui" w:eastAsia="Times New Roman" w:hAnsi="system-ui" w:cs="system-ui"/>
+                <w:color w:val="000000"/>
+                <w:kern w:val="0"/>
+                <w:sz w:val="18"/>
+                <w:szCs w:val="14"/>
+              </w:rPr>
+            </w:pPr>
+            <w:r>
+              <w:rPr>
+                <w:rFonts w:ascii="system-ui" w:eastAsia="Times New Roman" w:hAnsi="system-ui" w:cs="system-ui"/>
+                <w:color w:val="000000"/>
+                <w:kern w:val="0"/>
+                <w:sz w:val="18"/>
+                <w:szCs w:val="14"/>
+              </w:rPr>
+              <w:t> </w:t>
+            </w:r>
+          </w:p>
+        </w:tc>
+        <w:tc>
+          <w:tcPr>
+            <w:tcW w:w="947" w:type="dxa"/>
+            <w:tcBorders>
+              <w:top w:val="single" w:sz="4" w:space="0" w:color="auto"/>
+              <w:left w:val="nil"/>
+              <w:bottom w:val="nil"/>
+              <w:right w:val="nil"/>
+            </w:tcBorders>
+            <w:shd w:val="clear" w:color="auto" w:fill="FEFEFE"/>
+            <w:tcMar>
+              <w:top w:w="12" w:type="dxa"/>
+              <w:left w:w="24" w:type="dxa"/>
+              <w:right w:w="24" w:type="dxa"/>
+            </w:tcMar>
+          </w:tcPr>
+          <w:p>
+            <w:pPr>
+              <w:autoSpaceDE w:val="0"/>
+              <w:autoSpaceDN w:val="0"/>
+              <w:adjustRightInd w:val="0"/>
+              <w:spacing w:after="0" w:line="240" w:lineRule="auto"/>
+              <w:rPr>
+                <w:rFonts w:ascii="system-ui" w:eastAsia="Times New Roman" w:hAnsi="system-ui" w:cs="system-ui"/>
+                <w:color w:val="000000"/>
+                <w:kern w:val="0"/>
+                <w:sz w:val="18"/>
+                <w:szCs w:val="14"/>
+              </w:rPr>
+            </w:pPr>
+            <w:r>
+              <w:rPr>
+                <w:rFonts w:ascii="system-ui" w:eastAsia="Times New Roman" w:hAnsi="system-ui" w:cs="system-ui"/>
+                <w:color w:val="000000"/>
+                <w:kern w:val="0"/>
+                <w:sz w:val="18"/>
+                <w:szCs w:val="14"/>
+              </w:rPr>
+              <w:t>Freestyle</w:t>
+            </w:r>
+          </w:p>
+        </w:tc>
+        <w:tc>
+          <w:tcPr>
+            <w:tcW w:w="397" w:type="dxa"/>
+            <w:tcBorders>
+              <w:top w:val="single" w:sz="4" w:space="0" w:color="auto"/>
+              <w:left w:val="nil"/>
+              <w:bottom w:val="nil"/>
+              <w:right w:val="nil"/>
+            </w:tcBorders>
+            <w:shd w:val="clear" w:color="auto" w:fill="FEFEFE"/>
+            <w:tcMar>
+              <w:top w:w="12" w:type="dxa"/>
+              <w:left w:w="24" w:type="dxa"/>
+              <w:right w:w="24" w:type="dxa"/>
+            </w:tcMar>
+          </w:tcPr>
+          <w:p>
+            <w:pPr>
+              <w:autoSpaceDE w:val="0"/>
+              <w:autoSpaceDN w:val="0"/>
+              <w:adjustRightInd w:val="0"/>
+              <w:spacing w:after="0" w:line="240" w:lineRule="auto"/>
+              <w:jc w:val="right"/>
+              <w:rPr>
+                <w:rFonts w:ascii="system-ui" w:eastAsia="Times New Roman" w:hAnsi="system-ui" w:cs="system-ui"/>
+                <w:color w:val="000000"/>
+                <w:kern w:val="0"/>
+                <w:sz w:val="18"/>
+                <w:szCs w:val="14"/>
+              </w:rPr>
+            </w:pPr>
+            <w:r>
+              <w:rPr>
+                <w:rFonts w:ascii="system-ui" w:eastAsia="Times New Roman" w:hAnsi="system-ui" w:cs="system-ui"/>
+                <w:color w:val="000000"/>
+                <w:kern w:val="0"/>
+                <w:sz w:val="18"/>
+                <w:szCs w:val="14"/>
+              </w:rPr>
+              <w:t>104</w:t>
+            </w:r>
+          </w:p>
+        </w:tc>
+        <w:tc>
+          <w:tcPr>
+            <w:tcW w:w="672" w:type="dxa"/>
+            <w:tcBorders>
+              <w:top w:val="single" w:sz="4" w:space="0" w:color="auto"/>
+              <w:left w:val="nil"/>
+              <w:bottom w:val="nil"/>
+              <w:right w:val="nil"/>
+            </w:tcBorders>
+            <w:shd w:val="clear" w:color="auto" w:fill="FEFEFE"/>
+            <w:tcMar>
+              <w:top w:w="12" w:type="dxa"/>
+              <w:left w:w="24" w:type="dxa"/>
+              <w:right w:w="24" w:type="dxa"/>
+            </w:tcMar>
+          </w:tcPr>
+          <w:p>
+            <w:pPr>
+              <w:autoSpaceDE w:val="0"/>
+              <w:autoSpaceDN w:val="0"/>
+              <w:adjustRightInd w:val="0"/>
+              <w:spacing w:after="0" w:line="240" w:lineRule="auto"/>
+              <w:jc w:val="right"/>
+              <w:rPr>
+                <w:rFonts w:ascii="system-ui" w:eastAsia="Times New Roman" w:hAnsi="system-ui" w:cs="system-ui"/>
+                <w:color w:val="000000"/>
+                <w:kern w:val="0"/>
+                <w:sz w:val="18"/>
+                <w:szCs w:val="14"/>
+              </w:rPr>
+            </w:pPr>
+            <w:r>
+              <w:rPr>
+                <w:rFonts w:ascii="system-ui" w:eastAsia="Times New Roman" w:hAnsi="system-ui" w:cs="system-ui"/>
+                <w:color w:val="000000"/>
+                <w:kern w:val="0"/>
+                <w:sz w:val="18"/>
+                <w:szCs w:val="14"/>
+              </w:rPr>
+              <w:t>55.269</w:t>
+            </w:r>
+          </w:p>
+        </w:tc>
+        <w:tc>
+          <w:tcPr>
+            <w:tcW w:w="703" w:type="dxa"/>
+            <w:tcBorders>
+              <w:top w:val="single" w:sz="4" w:space="0" w:color="auto"/>
+              <w:left w:val="nil"/>
+              <w:bottom w:val="nil"/>
+              <w:right w:val="nil"/>
+            </w:tcBorders>
+            <w:shd w:val="clear" w:color="auto" w:fill="FEFEFE"/>
+            <w:tcMar>
+              <w:top w:w="12" w:type="dxa"/>
+              <w:left w:w="24" w:type="dxa"/>
+              <w:right w:w="24" w:type="dxa"/>
+            </w:tcMar>
+          </w:tcPr>
+          <w:p>
+            <w:pPr>
+              <w:autoSpaceDE w:val="0"/>
+              <w:autoSpaceDN w:val="0"/>
+              <w:adjustRightInd w:val="0"/>
+              <w:spacing w:after="0" w:line="240" w:lineRule="auto"/>
+              <w:jc w:val="right"/>
+              <w:rPr>
+                <w:rFonts w:ascii="system-ui" w:eastAsia="Times New Roman" w:hAnsi="system-ui" w:cs="system-ui"/>
+                <w:color w:val="000000"/>
+                <w:kern w:val="0"/>
+                <w:sz w:val="18"/>
+                <w:szCs w:val="14"/>
+              </w:rPr>
+            </w:pPr>
+            <w:r>
+              <w:rPr>
+                <w:rFonts w:ascii="system-ui" w:eastAsia="Times New Roman" w:hAnsi="system-ui" w:cs="system-ui"/>
+                <w:color w:val="000000"/>
+                <w:kern w:val="0"/>
+                <w:sz w:val="18"/>
+                <w:szCs w:val="14"/>
+              </w:rPr>
+              <w:t>1.885</w:t>
+            </w:r>
+          </w:p>
+        </w:tc>
+        <w:tc>
+          <w:tcPr>
+            <w:tcW w:w="1070" w:type="dxa"/>
+            <w:tcBorders>
+              <w:top w:val="single" w:sz="4" w:space="0" w:color="auto"/>
+              <w:left w:val="nil"/>
+              <w:bottom w:val="nil"/>
+              <w:right w:val="nil"/>
+            </w:tcBorders>
+            <w:shd w:val="clear" w:color="auto" w:fill="FEFEFE"/>
+            <w:tcMar>
+              <w:top w:w="12" w:type="dxa"/>
+              <w:left w:w="24" w:type="dxa"/>
+              <w:right w:w="24" w:type="dxa"/>
+            </w:tcMar>
+          </w:tcPr>
+          <w:p>
+            <w:pPr>
+              <w:autoSpaceDE w:val="0"/>
+              <w:autoSpaceDN w:val="0"/>
+              <w:adjustRightInd w:val="0"/>
+              <w:spacing w:after="0" w:line="240" w:lineRule="auto"/>
+              <w:jc w:val="right"/>
+              <w:rPr>
+                <w:rFonts w:ascii="system-ui" w:eastAsia="Times New Roman" w:hAnsi="system-ui" w:cs="system-ui"/>
+                <w:color w:val="000000"/>
+                <w:kern w:val="0"/>
+                <w:sz w:val="18"/>
+                <w:szCs w:val="14"/>
+              </w:rPr>
+            </w:pPr>
+            <w:r>
+              <w:rPr>
+                <w:rFonts w:ascii="system-ui" w:eastAsia="Times New Roman" w:hAnsi="system-ui" w:cs="system-ui"/>
+                <w:color w:val="000000"/>
+                <w:kern w:val="0"/>
+                <w:sz w:val="18"/>
+                <w:szCs w:val="14"/>
+              </w:rPr>
+              <w:t>51.960</w:t>
+            </w:r>
+          </w:p>
+        </w:tc>
+        <w:tc>
+          <w:tcPr>
+            <w:tcW w:w="626" w:type="dxa"/>
+            <w:tcBorders>
+              <w:top w:val="single" w:sz="4" w:space="0" w:color="auto"/>
+              <w:left w:val="nil"/>
+              <w:bottom w:val="nil"/>
+              <w:right w:val="nil"/>
+            </w:tcBorders>
+            <w:shd w:val="clear" w:color="auto" w:fill="FEFEFE"/>
+            <w:tcMar>
+              <w:top w:w="12" w:type="dxa"/>
+              <w:left w:w="24" w:type="dxa"/>
+              <w:right w:w="24" w:type="dxa"/>
+            </w:tcMar>
+          </w:tcPr>
+          <w:p>
+            <w:pPr>
+              <w:autoSpaceDE w:val="0"/>
+              <w:autoSpaceDN w:val="0"/>
+              <w:adjustRightInd w:val="0"/>
+              <w:spacing w:after="0" w:line="240" w:lineRule="auto"/>
+              <w:jc w:val="right"/>
+              <w:rPr>
+                <w:rFonts w:ascii="system-ui" w:eastAsia="Times New Roman" w:hAnsi="system-ui" w:cs="system-ui"/>
+                <w:color w:val="000000"/>
+                <w:kern w:val="0"/>
+                <w:sz w:val="18"/>
+                <w:szCs w:val="14"/>
+              </w:rPr>
+            </w:pPr>
+            <w:r>
+              <w:rPr>
+                <w:rFonts w:ascii="system-ui" w:eastAsia="Times New Roman" w:hAnsi="system-ui" w:cs="system-ui"/>
+                <w:color w:val="000000"/>
+                <w:kern w:val="0"/>
+                <w:sz w:val="18"/>
+                <w:szCs w:val="14"/>
+              </w:rPr>
+              <w:t>53.770</w:t>
+            </w:r>
+          </w:p>
+        </w:tc>
+        <w:tc>
+          <w:tcPr>
+            <w:tcW w:w="856" w:type="dxa"/>
+            <w:tcBorders>
+              <w:top w:val="single" w:sz="4" w:space="0" w:color="auto"/>
+              <w:left w:val="nil"/>
+              <w:bottom w:val="nil"/>
+              <w:right w:val="nil"/>
+            </w:tcBorders>
+            <w:shd w:val="clear" w:color="auto" w:fill="FEFEFE"/>
+            <w:tcMar>
+              <w:top w:w="12" w:type="dxa"/>
+              <w:left w:w="24" w:type="dxa"/>
+              <w:right w:w="24" w:type="dxa"/>
+            </w:tcMar>
+          </w:tcPr>
+          <w:p>
+            <w:pPr>
+              <w:autoSpaceDE w:val="0"/>
+              <w:autoSpaceDN w:val="0"/>
+              <w:adjustRightInd w:val="0"/>
+              <w:spacing w:after="0" w:line="240" w:lineRule="auto"/>
+              <w:jc w:val="right"/>
+              <w:rPr>
+                <w:rFonts w:ascii="system-ui" w:eastAsia="Times New Roman" w:hAnsi="system-ui" w:cs="system-ui"/>
+                <w:color w:val="000000"/>
+                <w:kern w:val="0"/>
+                <w:sz w:val="18"/>
+                <w:szCs w:val="14"/>
+              </w:rPr>
+            </w:pPr>
+            <w:r>
+              <w:rPr>
+                <w:rFonts w:ascii="system-ui" w:eastAsia="Times New Roman" w:hAnsi="system-ui" w:cs="system-ui"/>
+                <w:color w:val="000000"/>
+                <w:kern w:val="0"/>
+                <w:sz w:val="18"/>
+                <w:szCs w:val="14"/>
+              </w:rPr>
+              <w:t>55.115</w:t>
+            </w:r>
+          </w:p>
+        </w:tc>
+        <w:tc>
+          <w:tcPr>
+            <w:tcW w:w="626" w:type="dxa"/>
+            <w:tcBorders>
+              <w:top w:val="single" w:sz="4" w:space="0" w:color="auto"/>
+              <w:left w:val="nil"/>
+              <w:bottom w:val="nil"/>
+              <w:right w:val="nil"/>
+            </w:tcBorders>
+            <w:shd w:val="clear" w:color="auto" w:fill="FEFEFE"/>
+            <w:tcMar>
+              <w:top w:w="12" w:type="dxa"/>
+              <w:left w:w="24" w:type="dxa"/>
+              <w:right w:w="24" w:type="dxa"/>
+            </w:tcMar>
+          </w:tcPr>
+          <w:p>
+            <w:pPr>
+              <w:autoSpaceDE w:val="0"/>
+              <w:autoSpaceDN w:val="0"/>
+              <w:adjustRightInd w:val="0"/>
+              <w:spacing w:after="0" w:line="240" w:lineRule="auto"/>
+              <w:jc w:val="right"/>
+              <w:rPr>
+                <w:rFonts w:ascii="system-ui" w:eastAsia="Times New Roman" w:hAnsi="system-ui" w:cs="system-ui"/>
+                <w:color w:val="000000"/>
+                <w:kern w:val="0"/>
+                <w:sz w:val="18"/>
+                <w:szCs w:val="14"/>
+              </w:rPr>
+            </w:pPr>
+            <w:r>
+              <w:rPr>
+                <w:rFonts w:ascii="system-ui" w:eastAsia="Times New Roman" w:hAnsi="system-ui" w:cs="system-ui"/>
+                <w:color w:val="000000"/>
+                <w:kern w:val="0"/>
+                <w:sz w:val="18"/>
+                <w:szCs w:val="14"/>
+              </w:rPr>
+              <w:t>56.475</w:t>
+            </w:r>
+          </w:p>
+        </w:tc>
+        <w:tc>
+          <w:tcPr>
+            <w:tcW w:w="1100" w:type="dxa"/>
+            <w:tcBorders>
+              <w:top w:val="single" w:sz="4" w:space="0" w:color="auto"/>
+              <w:left w:val="nil"/>
+              <w:bottom w:val="nil"/>
+              <w:right w:val="nil"/>
+            </w:tcBorders>
+            <w:shd w:val="clear" w:color="auto" w:fill="FEFEFE"/>
+            <w:tcMar>
+              <w:top w:w="12" w:type="dxa"/>
+              <w:left w:w="24" w:type="dxa"/>
+              <w:right w:w="24" w:type="dxa"/>
+            </w:tcMar>
+          </w:tcPr>
+          <w:p>
+            <w:pPr>
+              <w:autoSpaceDE w:val="0"/>
+              <w:autoSpaceDN w:val="0"/>
+              <w:adjustRightInd w:val="0"/>
+              <w:spacing w:after="0" w:line="240" w:lineRule="auto"/>
+              <w:jc w:val="right"/>
+              <w:rPr>
+                <w:rFonts w:ascii="system-ui" w:eastAsia="Times New Roman" w:hAnsi="system-ui" w:cs="system-ui"/>
+                <w:color w:val="000000"/>
+                <w:kern w:val="0"/>
+                <w:sz w:val="18"/>
+                <w:szCs w:val="14"/>
+              </w:rPr>
+            </w:pPr>
+            <w:r>
+              <w:rPr>
+                <w:rFonts w:ascii="system-ui" w:eastAsia="Times New Roman" w:hAnsi="system-ui" w:cs="system-ui"/>
+                <w:color w:val="000000"/>
+                <w:kern w:val="0"/>
+                <w:sz w:val="18"/>
+                <w:szCs w:val="14"/>
+              </w:rPr>
+              <w:t>59.910</w:t>
+            </w:r>
+          </w:p>
+        </w:tc>
+      </w:tr>
+    </w:tbl>
+    <w:p>
+      <w:pPr>
+        <w:autoSpaceDE w:val="0"/>
+        <w:autoSpaceDN w:val="0"/>
+        <w:adjustRightInd w:val="0"/>
+        <w:spacing w:after="0" w:line="240" w:lineRule="auto"/>
+        <w:rPr>
+          <w:rFonts w:ascii="system-ui" w:eastAsia="Times New Roman" w:hAnsi="system-ui" w:cs="system-ui"/>
+          <w:color w:val="000000"/>
+          <w:kern w:val="0"/>
+          <w:sz w:val="14"/>
+          <w:szCs w:val="14"/>
+        </w:rPr>
+      </w:pPr>
+    </w:p>
+    <w:p>
+      <w:pPr>
+        <w:autoSpaceDE w:val="0"/>
+        <w:autoSpaceDN w:val="0"/>
+        <w:adjustRightInd w:val="0"/>
+        <w:spacing w:after="0" w:line="240" w:lineRule="auto"/>
+        <w:rPr>
+          <w:rFonts w:ascii="system-ui" w:eastAsia="Times New Roman" w:hAnsi="system-ui" w:cs="system-ui"/>
+          <w:color w:val="000000"/>
+          <w:kern w:val="0"/>
+          <w:sz w:val="14"/>
+          <w:szCs w:val="14"/>
+        </w:rPr>
+      </w:pPr>
+    </w:p>
+    <w:p>
+      <w:pPr>
         <w:spacing w:line="240" w:lineRule="auto"/>
         <w:rPr>
           <w:rFonts w:ascii="Times New Roman" w:hAnsi="Times New Roman" w:cs="Times New Roman"/>
@@ -223,25 +2079,32 @@
           <w:sz w:val="24"/>
           <w:szCs w:val="24"/>
         </w:rPr>
-        <w:t xml:space="preserve">Interpret the side-by-side </w:t>
+        <w:lastRenderedPageBreak/>
+        <w:t>Interpret the side-by-side boxplots above. Be sure to compare medians</w:t>
       </w:r>
-      <w:proofErr w:type="gramStart"/>
       <w:r>
         <w:rPr>
           <w:rFonts w:ascii="Times New Roman" w:hAnsi="Times New Roman" w:cs="Times New Roman"/>
           <w:sz w:val="24"/>
           <w:szCs w:val="24"/>
         </w:rPr>
-        <w:t>boxplots</w:t>
+        <w:t xml:space="preserve"> and spread (e.g., the range or IQR)</w:t>
       </w:r>
-      <w:proofErr w:type="gramEnd"/>
       <w:r>
         <w:rPr>
           <w:rFonts w:ascii="Times New Roman" w:hAnsi="Times New Roman" w:cs="Times New Roman"/>
           <w:sz w:val="24"/>
           <w:szCs w:val="24"/>
         </w:rPr>
-        <w:t xml:space="preserve"> above. Be sure to compare medians and note any skew, outliers, and other interesting features. What swimming styles seem to be the quickest? </w:t>
+        <w:t xml:space="preserve"> and note any skew, outliers, and other interesting features. What swimming styles seem to be the quickest? </w:t>
+      </w:r>
+      <w:r>
+        <w:rPr>
+          <w:rFonts w:ascii="Times New Roman" w:hAnsi="Times New Roman" w:cs="Times New Roman"/>
+          <w:sz w:val="24"/>
+          <w:szCs w:val="24"/>
+        </w:rPr>
+        <w:t>Which is the most consistent?</w:t>
       </w:r>
     </w:p>
     <w:p>
@@ -259,7 +2122,6 @@
         <w:pStyle w:val="ListParagraph"/>
         <w:rPr>
           <w:rFonts w:ascii="Times New Roman" w:hAnsi="Times New Roman" w:cs="Times New Roman"/>
-          <w:color w:val="FF0000"/>
           <w:sz w:val="24"/>
           <w:szCs w:val="24"/>
         </w:rPr>
@@ -270,7 +2132,6 @@
         <w:pStyle w:val="ListParagraph"/>
         <w:rPr>
           <w:rFonts w:ascii="Times New Roman" w:hAnsi="Times New Roman" w:cs="Times New Roman"/>
-          <w:color w:val="FF0000"/>
           <w:sz w:val="24"/>
           <w:szCs w:val="24"/>
         </w:rPr>
@@ -281,7 +2142,6 @@
         <w:pStyle w:val="ListParagraph"/>
         <w:rPr>
           <w:rFonts w:ascii="Times New Roman" w:hAnsi="Times New Roman" w:cs="Times New Roman"/>
-          <w:color w:val="FF0000"/>
           <w:sz w:val="24"/>
           <w:szCs w:val="24"/>
         </w:rPr>
@@ -292,7 +2152,6 @@
         <w:pStyle w:val="ListParagraph"/>
         <w:rPr>
           <w:rFonts w:ascii="Times New Roman" w:hAnsi="Times New Roman" w:cs="Times New Roman"/>
-          <w:color w:val="FF0000"/>
           <w:sz w:val="24"/>
           <w:szCs w:val="24"/>
         </w:rPr>
@@ -310,7 +2169,21 @@
     </w:p>
     <w:p>
       <w:pPr>
-        <w:ind w:firstLine="360"/>
+        <w:pStyle w:val="ListParagraph"/>
+        <w:rPr>
+          <w:rFonts w:ascii="Times New Roman" w:hAnsi="Times New Roman" w:cs="Times New Roman"/>
+          <w:sz w:val="24"/>
+          <w:szCs w:val="24"/>
+        </w:rPr>
+      </w:pPr>
+    </w:p>
+    <w:p>
+      <w:pPr>
+        <w:pStyle w:val="ListParagraph"/>
+        <w:numPr>
+          <w:ilvl w:val="0"/>
+          <w:numId w:val="1"/>
+        </w:numPr>
         <w:rPr>
           <w:rFonts w:ascii="Times New Roman" w:hAnsi="Times New Roman" w:cs="Times New Roman"/>
           <w:sz w:val="24"/>
@@ -323,13 +2196,98 @@
           <w:sz w:val="24"/>
           <w:szCs w:val="24"/>
         </w:rPr>
-        <w:lastRenderedPageBreak/>
-        <w:t>Use the boxplot below to answer the following 2 questions.</w:t>
+        <w:t xml:space="preserve">Most experienced swimmers know that freestyle tends to be the fastest. Assuming the swimmers in our dataset represent a random sample of elite female swimmers, calculate and interpret a 95% confidence interval for the difference in mean finishing times between freestyle and butterfly. Be sure your interpretation directly answers the question: </w:t>
+      </w:r>
+      <w:r>
+        <w:rPr>
+          <w:rFonts w:ascii="Times New Roman" w:hAnsi="Times New Roman" w:cs="Times New Roman"/>
+          <w:i/>
+          <w:iCs/>
+          <w:sz w:val="24"/>
+          <w:szCs w:val="24"/>
+        </w:rPr>
+        <w:t>on average, how much faster is freestyle?</w:t>
       </w:r>
     </w:p>
     <w:p>
       <w:pPr>
-        <w:ind w:left="360"/>
+        <w:pStyle w:val="ListParagraph"/>
+        <w:rPr>
+          <w:rFonts w:ascii="Times New Roman" w:hAnsi="Times New Roman" w:cs="Times New Roman"/>
+          <w:color w:val="FF0000"/>
+          <w:sz w:val="24"/>
+          <w:szCs w:val="24"/>
+        </w:rPr>
+      </w:pPr>
+    </w:p>
+    <w:p>
+      <w:pPr>
+        <w:pStyle w:val="ListParagraph"/>
+        <w:rPr>
+          <w:rFonts w:ascii="Times New Roman" w:hAnsi="Times New Roman" w:cs="Times New Roman"/>
+          <w:color w:val="FF0000"/>
+          <w:sz w:val="24"/>
+          <w:szCs w:val="24"/>
+        </w:rPr>
+      </w:pPr>
+    </w:p>
+    <w:p>
+      <w:pPr>
+        <w:pStyle w:val="ListParagraph"/>
+        <w:rPr>
+          <w:rFonts w:ascii="Times New Roman" w:hAnsi="Times New Roman" w:cs="Times New Roman"/>
+          <w:color w:val="FF0000"/>
+          <w:sz w:val="24"/>
+          <w:szCs w:val="24"/>
+        </w:rPr>
+      </w:pPr>
+    </w:p>
+    <w:p>
+      <w:pPr>
+        <w:pStyle w:val="ListParagraph"/>
+        <w:rPr>
+          <w:rFonts w:ascii="Times New Roman" w:hAnsi="Times New Roman" w:cs="Times New Roman"/>
+          <w:color w:val="FF0000"/>
+          <w:sz w:val="24"/>
+          <w:szCs w:val="24"/>
+        </w:rPr>
+      </w:pPr>
+    </w:p>
+    <w:p>
+      <w:pPr>
+        <w:pStyle w:val="ListParagraph"/>
+        <w:rPr>
+          <w:rFonts w:ascii="Times New Roman" w:hAnsi="Times New Roman" w:cs="Times New Roman"/>
+          <w:color w:val="FF0000"/>
+          <w:sz w:val="24"/>
+          <w:szCs w:val="24"/>
+        </w:rPr>
+      </w:pPr>
+    </w:p>
+    <w:p>
+      <w:pPr>
+        <w:pStyle w:val="ListParagraph"/>
+        <w:rPr>
+          <w:rFonts w:ascii="Times New Roman" w:hAnsi="Times New Roman" w:cs="Times New Roman"/>
+          <w:color w:val="FF0000"/>
+          <w:sz w:val="24"/>
+          <w:szCs w:val="24"/>
+        </w:rPr>
+      </w:pPr>
+    </w:p>
+    <w:p>
+      <w:pPr>
+        <w:pStyle w:val="ListParagraph"/>
+        <w:rPr>
+          <w:rFonts w:ascii="Times New Roman" w:hAnsi="Times New Roman" w:cs="Times New Roman"/>
+          <w:color w:val="FF0000"/>
+          <w:sz w:val="24"/>
+          <w:szCs w:val="24"/>
+        </w:rPr>
+      </w:pPr>
+    </w:p>
+    <w:p>
+      <w:pPr>
         <w:rPr>
           <w:rFonts w:ascii="Times New Roman" w:hAnsi="Times New Roman" w:cs="Times New Roman"/>
           <w:sz w:val="24"/>
@@ -342,7 +2300,7 @@
           <w:sz w:val="24"/>
           <w:szCs w:val="24"/>
         </w:rPr>
-        <w:t xml:space="preserve">The “early years” are from 1964 to 1988 and the “recent years” are from 1992 to 2020. </w:t>
+        <w:t xml:space="preserve">Now we will </w:t>
       </w:r>
       <w:r>
         <w:rPr>
@@ -350,39 +2308,251 @@
           <w:sz w:val="24"/>
           <w:szCs w:val="24"/>
         </w:rPr>
-        <w:t>The recorded times for the Woman’s backstroke started in 2008 so there is no boxplot for the “early” years in that event</w:t>
+        <w:t xml:space="preserve">split the data into two eras: </w:t>
       </w:r>
       <w:r>
         <w:rPr>
           <w:rFonts w:ascii="Times New Roman" w:hAnsi="Times New Roman" w:cs="Times New Roman"/>
+          <w:b/>
+          <w:bCs/>
+          <w:sz w:val="24"/>
+          <w:szCs w:val="24"/>
+        </w:rPr>
+        <w:t xml:space="preserve">early </w:t>
+      </w:r>
+      <w:r>
+        <w:rPr>
+          <w:rFonts w:ascii="Times New Roman" w:hAnsi="Times New Roman" w:cs="Times New Roman"/>
+          <w:bCs/>
+          <w:sz w:val="24"/>
+          <w:szCs w:val="24"/>
+        </w:rPr>
+        <w:t>(</w:t>
+      </w:r>
+      <w:r>
+        <w:rPr>
+          <w:rFonts w:ascii="Times New Roman" w:hAnsi="Times New Roman" w:cs="Times New Roman"/>
+          <w:bCs/>
+          <w:sz w:val="24"/>
+          <w:szCs w:val="24"/>
+        </w:rPr>
+        <w:t>before</w:t>
+      </w:r>
+      <w:r>
+        <w:rPr>
+          <w:rFonts w:ascii="Times New Roman" w:hAnsi="Times New Roman" w:cs="Times New Roman"/>
+          <w:bCs/>
+          <w:sz w:val="24"/>
+          <w:szCs w:val="24"/>
+        </w:rPr>
+        <w:t xml:space="preserve"> 2000)</w:t>
+      </w:r>
+      <w:r>
+        <w:rPr>
+          <w:rFonts w:ascii="Times New Roman" w:hAnsi="Times New Roman" w:cs="Times New Roman"/>
+          <w:sz w:val="24"/>
+          <w:szCs w:val="24"/>
+        </w:rPr>
+        <w:t xml:space="preserve"> and </w:t>
+      </w:r>
+      <w:r>
+        <w:rPr>
+          <w:rFonts w:ascii="Times New Roman" w:hAnsi="Times New Roman" w:cs="Times New Roman"/>
+          <w:b/>
+          <w:bCs/>
+          <w:sz w:val="24"/>
+          <w:szCs w:val="24"/>
+        </w:rPr>
+        <w:t xml:space="preserve">recent </w:t>
+      </w:r>
+      <w:r>
+        <w:rPr>
+          <w:rFonts w:ascii="Times New Roman" w:hAnsi="Times New Roman" w:cs="Times New Roman"/>
+          <w:bCs/>
+          <w:sz w:val="24"/>
+          <w:szCs w:val="24"/>
+        </w:rPr>
+        <w:t>(after 2000)</w:t>
+      </w:r>
+      <w:r>
+        <w:rPr>
+          <w:rFonts w:ascii="Times New Roman" w:hAnsi="Times New Roman" w:cs="Times New Roman"/>
           <w:sz w:val="24"/>
           <w:szCs w:val="24"/>
         </w:rPr>
         <w:t>.</w:t>
+      </w:r>
+      <w:r>
+        <w:rPr>
+          <w:rFonts w:ascii="Times New Roman" w:hAnsi="Times New Roman" w:cs="Times New Roman"/>
+          <w:sz w:val="24"/>
+          <w:szCs w:val="24"/>
+        </w:rPr>
+        <w:t xml:space="preserve"> While this cutoff may seem somewhat arbitrary, it </w:t>
+      </w:r>
+      <w:r>
+        <w:rPr>
+          <w:rFonts w:ascii="Times New Roman" w:hAnsi="Times New Roman" w:cs="Times New Roman"/>
+          <w:sz w:val="24"/>
+          <w:szCs w:val="24"/>
+        </w:rPr>
+        <w:t>is meaningful for several reasons:</w:t>
       </w:r>
     </w:p>
     <w:p>
       <w:pPr>
-        <w:pStyle w:val="ListParagraph"/>
-        <w:rPr>
-          <w:rFonts w:ascii="Times New Roman" w:hAnsi="Times New Roman" w:cs="Times New Roman"/>
-          <w:sz w:val="24"/>
-          <w:szCs w:val="24"/>
-        </w:rPr>
-      </w:pPr>
+        <w:numPr>
+          <w:ilvl w:val="0"/>
+          <w:numId w:val="2"/>
+        </w:numPr>
+        <w:rPr>
+          <w:rFonts w:ascii="Times New Roman" w:hAnsi="Times New Roman" w:cs="Times New Roman"/>
+          <w:sz w:val="24"/>
+          <w:szCs w:val="24"/>
+        </w:rPr>
+      </w:pPr>
+      <w:r>
+        <w:rPr>
+          <w:rFonts w:ascii="Times New Roman" w:hAnsi="Times New Roman" w:cs="Times New Roman"/>
+          <w:sz w:val="24"/>
+          <w:szCs w:val="24"/>
+        </w:rPr>
+        <w:t>In 1998, new rules limited underwater swimming to 15 meters in butterfly and freestyle, which standardized race strategies.</w:t>
+      </w:r>
     </w:p>
     <w:p>
       <w:pPr>
-        <w:pStyle w:val="ListParagraph"/>
-        <w:rPr>
-          <w:rFonts w:ascii="Times New Roman" w:hAnsi="Times New Roman" w:cs="Times New Roman"/>
-          <w:sz w:val="24"/>
-          <w:szCs w:val="24"/>
-        </w:rPr>
-      </w:pPr>
+        <w:numPr>
+          <w:ilvl w:val="0"/>
+          <w:numId w:val="2"/>
+        </w:numPr>
+        <w:rPr>
+          <w:rFonts w:ascii="Times New Roman" w:hAnsi="Times New Roman" w:cs="Times New Roman"/>
+          <w:sz w:val="24"/>
+          <w:szCs w:val="24"/>
+        </w:rPr>
+      </w:pPr>
+      <w:r>
+        <w:rPr>
+          <w:rFonts w:ascii="Times New Roman" w:hAnsi="Times New Roman" w:cs="Times New Roman"/>
+          <w:sz w:val="24"/>
+          <w:szCs w:val="24"/>
+        </w:rPr>
+        <w:t xml:space="preserve">The 2000 Sydney Games also marked the introduction of high-tech swimsuits (e.g., Speedo </w:t>
+      </w:r>
+      <w:proofErr w:type="spellStart"/>
+      <w:r>
+        <w:rPr>
+          <w:rFonts w:ascii="Times New Roman" w:hAnsi="Times New Roman" w:cs="Times New Roman"/>
+          <w:sz w:val="24"/>
+          <w:szCs w:val="24"/>
+        </w:rPr>
+        <w:t>Fastskin</w:t>
+      </w:r>
+      <w:proofErr w:type="spellEnd"/>
+      <w:r>
+        <w:rPr>
+          <w:rFonts w:ascii="Times New Roman" w:hAnsi="Times New Roman" w:cs="Times New Roman"/>
+          <w:sz w:val="24"/>
+          <w:szCs w:val="24"/>
+        </w:rPr>
+        <w:t>), reflecting broader advances in technology and training.</w:t>
+      </w:r>
     </w:p>
     <w:p>
       <w:pPr>
+        <w:numPr>
+          <w:ilvl w:val="0"/>
+          <w:numId w:val="2"/>
+        </w:numPr>
+        <w:rPr>
+          <w:rFonts w:ascii="Times New Roman" w:hAnsi="Times New Roman" w:cs="Times New Roman"/>
+          <w:sz w:val="24"/>
+          <w:szCs w:val="24"/>
+        </w:rPr>
+      </w:pPr>
+      <w:r>
+        <w:rPr>
+          <w:rFonts w:ascii="Times New Roman" w:hAnsi="Times New Roman" w:cs="Times New Roman"/>
+          <w:sz w:val="24"/>
+          <w:szCs w:val="24"/>
+        </w:rPr>
+        <w:t xml:space="preserve">More broadly, by 2000 women’s Olympic swimming had reached full parity in events with men and participation </w:t>
+      </w:r>
+      <w:r>
+        <w:rPr>
+          <w:rFonts w:ascii="Times New Roman" w:hAnsi="Times New Roman" w:cs="Times New Roman"/>
+          <w:sz w:val="24"/>
+          <w:szCs w:val="24"/>
+        </w:rPr>
+        <w:t xml:space="preserve">levels had grown significantly. </w:t>
+      </w:r>
+    </w:p>
+    <w:p>
+      <w:pPr>
+        <w:numPr>
+          <w:ilvl w:val="0"/>
+          <w:numId w:val="2"/>
+        </w:numPr>
+        <w:rPr>
+          <w:rFonts w:ascii="Times New Roman" w:hAnsi="Times New Roman" w:cs="Times New Roman"/>
+          <w:sz w:val="24"/>
+          <w:szCs w:val="24"/>
+        </w:rPr>
+      </w:pPr>
+      <w:r>
+        <w:rPr>
+          <w:rFonts w:ascii="Times New Roman" w:hAnsi="Times New Roman" w:cs="Times New Roman"/>
+          <w:sz w:val="24"/>
+          <w:szCs w:val="24"/>
+        </w:rPr>
+        <w:t xml:space="preserve">However, note that the women’s 100m backstroke was only introduced in 2008, so there is no </w:t>
+      </w:r>
+      <w:r>
+        <w:rPr>
+          <w:rFonts w:ascii="Times New Roman" w:hAnsi="Times New Roman" w:cs="Times New Roman"/>
+          <w:sz w:val="24"/>
+          <w:szCs w:val="24"/>
+        </w:rPr>
+        <w:t>“</w:t>
+      </w:r>
+      <w:r>
+        <w:rPr>
+          <w:rFonts w:ascii="Times New Roman" w:hAnsi="Times New Roman" w:cs="Times New Roman"/>
+          <w:sz w:val="24"/>
+          <w:szCs w:val="24"/>
+        </w:rPr>
+        <w:t>early</w:t>
+      </w:r>
+      <w:r>
+        <w:rPr>
+          <w:rFonts w:ascii="Times New Roman" w:hAnsi="Times New Roman" w:cs="Times New Roman"/>
+          <w:sz w:val="24"/>
+          <w:szCs w:val="24"/>
+        </w:rPr>
+        <w:t>”</w:t>
+      </w:r>
+      <w:r>
+        <w:rPr>
+          <w:rFonts w:ascii="Times New Roman" w:hAnsi="Times New Roman" w:cs="Times New Roman"/>
+          <w:sz w:val="24"/>
+          <w:szCs w:val="24"/>
+        </w:rPr>
+        <w:t xml:space="preserve"> period available for that event.</w:t>
+      </w:r>
+    </w:p>
+    <w:p>
+      <w:pPr>
+        <w:pStyle w:val="ListParagraph"/>
+        <w:rPr>
+          <w:rFonts w:ascii="Times New Roman" w:hAnsi="Times New Roman" w:cs="Times New Roman"/>
+          <w:sz w:val="24"/>
+          <w:szCs w:val="24"/>
+        </w:rPr>
+      </w:pPr>
+    </w:p>
+    <w:p>
+      <w:pPr>
         <w:pStyle w:val="ListParagraph"/>
         <w:jc w:val="center"/>
         <w:rPr>
@@ -394,15 +2564,15 @@
       <w:r>
         <w:rPr>
           <w:rFonts w:ascii="Times New Roman" w:hAnsi="Times New Roman" w:cs="Times New Roman"/>
-          <w:noProof/>
-          <w:sz w:val="24"/>
-          <w:szCs w:val="24"/>
-        </w:rPr>
+          <w:sz w:val="24"/>
+          <w:szCs w:val="24"/>
+        </w:rPr>
+        <w:lastRenderedPageBreak/>
         <w:drawing>
-          <wp:inline distT="0" distB="0" distL="0" distR="0" wp14:anchorId="4AD06F4B" wp14:editId="394A5F39">
-            <wp:extent cx="3598854" cy="2247900"/>
-            <wp:effectExtent l="0" t="0" r="1905" b="0"/>
-            <wp:docPr id="249169037" name="Picture 8" descr="A graph with different styles and colors&#10;&#10;Description automatically generated"/>
+          <wp:inline distT="0" distB="0" distL="0" distR="0" wp14:anchorId="03C7A4F4" wp14:editId="167BB11D">
+            <wp:extent cx="5943600" cy="3962400"/>
+            <wp:effectExtent l="0" t="0" r="0" b="0"/>
+            <wp:docPr id="3" name="Picture 3"/>
             <wp:cNvGraphicFramePr>
               <a:graphicFrameLocks xmlns:a="http://schemas.openxmlformats.org/drawingml/2006/main" noChangeAspect="1"/>
             </wp:cNvGraphicFramePr>
@@ -410,33 +2580,23 @@
               <a:graphicData uri="http://schemas.openxmlformats.org/drawingml/2006/picture">
                 <pic:pic xmlns:pic="http://schemas.openxmlformats.org/drawingml/2006/picture">
                   <pic:nvPicPr>
-                    <pic:cNvPr id="249169037" name="Picture 8" descr="A graph with different styles and colors&#10;&#10;Description automatically generated"/>
-                    <pic:cNvPicPr>
-                      <a:picLocks noChangeAspect="1" noChangeArrowheads="1"/>
-                    </pic:cNvPicPr>
+                    <pic:cNvPr id="1" name=""/>
+                    <pic:cNvPicPr/>
                   </pic:nvPicPr>
                   <pic:blipFill>
-                    <a:blip r:embed="rId6" cstate="print">
-                      <a:extLst>
-                        <a:ext uri="{28A0092B-C50C-407E-A947-70E740481C1C}">
-                          <a14:useLocalDpi xmlns:a14="http://schemas.microsoft.com/office/drawing/2010/main" val="0"/>
-                        </a:ext>
-                      </a:extLst>
-                    </a:blip>
-                    <a:srcRect/>
+                    <a:blip r:embed="rId6"/>
                     <a:stretch>
                       <a:fillRect/>
                     </a:stretch>
                   </pic:blipFill>
-                  <pic:spPr bwMode="auto">
+                  <pic:spPr>
                     <a:xfrm>
                       <a:off x="0" y="0"/>
-                      <a:ext cx="3638310" cy="2272545"/>
+                      <a:ext cx="5943600" cy="3962400"/>
                     </a:xfrm>
                     <a:prstGeom prst="rect">
                       <a:avLst/>
                     </a:prstGeom>
-                    <a:noFill/>
                   </pic:spPr>
                 </pic:pic>
               </a:graphicData>
@@ -448,136 +2608,18 @@
     <w:p>
       <w:pPr>
         <w:pStyle w:val="ListParagraph"/>
-        <w:numPr>
-          <w:ilvl w:val="0"/>
-          <w:numId w:val="1"/>
-        </w:numPr>
-        <w:rPr>
-          <w:rFonts w:ascii="Times New Roman" w:hAnsi="Times New Roman" w:cs="Times New Roman"/>
-          <w:sz w:val="24"/>
-          <w:szCs w:val="24"/>
-        </w:rPr>
-      </w:pPr>
-      <w:r>
-        <w:rPr>
-          <w:rFonts w:ascii="Times New Roman" w:hAnsi="Times New Roman" w:cs="Times New Roman"/>
-          <w:sz w:val="24"/>
-          <w:szCs w:val="24"/>
-        </w:rPr>
-        <w:t xml:space="preserve">How do the older results compare to the more recent results from the 100m event? What changed and what remained similar? </w:t>
-      </w:r>
+        <w:jc w:val="center"/>
+        <w:rPr>
+          <w:rFonts w:ascii="Times New Roman" w:hAnsi="Times New Roman" w:cs="Times New Roman"/>
+          <w:sz w:val="24"/>
+          <w:szCs w:val="24"/>
+        </w:rPr>
+      </w:pPr>
     </w:p>
     <w:p>
       <w:pPr>
         <w:pStyle w:val="ListParagraph"/>
-        <w:rPr>
-          <w:rFonts w:ascii="Times New Roman" w:hAnsi="Times New Roman" w:cs="Times New Roman"/>
-          <w:color w:val="FF0000"/>
-          <w:sz w:val="24"/>
-          <w:szCs w:val="24"/>
-        </w:rPr>
-      </w:pPr>
-    </w:p>
-    <w:p>
-      <w:pPr>
-        <w:pStyle w:val="ListParagraph"/>
-        <w:rPr>
-          <w:rFonts w:ascii="Times New Roman" w:hAnsi="Times New Roman" w:cs="Times New Roman"/>
-          <w:color w:val="FF0000"/>
-          <w:sz w:val="24"/>
-          <w:szCs w:val="24"/>
-        </w:rPr>
-      </w:pPr>
-    </w:p>
-    <w:p>
-      <w:pPr>
-        <w:pStyle w:val="ListParagraph"/>
-        <w:rPr>
-          <w:rFonts w:ascii="Times New Roman" w:hAnsi="Times New Roman" w:cs="Times New Roman"/>
-          <w:color w:val="FF0000"/>
-          <w:sz w:val="24"/>
-          <w:szCs w:val="24"/>
-        </w:rPr>
-      </w:pPr>
-    </w:p>
-    <w:p>
-      <w:pPr>
-        <w:pStyle w:val="ListParagraph"/>
-        <w:rPr>
-          <w:rFonts w:ascii="Times New Roman" w:hAnsi="Times New Roman" w:cs="Times New Roman"/>
-          <w:color w:val="FF0000"/>
-          <w:sz w:val="24"/>
-          <w:szCs w:val="24"/>
-        </w:rPr>
-      </w:pPr>
-    </w:p>
-    <w:p>
-      <w:pPr>
-        <w:pStyle w:val="ListParagraph"/>
-        <w:rPr>
-          <w:rFonts w:ascii="Times New Roman" w:hAnsi="Times New Roman" w:cs="Times New Roman"/>
-          <w:color w:val="FF0000"/>
-          <w:sz w:val="24"/>
-          <w:szCs w:val="24"/>
-        </w:rPr>
-      </w:pPr>
-    </w:p>
-    <w:p>
-      <w:pPr>
-        <w:pStyle w:val="ListParagraph"/>
-        <w:rPr>
-          <w:rFonts w:ascii="Times New Roman" w:hAnsi="Times New Roman" w:cs="Times New Roman"/>
-          <w:color w:val="FF0000"/>
-          <w:sz w:val="24"/>
-          <w:szCs w:val="24"/>
-        </w:rPr>
-      </w:pPr>
-    </w:p>
-    <w:p>
-      <w:pPr>
-        <w:pStyle w:val="ListParagraph"/>
-        <w:rPr>
-          <w:rFonts w:ascii="Times New Roman" w:hAnsi="Times New Roman" w:cs="Times New Roman"/>
-          <w:color w:val="FF0000"/>
-          <w:sz w:val="24"/>
-          <w:szCs w:val="24"/>
-        </w:rPr>
-      </w:pPr>
-    </w:p>
-    <w:p>
-      <w:pPr>
-        <w:pStyle w:val="ListParagraph"/>
-        <w:rPr>
-          <w:rFonts w:ascii="Times New Roman" w:hAnsi="Times New Roman" w:cs="Times New Roman"/>
-          <w:color w:val="FF0000"/>
-          <w:sz w:val="24"/>
-          <w:szCs w:val="24"/>
-        </w:rPr>
-      </w:pPr>
-    </w:p>
-    <w:p>
-      <w:pPr>
-        <w:pStyle w:val="ListParagraph"/>
-        <w:rPr>
-          <w:rFonts w:ascii="Times New Roman" w:hAnsi="Times New Roman" w:cs="Times New Roman"/>
-          <w:sz w:val="24"/>
-          <w:szCs w:val="24"/>
-        </w:rPr>
-      </w:pPr>
-    </w:p>
-    <w:p>
-      <w:pPr>
-        <w:pStyle w:val="ListParagraph"/>
-        <w:rPr>
-          <w:rFonts w:ascii="Times New Roman" w:hAnsi="Times New Roman" w:cs="Times New Roman"/>
-          <w:sz w:val="24"/>
-          <w:szCs w:val="24"/>
-        </w:rPr>
-      </w:pPr>
-    </w:p>
-    <w:p>
-      <w:pPr>
-        <w:pStyle w:val="ListParagraph"/>
+        <w:jc w:val="center"/>
         <w:rPr>
           <w:rFonts w:ascii="Times New Roman" w:hAnsi="Times New Roman" w:cs="Times New Roman"/>
           <w:sz w:val="24"/>
@@ -614,48 +2656,175 @@
           <w:sz w:val="24"/>
           <w:szCs w:val="24"/>
         </w:rPr>
-        <w:t>Look at the boxplot above. Brainstorm some ideas on why the 100m freestyle swim times got significantly faster from the early years of the event (1964-1988) to the recent years (1992-2020).</w:t>
+        <w:t>The boxplots above show finishing times for the women’s 100m event</w:t>
+      </w:r>
+      <w:r>
+        <w:rPr>
+          <w:rFonts w:ascii="Times New Roman" w:hAnsi="Times New Roman" w:cs="Times New Roman"/>
+          <w:sz w:val="24"/>
+          <w:szCs w:val="24"/>
+        </w:rPr>
+        <w:t>s</w:t>
+      </w:r>
+      <w:r>
+        <w:rPr>
+          <w:rFonts w:ascii="Times New Roman" w:hAnsi="Times New Roman" w:cs="Times New Roman"/>
+          <w:sz w:val="24"/>
+          <w:szCs w:val="24"/>
+        </w:rPr>
+        <w:t xml:space="preserve">, split into </w:t>
+      </w:r>
+      <w:r>
+        <w:rPr>
+          <w:rFonts w:ascii="Times New Roman" w:hAnsi="Times New Roman" w:cs="Times New Roman"/>
+          <w:b/>
+          <w:bCs/>
+          <w:sz w:val="24"/>
+          <w:szCs w:val="24"/>
+        </w:rPr>
+        <w:t xml:space="preserve">early </w:t>
+      </w:r>
+      <w:r>
+        <w:rPr>
+          <w:rFonts w:ascii="Times New Roman" w:hAnsi="Times New Roman" w:cs="Times New Roman"/>
+          <w:sz w:val="24"/>
+          <w:szCs w:val="24"/>
+        </w:rPr>
+        <w:t xml:space="preserve">and </w:t>
+      </w:r>
+      <w:r>
+        <w:rPr>
+          <w:rFonts w:ascii="Times New Roman" w:hAnsi="Times New Roman" w:cs="Times New Roman"/>
+          <w:b/>
+          <w:bCs/>
+          <w:sz w:val="24"/>
+          <w:szCs w:val="24"/>
+        </w:rPr>
+        <w:t>recent</w:t>
+      </w:r>
+      <w:r>
+        <w:rPr>
+          <w:rFonts w:ascii="Times New Roman" w:hAnsi="Times New Roman" w:cs="Times New Roman"/>
+          <w:sz w:val="24"/>
+          <w:szCs w:val="24"/>
+        </w:rPr>
+        <w:t xml:space="preserve"> eras.</w:t>
+      </w:r>
+      <w:r>
+        <w:rPr>
+          <w:rFonts w:ascii="Times New Roman" w:hAnsi="Times New Roman" w:cs="Times New Roman"/>
+          <w:sz w:val="24"/>
+          <w:szCs w:val="24"/>
+        </w:rPr>
+        <w:t xml:space="preserve"> </w:t>
+      </w:r>
+      <w:r>
+        <w:rPr>
+          <w:rFonts w:ascii="Times New Roman" w:hAnsi="Times New Roman" w:cs="Times New Roman"/>
+          <w:sz w:val="24"/>
+          <w:szCs w:val="24"/>
+        </w:rPr>
+        <w:t>Compare the distributions within each stroke (butterfly, freestyle).</w:t>
       </w:r>
     </w:p>
     <w:p>
       <w:pPr>
         <w:pStyle w:val="ListParagraph"/>
-        <w:rPr>
-          <w:rFonts w:ascii="Times New Roman" w:hAnsi="Times New Roman" w:cs="Times New Roman"/>
-          <w:color w:val="FF0000"/>
-          <w:sz w:val="24"/>
-          <w:szCs w:val="24"/>
-        </w:rPr>
-      </w:pPr>
+        <w:numPr>
+          <w:ilvl w:val="1"/>
+          <w:numId w:val="7"/>
+        </w:numPr>
+        <w:rPr>
+          <w:rFonts w:ascii="Times New Roman" w:hAnsi="Times New Roman" w:cs="Times New Roman"/>
+          <w:sz w:val="24"/>
+          <w:szCs w:val="24"/>
+        </w:rPr>
+      </w:pPr>
+      <w:r>
+        <w:rPr>
+          <w:rFonts w:ascii="Times New Roman" w:hAnsi="Times New Roman" w:cs="Times New Roman"/>
+          <w:sz w:val="24"/>
+          <w:szCs w:val="24"/>
+        </w:rPr>
+        <w:t>Which stroke shows the largest improvement in times from the early to recent era?</w:t>
+      </w:r>
     </w:p>
     <w:p>
       <w:pPr>
         <w:pStyle w:val="ListParagraph"/>
-        <w:rPr>
-          <w:rFonts w:ascii="Times New Roman" w:hAnsi="Times New Roman" w:cs="Times New Roman"/>
-          <w:color w:val="FF0000"/>
-          <w:sz w:val="24"/>
-          <w:szCs w:val="24"/>
-        </w:rPr>
-      </w:pPr>
+        <w:numPr>
+          <w:ilvl w:val="1"/>
+          <w:numId w:val="7"/>
+        </w:numPr>
+        <w:rPr>
+          <w:rFonts w:ascii="Times New Roman" w:hAnsi="Times New Roman" w:cs="Times New Roman"/>
+          <w:sz w:val="24"/>
+          <w:szCs w:val="24"/>
+        </w:rPr>
+      </w:pPr>
+      <w:r>
+        <w:rPr>
+          <w:rFonts w:ascii="Times New Roman" w:hAnsi="Times New Roman" w:cs="Times New Roman"/>
+          <w:sz w:val="24"/>
+          <w:szCs w:val="24"/>
+        </w:rPr>
+        <w:t>How does the consistency (spread of times) change in the recent era compared to the early era?</w:t>
+      </w:r>
     </w:p>
     <w:p>
       <w:pPr>
         <w:pStyle w:val="ListParagraph"/>
-        <w:rPr>
-          <w:rFonts w:ascii="Times New Roman" w:hAnsi="Times New Roman" w:cs="Times New Roman"/>
-          <w:color w:val="FF0000"/>
-          <w:sz w:val="24"/>
-          <w:szCs w:val="24"/>
-        </w:rPr>
-      </w:pPr>
+        <w:numPr>
+          <w:ilvl w:val="1"/>
+          <w:numId w:val="7"/>
+        </w:numPr>
+        <w:rPr>
+          <w:rFonts w:ascii="Times New Roman" w:hAnsi="Times New Roman" w:cs="Times New Roman"/>
+          <w:sz w:val="24"/>
+          <w:szCs w:val="24"/>
+        </w:rPr>
+      </w:pPr>
+      <w:r>
+        <w:rPr>
+          <w:rFonts w:ascii="Times New Roman" w:hAnsi="Times New Roman" w:cs="Times New Roman"/>
+          <w:sz w:val="24"/>
+          <w:szCs w:val="24"/>
+        </w:rPr>
+        <w:t>Recall: the women’s 100m backstroke was only introduced in 2008, so there are no actual “early” results for that event. However, if there had be</w:t>
+      </w:r>
+      <w:bookmarkStart w:id="0" w:name="_GoBack"/>
+      <w:bookmarkEnd w:id="0"/>
+      <w:r>
+        <w:rPr>
+          <w:rFonts w:ascii="Times New Roman" w:hAnsi="Times New Roman" w:cs="Times New Roman"/>
+          <w:sz w:val="24"/>
+          <w:szCs w:val="24"/>
+        </w:rPr>
+        <w:t>en, sketch what you think the early backstroke boxplot might look like</w:t>
+      </w:r>
+      <w:r>
+        <w:rPr>
+          <w:rFonts w:ascii="Times New Roman" w:hAnsi="Times New Roman" w:cs="Times New Roman"/>
+          <w:sz w:val="24"/>
+          <w:szCs w:val="24"/>
+        </w:rPr>
+        <w:t xml:space="preserve"> on the plot above</w:t>
+      </w:r>
+      <w:r>
+        <w:rPr>
+          <w:rFonts w:ascii="Times New Roman" w:hAnsi="Times New Roman" w:cs="Times New Roman"/>
+          <w:sz w:val="24"/>
+          <w:szCs w:val="24"/>
+        </w:rPr>
+        <w:t>. Base your sketch on the patterns you observed in butterfly and freestyle.</w:t>
+      </w:r>
     </w:p>
     <w:p>
       <w:pPr>
         <w:pStyle w:val="ListParagraph"/>
-        <w:rPr>
-          <w:rFonts w:ascii="Times New Roman" w:hAnsi="Times New Roman" w:cs="Times New Roman"/>
-          <w:color w:val="FF0000"/>
+        <w:jc w:val="center"/>
+        <w:rPr>
+          <w:rFonts w:ascii="Times New Roman" w:hAnsi="Times New Roman" w:cs="Times New Roman"/>
           <w:sz w:val="24"/>
           <w:szCs w:val="24"/>
         </w:rPr>
@@ -663,12 +2832,1869 @@
     </w:p>
     <w:p>
       <w:pPr>
-        <w:pStyle w:val="ListParagraph"/>
-        <w:rPr>
-          <w:rFonts w:ascii="Times New Roman" w:hAnsi="Times New Roman" w:cs="Times New Roman"/>
-          <w:color w:val="FF0000"/>
-          <w:sz w:val="24"/>
-          <w:szCs w:val="24"/>
+        <w:rPr>
+          <w:rFonts w:ascii="Times New Roman" w:hAnsi="Times New Roman" w:cs="Times New Roman"/>
+          <w:sz w:val="24"/>
+          <w:szCs w:val="24"/>
+        </w:rPr>
+      </w:pPr>
+      <w:r>
+        <w:rPr>
+          <w:rFonts w:ascii="Times New Roman" w:hAnsi="Times New Roman" w:cs="Times New Roman"/>
+          <w:sz w:val="24"/>
+          <w:szCs w:val="24"/>
+        </w:rPr>
+        <w:t>The table below provides summary statistics for the three strokes in the recent era (i.e., from 2000 – 2020)</w:t>
+      </w:r>
+      <w:r>
+        <w:rPr>
+          <w:rFonts w:ascii="Times New Roman" w:hAnsi="Times New Roman" w:cs="Times New Roman"/>
+          <w:sz w:val="24"/>
+          <w:szCs w:val="24"/>
+        </w:rPr>
+        <w:t xml:space="preserve">. </w:t>
+      </w:r>
+    </w:p>
+    <w:tbl>
+      <w:tblPr>
+        <w:tblW w:w="0" w:type="auto"/>
+        <w:tblCellMar>
+          <w:left w:w="60" w:type="dxa"/>
+          <w:right w:w="60" w:type="dxa"/>
+        </w:tblCellMar>
+        <w:tblLook w:val="0000" w:firstRow="0" w:lastRow="0" w:firstColumn="0" w:lastColumn="0" w:noHBand="0" w:noVBand="0"/>
+      </w:tblPr>
+      <w:tblGrid>
+        <w:gridCol w:w="929"/>
+        <w:gridCol w:w="944"/>
+        <w:gridCol w:w="304"/>
+        <w:gridCol w:w="670"/>
+        <w:gridCol w:w="700"/>
+        <w:gridCol w:w="1066"/>
+        <w:gridCol w:w="624"/>
+        <w:gridCol w:w="853"/>
+        <w:gridCol w:w="624"/>
+        <w:gridCol w:w="1096"/>
+      </w:tblGrid>
+      <w:tr>
+        <w:tblPrEx>
+          <w:tblCellMar>
+            <w:top w:w="0" w:type="dxa"/>
+            <w:bottom w:w="0" w:type="dxa"/>
+          </w:tblCellMar>
+        </w:tblPrEx>
+        <w:trPr>
+          <w:trHeight w:val="298"/>
+        </w:trPr>
+        <w:tc>
+          <w:tcPr>
+            <w:tcW w:w="929" w:type="dxa"/>
+            <w:tcBorders>
+              <w:top w:val="none" w:sz="0" w:space="0" w:color="000000"/>
+              <w:left w:val="none" w:sz="0" w:space="0" w:color="000000"/>
+              <w:bottom w:val="single" w:sz="4" w:space="0" w:color="383838"/>
+              <w:right w:val="none" w:sz="0" w:space="0" w:color="000000"/>
+            </w:tcBorders>
+            <w:shd w:val="clear" w:color="auto" w:fill="FEFEFE"/>
+            <w:tcMar>
+              <w:top w:w="12" w:type="dxa"/>
+              <w:left w:w="24" w:type="dxa"/>
+              <w:right w:w="24" w:type="dxa"/>
+            </w:tcMar>
+            <w:vAlign w:val="bottom"/>
+          </w:tcPr>
+          <w:p>
+            <w:pPr>
+              <w:autoSpaceDE w:val="0"/>
+              <w:autoSpaceDN w:val="0"/>
+              <w:adjustRightInd w:val="0"/>
+              <w:spacing w:after="0" w:line="240" w:lineRule="auto"/>
+              <w:rPr>
+                <w:rFonts w:ascii="Segoe UI" w:eastAsia="Times New Roman" w:hAnsi="Segoe UI" w:cs="Segoe UI"/>
+                <w:b/>
+                <w:bCs/>
+                <w:color w:val="000000"/>
+                <w:kern w:val="0"/>
+                <w:sz w:val="18"/>
+                <w:szCs w:val="15"/>
+              </w:rPr>
+            </w:pPr>
+            <w:r>
+              <w:rPr>
+                <w:rFonts w:ascii="Segoe UI" w:eastAsia="Times New Roman" w:hAnsi="Segoe UI" w:cs="Segoe UI"/>
+                <w:b/>
+                <w:bCs/>
+                <w:color w:val="000000"/>
+                <w:kern w:val="0"/>
+                <w:sz w:val="18"/>
+                <w:szCs w:val="15"/>
+              </w:rPr>
+              <w:t>Variable</w:t>
+            </w:r>
+          </w:p>
+        </w:tc>
+        <w:tc>
+          <w:tcPr>
+            <w:tcW w:w="944" w:type="dxa"/>
+            <w:tcBorders>
+              <w:top w:val="none" w:sz="0" w:space="0" w:color="000000"/>
+              <w:left w:val="none" w:sz="0" w:space="0" w:color="000000"/>
+              <w:bottom w:val="single" w:sz="4" w:space="0" w:color="383838"/>
+              <w:right w:val="none" w:sz="0" w:space="0" w:color="000000"/>
+            </w:tcBorders>
+            <w:shd w:val="clear" w:color="auto" w:fill="FEFEFE"/>
+            <w:tcMar>
+              <w:top w:w="12" w:type="dxa"/>
+              <w:left w:w="24" w:type="dxa"/>
+              <w:right w:w="24" w:type="dxa"/>
+            </w:tcMar>
+            <w:vAlign w:val="bottom"/>
+          </w:tcPr>
+          <w:p>
+            <w:pPr>
+              <w:autoSpaceDE w:val="0"/>
+              <w:autoSpaceDN w:val="0"/>
+              <w:adjustRightInd w:val="0"/>
+              <w:spacing w:after="0" w:line="240" w:lineRule="auto"/>
+              <w:rPr>
+                <w:rFonts w:ascii="Segoe UI" w:eastAsia="Times New Roman" w:hAnsi="Segoe UI" w:cs="Segoe UI"/>
+                <w:b/>
+                <w:bCs/>
+                <w:color w:val="000000"/>
+                <w:kern w:val="0"/>
+                <w:sz w:val="18"/>
+                <w:szCs w:val="15"/>
+              </w:rPr>
+            </w:pPr>
+            <w:r>
+              <w:rPr>
+                <w:rFonts w:ascii="Segoe UI" w:eastAsia="Times New Roman" w:hAnsi="Segoe UI" w:cs="Segoe UI"/>
+                <w:b/>
+                <w:bCs/>
+                <w:color w:val="000000"/>
+                <w:kern w:val="0"/>
+                <w:sz w:val="18"/>
+                <w:szCs w:val="15"/>
+              </w:rPr>
+              <w:t>Stroke</w:t>
+            </w:r>
+          </w:p>
+        </w:tc>
+        <w:tc>
+          <w:tcPr>
+            <w:tcW w:w="304" w:type="dxa"/>
+            <w:tcBorders>
+              <w:top w:val="none" w:sz="0" w:space="0" w:color="000000"/>
+              <w:left w:val="none" w:sz="0" w:space="0" w:color="000000"/>
+              <w:bottom w:val="single" w:sz="4" w:space="0" w:color="383838"/>
+              <w:right w:val="none" w:sz="0" w:space="0" w:color="000000"/>
+            </w:tcBorders>
+            <w:shd w:val="clear" w:color="auto" w:fill="FEFEFE"/>
+            <w:tcMar>
+              <w:top w:w="12" w:type="dxa"/>
+              <w:left w:w="24" w:type="dxa"/>
+              <w:right w:w="24" w:type="dxa"/>
+            </w:tcMar>
+            <w:vAlign w:val="bottom"/>
+          </w:tcPr>
+          <w:p>
+            <w:pPr>
+              <w:autoSpaceDE w:val="0"/>
+              <w:autoSpaceDN w:val="0"/>
+              <w:adjustRightInd w:val="0"/>
+              <w:spacing w:after="0" w:line="240" w:lineRule="auto"/>
+              <w:jc w:val="right"/>
+              <w:rPr>
+                <w:rFonts w:ascii="Segoe UI" w:eastAsia="Times New Roman" w:hAnsi="Segoe UI" w:cs="Segoe UI"/>
+                <w:b/>
+                <w:bCs/>
+                <w:color w:val="000000"/>
+                <w:kern w:val="0"/>
+                <w:sz w:val="18"/>
+                <w:szCs w:val="15"/>
+              </w:rPr>
+            </w:pPr>
+            <w:r>
+              <w:rPr>
+                <w:rFonts w:ascii="Segoe UI" w:eastAsia="Times New Roman" w:hAnsi="Segoe UI" w:cs="Segoe UI"/>
+                <w:b/>
+                <w:bCs/>
+                <w:color w:val="000000"/>
+                <w:kern w:val="0"/>
+                <w:sz w:val="18"/>
+                <w:szCs w:val="15"/>
+              </w:rPr>
+              <w:t>N</w:t>
+            </w:r>
+          </w:p>
+        </w:tc>
+        <w:tc>
+          <w:tcPr>
+            <w:tcW w:w="670" w:type="dxa"/>
+            <w:tcBorders>
+              <w:top w:val="none" w:sz="0" w:space="0" w:color="000000"/>
+              <w:left w:val="none" w:sz="0" w:space="0" w:color="000000"/>
+              <w:bottom w:val="single" w:sz="4" w:space="0" w:color="383838"/>
+              <w:right w:val="none" w:sz="0" w:space="0" w:color="000000"/>
+            </w:tcBorders>
+            <w:shd w:val="clear" w:color="auto" w:fill="FEFEFE"/>
+            <w:tcMar>
+              <w:top w:w="12" w:type="dxa"/>
+              <w:left w:w="24" w:type="dxa"/>
+              <w:right w:w="24" w:type="dxa"/>
+            </w:tcMar>
+            <w:vAlign w:val="bottom"/>
+          </w:tcPr>
+          <w:p>
+            <w:pPr>
+              <w:autoSpaceDE w:val="0"/>
+              <w:autoSpaceDN w:val="0"/>
+              <w:adjustRightInd w:val="0"/>
+              <w:spacing w:after="0" w:line="240" w:lineRule="auto"/>
+              <w:jc w:val="right"/>
+              <w:rPr>
+                <w:rFonts w:ascii="Segoe UI" w:eastAsia="Times New Roman" w:hAnsi="Segoe UI" w:cs="Segoe UI"/>
+                <w:b/>
+                <w:bCs/>
+                <w:color w:val="000000"/>
+                <w:kern w:val="0"/>
+                <w:sz w:val="18"/>
+                <w:szCs w:val="15"/>
+              </w:rPr>
+            </w:pPr>
+            <w:r>
+              <w:rPr>
+                <w:rFonts w:ascii="Segoe UI" w:eastAsia="Times New Roman" w:hAnsi="Segoe UI" w:cs="Segoe UI"/>
+                <w:b/>
+                <w:bCs/>
+                <w:color w:val="000000"/>
+                <w:kern w:val="0"/>
+                <w:sz w:val="18"/>
+                <w:szCs w:val="15"/>
+              </w:rPr>
+              <w:t>Mean</w:t>
+            </w:r>
+          </w:p>
+        </w:tc>
+        <w:tc>
+          <w:tcPr>
+            <w:tcW w:w="700" w:type="dxa"/>
+            <w:tcBorders>
+              <w:top w:val="none" w:sz="0" w:space="0" w:color="000000"/>
+              <w:left w:val="none" w:sz="0" w:space="0" w:color="000000"/>
+              <w:bottom w:val="single" w:sz="4" w:space="0" w:color="383838"/>
+              <w:right w:val="none" w:sz="0" w:space="0" w:color="000000"/>
+            </w:tcBorders>
+            <w:shd w:val="clear" w:color="auto" w:fill="FEFEFE"/>
+            <w:tcMar>
+              <w:top w:w="12" w:type="dxa"/>
+              <w:left w:w="24" w:type="dxa"/>
+              <w:right w:w="24" w:type="dxa"/>
+            </w:tcMar>
+            <w:vAlign w:val="bottom"/>
+          </w:tcPr>
+          <w:p>
+            <w:pPr>
+              <w:autoSpaceDE w:val="0"/>
+              <w:autoSpaceDN w:val="0"/>
+              <w:adjustRightInd w:val="0"/>
+              <w:spacing w:after="0" w:line="240" w:lineRule="auto"/>
+              <w:jc w:val="right"/>
+              <w:rPr>
+                <w:rFonts w:ascii="Segoe UI" w:eastAsia="Times New Roman" w:hAnsi="Segoe UI" w:cs="Segoe UI"/>
+                <w:b/>
+                <w:bCs/>
+                <w:color w:val="000000"/>
+                <w:kern w:val="0"/>
+                <w:sz w:val="18"/>
+                <w:szCs w:val="15"/>
+              </w:rPr>
+            </w:pPr>
+            <w:proofErr w:type="spellStart"/>
+            <w:r>
+              <w:rPr>
+                <w:rFonts w:ascii="Segoe UI" w:eastAsia="Times New Roman" w:hAnsi="Segoe UI" w:cs="Segoe UI"/>
+                <w:b/>
+                <w:bCs/>
+                <w:color w:val="000000"/>
+                <w:kern w:val="0"/>
+                <w:sz w:val="18"/>
+                <w:szCs w:val="15"/>
+              </w:rPr>
+              <w:t>StDev</w:t>
+            </w:r>
+            <w:proofErr w:type="spellEnd"/>
+          </w:p>
+        </w:tc>
+        <w:tc>
+          <w:tcPr>
+            <w:tcW w:w="1066" w:type="dxa"/>
+            <w:tcBorders>
+              <w:top w:val="none" w:sz="0" w:space="0" w:color="000000"/>
+              <w:left w:val="none" w:sz="0" w:space="0" w:color="000000"/>
+              <w:bottom w:val="single" w:sz="4" w:space="0" w:color="383838"/>
+              <w:right w:val="none" w:sz="0" w:space="0" w:color="000000"/>
+            </w:tcBorders>
+            <w:shd w:val="clear" w:color="auto" w:fill="FEFEFE"/>
+            <w:tcMar>
+              <w:top w:w="12" w:type="dxa"/>
+              <w:left w:w="24" w:type="dxa"/>
+              <w:right w:w="24" w:type="dxa"/>
+            </w:tcMar>
+            <w:vAlign w:val="bottom"/>
+          </w:tcPr>
+          <w:p>
+            <w:pPr>
+              <w:autoSpaceDE w:val="0"/>
+              <w:autoSpaceDN w:val="0"/>
+              <w:adjustRightInd w:val="0"/>
+              <w:spacing w:after="0" w:line="240" w:lineRule="auto"/>
+              <w:jc w:val="right"/>
+              <w:rPr>
+                <w:rFonts w:ascii="Segoe UI" w:eastAsia="Times New Roman" w:hAnsi="Segoe UI" w:cs="Segoe UI"/>
+                <w:b/>
+                <w:bCs/>
+                <w:color w:val="000000"/>
+                <w:kern w:val="0"/>
+                <w:sz w:val="18"/>
+                <w:szCs w:val="15"/>
+              </w:rPr>
+            </w:pPr>
+            <w:r>
+              <w:rPr>
+                <w:rFonts w:ascii="Segoe UI" w:eastAsia="Times New Roman" w:hAnsi="Segoe UI" w:cs="Segoe UI"/>
+                <w:b/>
+                <w:bCs/>
+                <w:color w:val="000000"/>
+                <w:kern w:val="0"/>
+                <w:sz w:val="18"/>
+                <w:szCs w:val="15"/>
+              </w:rPr>
+              <w:t>Minimum</w:t>
+            </w:r>
+          </w:p>
+        </w:tc>
+        <w:tc>
+          <w:tcPr>
+            <w:tcW w:w="624" w:type="dxa"/>
+            <w:tcBorders>
+              <w:top w:val="none" w:sz="0" w:space="0" w:color="000000"/>
+              <w:left w:val="none" w:sz="0" w:space="0" w:color="000000"/>
+              <w:bottom w:val="single" w:sz="4" w:space="0" w:color="383838"/>
+              <w:right w:val="none" w:sz="0" w:space="0" w:color="000000"/>
+            </w:tcBorders>
+            <w:shd w:val="clear" w:color="auto" w:fill="FEFEFE"/>
+            <w:tcMar>
+              <w:top w:w="12" w:type="dxa"/>
+              <w:left w:w="24" w:type="dxa"/>
+              <w:right w:w="24" w:type="dxa"/>
+            </w:tcMar>
+            <w:vAlign w:val="bottom"/>
+          </w:tcPr>
+          <w:p>
+            <w:pPr>
+              <w:autoSpaceDE w:val="0"/>
+              <w:autoSpaceDN w:val="0"/>
+              <w:adjustRightInd w:val="0"/>
+              <w:spacing w:after="0" w:line="240" w:lineRule="auto"/>
+              <w:jc w:val="right"/>
+              <w:rPr>
+                <w:rFonts w:ascii="Segoe UI" w:eastAsia="Times New Roman" w:hAnsi="Segoe UI" w:cs="Segoe UI"/>
+                <w:b/>
+                <w:bCs/>
+                <w:color w:val="000000"/>
+                <w:kern w:val="0"/>
+                <w:sz w:val="18"/>
+                <w:szCs w:val="15"/>
+              </w:rPr>
+            </w:pPr>
+            <w:r>
+              <w:rPr>
+                <w:rFonts w:ascii="Segoe UI" w:eastAsia="Times New Roman" w:hAnsi="Segoe UI" w:cs="Segoe UI"/>
+                <w:b/>
+                <w:bCs/>
+                <w:color w:val="000000"/>
+                <w:kern w:val="0"/>
+                <w:sz w:val="18"/>
+                <w:szCs w:val="15"/>
+              </w:rPr>
+              <w:t>Q1</w:t>
+            </w:r>
+          </w:p>
+        </w:tc>
+        <w:tc>
+          <w:tcPr>
+            <w:tcW w:w="853" w:type="dxa"/>
+            <w:tcBorders>
+              <w:top w:val="none" w:sz="0" w:space="0" w:color="000000"/>
+              <w:left w:val="none" w:sz="0" w:space="0" w:color="000000"/>
+              <w:bottom w:val="single" w:sz="4" w:space="0" w:color="383838"/>
+              <w:right w:val="none" w:sz="0" w:space="0" w:color="000000"/>
+            </w:tcBorders>
+            <w:shd w:val="clear" w:color="auto" w:fill="FEFEFE"/>
+            <w:tcMar>
+              <w:top w:w="12" w:type="dxa"/>
+              <w:left w:w="24" w:type="dxa"/>
+              <w:right w:w="24" w:type="dxa"/>
+            </w:tcMar>
+            <w:vAlign w:val="bottom"/>
+          </w:tcPr>
+          <w:p>
+            <w:pPr>
+              <w:autoSpaceDE w:val="0"/>
+              <w:autoSpaceDN w:val="0"/>
+              <w:adjustRightInd w:val="0"/>
+              <w:spacing w:after="0" w:line="240" w:lineRule="auto"/>
+              <w:jc w:val="right"/>
+              <w:rPr>
+                <w:rFonts w:ascii="Segoe UI" w:eastAsia="Times New Roman" w:hAnsi="Segoe UI" w:cs="Segoe UI"/>
+                <w:b/>
+                <w:bCs/>
+                <w:color w:val="000000"/>
+                <w:kern w:val="0"/>
+                <w:sz w:val="18"/>
+                <w:szCs w:val="15"/>
+              </w:rPr>
+            </w:pPr>
+            <w:r>
+              <w:rPr>
+                <w:rFonts w:ascii="Segoe UI" w:eastAsia="Times New Roman" w:hAnsi="Segoe UI" w:cs="Segoe UI"/>
+                <w:b/>
+                <w:bCs/>
+                <w:color w:val="000000"/>
+                <w:kern w:val="0"/>
+                <w:sz w:val="18"/>
+                <w:szCs w:val="15"/>
+              </w:rPr>
+              <w:t>Median</w:t>
+            </w:r>
+          </w:p>
+        </w:tc>
+        <w:tc>
+          <w:tcPr>
+            <w:tcW w:w="624" w:type="dxa"/>
+            <w:tcBorders>
+              <w:top w:val="none" w:sz="0" w:space="0" w:color="000000"/>
+              <w:left w:val="none" w:sz="0" w:space="0" w:color="000000"/>
+              <w:bottom w:val="single" w:sz="4" w:space="0" w:color="383838"/>
+              <w:right w:val="none" w:sz="0" w:space="0" w:color="000000"/>
+            </w:tcBorders>
+            <w:shd w:val="clear" w:color="auto" w:fill="FEFEFE"/>
+            <w:tcMar>
+              <w:top w:w="12" w:type="dxa"/>
+              <w:left w:w="24" w:type="dxa"/>
+              <w:right w:w="24" w:type="dxa"/>
+            </w:tcMar>
+            <w:vAlign w:val="bottom"/>
+          </w:tcPr>
+          <w:p>
+            <w:pPr>
+              <w:autoSpaceDE w:val="0"/>
+              <w:autoSpaceDN w:val="0"/>
+              <w:adjustRightInd w:val="0"/>
+              <w:spacing w:after="0" w:line="240" w:lineRule="auto"/>
+              <w:jc w:val="right"/>
+              <w:rPr>
+                <w:rFonts w:ascii="Segoe UI" w:eastAsia="Times New Roman" w:hAnsi="Segoe UI" w:cs="Segoe UI"/>
+                <w:b/>
+                <w:bCs/>
+                <w:color w:val="000000"/>
+                <w:kern w:val="0"/>
+                <w:sz w:val="18"/>
+                <w:szCs w:val="15"/>
+              </w:rPr>
+            </w:pPr>
+            <w:r>
+              <w:rPr>
+                <w:rFonts w:ascii="Segoe UI" w:eastAsia="Times New Roman" w:hAnsi="Segoe UI" w:cs="Segoe UI"/>
+                <w:b/>
+                <w:bCs/>
+                <w:color w:val="000000"/>
+                <w:kern w:val="0"/>
+                <w:sz w:val="18"/>
+                <w:szCs w:val="15"/>
+              </w:rPr>
+              <w:t>Q3</w:t>
+            </w:r>
+          </w:p>
+        </w:tc>
+        <w:tc>
+          <w:tcPr>
+            <w:tcW w:w="1096" w:type="dxa"/>
+            <w:tcBorders>
+              <w:top w:val="none" w:sz="0" w:space="0" w:color="000000"/>
+              <w:left w:val="none" w:sz="0" w:space="0" w:color="000000"/>
+              <w:bottom w:val="single" w:sz="4" w:space="0" w:color="383838"/>
+              <w:right w:val="none" w:sz="0" w:space="0" w:color="000000"/>
+            </w:tcBorders>
+            <w:shd w:val="clear" w:color="auto" w:fill="FEFEFE"/>
+            <w:tcMar>
+              <w:top w:w="12" w:type="dxa"/>
+              <w:left w:w="24" w:type="dxa"/>
+              <w:right w:w="24" w:type="dxa"/>
+            </w:tcMar>
+            <w:vAlign w:val="bottom"/>
+          </w:tcPr>
+          <w:p>
+            <w:pPr>
+              <w:autoSpaceDE w:val="0"/>
+              <w:autoSpaceDN w:val="0"/>
+              <w:adjustRightInd w:val="0"/>
+              <w:spacing w:after="0" w:line="240" w:lineRule="auto"/>
+              <w:jc w:val="right"/>
+              <w:rPr>
+                <w:rFonts w:ascii="Segoe UI" w:eastAsia="Times New Roman" w:hAnsi="Segoe UI" w:cs="Segoe UI"/>
+                <w:b/>
+                <w:bCs/>
+                <w:color w:val="000000"/>
+                <w:kern w:val="0"/>
+                <w:sz w:val="18"/>
+                <w:szCs w:val="15"/>
+              </w:rPr>
+            </w:pPr>
+            <w:r>
+              <w:rPr>
+                <w:rFonts w:ascii="Segoe UI" w:eastAsia="Times New Roman" w:hAnsi="Segoe UI" w:cs="Segoe UI"/>
+                <w:b/>
+                <w:bCs/>
+                <w:color w:val="000000"/>
+                <w:kern w:val="0"/>
+                <w:sz w:val="18"/>
+                <w:szCs w:val="15"/>
+              </w:rPr>
+              <w:t>Maximum</w:t>
+            </w:r>
+          </w:p>
+        </w:tc>
+      </w:tr>
+      <w:tr>
+        <w:tblPrEx>
+          <w:tblCellMar>
+            <w:top w:w="0" w:type="dxa"/>
+            <w:bottom w:w="0" w:type="dxa"/>
+          </w:tblCellMar>
+        </w:tblPrEx>
+        <w:trPr>
+          <w:trHeight w:val="228"/>
+        </w:trPr>
+        <w:tc>
+          <w:tcPr>
+            <w:tcW w:w="929" w:type="dxa"/>
+            <w:tcBorders>
+              <w:top w:val="nil"/>
+              <w:left w:val="nil"/>
+              <w:bottom w:val="nil"/>
+              <w:right w:val="nil"/>
+            </w:tcBorders>
+            <w:shd w:val="clear" w:color="auto" w:fill="FEFEFE"/>
+            <w:tcMar>
+              <w:top w:w="12" w:type="dxa"/>
+              <w:left w:w="24" w:type="dxa"/>
+              <w:right w:w="24" w:type="dxa"/>
+            </w:tcMar>
+          </w:tcPr>
+          <w:p>
+            <w:pPr>
+              <w:autoSpaceDE w:val="0"/>
+              <w:autoSpaceDN w:val="0"/>
+              <w:adjustRightInd w:val="0"/>
+              <w:spacing w:after="0" w:line="240" w:lineRule="auto"/>
+              <w:rPr>
+                <w:rFonts w:ascii="system-ui" w:eastAsia="Times New Roman" w:hAnsi="system-ui" w:cs="system-ui"/>
+                <w:color w:val="000000"/>
+                <w:kern w:val="0"/>
+                <w:sz w:val="18"/>
+                <w:szCs w:val="14"/>
+              </w:rPr>
+            </w:pPr>
+            <w:r>
+              <w:rPr>
+                <w:rFonts w:ascii="system-ui" w:eastAsia="Times New Roman" w:hAnsi="system-ui" w:cs="system-ui"/>
+                <w:color w:val="000000"/>
+                <w:kern w:val="0"/>
+                <w:sz w:val="18"/>
+                <w:szCs w:val="14"/>
+              </w:rPr>
+              <w:t>Results</w:t>
+            </w:r>
+          </w:p>
+        </w:tc>
+        <w:tc>
+          <w:tcPr>
+            <w:tcW w:w="944" w:type="dxa"/>
+            <w:tcBorders>
+              <w:top w:val="single" w:sz="4" w:space="0" w:color="383838"/>
+              <w:left w:val="nil"/>
+              <w:bottom w:val="single" w:sz="4" w:space="0" w:color="auto"/>
+              <w:right w:val="nil"/>
+            </w:tcBorders>
+            <w:shd w:val="clear" w:color="auto" w:fill="FEFEFE"/>
+            <w:tcMar>
+              <w:top w:w="12" w:type="dxa"/>
+              <w:left w:w="24" w:type="dxa"/>
+              <w:right w:w="24" w:type="dxa"/>
+            </w:tcMar>
+          </w:tcPr>
+          <w:p>
+            <w:pPr>
+              <w:autoSpaceDE w:val="0"/>
+              <w:autoSpaceDN w:val="0"/>
+              <w:adjustRightInd w:val="0"/>
+              <w:spacing w:after="0" w:line="240" w:lineRule="auto"/>
+              <w:rPr>
+                <w:rFonts w:ascii="system-ui" w:eastAsia="Times New Roman" w:hAnsi="system-ui" w:cs="system-ui"/>
+                <w:color w:val="000000"/>
+                <w:kern w:val="0"/>
+                <w:sz w:val="18"/>
+                <w:szCs w:val="14"/>
+              </w:rPr>
+            </w:pPr>
+            <w:r>
+              <w:rPr>
+                <w:rFonts w:ascii="system-ui" w:eastAsia="Times New Roman" w:hAnsi="system-ui" w:cs="system-ui"/>
+                <w:color w:val="000000"/>
+                <w:kern w:val="0"/>
+                <w:sz w:val="18"/>
+                <w:szCs w:val="14"/>
+              </w:rPr>
+              <w:t>Backstroke</w:t>
+            </w:r>
+          </w:p>
+        </w:tc>
+        <w:tc>
+          <w:tcPr>
+            <w:tcW w:w="304" w:type="dxa"/>
+            <w:tcBorders>
+              <w:top w:val="single" w:sz="4" w:space="0" w:color="383838"/>
+              <w:left w:val="nil"/>
+              <w:bottom w:val="single" w:sz="4" w:space="0" w:color="auto"/>
+              <w:right w:val="nil"/>
+            </w:tcBorders>
+            <w:shd w:val="clear" w:color="auto" w:fill="FEFEFE"/>
+            <w:tcMar>
+              <w:top w:w="12" w:type="dxa"/>
+              <w:left w:w="24" w:type="dxa"/>
+              <w:right w:w="24" w:type="dxa"/>
+            </w:tcMar>
+          </w:tcPr>
+          <w:p>
+            <w:pPr>
+              <w:autoSpaceDE w:val="0"/>
+              <w:autoSpaceDN w:val="0"/>
+              <w:adjustRightInd w:val="0"/>
+              <w:spacing w:after="0" w:line="240" w:lineRule="auto"/>
+              <w:jc w:val="right"/>
+              <w:rPr>
+                <w:rFonts w:ascii="system-ui" w:eastAsia="Times New Roman" w:hAnsi="system-ui" w:cs="system-ui"/>
+                <w:color w:val="000000"/>
+                <w:kern w:val="0"/>
+                <w:sz w:val="18"/>
+                <w:szCs w:val="14"/>
+              </w:rPr>
+            </w:pPr>
+            <w:r>
+              <w:rPr>
+                <w:rFonts w:ascii="system-ui" w:eastAsia="Times New Roman" w:hAnsi="system-ui" w:cs="system-ui"/>
+                <w:color w:val="000000"/>
+                <w:kern w:val="0"/>
+                <w:sz w:val="18"/>
+                <w:szCs w:val="14"/>
+              </w:rPr>
+              <w:t>29</w:t>
+            </w:r>
+          </w:p>
+        </w:tc>
+        <w:tc>
+          <w:tcPr>
+            <w:tcW w:w="670" w:type="dxa"/>
+            <w:tcBorders>
+              <w:top w:val="single" w:sz="4" w:space="0" w:color="383838"/>
+              <w:left w:val="nil"/>
+              <w:bottom w:val="single" w:sz="4" w:space="0" w:color="auto"/>
+              <w:right w:val="nil"/>
+            </w:tcBorders>
+            <w:shd w:val="clear" w:color="auto" w:fill="FEFEFE"/>
+            <w:tcMar>
+              <w:top w:w="12" w:type="dxa"/>
+              <w:left w:w="24" w:type="dxa"/>
+              <w:right w:w="24" w:type="dxa"/>
+            </w:tcMar>
+          </w:tcPr>
+          <w:p>
+            <w:pPr>
+              <w:autoSpaceDE w:val="0"/>
+              <w:autoSpaceDN w:val="0"/>
+              <w:adjustRightInd w:val="0"/>
+              <w:spacing w:after="0" w:line="240" w:lineRule="auto"/>
+              <w:jc w:val="right"/>
+              <w:rPr>
+                <w:rFonts w:ascii="system-ui" w:eastAsia="Times New Roman" w:hAnsi="system-ui" w:cs="system-ui"/>
+                <w:color w:val="000000"/>
+                <w:kern w:val="0"/>
+                <w:sz w:val="18"/>
+                <w:szCs w:val="14"/>
+              </w:rPr>
+            </w:pPr>
+            <w:r>
+              <w:rPr>
+                <w:rFonts w:ascii="system-ui" w:eastAsia="Times New Roman" w:hAnsi="system-ui" w:cs="system-ui"/>
+                <w:color w:val="000000"/>
+                <w:kern w:val="0"/>
+                <w:sz w:val="18"/>
+                <w:szCs w:val="14"/>
+              </w:rPr>
+              <w:t>58.859</w:t>
+            </w:r>
+          </w:p>
+        </w:tc>
+        <w:tc>
+          <w:tcPr>
+            <w:tcW w:w="700" w:type="dxa"/>
+            <w:tcBorders>
+              <w:top w:val="single" w:sz="4" w:space="0" w:color="383838"/>
+              <w:left w:val="nil"/>
+              <w:bottom w:val="single" w:sz="4" w:space="0" w:color="auto"/>
+              <w:right w:val="nil"/>
+            </w:tcBorders>
+            <w:shd w:val="clear" w:color="auto" w:fill="FEFEFE"/>
+            <w:tcMar>
+              <w:top w:w="12" w:type="dxa"/>
+              <w:left w:w="24" w:type="dxa"/>
+              <w:right w:w="24" w:type="dxa"/>
+            </w:tcMar>
+          </w:tcPr>
+          <w:p>
+            <w:pPr>
+              <w:autoSpaceDE w:val="0"/>
+              <w:autoSpaceDN w:val="0"/>
+              <w:adjustRightInd w:val="0"/>
+              <w:spacing w:after="0" w:line="240" w:lineRule="auto"/>
+              <w:jc w:val="right"/>
+              <w:rPr>
+                <w:rFonts w:ascii="system-ui" w:eastAsia="Times New Roman" w:hAnsi="system-ui" w:cs="system-ui"/>
+                <w:color w:val="000000"/>
+                <w:kern w:val="0"/>
+                <w:sz w:val="18"/>
+                <w:szCs w:val="14"/>
+              </w:rPr>
+            </w:pPr>
+            <w:r>
+              <w:rPr>
+                <w:rFonts w:ascii="system-ui" w:eastAsia="Times New Roman" w:hAnsi="system-ui" w:cs="system-ui"/>
+                <w:color w:val="000000"/>
+                <w:kern w:val="0"/>
+                <w:sz w:val="18"/>
+                <w:szCs w:val="14"/>
+              </w:rPr>
+              <w:t>0.523</w:t>
+            </w:r>
+          </w:p>
+        </w:tc>
+        <w:tc>
+          <w:tcPr>
+            <w:tcW w:w="1066" w:type="dxa"/>
+            <w:tcBorders>
+              <w:top w:val="single" w:sz="4" w:space="0" w:color="383838"/>
+              <w:left w:val="nil"/>
+              <w:bottom w:val="single" w:sz="4" w:space="0" w:color="auto"/>
+              <w:right w:val="nil"/>
+            </w:tcBorders>
+            <w:shd w:val="clear" w:color="auto" w:fill="FEFEFE"/>
+            <w:tcMar>
+              <w:top w:w="12" w:type="dxa"/>
+              <w:left w:w="24" w:type="dxa"/>
+              <w:right w:w="24" w:type="dxa"/>
+            </w:tcMar>
+          </w:tcPr>
+          <w:p>
+            <w:pPr>
+              <w:autoSpaceDE w:val="0"/>
+              <w:autoSpaceDN w:val="0"/>
+              <w:adjustRightInd w:val="0"/>
+              <w:spacing w:after="0" w:line="240" w:lineRule="auto"/>
+              <w:jc w:val="right"/>
+              <w:rPr>
+                <w:rFonts w:ascii="system-ui" w:eastAsia="Times New Roman" w:hAnsi="system-ui" w:cs="system-ui"/>
+                <w:color w:val="000000"/>
+                <w:kern w:val="0"/>
+                <w:sz w:val="18"/>
+                <w:szCs w:val="14"/>
+              </w:rPr>
+            </w:pPr>
+            <w:r>
+              <w:rPr>
+                <w:rFonts w:ascii="system-ui" w:eastAsia="Times New Roman" w:hAnsi="system-ui" w:cs="system-ui"/>
+                <w:color w:val="000000"/>
+                <w:kern w:val="0"/>
+                <w:sz w:val="18"/>
+                <w:szCs w:val="14"/>
+              </w:rPr>
+              <w:t>57.470</w:t>
+            </w:r>
+          </w:p>
+        </w:tc>
+        <w:tc>
+          <w:tcPr>
+            <w:tcW w:w="624" w:type="dxa"/>
+            <w:tcBorders>
+              <w:top w:val="single" w:sz="4" w:space="0" w:color="383838"/>
+              <w:left w:val="nil"/>
+              <w:bottom w:val="single" w:sz="4" w:space="0" w:color="auto"/>
+              <w:right w:val="nil"/>
+            </w:tcBorders>
+            <w:shd w:val="clear" w:color="auto" w:fill="FEFEFE"/>
+            <w:tcMar>
+              <w:top w:w="12" w:type="dxa"/>
+              <w:left w:w="24" w:type="dxa"/>
+              <w:right w:w="24" w:type="dxa"/>
+            </w:tcMar>
+          </w:tcPr>
+          <w:p>
+            <w:pPr>
+              <w:autoSpaceDE w:val="0"/>
+              <w:autoSpaceDN w:val="0"/>
+              <w:adjustRightInd w:val="0"/>
+              <w:spacing w:after="0" w:line="240" w:lineRule="auto"/>
+              <w:jc w:val="right"/>
+              <w:rPr>
+                <w:rFonts w:ascii="system-ui" w:eastAsia="Times New Roman" w:hAnsi="system-ui" w:cs="system-ui"/>
+                <w:color w:val="000000"/>
+                <w:kern w:val="0"/>
+                <w:sz w:val="18"/>
+                <w:szCs w:val="14"/>
+              </w:rPr>
+            </w:pPr>
+            <w:r>
+              <w:rPr>
+                <w:rFonts w:ascii="system-ui" w:eastAsia="Times New Roman" w:hAnsi="system-ui" w:cs="system-ui"/>
+                <w:color w:val="000000"/>
+                <w:kern w:val="0"/>
+                <w:sz w:val="18"/>
+                <w:szCs w:val="14"/>
+              </w:rPr>
+              <w:t>58.565</w:t>
+            </w:r>
+          </w:p>
+        </w:tc>
+        <w:tc>
+          <w:tcPr>
+            <w:tcW w:w="853" w:type="dxa"/>
+            <w:tcBorders>
+              <w:top w:val="single" w:sz="4" w:space="0" w:color="383838"/>
+              <w:left w:val="nil"/>
+              <w:bottom w:val="single" w:sz="4" w:space="0" w:color="auto"/>
+              <w:right w:val="nil"/>
+            </w:tcBorders>
+            <w:shd w:val="clear" w:color="auto" w:fill="FEFEFE"/>
+            <w:tcMar>
+              <w:top w:w="12" w:type="dxa"/>
+              <w:left w:w="24" w:type="dxa"/>
+              <w:right w:w="24" w:type="dxa"/>
+            </w:tcMar>
+          </w:tcPr>
+          <w:p>
+            <w:pPr>
+              <w:autoSpaceDE w:val="0"/>
+              <w:autoSpaceDN w:val="0"/>
+              <w:adjustRightInd w:val="0"/>
+              <w:spacing w:after="0" w:line="240" w:lineRule="auto"/>
+              <w:jc w:val="right"/>
+              <w:rPr>
+                <w:rFonts w:ascii="system-ui" w:eastAsia="Times New Roman" w:hAnsi="system-ui" w:cs="system-ui"/>
+                <w:color w:val="000000"/>
+                <w:kern w:val="0"/>
+                <w:sz w:val="18"/>
+                <w:szCs w:val="14"/>
+              </w:rPr>
+            </w:pPr>
+            <w:r>
+              <w:rPr>
+                <w:rFonts w:ascii="system-ui" w:eastAsia="Times New Roman" w:hAnsi="system-ui" w:cs="system-ui"/>
+                <w:color w:val="000000"/>
+                <w:kern w:val="0"/>
+                <w:sz w:val="18"/>
+                <w:szCs w:val="14"/>
+              </w:rPr>
+              <w:t>58.950</w:t>
+            </w:r>
+          </w:p>
+        </w:tc>
+        <w:tc>
+          <w:tcPr>
+            <w:tcW w:w="624" w:type="dxa"/>
+            <w:tcBorders>
+              <w:top w:val="single" w:sz="4" w:space="0" w:color="383838"/>
+              <w:left w:val="nil"/>
+              <w:bottom w:val="single" w:sz="4" w:space="0" w:color="auto"/>
+              <w:right w:val="nil"/>
+            </w:tcBorders>
+            <w:shd w:val="clear" w:color="auto" w:fill="FEFEFE"/>
+            <w:tcMar>
+              <w:top w:w="12" w:type="dxa"/>
+              <w:left w:w="24" w:type="dxa"/>
+              <w:right w:w="24" w:type="dxa"/>
+            </w:tcMar>
+          </w:tcPr>
+          <w:p>
+            <w:pPr>
+              <w:autoSpaceDE w:val="0"/>
+              <w:autoSpaceDN w:val="0"/>
+              <w:adjustRightInd w:val="0"/>
+              <w:spacing w:after="0" w:line="240" w:lineRule="auto"/>
+              <w:jc w:val="right"/>
+              <w:rPr>
+                <w:rFonts w:ascii="system-ui" w:eastAsia="Times New Roman" w:hAnsi="system-ui" w:cs="system-ui"/>
+                <w:color w:val="000000"/>
+                <w:kern w:val="0"/>
+                <w:sz w:val="18"/>
+                <w:szCs w:val="14"/>
+              </w:rPr>
+            </w:pPr>
+            <w:r>
+              <w:rPr>
+                <w:rFonts w:ascii="system-ui" w:eastAsia="Times New Roman" w:hAnsi="system-ui" w:cs="system-ui"/>
+                <w:color w:val="000000"/>
+                <w:kern w:val="0"/>
+                <w:sz w:val="18"/>
+                <w:szCs w:val="14"/>
+              </w:rPr>
+              <w:t>59.230</w:t>
+            </w:r>
+          </w:p>
+        </w:tc>
+        <w:tc>
+          <w:tcPr>
+            <w:tcW w:w="1096" w:type="dxa"/>
+            <w:tcBorders>
+              <w:top w:val="single" w:sz="4" w:space="0" w:color="383838"/>
+              <w:left w:val="nil"/>
+              <w:bottom w:val="single" w:sz="4" w:space="0" w:color="auto"/>
+              <w:right w:val="nil"/>
+            </w:tcBorders>
+            <w:shd w:val="clear" w:color="auto" w:fill="FEFEFE"/>
+            <w:tcMar>
+              <w:top w:w="12" w:type="dxa"/>
+              <w:left w:w="24" w:type="dxa"/>
+              <w:right w:w="24" w:type="dxa"/>
+            </w:tcMar>
+          </w:tcPr>
+          <w:p>
+            <w:pPr>
+              <w:autoSpaceDE w:val="0"/>
+              <w:autoSpaceDN w:val="0"/>
+              <w:adjustRightInd w:val="0"/>
+              <w:spacing w:after="0" w:line="240" w:lineRule="auto"/>
+              <w:jc w:val="right"/>
+              <w:rPr>
+                <w:rFonts w:ascii="system-ui" w:eastAsia="Times New Roman" w:hAnsi="system-ui" w:cs="system-ui"/>
+                <w:color w:val="000000"/>
+                <w:kern w:val="0"/>
+                <w:sz w:val="18"/>
+                <w:szCs w:val="14"/>
+              </w:rPr>
+            </w:pPr>
+            <w:r>
+              <w:rPr>
+                <w:rFonts w:ascii="system-ui" w:eastAsia="Times New Roman" w:hAnsi="system-ui" w:cs="system-ui"/>
+                <w:color w:val="000000"/>
+                <w:kern w:val="0"/>
+                <w:sz w:val="18"/>
+                <w:szCs w:val="14"/>
+              </w:rPr>
+              <w:t>59.720</w:t>
+            </w:r>
+          </w:p>
+        </w:tc>
+      </w:tr>
+      <w:tr>
+        <w:tblPrEx>
+          <w:tblCellMar>
+            <w:top w:w="0" w:type="dxa"/>
+            <w:bottom w:w="0" w:type="dxa"/>
+          </w:tblCellMar>
+        </w:tblPrEx>
+        <w:trPr>
+          <w:trHeight w:val="228"/>
+        </w:trPr>
+        <w:tc>
+          <w:tcPr>
+            <w:tcW w:w="929" w:type="dxa"/>
+            <w:tcBorders>
+              <w:top w:val="nil"/>
+              <w:left w:val="nil"/>
+              <w:bottom w:val="nil"/>
+              <w:right w:val="nil"/>
+            </w:tcBorders>
+            <w:shd w:val="clear" w:color="auto" w:fill="FEFEFE"/>
+            <w:tcMar>
+              <w:left w:w="24" w:type="dxa"/>
+              <w:right w:w="24" w:type="dxa"/>
+            </w:tcMar>
+          </w:tcPr>
+          <w:p>
+            <w:pPr>
+              <w:autoSpaceDE w:val="0"/>
+              <w:autoSpaceDN w:val="0"/>
+              <w:adjustRightInd w:val="0"/>
+              <w:spacing w:after="0" w:line="240" w:lineRule="auto"/>
+              <w:rPr>
+                <w:rFonts w:ascii="system-ui" w:eastAsia="Times New Roman" w:hAnsi="system-ui" w:cs="system-ui"/>
+                <w:color w:val="000000"/>
+                <w:kern w:val="0"/>
+                <w:sz w:val="18"/>
+                <w:szCs w:val="14"/>
+              </w:rPr>
+            </w:pPr>
+            <w:r>
+              <w:rPr>
+                <w:rFonts w:ascii="system-ui" w:eastAsia="Times New Roman" w:hAnsi="system-ui" w:cs="system-ui"/>
+                <w:color w:val="000000"/>
+                <w:kern w:val="0"/>
+                <w:sz w:val="18"/>
+                <w:szCs w:val="14"/>
+              </w:rPr>
+              <w:t> </w:t>
+            </w:r>
+          </w:p>
+        </w:tc>
+        <w:tc>
+          <w:tcPr>
+            <w:tcW w:w="944" w:type="dxa"/>
+            <w:tcBorders>
+              <w:top w:val="single" w:sz="4" w:space="0" w:color="auto"/>
+              <w:left w:val="nil"/>
+              <w:bottom w:val="single" w:sz="4" w:space="0" w:color="auto"/>
+              <w:right w:val="nil"/>
+            </w:tcBorders>
+            <w:shd w:val="clear" w:color="auto" w:fill="FEFEFE"/>
+            <w:tcMar>
+              <w:top w:w="12" w:type="dxa"/>
+              <w:left w:w="24" w:type="dxa"/>
+              <w:right w:w="24" w:type="dxa"/>
+            </w:tcMar>
+          </w:tcPr>
+          <w:p>
+            <w:pPr>
+              <w:autoSpaceDE w:val="0"/>
+              <w:autoSpaceDN w:val="0"/>
+              <w:adjustRightInd w:val="0"/>
+              <w:spacing w:after="0" w:line="240" w:lineRule="auto"/>
+              <w:rPr>
+                <w:rFonts w:ascii="system-ui" w:eastAsia="Times New Roman" w:hAnsi="system-ui" w:cs="system-ui"/>
+                <w:color w:val="000000"/>
+                <w:kern w:val="0"/>
+                <w:sz w:val="18"/>
+                <w:szCs w:val="14"/>
+              </w:rPr>
+            </w:pPr>
+            <w:r>
+              <w:rPr>
+                <w:rFonts w:ascii="system-ui" w:eastAsia="Times New Roman" w:hAnsi="system-ui" w:cs="system-ui"/>
+                <w:color w:val="000000"/>
+                <w:kern w:val="0"/>
+                <w:sz w:val="18"/>
+                <w:szCs w:val="14"/>
+              </w:rPr>
+              <w:t>Butterfly</w:t>
+            </w:r>
+          </w:p>
+        </w:tc>
+        <w:tc>
+          <w:tcPr>
+            <w:tcW w:w="304" w:type="dxa"/>
+            <w:tcBorders>
+              <w:top w:val="single" w:sz="4" w:space="0" w:color="auto"/>
+              <w:left w:val="nil"/>
+              <w:bottom w:val="single" w:sz="4" w:space="0" w:color="auto"/>
+              <w:right w:val="nil"/>
+            </w:tcBorders>
+            <w:shd w:val="clear" w:color="auto" w:fill="FEFEFE"/>
+            <w:tcMar>
+              <w:top w:w="12" w:type="dxa"/>
+              <w:left w:w="24" w:type="dxa"/>
+              <w:right w:w="24" w:type="dxa"/>
+            </w:tcMar>
+          </w:tcPr>
+          <w:p>
+            <w:pPr>
+              <w:autoSpaceDE w:val="0"/>
+              <w:autoSpaceDN w:val="0"/>
+              <w:adjustRightInd w:val="0"/>
+              <w:spacing w:after="0" w:line="240" w:lineRule="auto"/>
+              <w:jc w:val="right"/>
+              <w:rPr>
+                <w:rFonts w:ascii="system-ui" w:eastAsia="Times New Roman" w:hAnsi="system-ui" w:cs="system-ui"/>
+                <w:color w:val="000000"/>
+                <w:kern w:val="0"/>
+                <w:sz w:val="18"/>
+                <w:szCs w:val="14"/>
+              </w:rPr>
+            </w:pPr>
+            <w:r>
+              <w:rPr>
+                <w:rFonts w:ascii="system-ui" w:eastAsia="Times New Roman" w:hAnsi="system-ui" w:cs="system-ui"/>
+                <w:color w:val="000000"/>
+                <w:kern w:val="0"/>
+                <w:sz w:val="18"/>
+                <w:szCs w:val="14"/>
+              </w:rPr>
+              <w:t>47</w:t>
+            </w:r>
+          </w:p>
+        </w:tc>
+        <w:tc>
+          <w:tcPr>
+            <w:tcW w:w="670" w:type="dxa"/>
+            <w:tcBorders>
+              <w:top w:val="single" w:sz="4" w:space="0" w:color="auto"/>
+              <w:left w:val="nil"/>
+              <w:bottom w:val="single" w:sz="4" w:space="0" w:color="auto"/>
+              <w:right w:val="nil"/>
+            </w:tcBorders>
+            <w:shd w:val="clear" w:color="auto" w:fill="FEFEFE"/>
+            <w:tcMar>
+              <w:top w:w="12" w:type="dxa"/>
+              <w:left w:w="24" w:type="dxa"/>
+              <w:right w:w="24" w:type="dxa"/>
+            </w:tcMar>
+          </w:tcPr>
+          <w:p>
+            <w:pPr>
+              <w:autoSpaceDE w:val="0"/>
+              <w:autoSpaceDN w:val="0"/>
+              <w:adjustRightInd w:val="0"/>
+              <w:spacing w:after="0" w:line="240" w:lineRule="auto"/>
+              <w:jc w:val="right"/>
+              <w:rPr>
+                <w:rFonts w:ascii="system-ui" w:eastAsia="Times New Roman" w:hAnsi="system-ui" w:cs="system-ui"/>
+                <w:color w:val="000000"/>
+                <w:kern w:val="0"/>
+                <w:sz w:val="18"/>
+                <w:szCs w:val="14"/>
+              </w:rPr>
+            </w:pPr>
+            <w:r>
+              <w:rPr>
+                <w:rFonts w:ascii="system-ui" w:eastAsia="Times New Roman" w:hAnsi="system-ui" w:cs="system-ui"/>
+                <w:color w:val="000000"/>
+                <w:kern w:val="0"/>
+                <w:sz w:val="18"/>
+                <w:szCs w:val="14"/>
+              </w:rPr>
+              <w:t>57.450</w:t>
+            </w:r>
+          </w:p>
+        </w:tc>
+        <w:tc>
+          <w:tcPr>
+            <w:tcW w:w="700" w:type="dxa"/>
+            <w:tcBorders>
+              <w:top w:val="single" w:sz="4" w:space="0" w:color="auto"/>
+              <w:left w:val="nil"/>
+              <w:bottom w:val="single" w:sz="4" w:space="0" w:color="auto"/>
+              <w:right w:val="nil"/>
+            </w:tcBorders>
+            <w:shd w:val="clear" w:color="auto" w:fill="FEFEFE"/>
+            <w:tcMar>
+              <w:top w:w="12" w:type="dxa"/>
+              <w:left w:w="24" w:type="dxa"/>
+              <w:right w:w="24" w:type="dxa"/>
+            </w:tcMar>
+          </w:tcPr>
+          <w:p>
+            <w:pPr>
+              <w:autoSpaceDE w:val="0"/>
+              <w:autoSpaceDN w:val="0"/>
+              <w:adjustRightInd w:val="0"/>
+              <w:spacing w:after="0" w:line="240" w:lineRule="auto"/>
+              <w:jc w:val="right"/>
+              <w:rPr>
+                <w:rFonts w:ascii="system-ui" w:eastAsia="Times New Roman" w:hAnsi="system-ui" w:cs="system-ui"/>
+                <w:color w:val="000000"/>
+                <w:kern w:val="0"/>
+                <w:sz w:val="18"/>
+                <w:szCs w:val="14"/>
+              </w:rPr>
+            </w:pPr>
+            <w:r>
+              <w:rPr>
+                <w:rFonts w:ascii="system-ui" w:eastAsia="Times New Roman" w:hAnsi="system-ui" w:cs="system-ui"/>
+                <w:color w:val="000000"/>
+                <w:kern w:val="0"/>
+                <w:sz w:val="18"/>
+                <w:szCs w:val="14"/>
+              </w:rPr>
+              <w:t>1.106</w:t>
+            </w:r>
+          </w:p>
+        </w:tc>
+        <w:tc>
+          <w:tcPr>
+            <w:tcW w:w="1066" w:type="dxa"/>
+            <w:tcBorders>
+              <w:top w:val="single" w:sz="4" w:space="0" w:color="auto"/>
+              <w:left w:val="nil"/>
+              <w:bottom w:val="single" w:sz="4" w:space="0" w:color="auto"/>
+              <w:right w:val="nil"/>
+            </w:tcBorders>
+            <w:shd w:val="clear" w:color="auto" w:fill="FEFEFE"/>
+            <w:tcMar>
+              <w:top w:w="12" w:type="dxa"/>
+              <w:left w:w="24" w:type="dxa"/>
+              <w:right w:w="24" w:type="dxa"/>
+            </w:tcMar>
+          </w:tcPr>
+          <w:p>
+            <w:pPr>
+              <w:autoSpaceDE w:val="0"/>
+              <w:autoSpaceDN w:val="0"/>
+              <w:adjustRightInd w:val="0"/>
+              <w:spacing w:after="0" w:line="240" w:lineRule="auto"/>
+              <w:jc w:val="right"/>
+              <w:rPr>
+                <w:rFonts w:ascii="system-ui" w:eastAsia="Times New Roman" w:hAnsi="system-ui" w:cs="system-ui"/>
+                <w:color w:val="000000"/>
+                <w:kern w:val="0"/>
+                <w:sz w:val="18"/>
+                <w:szCs w:val="14"/>
+              </w:rPr>
+            </w:pPr>
+            <w:r>
+              <w:rPr>
+                <w:rFonts w:ascii="system-ui" w:eastAsia="Times New Roman" w:hAnsi="system-ui" w:cs="system-ui"/>
+                <w:color w:val="000000"/>
+                <w:kern w:val="0"/>
+                <w:sz w:val="18"/>
+                <w:szCs w:val="14"/>
+              </w:rPr>
+              <w:t>55.480</w:t>
+            </w:r>
+          </w:p>
+        </w:tc>
+        <w:tc>
+          <w:tcPr>
+            <w:tcW w:w="624" w:type="dxa"/>
+            <w:tcBorders>
+              <w:top w:val="single" w:sz="4" w:space="0" w:color="auto"/>
+              <w:left w:val="nil"/>
+              <w:bottom w:val="single" w:sz="4" w:space="0" w:color="auto"/>
+              <w:right w:val="nil"/>
+            </w:tcBorders>
+            <w:shd w:val="clear" w:color="auto" w:fill="FEFEFE"/>
+            <w:tcMar>
+              <w:top w:w="12" w:type="dxa"/>
+              <w:left w:w="24" w:type="dxa"/>
+              <w:right w:w="24" w:type="dxa"/>
+            </w:tcMar>
+          </w:tcPr>
+          <w:p>
+            <w:pPr>
+              <w:autoSpaceDE w:val="0"/>
+              <w:autoSpaceDN w:val="0"/>
+              <w:adjustRightInd w:val="0"/>
+              <w:spacing w:after="0" w:line="240" w:lineRule="auto"/>
+              <w:jc w:val="right"/>
+              <w:rPr>
+                <w:rFonts w:ascii="system-ui" w:eastAsia="Times New Roman" w:hAnsi="system-ui" w:cs="system-ui"/>
+                <w:color w:val="000000"/>
+                <w:kern w:val="0"/>
+                <w:sz w:val="18"/>
+                <w:szCs w:val="14"/>
+              </w:rPr>
+            </w:pPr>
+            <w:r>
+              <w:rPr>
+                <w:rFonts w:ascii="system-ui" w:eastAsia="Times New Roman" w:hAnsi="system-ui" w:cs="system-ui"/>
+                <w:color w:val="000000"/>
+                <w:kern w:val="0"/>
+                <w:sz w:val="18"/>
+                <w:szCs w:val="14"/>
+              </w:rPr>
+              <w:t>56.730</w:t>
+            </w:r>
+          </w:p>
+        </w:tc>
+        <w:tc>
+          <w:tcPr>
+            <w:tcW w:w="853" w:type="dxa"/>
+            <w:tcBorders>
+              <w:top w:val="single" w:sz="4" w:space="0" w:color="auto"/>
+              <w:left w:val="nil"/>
+              <w:bottom w:val="single" w:sz="4" w:space="0" w:color="auto"/>
+              <w:right w:val="nil"/>
+            </w:tcBorders>
+            <w:shd w:val="clear" w:color="auto" w:fill="FEFEFE"/>
+            <w:tcMar>
+              <w:top w:w="12" w:type="dxa"/>
+              <w:left w:w="24" w:type="dxa"/>
+              <w:right w:w="24" w:type="dxa"/>
+            </w:tcMar>
+          </w:tcPr>
+          <w:p>
+            <w:pPr>
+              <w:autoSpaceDE w:val="0"/>
+              <w:autoSpaceDN w:val="0"/>
+              <w:adjustRightInd w:val="0"/>
+              <w:spacing w:after="0" w:line="240" w:lineRule="auto"/>
+              <w:jc w:val="right"/>
+              <w:rPr>
+                <w:rFonts w:ascii="system-ui" w:eastAsia="Times New Roman" w:hAnsi="system-ui" w:cs="system-ui"/>
+                <w:color w:val="000000"/>
+                <w:kern w:val="0"/>
+                <w:sz w:val="18"/>
+                <w:szCs w:val="14"/>
+              </w:rPr>
+            </w:pPr>
+            <w:r>
+              <w:rPr>
+                <w:rFonts w:ascii="system-ui" w:eastAsia="Times New Roman" w:hAnsi="system-ui" w:cs="system-ui"/>
+                <w:color w:val="000000"/>
+                <w:kern w:val="0"/>
+                <w:sz w:val="18"/>
+                <w:szCs w:val="14"/>
+              </w:rPr>
+              <w:t>57.270</w:t>
+            </w:r>
+          </w:p>
+        </w:tc>
+        <w:tc>
+          <w:tcPr>
+            <w:tcW w:w="624" w:type="dxa"/>
+            <w:tcBorders>
+              <w:top w:val="single" w:sz="4" w:space="0" w:color="auto"/>
+              <w:left w:val="nil"/>
+              <w:bottom w:val="single" w:sz="4" w:space="0" w:color="auto"/>
+              <w:right w:val="nil"/>
+            </w:tcBorders>
+            <w:shd w:val="clear" w:color="auto" w:fill="FEFEFE"/>
+            <w:tcMar>
+              <w:top w:w="12" w:type="dxa"/>
+              <w:left w:w="24" w:type="dxa"/>
+              <w:right w:w="24" w:type="dxa"/>
+            </w:tcMar>
+          </w:tcPr>
+          <w:p>
+            <w:pPr>
+              <w:autoSpaceDE w:val="0"/>
+              <w:autoSpaceDN w:val="0"/>
+              <w:adjustRightInd w:val="0"/>
+              <w:spacing w:after="0" w:line="240" w:lineRule="auto"/>
+              <w:jc w:val="right"/>
+              <w:rPr>
+                <w:rFonts w:ascii="system-ui" w:eastAsia="Times New Roman" w:hAnsi="system-ui" w:cs="system-ui"/>
+                <w:color w:val="000000"/>
+                <w:kern w:val="0"/>
+                <w:sz w:val="18"/>
+                <w:szCs w:val="14"/>
+              </w:rPr>
+            </w:pPr>
+            <w:r>
+              <w:rPr>
+                <w:rFonts w:ascii="system-ui" w:eastAsia="Times New Roman" w:hAnsi="system-ui" w:cs="system-ui"/>
+                <w:color w:val="000000"/>
+                <w:kern w:val="0"/>
+                <w:sz w:val="18"/>
+                <w:szCs w:val="14"/>
+              </w:rPr>
+              <w:t>58.200</w:t>
+            </w:r>
+          </w:p>
+        </w:tc>
+        <w:tc>
+          <w:tcPr>
+            <w:tcW w:w="1096" w:type="dxa"/>
+            <w:tcBorders>
+              <w:top w:val="single" w:sz="4" w:space="0" w:color="auto"/>
+              <w:left w:val="nil"/>
+              <w:bottom w:val="single" w:sz="4" w:space="0" w:color="auto"/>
+              <w:right w:val="nil"/>
+            </w:tcBorders>
+            <w:shd w:val="clear" w:color="auto" w:fill="FEFEFE"/>
+            <w:tcMar>
+              <w:top w:w="12" w:type="dxa"/>
+              <w:left w:w="24" w:type="dxa"/>
+              <w:right w:w="24" w:type="dxa"/>
+            </w:tcMar>
+          </w:tcPr>
+          <w:p>
+            <w:pPr>
+              <w:autoSpaceDE w:val="0"/>
+              <w:autoSpaceDN w:val="0"/>
+              <w:adjustRightInd w:val="0"/>
+              <w:spacing w:after="0" w:line="240" w:lineRule="auto"/>
+              <w:jc w:val="right"/>
+              <w:rPr>
+                <w:rFonts w:ascii="system-ui" w:eastAsia="Times New Roman" w:hAnsi="system-ui" w:cs="system-ui"/>
+                <w:color w:val="000000"/>
+                <w:kern w:val="0"/>
+                <w:sz w:val="18"/>
+                <w:szCs w:val="14"/>
+              </w:rPr>
+            </w:pPr>
+            <w:r>
+              <w:rPr>
+                <w:rFonts w:ascii="system-ui" w:eastAsia="Times New Roman" w:hAnsi="system-ui" w:cs="system-ui"/>
+                <w:color w:val="000000"/>
+                <w:kern w:val="0"/>
+                <w:sz w:val="18"/>
+                <w:szCs w:val="14"/>
+              </w:rPr>
+              <w:t>59.830</w:t>
+            </w:r>
+          </w:p>
+        </w:tc>
+      </w:tr>
+      <w:tr>
+        <w:tblPrEx>
+          <w:tblCellMar>
+            <w:top w:w="0" w:type="dxa"/>
+            <w:bottom w:w="0" w:type="dxa"/>
+          </w:tblCellMar>
+        </w:tblPrEx>
+        <w:trPr>
+          <w:trHeight w:val="246"/>
+        </w:trPr>
+        <w:tc>
+          <w:tcPr>
+            <w:tcW w:w="929" w:type="dxa"/>
+            <w:tcBorders>
+              <w:top w:val="nil"/>
+              <w:left w:val="nil"/>
+              <w:bottom w:val="nil"/>
+              <w:right w:val="nil"/>
+            </w:tcBorders>
+            <w:shd w:val="clear" w:color="auto" w:fill="FEFEFE"/>
+            <w:tcMar>
+              <w:left w:w="24" w:type="dxa"/>
+              <w:right w:w="24" w:type="dxa"/>
+            </w:tcMar>
+          </w:tcPr>
+          <w:p>
+            <w:pPr>
+              <w:autoSpaceDE w:val="0"/>
+              <w:autoSpaceDN w:val="0"/>
+              <w:adjustRightInd w:val="0"/>
+              <w:spacing w:after="0" w:line="240" w:lineRule="auto"/>
+              <w:rPr>
+                <w:rFonts w:ascii="system-ui" w:eastAsia="Times New Roman" w:hAnsi="system-ui" w:cs="system-ui"/>
+                <w:color w:val="000000"/>
+                <w:kern w:val="0"/>
+                <w:sz w:val="18"/>
+                <w:szCs w:val="14"/>
+              </w:rPr>
+            </w:pPr>
+            <w:r>
+              <w:rPr>
+                <w:rFonts w:ascii="system-ui" w:eastAsia="Times New Roman" w:hAnsi="system-ui" w:cs="system-ui"/>
+                <w:color w:val="000000"/>
+                <w:kern w:val="0"/>
+                <w:sz w:val="18"/>
+                <w:szCs w:val="14"/>
+              </w:rPr>
+              <w:t> </w:t>
+            </w:r>
+          </w:p>
+        </w:tc>
+        <w:tc>
+          <w:tcPr>
+            <w:tcW w:w="944" w:type="dxa"/>
+            <w:tcBorders>
+              <w:top w:val="single" w:sz="4" w:space="0" w:color="auto"/>
+              <w:left w:val="nil"/>
+              <w:bottom w:val="nil"/>
+              <w:right w:val="nil"/>
+            </w:tcBorders>
+            <w:shd w:val="clear" w:color="auto" w:fill="FEFEFE"/>
+            <w:tcMar>
+              <w:top w:w="12" w:type="dxa"/>
+              <w:left w:w="24" w:type="dxa"/>
+              <w:right w:w="24" w:type="dxa"/>
+            </w:tcMar>
+          </w:tcPr>
+          <w:p>
+            <w:pPr>
+              <w:autoSpaceDE w:val="0"/>
+              <w:autoSpaceDN w:val="0"/>
+              <w:adjustRightInd w:val="0"/>
+              <w:spacing w:after="0" w:line="240" w:lineRule="auto"/>
+              <w:rPr>
+                <w:rFonts w:ascii="system-ui" w:eastAsia="Times New Roman" w:hAnsi="system-ui" w:cs="system-ui"/>
+                <w:color w:val="000000"/>
+                <w:kern w:val="0"/>
+                <w:sz w:val="18"/>
+                <w:szCs w:val="14"/>
+              </w:rPr>
+            </w:pPr>
+            <w:r>
+              <w:rPr>
+                <w:rFonts w:ascii="system-ui" w:eastAsia="Times New Roman" w:hAnsi="system-ui" w:cs="system-ui"/>
+                <w:color w:val="000000"/>
+                <w:kern w:val="0"/>
+                <w:sz w:val="18"/>
+                <w:szCs w:val="14"/>
+              </w:rPr>
+              <w:t>Freestyle</w:t>
+            </w:r>
+          </w:p>
+        </w:tc>
+        <w:tc>
+          <w:tcPr>
+            <w:tcW w:w="304" w:type="dxa"/>
+            <w:tcBorders>
+              <w:top w:val="single" w:sz="4" w:space="0" w:color="auto"/>
+              <w:left w:val="nil"/>
+              <w:bottom w:val="nil"/>
+              <w:right w:val="nil"/>
+            </w:tcBorders>
+            <w:shd w:val="clear" w:color="auto" w:fill="FEFEFE"/>
+            <w:tcMar>
+              <w:top w:w="12" w:type="dxa"/>
+              <w:left w:w="24" w:type="dxa"/>
+              <w:right w:w="24" w:type="dxa"/>
+            </w:tcMar>
+          </w:tcPr>
+          <w:p>
+            <w:pPr>
+              <w:autoSpaceDE w:val="0"/>
+              <w:autoSpaceDN w:val="0"/>
+              <w:adjustRightInd w:val="0"/>
+              <w:spacing w:after="0" w:line="240" w:lineRule="auto"/>
+              <w:jc w:val="right"/>
+              <w:rPr>
+                <w:rFonts w:ascii="system-ui" w:eastAsia="Times New Roman" w:hAnsi="system-ui" w:cs="system-ui"/>
+                <w:color w:val="000000"/>
+                <w:kern w:val="0"/>
+                <w:sz w:val="18"/>
+                <w:szCs w:val="14"/>
+              </w:rPr>
+            </w:pPr>
+            <w:r>
+              <w:rPr>
+                <w:rFonts w:ascii="system-ui" w:eastAsia="Times New Roman" w:hAnsi="system-ui" w:cs="system-ui"/>
+                <w:color w:val="000000"/>
+                <w:kern w:val="0"/>
+                <w:sz w:val="18"/>
+                <w:szCs w:val="14"/>
+              </w:rPr>
+              <w:t>48</w:t>
+            </w:r>
+          </w:p>
+        </w:tc>
+        <w:tc>
+          <w:tcPr>
+            <w:tcW w:w="670" w:type="dxa"/>
+            <w:tcBorders>
+              <w:top w:val="single" w:sz="4" w:space="0" w:color="auto"/>
+              <w:left w:val="nil"/>
+              <w:bottom w:val="nil"/>
+              <w:right w:val="nil"/>
+            </w:tcBorders>
+            <w:shd w:val="clear" w:color="auto" w:fill="FEFEFE"/>
+            <w:tcMar>
+              <w:top w:w="12" w:type="dxa"/>
+              <w:left w:w="24" w:type="dxa"/>
+              <w:right w:w="24" w:type="dxa"/>
+            </w:tcMar>
+          </w:tcPr>
+          <w:p>
+            <w:pPr>
+              <w:autoSpaceDE w:val="0"/>
+              <w:autoSpaceDN w:val="0"/>
+              <w:adjustRightInd w:val="0"/>
+              <w:spacing w:after="0" w:line="240" w:lineRule="auto"/>
+              <w:jc w:val="right"/>
+              <w:rPr>
+                <w:rFonts w:ascii="system-ui" w:eastAsia="Times New Roman" w:hAnsi="system-ui" w:cs="system-ui"/>
+                <w:color w:val="000000"/>
+                <w:kern w:val="0"/>
+                <w:sz w:val="18"/>
+                <w:szCs w:val="14"/>
+              </w:rPr>
+            </w:pPr>
+            <w:r>
+              <w:rPr>
+                <w:rFonts w:ascii="system-ui" w:eastAsia="Times New Roman" w:hAnsi="system-ui" w:cs="system-ui"/>
+                <w:color w:val="000000"/>
+                <w:kern w:val="0"/>
+                <w:sz w:val="18"/>
+                <w:szCs w:val="14"/>
+              </w:rPr>
+              <w:t>53.723</w:t>
+            </w:r>
+          </w:p>
+        </w:tc>
+        <w:tc>
+          <w:tcPr>
+            <w:tcW w:w="700" w:type="dxa"/>
+            <w:tcBorders>
+              <w:top w:val="single" w:sz="4" w:space="0" w:color="auto"/>
+              <w:left w:val="nil"/>
+              <w:bottom w:val="nil"/>
+              <w:right w:val="nil"/>
+            </w:tcBorders>
+            <w:shd w:val="clear" w:color="auto" w:fill="FEFEFE"/>
+            <w:tcMar>
+              <w:top w:w="12" w:type="dxa"/>
+              <w:left w:w="24" w:type="dxa"/>
+              <w:right w:w="24" w:type="dxa"/>
+            </w:tcMar>
+          </w:tcPr>
+          <w:p>
+            <w:pPr>
+              <w:autoSpaceDE w:val="0"/>
+              <w:autoSpaceDN w:val="0"/>
+              <w:adjustRightInd w:val="0"/>
+              <w:spacing w:after="0" w:line="240" w:lineRule="auto"/>
+              <w:jc w:val="right"/>
+              <w:rPr>
+                <w:rFonts w:ascii="system-ui" w:eastAsia="Times New Roman" w:hAnsi="system-ui" w:cs="system-ui"/>
+                <w:color w:val="000000"/>
+                <w:kern w:val="0"/>
+                <w:sz w:val="18"/>
+                <w:szCs w:val="14"/>
+              </w:rPr>
+            </w:pPr>
+            <w:r>
+              <w:rPr>
+                <w:rFonts w:ascii="system-ui" w:eastAsia="Times New Roman" w:hAnsi="system-ui" w:cs="system-ui"/>
+                <w:color w:val="000000"/>
+                <w:kern w:val="0"/>
+                <w:sz w:val="18"/>
+                <w:szCs w:val="14"/>
+              </w:rPr>
+              <w:t>0.878</w:t>
+            </w:r>
+          </w:p>
+        </w:tc>
+        <w:tc>
+          <w:tcPr>
+            <w:tcW w:w="1066" w:type="dxa"/>
+            <w:tcBorders>
+              <w:top w:val="single" w:sz="4" w:space="0" w:color="auto"/>
+              <w:left w:val="nil"/>
+              <w:bottom w:val="nil"/>
+              <w:right w:val="nil"/>
+            </w:tcBorders>
+            <w:shd w:val="clear" w:color="auto" w:fill="FEFEFE"/>
+            <w:tcMar>
+              <w:top w:w="12" w:type="dxa"/>
+              <w:left w:w="24" w:type="dxa"/>
+              <w:right w:w="24" w:type="dxa"/>
+            </w:tcMar>
+          </w:tcPr>
+          <w:p>
+            <w:pPr>
+              <w:autoSpaceDE w:val="0"/>
+              <w:autoSpaceDN w:val="0"/>
+              <w:adjustRightInd w:val="0"/>
+              <w:spacing w:after="0" w:line="240" w:lineRule="auto"/>
+              <w:jc w:val="right"/>
+              <w:rPr>
+                <w:rFonts w:ascii="system-ui" w:eastAsia="Times New Roman" w:hAnsi="system-ui" w:cs="system-ui"/>
+                <w:color w:val="000000"/>
+                <w:kern w:val="0"/>
+                <w:sz w:val="18"/>
+                <w:szCs w:val="14"/>
+              </w:rPr>
+            </w:pPr>
+            <w:r>
+              <w:rPr>
+                <w:rFonts w:ascii="system-ui" w:eastAsia="Times New Roman" w:hAnsi="system-ui" w:cs="system-ui"/>
+                <w:color w:val="000000"/>
+                <w:kern w:val="0"/>
+                <w:sz w:val="18"/>
+                <w:szCs w:val="14"/>
+              </w:rPr>
+              <w:t>51.960</w:t>
+            </w:r>
+          </w:p>
+        </w:tc>
+        <w:tc>
+          <w:tcPr>
+            <w:tcW w:w="624" w:type="dxa"/>
+            <w:tcBorders>
+              <w:top w:val="single" w:sz="4" w:space="0" w:color="auto"/>
+              <w:left w:val="nil"/>
+              <w:bottom w:val="nil"/>
+              <w:right w:val="nil"/>
+            </w:tcBorders>
+            <w:shd w:val="clear" w:color="auto" w:fill="FEFEFE"/>
+            <w:tcMar>
+              <w:top w:w="12" w:type="dxa"/>
+              <w:left w:w="24" w:type="dxa"/>
+              <w:right w:w="24" w:type="dxa"/>
+            </w:tcMar>
+          </w:tcPr>
+          <w:p>
+            <w:pPr>
+              <w:autoSpaceDE w:val="0"/>
+              <w:autoSpaceDN w:val="0"/>
+              <w:adjustRightInd w:val="0"/>
+              <w:spacing w:after="0" w:line="240" w:lineRule="auto"/>
+              <w:jc w:val="right"/>
+              <w:rPr>
+                <w:rFonts w:ascii="system-ui" w:eastAsia="Times New Roman" w:hAnsi="system-ui" w:cs="system-ui"/>
+                <w:color w:val="000000"/>
+                <w:kern w:val="0"/>
+                <w:sz w:val="18"/>
+                <w:szCs w:val="14"/>
+              </w:rPr>
+            </w:pPr>
+            <w:r>
+              <w:rPr>
+                <w:rFonts w:ascii="system-ui" w:eastAsia="Times New Roman" w:hAnsi="system-ui" w:cs="system-ui"/>
+                <w:color w:val="000000"/>
+                <w:kern w:val="0"/>
+                <w:sz w:val="18"/>
+                <w:szCs w:val="14"/>
+              </w:rPr>
+              <w:t>53.050</w:t>
+            </w:r>
+          </w:p>
+        </w:tc>
+        <w:tc>
+          <w:tcPr>
+            <w:tcW w:w="853" w:type="dxa"/>
+            <w:tcBorders>
+              <w:top w:val="single" w:sz="4" w:space="0" w:color="auto"/>
+              <w:left w:val="nil"/>
+              <w:bottom w:val="nil"/>
+              <w:right w:val="nil"/>
+            </w:tcBorders>
+            <w:shd w:val="clear" w:color="auto" w:fill="FEFEFE"/>
+            <w:tcMar>
+              <w:top w:w="12" w:type="dxa"/>
+              <w:left w:w="24" w:type="dxa"/>
+              <w:right w:w="24" w:type="dxa"/>
+            </w:tcMar>
+          </w:tcPr>
+          <w:p>
+            <w:pPr>
+              <w:autoSpaceDE w:val="0"/>
+              <w:autoSpaceDN w:val="0"/>
+              <w:adjustRightInd w:val="0"/>
+              <w:spacing w:after="0" w:line="240" w:lineRule="auto"/>
+              <w:jc w:val="right"/>
+              <w:rPr>
+                <w:rFonts w:ascii="system-ui" w:eastAsia="Times New Roman" w:hAnsi="system-ui" w:cs="system-ui"/>
+                <w:color w:val="000000"/>
+                <w:kern w:val="0"/>
+                <w:sz w:val="18"/>
+                <w:szCs w:val="14"/>
+              </w:rPr>
+            </w:pPr>
+            <w:r>
+              <w:rPr>
+                <w:rFonts w:ascii="system-ui" w:eastAsia="Times New Roman" w:hAnsi="system-ui" w:cs="system-ui"/>
+                <w:color w:val="000000"/>
+                <w:kern w:val="0"/>
+                <w:sz w:val="18"/>
+                <w:szCs w:val="14"/>
+              </w:rPr>
+              <w:t>53.650</w:t>
+            </w:r>
+          </w:p>
+        </w:tc>
+        <w:tc>
+          <w:tcPr>
+            <w:tcW w:w="624" w:type="dxa"/>
+            <w:tcBorders>
+              <w:top w:val="single" w:sz="4" w:space="0" w:color="auto"/>
+              <w:left w:val="nil"/>
+              <w:bottom w:val="nil"/>
+              <w:right w:val="nil"/>
+            </w:tcBorders>
+            <w:shd w:val="clear" w:color="auto" w:fill="FEFEFE"/>
+            <w:tcMar>
+              <w:top w:w="12" w:type="dxa"/>
+              <w:left w:w="24" w:type="dxa"/>
+              <w:right w:w="24" w:type="dxa"/>
+            </w:tcMar>
+          </w:tcPr>
+          <w:p>
+            <w:pPr>
+              <w:autoSpaceDE w:val="0"/>
+              <w:autoSpaceDN w:val="0"/>
+              <w:adjustRightInd w:val="0"/>
+              <w:spacing w:after="0" w:line="240" w:lineRule="auto"/>
+              <w:jc w:val="right"/>
+              <w:rPr>
+                <w:rFonts w:ascii="system-ui" w:eastAsia="Times New Roman" w:hAnsi="system-ui" w:cs="system-ui"/>
+                <w:color w:val="000000"/>
+                <w:kern w:val="0"/>
+                <w:sz w:val="18"/>
+                <w:szCs w:val="14"/>
+              </w:rPr>
+            </w:pPr>
+            <w:r>
+              <w:rPr>
+                <w:rFonts w:ascii="system-ui" w:eastAsia="Times New Roman" w:hAnsi="system-ui" w:cs="system-ui"/>
+                <w:color w:val="000000"/>
+                <w:kern w:val="0"/>
+                <w:sz w:val="18"/>
+                <w:szCs w:val="14"/>
+              </w:rPr>
+              <w:t>54.382</w:t>
+            </w:r>
+          </w:p>
+        </w:tc>
+        <w:tc>
+          <w:tcPr>
+            <w:tcW w:w="1096" w:type="dxa"/>
+            <w:tcBorders>
+              <w:top w:val="single" w:sz="4" w:space="0" w:color="auto"/>
+              <w:left w:val="nil"/>
+              <w:bottom w:val="nil"/>
+              <w:right w:val="nil"/>
+            </w:tcBorders>
+            <w:shd w:val="clear" w:color="auto" w:fill="FEFEFE"/>
+            <w:tcMar>
+              <w:top w:w="12" w:type="dxa"/>
+              <w:left w:w="24" w:type="dxa"/>
+              <w:right w:w="24" w:type="dxa"/>
+            </w:tcMar>
+          </w:tcPr>
+          <w:p>
+            <w:pPr>
+              <w:autoSpaceDE w:val="0"/>
+              <w:autoSpaceDN w:val="0"/>
+              <w:adjustRightInd w:val="0"/>
+              <w:spacing w:after="0" w:line="240" w:lineRule="auto"/>
+              <w:jc w:val="right"/>
+              <w:rPr>
+                <w:rFonts w:ascii="system-ui" w:eastAsia="Times New Roman" w:hAnsi="system-ui" w:cs="system-ui"/>
+                <w:color w:val="000000"/>
+                <w:kern w:val="0"/>
+                <w:sz w:val="18"/>
+                <w:szCs w:val="14"/>
+              </w:rPr>
+            </w:pPr>
+            <w:r>
+              <w:rPr>
+                <w:rFonts w:ascii="system-ui" w:eastAsia="Times New Roman" w:hAnsi="system-ui" w:cs="system-ui"/>
+                <w:color w:val="000000"/>
+                <w:kern w:val="0"/>
+                <w:sz w:val="18"/>
+                <w:szCs w:val="14"/>
+              </w:rPr>
+              <w:t>55.580</w:t>
+            </w:r>
+          </w:p>
+        </w:tc>
+      </w:tr>
+    </w:tbl>
+    <w:p>
+      <w:pPr>
+        <w:autoSpaceDE w:val="0"/>
+        <w:autoSpaceDN w:val="0"/>
+        <w:adjustRightInd w:val="0"/>
+        <w:spacing w:after="0" w:line="240" w:lineRule="auto"/>
+        <w:rPr>
+          <w:rFonts w:ascii="system-ui" w:eastAsia="Times New Roman" w:hAnsi="system-ui" w:cs="system-ui"/>
+          <w:color w:val="000000"/>
+          <w:kern w:val="0"/>
+          <w:sz w:val="14"/>
+          <w:szCs w:val="14"/>
         </w:rPr>
       </w:pPr>
     </w:p>
@@ -677,7 +4703,6 @@
         <w:pStyle w:val="ListParagraph"/>
         <w:rPr>
           <w:rFonts w:ascii="Times New Roman" w:hAnsi="Times New Roman" w:cs="Times New Roman"/>
-          <w:color w:val="FF0000"/>
           <w:sz w:val="24"/>
           <w:szCs w:val="24"/>
         </w:rPr>
@@ -688,29 +4713,6 @@
         <w:pStyle w:val="ListParagraph"/>
         <w:rPr>
           <w:rFonts w:ascii="Times New Roman" w:hAnsi="Times New Roman" w:cs="Times New Roman"/>
-          <w:color w:val="FF0000"/>
-          <w:sz w:val="24"/>
-          <w:szCs w:val="24"/>
-        </w:rPr>
-      </w:pPr>
-    </w:p>
-    <w:p>
-      <w:pPr>
-        <w:pStyle w:val="ListParagraph"/>
-        <w:rPr>
-          <w:rFonts w:ascii="Times New Roman" w:hAnsi="Times New Roman" w:cs="Times New Roman"/>
-          <w:color w:val="FF0000"/>
-          <w:sz w:val="24"/>
-          <w:szCs w:val="24"/>
-        </w:rPr>
-      </w:pPr>
-    </w:p>
-    <w:p>
-      <w:pPr>
-        <w:pStyle w:val="ListParagraph"/>
-        <w:rPr>
-          <w:rFonts w:ascii="Times New Roman" w:hAnsi="Times New Roman" w:cs="Times New Roman"/>
-          <w:color w:val="FF0000"/>
           <w:sz w:val="24"/>
           <w:szCs w:val="24"/>
         </w:rPr>
@@ -735,7 +4737,7 @@
           <w:sz w:val="24"/>
           <w:szCs w:val="24"/>
         </w:rPr>
-        <w:t>Assume this is a random sample of elite swimmers</w:t>
+        <w:t>Again a</w:t>
       </w:r>
       <w:r>
         <w:rPr>
@@ -743,7 +4745,7 @@
           <w:sz w:val="24"/>
           <w:szCs w:val="24"/>
         </w:rPr>
-        <w:t>’</w:t>
+        <w:t>ssuming the swimmers in our dataset represent a random sample of elite female swimmers, calculate and interpret a 95% confidence interval for the difference in mean finishing times between freestyle and butterfly</w:t>
       </w:r>
       <w:r>
         <w:rPr>
@@ -751,7 +4753,25 @@
           <w:sz w:val="24"/>
           <w:szCs w:val="24"/>
         </w:rPr>
-        <w:t xml:space="preserve"> times during Olympic years. Let’s find confidence intervals to examine these ideas. The mean finish time in the Women’s 100m freestyle event for the recent Olympics is 54.15 seconds with standard deviation 1.1 and 64 recorded times. For earlier Olympics the mean finish time is 57.06 seconds with standard deviation 1.43 with 40 recorded times. Construct a difference in means 95% confidence interval to determine how much faster swimmers in recent years are, on average, than swimmers in earlier years. You can assume all conditions are met. Write out an interpretation for your interval and if the difference is statistically significant.</w:t>
+        <w:t xml:space="preserve"> for the recent era</w:t>
+      </w:r>
+      <w:r>
+        <w:rPr>
+          <w:rFonts w:ascii="Times New Roman" w:hAnsi="Times New Roman" w:cs="Times New Roman"/>
+          <w:sz w:val="24"/>
+          <w:szCs w:val="24"/>
+        </w:rPr>
+        <w:t xml:space="preserve">. Be sure your interpretation directly answers the question: </w:t>
+      </w:r>
+      <w:r>
+        <w:rPr>
+          <w:rFonts w:ascii="Times New Roman" w:hAnsi="Times New Roman" w:cs="Times New Roman"/>
+          <w:i/>
+          <w:iCs/>
+          <w:sz w:val="24"/>
+          <w:szCs w:val="24"/>
+        </w:rPr>
+        <w:t>on average, how much faster is freestyle?</w:t>
       </w:r>
     </w:p>
     <w:p>
@@ -759,6 +4779,7 @@
         <w:pStyle w:val="ListParagraph"/>
         <w:rPr>
           <w:rFonts w:ascii="Times New Roman" w:hAnsi="Times New Roman" w:cs="Times New Roman"/>
+          <w:color w:val="FF0000"/>
           <w:sz w:val="24"/>
           <w:szCs w:val="24"/>
         </w:rPr>
@@ -766,8 +4787,10 @@
     </w:p>
     <w:p>
       <w:pPr>
-        <w:rPr>
-          <w:rFonts w:ascii="Times New Roman" w:hAnsi="Times New Roman" w:cs="Times New Roman"/>
+        <w:pStyle w:val="ListParagraph"/>
+        <w:rPr>
+          <w:rFonts w:ascii="Times New Roman" w:hAnsi="Times New Roman" w:cs="Times New Roman"/>
+          <w:color w:val="FF0000"/>
           <w:sz w:val="24"/>
           <w:szCs w:val="24"/>
         </w:rPr>
@@ -775,8 +4798,10 @@
     </w:p>
     <w:p>
       <w:pPr>
-        <w:rPr>
-          <w:rFonts w:ascii="Times New Roman" w:hAnsi="Times New Roman" w:cs="Times New Roman"/>
+        <w:pStyle w:val="ListParagraph"/>
+        <w:rPr>
+          <w:rFonts w:ascii="Times New Roman" w:hAnsi="Times New Roman" w:cs="Times New Roman"/>
+          <w:color w:val="FF0000"/>
           <w:sz w:val="24"/>
           <w:szCs w:val="24"/>
         </w:rPr>
@@ -784,8 +4809,10 @@
     </w:p>
     <w:p>
       <w:pPr>
-        <w:rPr>
-          <w:rFonts w:ascii="Times New Roman" w:hAnsi="Times New Roman" w:cs="Times New Roman"/>
+        <w:pStyle w:val="ListParagraph"/>
+        <w:rPr>
+          <w:rFonts w:ascii="Times New Roman" w:hAnsi="Times New Roman" w:cs="Times New Roman"/>
+          <w:color w:val="FF0000"/>
           <w:sz w:val="24"/>
           <w:szCs w:val="24"/>
         </w:rPr>
@@ -793,8 +4820,10 @@
     </w:p>
     <w:p>
       <w:pPr>
-        <w:rPr>
-          <w:rFonts w:ascii="Times New Roman" w:hAnsi="Times New Roman" w:cs="Times New Roman"/>
+        <w:pStyle w:val="ListParagraph"/>
+        <w:rPr>
+          <w:rFonts w:ascii="Times New Roman" w:hAnsi="Times New Roman" w:cs="Times New Roman"/>
+          <w:color w:val="FF0000"/>
           <w:sz w:val="24"/>
           <w:szCs w:val="24"/>
         </w:rPr>
@@ -802,29 +4831,195 @@
     </w:p>
     <w:p>
       <w:pPr>
-        <w:rPr>
-          <w:rFonts w:ascii="Times New Roman" w:hAnsi="Times New Roman" w:cs="Times New Roman"/>
-          <w:sz w:val="24"/>
-          <w:szCs w:val="24"/>
-        </w:rPr>
-      </w:pPr>
+        <w:pStyle w:val="NormalWeb"/>
+        <w:numPr>
+          <w:ilvl w:val="0"/>
+          <w:numId w:val="1"/>
+        </w:numPr>
+      </w:pPr>
+      <w:r>
+        <w:t>Compare the confidence interval you found in Question 2 (all years) with the one from Question 4 (recent era).</w:t>
+      </w:r>
+      <w:r>
+        <w:t xml:space="preserve"> In particular, address:</w:t>
+      </w:r>
     </w:p>
     <w:p>
       <w:pPr>
-        <w:rPr>
-          <w:rFonts w:ascii="Times New Roman" w:hAnsi="Times New Roman" w:cs="Times New Roman"/>
-          <w:sz w:val="24"/>
-          <w:szCs w:val="24"/>
-        </w:rPr>
+        <w:pStyle w:val="NormalWeb"/>
+        <w:numPr>
+          <w:ilvl w:val="0"/>
+          <w:numId w:val="5"/>
+        </w:numPr>
       </w:pPr>
       <w:r>
-        <w:rPr>
-          <w:rFonts w:ascii="Times New Roman" w:hAnsi="Times New Roman" w:cs="Times New Roman"/>
-          <w:sz w:val="24"/>
-          <w:szCs w:val="24"/>
-        </w:rPr>
-        <w:tab/>
+        <w:t>How are the two intervals similar or different?</w:t>
       </w:r>
+    </w:p>
+    <w:p>
+      <w:pPr>
+        <w:pStyle w:val="NormalWeb"/>
+        <w:numPr>
+          <w:ilvl w:val="0"/>
+          <w:numId w:val="5"/>
+        </w:numPr>
+      </w:pPr>
+      <w:r>
+        <w:t>What might explain any changes in the size or location of the intervals?</w:t>
+      </w:r>
+    </w:p>
+    <w:p>
+      <w:pPr>
+        <w:pStyle w:val="ListParagraph"/>
+        <w:rPr>
+          <w:rFonts w:ascii="Times New Roman" w:hAnsi="Times New Roman" w:cs="Times New Roman"/>
+          <w:color w:val="FF0000"/>
+          <w:sz w:val="24"/>
+          <w:szCs w:val="24"/>
+        </w:rPr>
+      </w:pPr>
+    </w:p>
+    <w:p>
+      <w:pPr>
+        <w:pStyle w:val="ListParagraph"/>
+        <w:rPr>
+          <w:rFonts w:ascii="Times New Roman" w:hAnsi="Times New Roman" w:cs="Times New Roman"/>
+          <w:color w:val="FF0000"/>
+          <w:sz w:val="24"/>
+          <w:szCs w:val="24"/>
+        </w:rPr>
+      </w:pPr>
+    </w:p>
+    <w:p>
+      <w:pPr>
+        <w:pStyle w:val="ListParagraph"/>
+        <w:rPr>
+          <w:rFonts w:ascii="Times New Roman" w:hAnsi="Times New Roman" w:cs="Times New Roman"/>
+          <w:color w:val="FF0000"/>
+          <w:sz w:val="24"/>
+          <w:szCs w:val="24"/>
+        </w:rPr>
+      </w:pPr>
+    </w:p>
+    <w:p>
+      <w:pPr>
+        <w:pStyle w:val="ListParagraph"/>
+        <w:rPr>
+          <w:rFonts w:ascii="Times New Roman" w:hAnsi="Times New Roman" w:cs="Times New Roman"/>
+          <w:color w:val="FF0000"/>
+          <w:sz w:val="24"/>
+          <w:szCs w:val="24"/>
+          <w:shd w:val="clear" w:color="auto" w:fill="FFFFFF"/>
+        </w:rPr>
+      </w:pPr>
+    </w:p>
+    <w:p>
+      <w:pPr>
+        <w:pStyle w:val="ListParagraph"/>
+        <w:rPr>
+          <w:rFonts w:ascii="Times New Roman" w:hAnsi="Times New Roman" w:cs="Times New Roman"/>
+          <w:color w:val="FF0000"/>
+          <w:sz w:val="24"/>
+          <w:szCs w:val="24"/>
+          <w:shd w:val="clear" w:color="auto" w:fill="FFFFFF"/>
+        </w:rPr>
+      </w:pPr>
+    </w:p>
+    <w:p>
+      <w:pPr>
+        <w:pStyle w:val="ListParagraph"/>
+        <w:rPr>
+          <w:rFonts w:ascii="Times New Roman" w:hAnsi="Times New Roman" w:cs="Times New Roman"/>
+          <w:color w:val="FF0000"/>
+          <w:sz w:val="24"/>
+          <w:szCs w:val="24"/>
+          <w:shd w:val="clear" w:color="auto" w:fill="FFFFFF"/>
+        </w:rPr>
+      </w:pPr>
+    </w:p>
+    <w:p>
+      <w:pPr>
+        <w:pStyle w:val="ListParagraph"/>
+        <w:rPr>
+          <w:rFonts w:ascii="Times New Roman" w:hAnsi="Times New Roman" w:cs="Times New Roman"/>
+          <w:color w:val="FF0000"/>
+          <w:sz w:val="24"/>
+          <w:szCs w:val="24"/>
+          <w:shd w:val="clear" w:color="auto" w:fill="FFFFFF"/>
+        </w:rPr>
+      </w:pPr>
+    </w:p>
+    <w:p>
+      <w:pPr>
+        <w:pStyle w:val="ListParagraph"/>
+        <w:rPr>
+          <w:rFonts w:ascii="Times New Roman" w:hAnsi="Times New Roman" w:cs="Times New Roman"/>
+          <w:color w:val="FF0000"/>
+          <w:sz w:val="24"/>
+          <w:szCs w:val="24"/>
+          <w:shd w:val="clear" w:color="auto" w:fill="FFFFFF"/>
+        </w:rPr>
+      </w:pPr>
+    </w:p>
+    <w:p>
+      <w:pPr>
+        <w:pStyle w:val="ListParagraph"/>
+        <w:rPr>
+          <w:rFonts w:ascii="Times New Roman" w:hAnsi="Times New Roman" w:cs="Times New Roman"/>
+          <w:color w:val="FF0000"/>
+          <w:sz w:val="24"/>
+          <w:szCs w:val="24"/>
+          <w:shd w:val="clear" w:color="auto" w:fill="FFFFFF"/>
+        </w:rPr>
+      </w:pPr>
+    </w:p>
+    <w:p>
+      <w:pPr>
+        <w:pStyle w:val="ListParagraph"/>
+        <w:rPr>
+          <w:rFonts w:ascii="Times New Roman" w:hAnsi="Times New Roman" w:cs="Times New Roman"/>
+          <w:color w:val="FF0000"/>
+          <w:sz w:val="24"/>
+          <w:szCs w:val="24"/>
+          <w:shd w:val="clear" w:color="auto" w:fill="FFFFFF"/>
+        </w:rPr>
+      </w:pPr>
+    </w:p>
+    <w:p>
+      <w:pPr>
+        <w:pStyle w:val="ListParagraph"/>
+        <w:rPr>
+          <w:rFonts w:ascii="Times New Roman" w:hAnsi="Times New Roman" w:cs="Times New Roman"/>
+          <w:color w:val="FF0000"/>
+          <w:sz w:val="24"/>
+          <w:szCs w:val="24"/>
+          <w:shd w:val="clear" w:color="auto" w:fill="FFFFFF"/>
+        </w:rPr>
+      </w:pPr>
+    </w:p>
+    <w:p>
+      <w:pPr>
+        <w:pStyle w:val="ListParagraph"/>
+        <w:rPr>
+          <w:rFonts w:ascii="Times New Roman" w:hAnsi="Times New Roman" w:cs="Times New Roman"/>
+          <w:color w:val="FF0000"/>
+          <w:sz w:val="24"/>
+          <w:szCs w:val="24"/>
+          <w:shd w:val="clear" w:color="auto" w:fill="FFFFFF"/>
+        </w:rPr>
+      </w:pPr>
+    </w:p>
+    <w:p>
+      <w:pPr>
+        <w:pStyle w:val="ListParagraph"/>
+        <w:rPr>
+          <w:rFonts w:ascii="Times New Roman" w:hAnsi="Times New Roman" w:cs="Times New Roman"/>
+          <w:color w:val="FF0000"/>
+          <w:sz w:val="24"/>
+          <w:szCs w:val="24"/>
+          <w:shd w:val="clear" w:color="auto" w:fill="FFFFFF"/>
+        </w:rPr>
+      </w:pPr>
     </w:p>
     <w:p>
       <w:pPr>
@@ -833,381 +5028,70 @@
           <w:ilvl w:val="0"/>
           <w:numId w:val="1"/>
         </w:numPr>
-        <w:rPr>
-          <w:rFonts w:ascii="Times New Roman" w:hAnsi="Times New Roman" w:cs="Times New Roman"/>
+        <w:spacing w:before="100" w:beforeAutospacing="1" w:after="100" w:afterAutospacing="1" w:line="240" w:lineRule="auto"/>
+        <w:rPr>
+          <w:rFonts w:ascii="Times New Roman" w:eastAsia="Times New Roman" w:hAnsi="Times New Roman" w:cs="Times New Roman"/>
+          <w:kern w:val="0"/>
           <w:sz w:val="24"/>
           <w:szCs w:val="24"/>
         </w:rPr>
       </w:pPr>
       <w:r>
         <w:rPr>
-          <w:rFonts w:ascii="Times New Roman" w:hAnsi="Times New Roman" w:cs="Times New Roman"/>
-          <w:sz w:val="24"/>
-          <w:szCs w:val="24"/>
-        </w:rPr>
-        <w:t xml:space="preserve">Now let’s look at the strokes, or styles, of swimming. The two fastest strokes </w:t>
-      </w:r>
-      <w:r>
-        <w:rPr>
-          <w:rFonts w:ascii="Times New Roman" w:hAnsi="Times New Roman" w:cs="Times New Roman"/>
-          <w:sz w:val="24"/>
-          <w:szCs w:val="24"/>
-        </w:rPr>
-        <w:t>a</w:t>
-      </w:r>
-      <w:r>
-        <w:rPr>
-          <w:rFonts w:ascii="Times New Roman" w:hAnsi="Times New Roman" w:cs="Times New Roman"/>
-          <w:sz w:val="24"/>
-          <w:szCs w:val="24"/>
-        </w:rPr>
-        <w:t xml:space="preserve">re the butterfly and the freestyle. The mean finishing time for </w:t>
-      </w:r>
-      <w:r>
-        <w:rPr>
-          <w:rFonts w:ascii="Times New Roman" w:hAnsi="Times New Roman" w:cs="Times New Roman"/>
-          <w:sz w:val="24"/>
-          <w:szCs w:val="24"/>
-        </w:rPr>
-        <w:t>104</w:t>
-      </w:r>
-      <w:r>
-        <w:rPr>
-          <w:rFonts w:ascii="Times New Roman" w:hAnsi="Times New Roman" w:cs="Times New Roman"/>
-          <w:sz w:val="24"/>
-          <w:szCs w:val="24"/>
-        </w:rPr>
-        <w:t xml:space="preserve"> freestyle finishers was 5</w:t>
-      </w:r>
-      <w:r>
-        <w:rPr>
-          <w:rFonts w:ascii="Times New Roman" w:hAnsi="Times New Roman" w:cs="Times New Roman"/>
-          <w:sz w:val="24"/>
-          <w:szCs w:val="24"/>
-        </w:rPr>
-        <w:t>5.27</w:t>
-      </w:r>
-      <w:r>
-        <w:rPr>
-          <w:rFonts w:ascii="Times New Roman" w:hAnsi="Times New Roman" w:cs="Times New Roman"/>
-          <w:sz w:val="24"/>
-          <w:szCs w:val="24"/>
-        </w:rPr>
-        <w:t xml:space="preserve"> seconds with standard deviation </w:t>
-      </w:r>
-      <w:r>
-        <w:rPr>
-          <w:rFonts w:ascii="Times New Roman" w:hAnsi="Times New Roman" w:cs="Times New Roman"/>
-          <w:sz w:val="24"/>
-          <w:szCs w:val="24"/>
-        </w:rPr>
-        <w:t>1.88</w:t>
-      </w:r>
-      <w:r>
-        <w:rPr>
-          <w:rFonts w:ascii="Times New Roman" w:hAnsi="Times New Roman" w:cs="Times New Roman"/>
-          <w:sz w:val="24"/>
-          <w:szCs w:val="24"/>
-        </w:rPr>
-        <w:t xml:space="preserve">. For </w:t>
-      </w:r>
-      <w:r>
-        <w:rPr>
-          <w:rFonts w:ascii="Times New Roman" w:hAnsi="Times New Roman" w:cs="Times New Roman"/>
-          <w:sz w:val="24"/>
-          <w:szCs w:val="24"/>
-        </w:rPr>
-        <w:t>61</w:t>
-      </w:r>
-      <w:r>
-        <w:rPr>
-          <w:rFonts w:ascii="Times New Roman" w:hAnsi="Times New Roman" w:cs="Times New Roman"/>
-          <w:sz w:val="24"/>
-          <w:szCs w:val="24"/>
-        </w:rPr>
-        <w:t xml:space="preserve"> butterfly swimmers the mean was 5</w:t>
-      </w:r>
-      <w:r>
-        <w:rPr>
-          <w:rFonts w:ascii="Times New Roman" w:hAnsi="Times New Roman" w:cs="Times New Roman"/>
-          <w:sz w:val="24"/>
-          <w:szCs w:val="24"/>
-        </w:rPr>
-        <w:t>7</w:t>
-      </w:r>
-      <w:r>
-        <w:rPr>
-          <w:rFonts w:ascii="Times New Roman" w:hAnsi="Times New Roman" w:cs="Times New Roman"/>
-          <w:sz w:val="24"/>
-          <w:szCs w:val="24"/>
-        </w:rPr>
-        <w:t>.</w:t>
-      </w:r>
-      <w:r>
-        <w:rPr>
-          <w:rFonts w:ascii="Times New Roman" w:hAnsi="Times New Roman" w:cs="Times New Roman"/>
-          <w:sz w:val="24"/>
-          <w:szCs w:val="24"/>
-        </w:rPr>
-        <w:t>9</w:t>
-      </w:r>
-      <w:r>
-        <w:rPr>
-          <w:rFonts w:ascii="Times New Roman" w:hAnsi="Times New Roman" w:cs="Times New Roman"/>
-          <w:sz w:val="24"/>
-          <w:szCs w:val="24"/>
-        </w:rPr>
-        <w:t xml:space="preserve"> seconds with standard </w:t>
-      </w:r>
-      <w:proofErr w:type="gramStart"/>
-      <w:r>
-        <w:rPr>
-          <w:rFonts w:ascii="Times New Roman" w:hAnsi="Times New Roman" w:cs="Times New Roman"/>
-          <w:sz w:val="24"/>
-          <w:szCs w:val="24"/>
-        </w:rPr>
-        <w:t>deviation</w:t>
-      </w:r>
-      <w:proofErr w:type="gramEnd"/>
-      <w:r>
-        <w:rPr>
-          <w:rFonts w:ascii="Times New Roman" w:hAnsi="Times New Roman" w:cs="Times New Roman"/>
-          <w:sz w:val="24"/>
-          <w:szCs w:val="24"/>
-        </w:rPr>
-        <w:t xml:space="preserve"> </w:t>
-      </w:r>
-      <w:r>
-        <w:rPr>
-          <w:rFonts w:ascii="Times New Roman" w:hAnsi="Times New Roman" w:cs="Times New Roman"/>
-          <w:sz w:val="24"/>
-          <w:szCs w:val="24"/>
-        </w:rPr>
-        <w:t>1.24</w:t>
-      </w:r>
-      <w:r>
-        <w:rPr>
-          <w:rFonts w:ascii="Times New Roman" w:hAnsi="Times New Roman" w:cs="Times New Roman"/>
-          <w:sz w:val="24"/>
-          <w:szCs w:val="24"/>
-        </w:rPr>
-        <w:t>. Con</w:t>
-      </w:r>
-      <w:r>
-        <w:rPr>
-          <w:rFonts w:ascii="Times New Roman" w:hAnsi="Times New Roman" w:cs="Times New Roman"/>
-          <w:sz w:val="24"/>
-          <w:szCs w:val="24"/>
-        </w:rPr>
-        <w:t>struc</w:t>
-      </w:r>
-      <w:r>
-        <w:rPr>
-          <w:rFonts w:ascii="Times New Roman" w:hAnsi="Times New Roman" w:cs="Times New Roman"/>
-          <w:sz w:val="24"/>
-          <w:szCs w:val="24"/>
-        </w:rPr>
-        <w:t xml:space="preserve">t a difference in means </w:t>
-      </w:r>
-      <w:r>
-        <w:rPr>
-          <w:rFonts w:ascii="Times New Roman" w:hAnsi="Times New Roman" w:cs="Times New Roman"/>
-          <w:sz w:val="24"/>
-          <w:szCs w:val="24"/>
-        </w:rPr>
-        <w:t xml:space="preserve">confidence interval </w:t>
-      </w:r>
-      <w:r>
-        <w:rPr>
-          <w:rFonts w:ascii="Times New Roman" w:hAnsi="Times New Roman" w:cs="Times New Roman"/>
-          <w:sz w:val="24"/>
-          <w:szCs w:val="24"/>
-        </w:rPr>
-        <w:t xml:space="preserve">to determine </w:t>
-      </w:r>
-      <w:r>
-        <w:rPr>
-          <w:rFonts w:ascii="Times New Roman" w:hAnsi="Times New Roman" w:cs="Times New Roman"/>
-          <w:sz w:val="24"/>
-          <w:szCs w:val="24"/>
-        </w:rPr>
-        <w:t xml:space="preserve">how much faster </w:t>
-      </w:r>
-      <w:r>
-        <w:rPr>
-          <w:rFonts w:ascii="Times New Roman" w:hAnsi="Times New Roman" w:cs="Times New Roman"/>
-          <w:sz w:val="24"/>
-          <w:szCs w:val="24"/>
-        </w:rPr>
-        <w:t>freestyle swimmers are</w:t>
-      </w:r>
-      <w:r>
-        <w:rPr>
-          <w:rFonts w:ascii="Times New Roman" w:hAnsi="Times New Roman" w:cs="Times New Roman"/>
-          <w:sz w:val="24"/>
-          <w:szCs w:val="24"/>
-        </w:rPr>
-        <w:t>, on average,</w:t>
-      </w:r>
-      <w:r>
-        <w:rPr>
-          <w:rFonts w:ascii="Times New Roman" w:hAnsi="Times New Roman" w:cs="Times New Roman"/>
-          <w:sz w:val="24"/>
-          <w:szCs w:val="24"/>
-        </w:rPr>
-        <w:t xml:space="preserve"> than butterfly swimmers in the 100m race. You can assume all conditions are met. Make sure to write out </w:t>
-      </w:r>
-      <w:r>
-        <w:rPr>
-          <w:rFonts w:ascii="Times New Roman" w:hAnsi="Times New Roman" w:cs="Times New Roman"/>
-          <w:sz w:val="24"/>
-          <w:szCs w:val="24"/>
-        </w:rPr>
-        <w:t>an interpretation of your interval and if the difference is statistically significant.</w:t>
+          <w:rFonts w:ascii="Times New Roman" w:eastAsia="Times New Roman" w:hAnsi="Times New Roman" w:cs="Times New Roman"/>
+          <w:kern w:val="0"/>
+          <w:sz w:val="24"/>
+          <w:szCs w:val="24"/>
+        </w:rPr>
+        <w:t>Suppose we had combined men’s and women’s results into one dataset without differentiating between events.</w:t>
       </w:r>
     </w:p>
     <w:p>
       <w:pPr>
-        <w:pStyle w:val="ListParagraph"/>
-        <w:rPr>
-          <w:rFonts w:ascii="Times New Roman" w:hAnsi="Times New Roman" w:cs="Times New Roman"/>
-          <w:color w:val="FF0000"/>
-          <w:sz w:val="24"/>
-          <w:szCs w:val="24"/>
-          <w:shd w:val="clear" w:color="auto" w:fill="FFFFFF"/>
-        </w:rPr>
-      </w:pPr>
+        <w:numPr>
+          <w:ilvl w:val="0"/>
+          <w:numId w:val="6"/>
+        </w:numPr>
+        <w:spacing w:before="100" w:beforeAutospacing="1" w:after="100" w:afterAutospacing="1" w:line="240" w:lineRule="auto"/>
+        <w:rPr>
+          <w:rFonts w:ascii="Times New Roman" w:eastAsia="Times New Roman" w:hAnsi="Times New Roman" w:cs="Times New Roman"/>
+          <w:kern w:val="0"/>
+          <w:sz w:val="24"/>
+          <w:szCs w:val="24"/>
+        </w:rPr>
+      </w:pPr>
+      <w:r>
+        <w:rPr>
+          <w:rFonts w:ascii="Times New Roman" w:eastAsia="Times New Roman" w:hAnsi="Times New Roman" w:cs="Times New Roman"/>
+          <w:kern w:val="0"/>
+          <w:sz w:val="24"/>
+          <w:szCs w:val="24"/>
+        </w:rPr>
+        <w:t>What problems might arise in analyzing the data this way?</w:t>
+      </w:r>
     </w:p>
     <w:p>
       <w:pPr>
-        <w:pStyle w:val="ListParagraph"/>
-        <w:rPr>
-          <w:rFonts w:ascii="Times New Roman" w:hAnsi="Times New Roman" w:cs="Times New Roman"/>
-          <w:color w:val="FF0000"/>
-          <w:sz w:val="24"/>
-          <w:szCs w:val="24"/>
-          <w:shd w:val="clear" w:color="auto" w:fill="FFFFFF"/>
-        </w:rPr>
-      </w:pPr>
-    </w:p>
-    <w:p>
-      <w:pPr>
-        <w:pStyle w:val="ListParagraph"/>
-        <w:rPr>
-          <w:rFonts w:ascii="Times New Roman" w:hAnsi="Times New Roman" w:cs="Times New Roman"/>
-          <w:color w:val="FF0000"/>
-          <w:sz w:val="24"/>
-          <w:szCs w:val="24"/>
-          <w:shd w:val="clear" w:color="auto" w:fill="FFFFFF"/>
-        </w:rPr>
-      </w:pPr>
-    </w:p>
-    <w:p>
-      <w:pPr>
-        <w:pStyle w:val="ListParagraph"/>
-        <w:rPr>
-          <w:rFonts w:ascii="Times New Roman" w:hAnsi="Times New Roman" w:cs="Times New Roman"/>
-          <w:color w:val="FF0000"/>
-          <w:sz w:val="24"/>
-          <w:szCs w:val="24"/>
-          <w:shd w:val="clear" w:color="auto" w:fill="FFFFFF"/>
-        </w:rPr>
-      </w:pPr>
-    </w:p>
-    <w:p>
-      <w:pPr>
-        <w:pStyle w:val="ListParagraph"/>
-        <w:rPr>
-          <w:rFonts w:ascii="Times New Roman" w:hAnsi="Times New Roman" w:cs="Times New Roman"/>
-          <w:color w:val="FF0000"/>
-          <w:sz w:val="24"/>
-          <w:szCs w:val="24"/>
-          <w:shd w:val="clear" w:color="auto" w:fill="FFFFFF"/>
-        </w:rPr>
-      </w:pPr>
-    </w:p>
-    <w:p>
-      <w:pPr>
-        <w:pStyle w:val="ListParagraph"/>
-        <w:rPr>
-          <w:rFonts w:ascii="Times New Roman" w:hAnsi="Times New Roman" w:cs="Times New Roman"/>
-          <w:color w:val="FF0000"/>
-          <w:sz w:val="24"/>
-          <w:szCs w:val="24"/>
-          <w:shd w:val="clear" w:color="auto" w:fill="FFFFFF"/>
-        </w:rPr>
-      </w:pPr>
-    </w:p>
-    <w:p>
-      <w:pPr>
-        <w:pStyle w:val="ListParagraph"/>
-        <w:rPr>
-          <w:rFonts w:ascii="Times New Roman" w:hAnsi="Times New Roman" w:cs="Times New Roman"/>
-          <w:color w:val="FF0000"/>
-          <w:sz w:val="24"/>
-          <w:szCs w:val="24"/>
-          <w:shd w:val="clear" w:color="auto" w:fill="FFFFFF"/>
-        </w:rPr>
-      </w:pPr>
-    </w:p>
-    <w:p>
-      <w:pPr>
-        <w:pStyle w:val="ListParagraph"/>
-        <w:rPr>
-          <w:rFonts w:ascii="Times New Roman" w:hAnsi="Times New Roman" w:cs="Times New Roman"/>
-          <w:color w:val="FF0000"/>
-          <w:sz w:val="24"/>
-          <w:szCs w:val="24"/>
-          <w:shd w:val="clear" w:color="auto" w:fill="FFFFFF"/>
-        </w:rPr>
-      </w:pPr>
-    </w:p>
-    <w:p>
-      <w:pPr>
-        <w:pStyle w:val="ListParagraph"/>
-        <w:rPr>
-          <w:rFonts w:ascii="Times New Roman" w:hAnsi="Times New Roman" w:cs="Times New Roman"/>
-          <w:color w:val="FF0000"/>
-          <w:sz w:val="24"/>
-          <w:szCs w:val="24"/>
-          <w:shd w:val="clear" w:color="auto" w:fill="FFFFFF"/>
-        </w:rPr>
-      </w:pPr>
-    </w:p>
-    <w:p>
-      <w:pPr>
-        <w:pStyle w:val="ListParagraph"/>
-        <w:rPr>
-          <w:rFonts w:ascii="Times New Roman" w:hAnsi="Times New Roman" w:cs="Times New Roman"/>
-          <w:color w:val="FF0000"/>
-          <w:sz w:val="24"/>
-          <w:szCs w:val="24"/>
-          <w:shd w:val="clear" w:color="auto" w:fill="FFFFFF"/>
-        </w:rPr>
-      </w:pPr>
-    </w:p>
-    <w:p>
-      <w:pPr>
-        <w:pStyle w:val="ListParagraph"/>
         <w:numPr>
           <w:ilvl w:val="0"/>
-          <w:numId w:val="1"/>
+          <w:numId w:val="6"/>
         </w:numPr>
-        <w:rPr>
-          <w:rFonts w:ascii="Times New Roman" w:hAnsi="Times New Roman" w:cs="Times New Roman"/>
-          <w:sz w:val="24"/>
-          <w:szCs w:val="24"/>
-          <w:shd w:val="clear" w:color="auto" w:fill="FFFFFF"/>
+        <w:spacing w:before="100" w:beforeAutospacing="1" w:after="100" w:afterAutospacing="1" w:line="240" w:lineRule="auto"/>
+        <w:rPr>
+          <w:rFonts w:ascii="Times New Roman" w:eastAsia="Times New Roman" w:hAnsi="Times New Roman" w:cs="Times New Roman"/>
+          <w:kern w:val="0"/>
+          <w:sz w:val="24"/>
+          <w:szCs w:val="24"/>
         </w:rPr>
       </w:pPr>
       <w:r>
         <w:rPr>
-          <w:rFonts w:ascii="Times New Roman" w:hAnsi="Times New Roman" w:cs="Times New Roman"/>
-          <w:sz w:val="24"/>
-          <w:szCs w:val="24"/>
-          <w:shd w:val="clear" w:color="auto" w:fill="FFFFFF"/>
-        </w:rPr>
-        <w:t>Why might it be a problem if we did these problems with both the men and women in the data?</w:t>
+          <w:rFonts w:ascii="Times New Roman" w:eastAsia="Times New Roman" w:hAnsi="Times New Roman" w:cs="Times New Roman"/>
+          <w:kern w:val="0"/>
+          <w:sz w:val="24"/>
+          <w:szCs w:val="24"/>
+        </w:rPr>
+        <w:t>How might this affect the conclusions we draw from boxplots or confidence intervals?</w:t>
       </w:r>
     </w:p>
     <w:p>
@@ -1233,9 +5117,158 @@
 </file>
 
 <file path=word/numbering.xml><?xml version="1.0" encoding="utf-8"?>
-<w:numbering xmlns:wpc="http://schemas.microsoft.com/office/word/2010/wordprocessingCanvas" xmlns:cx="http://schemas.microsoft.com/office/drawing/2014/chartex" xmlns:cx1="http://schemas.microsoft.com/office/drawing/2015/9/8/chartex" xmlns:cx2="http://schemas.microsoft.com/office/drawing/2015/10/21/chartex" xmlns:cx3="http://schemas.microsoft.com/office/drawing/2016/5/9/chartex" xmlns:cx4="http://schemas.microsoft.com/office/drawing/2016/5/10/chartex" xmlns:cx5="http://schemas.microsoft.com/office/drawing/2016/5/11/chartex" xmlns:cx6="http://schemas.microsoft.com/office/drawing/2016/5/12/chartex" xmlns:cx7="http://schemas.microsoft.com/office/drawing/2016/5/13/chartex" xmlns:cx8="http://schemas.microsoft.com/office/drawing/2016/5/14/chartex" xmlns:mc="http://schemas.openxmlformats.org/markup-compatibility/2006" xmlns:aink="http://schemas.microsoft.com/office/drawing/2016/ink" xmlns:am3d="http://schemas.microsoft.com/office/drawing/2017/model3d" xmlns:o="urn:schemas-microsoft-com:office:office" xmlns:oel="http://schemas.microsoft.com/office/2019/extlst" xmlns:r="http://schemas.openxmlformats.org/officeDocument/2006/relationships" xmlns:m="http://schemas.openxmlformats.org/officeDocument/2006/math" xmlns:v="urn:schemas-microsoft-com:vml" xmlns:wp14="http://schemas.microsoft.com/office/word/2010/wordprocessingDrawing" xmlns:wp="http://schemas.openxmlformats.org/drawingml/2006/wordprocessingDrawing" xmlns:w10="urn:schemas-microsoft-com:office:word" xmlns:w="http://schemas.openxmlformats.org/wordprocessingml/2006/main" xmlns:w14="http://schemas.microsoft.com/office/word/2010/wordml" xmlns:w15="http://schemas.microsoft.com/office/word/2012/wordml" xmlns:w16cex="http://schemas.microsoft.com/office/word/2018/wordml/cex" xmlns:w16cid="http://schemas.microsoft.com/office/word/2016/wordml/cid" xmlns:w16="http://schemas.microsoft.com/office/word/2018/wordml" xmlns:w16du="http://schemas.microsoft.com/office/word/2023/wordml/word16du" xmlns:w16sdtdh="http://schemas.microsoft.com/office/word/2020/wordml/sdtdatahash" xmlns:w16se="http://schemas.microsoft.com/office/word/2015/wordml/symex" xmlns:wpg="http://schemas.microsoft.com/office/word/2010/wordprocessingGroup" xmlns:wpi="http://schemas.microsoft.com/office/word/2010/wordprocessingInk" xmlns:wne="http://schemas.microsoft.com/office/word/2006/wordml" xmlns:wps="http://schemas.microsoft.com/office/word/2010/wordprocessingShape" mc:Ignorable="w14 w15 w16se w16cid w16 w16cex w16sdtdh w16du wp14">
+<w:numbering xmlns:wpc="http://schemas.microsoft.com/office/word/2010/wordprocessingCanvas" xmlns:cx="http://schemas.microsoft.com/office/drawing/2014/chartex" xmlns:cx1="http://schemas.microsoft.com/office/drawing/2015/9/8/chartex" xmlns:mc="http://schemas.openxmlformats.org/markup-compatibility/2006" xmlns:o="urn:schemas-microsoft-com:office:office" xmlns:r="http://schemas.openxmlformats.org/officeDocument/2006/relationships" xmlns:m="http://schemas.openxmlformats.org/officeDocument/2006/math" xmlns:v="urn:schemas-microsoft-com:vml" xmlns:wp14="http://schemas.microsoft.com/office/word/2010/wordprocessingDrawing" xmlns:wp="http://schemas.openxmlformats.org/drawingml/2006/wordprocessingDrawing" xmlns:w10="urn:schemas-microsoft-com:office:word" xmlns:w="http://schemas.openxmlformats.org/wordprocessingml/2006/main" xmlns:w14="http://schemas.microsoft.com/office/word/2010/wordml" xmlns:w15="http://schemas.microsoft.com/office/word/2012/wordml" xmlns:w16se="http://schemas.microsoft.com/office/word/2015/wordml/symex" xmlns:wpg="http://schemas.microsoft.com/office/word/2010/wordprocessingGroup" xmlns:wpi="http://schemas.microsoft.com/office/word/2010/wordprocessingInk" xmlns:wne="http://schemas.microsoft.com/office/word/2006/wordml" xmlns:wps="http://schemas.microsoft.com/office/word/2010/wordprocessingShape" mc:Ignorable="w14 w15 w16se wp14">
   <w:abstractNum w:abstractNumId="0" w15:restartNumberingAfterBreak="0">
-    <w:nsid w:val="682C2F7D"/>
+    <w:nsid w:val="199520CD"/>
+    <w:multiLevelType w:val="multilevel"/>
+    <w:tmpl w:val="2676CB68"/>
+    <w:lvl w:ilvl="0">
+      <w:start w:val="1"/>
+      <w:numFmt w:val="bullet"/>
+      <w:lvlText w:val=""/>
+      <w:lvlJc w:val="left"/>
+      <w:pPr>
+        <w:tabs>
+          <w:tab w:val="num" w:pos="720"/>
+        </w:tabs>
+        <w:ind w:left="720" w:hanging="360"/>
+      </w:pPr>
+      <w:rPr>
+        <w:rFonts w:ascii="Symbol" w:hAnsi="Symbol" w:hint="default"/>
+        <w:sz w:val="20"/>
+      </w:rPr>
+    </w:lvl>
+    <w:lvl w:ilvl="1" w:tentative="1">
+      <w:start w:val="1"/>
+      <w:numFmt w:val="bullet"/>
+      <w:lvlText w:val="o"/>
+      <w:lvlJc w:val="left"/>
+      <w:pPr>
+        <w:tabs>
+          <w:tab w:val="num" w:pos="1440"/>
+        </w:tabs>
+        <w:ind w:left="1440" w:hanging="360"/>
+      </w:pPr>
+      <w:rPr>
+        <w:rFonts w:ascii="Courier New" w:hAnsi="Courier New" w:hint="default"/>
+        <w:sz w:val="20"/>
+      </w:rPr>
+    </w:lvl>
+    <w:lvl w:ilvl="2" w:tentative="1">
+      <w:start w:val="1"/>
+      <w:numFmt w:val="bullet"/>
+      <w:lvlText w:val=""/>
+      <w:lvlJc w:val="left"/>
+      <w:pPr>
+        <w:tabs>
+          <w:tab w:val="num" w:pos="2160"/>
+        </w:tabs>
+        <w:ind w:left="2160" w:hanging="360"/>
+      </w:pPr>
+      <w:rPr>
+        <w:rFonts w:ascii="Wingdings" w:hAnsi="Wingdings" w:hint="default"/>
+        <w:sz w:val="20"/>
+      </w:rPr>
+    </w:lvl>
+    <w:lvl w:ilvl="3" w:tentative="1">
+      <w:start w:val="1"/>
+      <w:numFmt w:val="bullet"/>
+      <w:lvlText w:val=""/>
+      <w:lvlJc w:val="left"/>
+      <w:pPr>
+        <w:tabs>
+          <w:tab w:val="num" w:pos="2880"/>
+        </w:tabs>
+        <w:ind w:left="2880" w:hanging="360"/>
+      </w:pPr>
+      <w:rPr>
+        <w:rFonts w:ascii="Wingdings" w:hAnsi="Wingdings" w:hint="default"/>
+        <w:sz w:val="20"/>
+      </w:rPr>
+    </w:lvl>
+    <w:lvl w:ilvl="4" w:tentative="1">
+      <w:start w:val="1"/>
+      <w:numFmt w:val="bullet"/>
+      <w:lvlText w:val=""/>
+      <w:lvlJc w:val="left"/>
+      <w:pPr>
+        <w:tabs>
+          <w:tab w:val="num" w:pos="3600"/>
+        </w:tabs>
+        <w:ind w:left="3600" w:hanging="360"/>
+      </w:pPr>
+      <w:rPr>
+        <w:rFonts w:ascii="Wingdings" w:hAnsi="Wingdings" w:hint="default"/>
+        <w:sz w:val="20"/>
+      </w:rPr>
+    </w:lvl>
+    <w:lvl w:ilvl="5" w:tentative="1">
+      <w:start w:val="1"/>
+      <w:numFmt w:val="bullet"/>
+      <w:lvlText w:val=""/>
+      <w:lvlJc w:val="left"/>
+      <w:pPr>
+        <w:tabs>
+          <w:tab w:val="num" w:pos="4320"/>
+        </w:tabs>
+        <w:ind w:left="4320" w:hanging="360"/>
+      </w:pPr>
+      <w:rPr>
+        <w:rFonts w:ascii="Wingdings" w:hAnsi="Wingdings" w:hint="default"/>
+        <w:sz w:val="20"/>
+      </w:rPr>
+    </w:lvl>
+    <w:lvl w:ilvl="6" w:tentative="1">
+      <w:start w:val="1"/>
+      <w:numFmt w:val="bullet"/>
+      <w:lvlText w:val=""/>
+      <w:lvlJc w:val="left"/>
+      <w:pPr>
+        <w:tabs>
+          <w:tab w:val="num" w:pos="5040"/>
+        </w:tabs>
+        <w:ind w:left="5040" w:hanging="360"/>
+      </w:pPr>
+      <w:rPr>
+        <w:rFonts w:ascii="Wingdings" w:hAnsi="Wingdings" w:hint="default"/>
+        <w:sz w:val="20"/>
+      </w:rPr>
+    </w:lvl>
+    <w:lvl w:ilvl="7" w:tentative="1">
+      <w:start w:val="1"/>
+      <w:numFmt w:val="bullet"/>
+      <w:lvlText w:val=""/>
+      <w:lvlJc w:val="left"/>
+      <w:pPr>
+        <w:tabs>
+          <w:tab w:val="num" w:pos="5760"/>
+        </w:tabs>
+        <w:ind w:left="5760" w:hanging="360"/>
+      </w:pPr>
+      <w:rPr>
+        <w:rFonts w:ascii="Wingdings" w:hAnsi="Wingdings" w:hint="default"/>
+        <w:sz w:val="20"/>
+      </w:rPr>
+    </w:lvl>
+    <w:lvl w:ilvl="8" w:tentative="1">
+      <w:start w:val="1"/>
+      <w:numFmt w:val="bullet"/>
+      <w:lvlText w:val=""/>
+      <w:lvlJc w:val="left"/>
+      <w:pPr>
+        <w:tabs>
+          <w:tab w:val="num" w:pos="6480"/>
+        </w:tabs>
+        <w:ind w:left="6480" w:hanging="360"/>
+      </w:pPr>
+      <w:rPr>
+        <w:rFonts w:ascii="Wingdings" w:hAnsi="Wingdings" w:hint="default"/>
+        <w:sz w:val="20"/>
+      </w:rPr>
+    </w:lvl>
+  </w:abstractNum>
+  <w:abstractNum w:abstractNumId="1" w15:restartNumberingAfterBreak="0">
+    <w:nsid w:val="29F54D28"/>
     <w:multiLevelType w:val="hybridMultilevel"/>
     <w:tmpl w:val="03B45E4A"/>
     <w:lvl w:ilvl="0" w:tplc="0409000F">
@@ -1250,7 +5283,7 @@
         <w:rFonts w:hint="default"/>
       </w:rPr>
     </w:lvl>
-    <w:lvl w:ilvl="1" w:tplc="04090019" w:tentative="1">
+    <w:lvl w:ilvl="1" w:tplc="04090019">
       <w:start w:val="1"/>
       <w:numFmt w:val="lowerLetter"/>
       <w:lvlText w:val="%2."/>
@@ -1323,14 +5356,660 @@
       </w:pPr>
     </w:lvl>
   </w:abstractNum>
-  <w:num w:numId="1" w16cid:durableId="1087727082">
+  <w:abstractNum w:abstractNumId="2" w15:restartNumberingAfterBreak="0">
+    <w:nsid w:val="3C2355D7"/>
+    <w:multiLevelType w:val="multilevel"/>
+    <w:tmpl w:val="BFD85CCA"/>
+    <w:lvl w:ilvl="0">
+      <w:start w:val="1"/>
+      <w:numFmt w:val="bullet"/>
+      <w:lvlText w:val=""/>
+      <w:lvlJc w:val="left"/>
+      <w:pPr>
+        <w:tabs>
+          <w:tab w:val="num" w:pos="1080"/>
+        </w:tabs>
+        <w:ind w:left="1080" w:hanging="360"/>
+      </w:pPr>
+      <w:rPr>
+        <w:rFonts w:ascii="Symbol" w:hAnsi="Symbol" w:hint="default"/>
+        <w:sz w:val="20"/>
+      </w:rPr>
+    </w:lvl>
+    <w:lvl w:ilvl="1" w:tentative="1">
+      <w:start w:val="1"/>
+      <w:numFmt w:val="bullet"/>
+      <w:lvlText w:val="o"/>
+      <w:lvlJc w:val="left"/>
+      <w:pPr>
+        <w:tabs>
+          <w:tab w:val="num" w:pos="1800"/>
+        </w:tabs>
+        <w:ind w:left="1800" w:hanging="360"/>
+      </w:pPr>
+      <w:rPr>
+        <w:rFonts w:ascii="Courier New" w:hAnsi="Courier New" w:hint="default"/>
+        <w:sz w:val="20"/>
+      </w:rPr>
+    </w:lvl>
+    <w:lvl w:ilvl="2" w:tentative="1">
+      <w:start w:val="1"/>
+      <w:numFmt w:val="bullet"/>
+      <w:lvlText w:val=""/>
+      <w:lvlJc w:val="left"/>
+      <w:pPr>
+        <w:tabs>
+          <w:tab w:val="num" w:pos="2520"/>
+        </w:tabs>
+        <w:ind w:left="2520" w:hanging="360"/>
+      </w:pPr>
+      <w:rPr>
+        <w:rFonts w:ascii="Wingdings" w:hAnsi="Wingdings" w:hint="default"/>
+        <w:sz w:val="20"/>
+      </w:rPr>
+    </w:lvl>
+    <w:lvl w:ilvl="3" w:tentative="1">
+      <w:start w:val="1"/>
+      <w:numFmt w:val="bullet"/>
+      <w:lvlText w:val=""/>
+      <w:lvlJc w:val="left"/>
+      <w:pPr>
+        <w:tabs>
+          <w:tab w:val="num" w:pos="3240"/>
+        </w:tabs>
+        <w:ind w:left="3240" w:hanging="360"/>
+      </w:pPr>
+      <w:rPr>
+        <w:rFonts w:ascii="Wingdings" w:hAnsi="Wingdings" w:hint="default"/>
+        <w:sz w:val="20"/>
+      </w:rPr>
+    </w:lvl>
+    <w:lvl w:ilvl="4" w:tentative="1">
+      <w:start w:val="1"/>
+      <w:numFmt w:val="bullet"/>
+      <w:lvlText w:val=""/>
+      <w:lvlJc w:val="left"/>
+      <w:pPr>
+        <w:tabs>
+          <w:tab w:val="num" w:pos="3960"/>
+        </w:tabs>
+        <w:ind w:left="3960" w:hanging="360"/>
+      </w:pPr>
+      <w:rPr>
+        <w:rFonts w:ascii="Wingdings" w:hAnsi="Wingdings" w:hint="default"/>
+        <w:sz w:val="20"/>
+      </w:rPr>
+    </w:lvl>
+    <w:lvl w:ilvl="5" w:tentative="1">
+      <w:start w:val="1"/>
+      <w:numFmt w:val="bullet"/>
+      <w:lvlText w:val=""/>
+      <w:lvlJc w:val="left"/>
+      <w:pPr>
+        <w:tabs>
+          <w:tab w:val="num" w:pos="4680"/>
+        </w:tabs>
+        <w:ind w:left="4680" w:hanging="360"/>
+      </w:pPr>
+      <w:rPr>
+        <w:rFonts w:ascii="Wingdings" w:hAnsi="Wingdings" w:hint="default"/>
+        <w:sz w:val="20"/>
+      </w:rPr>
+    </w:lvl>
+    <w:lvl w:ilvl="6" w:tentative="1">
+      <w:start w:val="1"/>
+      <w:numFmt w:val="bullet"/>
+      <w:lvlText w:val=""/>
+      <w:lvlJc w:val="left"/>
+      <w:pPr>
+        <w:tabs>
+          <w:tab w:val="num" w:pos="5400"/>
+        </w:tabs>
+        <w:ind w:left="5400" w:hanging="360"/>
+      </w:pPr>
+      <w:rPr>
+        <w:rFonts w:ascii="Wingdings" w:hAnsi="Wingdings" w:hint="default"/>
+        <w:sz w:val="20"/>
+      </w:rPr>
+    </w:lvl>
+    <w:lvl w:ilvl="7" w:tentative="1">
+      <w:start w:val="1"/>
+      <w:numFmt w:val="bullet"/>
+      <w:lvlText w:val=""/>
+      <w:lvlJc w:val="left"/>
+      <w:pPr>
+        <w:tabs>
+          <w:tab w:val="num" w:pos="6120"/>
+        </w:tabs>
+        <w:ind w:left="6120" w:hanging="360"/>
+      </w:pPr>
+      <w:rPr>
+        <w:rFonts w:ascii="Wingdings" w:hAnsi="Wingdings" w:hint="default"/>
+        <w:sz w:val="20"/>
+      </w:rPr>
+    </w:lvl>
+    <w:lvl w:ilvl="8" w:tentative="1">
+      <w:start w:val="1"/>
+      <w:numFmt w:val="bullet"/>
+      <w:lvlText w:val=""/>
+      <w:lvlJc w:val="left"/>
+      <w:pPr>
+        <w:tabs>
+          <w:tab w:val="num" w:pos="6840"/>
+        </w:tabs>
+        <w:ind w:left="6840" w:hanging="360"/>
+      </w:pPr>
+      <w:rPr>
+        <w:rFonts w:ascii="Wingdings" w:hAnsi="Wingdings" w:hint="default"/>
+        <w:sz w:val="20"/>
+      </w:rPr>
+    </w:lvl>
+  </w:abstractNum>
+  <w:abstractNum w:abstractNumId="3" w15:restartNumberingAfterBreak="0">
+    <w:nsid w:val="43931B5D"/>
+    <w:multiLevelType w:val="hybridMultilevel"/>
+    <w:tmpl w:val="F22E887A"/>
+    <w:lvl w:ilvl="0" w:tplc="0409000F">
+      <w:start w:val="1"/>
+      <w:numFmt w:val="decimal"/>
+      <w:lvlText w:val="%1."/>
+      <w:lvlJc w:val="left"/>
+      <w:pPr>
+        <w:ind w:left="720" w:hanging="360"/>
+      </w:pPr>
+      <w:rPr>
+        <w:rFonts w:hint="default"/>
+      </w:rPr>
+    </w:lvl>
+    <w:lvl w:ilvl="1" w:tplc="04090001">
+      <w:start w:val="1"/>
+      <w:numFmt w:val="bullet"/>
+      <w:lvlText w:val=""/>
+      <w:lvlJc w:val="left"/>
+      <w:pPr>
+        <w:ind w:left="1440" w:hanging="360"/>
+      </w:pPr>
+      <w:rPr>
+        <w:rFonts w:ascii="Symbol" w:hAnsi="Symbol" w:hint="default"/>
+      </w:rPr>
+    </w:lvl>
+    <w:lvl w:ilvl="2" w:tplc="0409001B" w:tentative="1">
+      <w:start w:val="1"/>
+      <w:numFmt w:val="lowerRoman"/>
+      <w:lvlText w:val="%3."/>
+      <w:lvlJc w:val="right"/>
+      <w:pPr>
+        <w:ind w:left="2160" w:hanging="180"/>
+      </w:pPr>
+    </w:lvl>
+    <w:lvl w:ilvl="3" w:tplc="0409000F" w:tentative="1">
+      <w:start w:val="1"/>
+      <w:numFmt w:val="decimal"/>
+      <w:lvlText w:val="%4."/>
+      <w:lvlJc w:val="left"/>
+      <w:pPr>
+        <w:ind w:left="2880" w:hanging="360"/>
+      </w:pPr>
+    </w:lvl>
+    <w:lvl w:ilvl="4" w:tplc="04090019" w:tentative="1">
+      <w:start w:val="1"/>
+      <w:numFmt w:val="lowerLetter"/>
+      <w:lvlText w:val="%5."/>
+      <w:lvlJc w:val="left"/>
+      <w:pPr>
+        <w:ind w:left="3600" w:hanging="360"/>
+      </w:pPr>
+    </w:lvl>
+    <w:lvl w:ilvl="5" w:tplc="0409001B" w:tentative="1">
+      <w:start w:val="1"/>
+      <w:numFmt w:val="lowerRoman"/>
+      <w:lvlText w:val="%6."/>
+      <w:lvlJc w:val="right"/>
+      <w:pPr>
+        <w:ind w:left="4320" w:hanging="180"/>
+      </w:pPr>
+    </w:lvl>
+    <w:lvl w:ilvl="6" w:tplc="0409000F" w:tentative="1">
+      <w:start w:val="1"/>
+      <w:numFmt w:val="decimal"/>
+      <w:lvlText w:val="%7."/>
+      <w:lvlJc w:val="left"/>
+      <w:pPr>
+        <w:ind w:left="5040" w:hanging="360"/>
+      </w:pPr>
+    </w:lvl>
+    <w:lvl w:ilvl="7" w:tplc="04090019" w:tentative="1">
+      <w:start w:val="1"/>
+      <w:numFmt w:val="lowerLetter"/>
+      <w:lvlText w:val="%8."/>
+      <w:lvlJc w:val="left"/>
+      <w:pPr>
+        <w:ind w:left="5760" w:hanging="360"/>
+      </w:pPr>
+    </w:lvl>
+    <w:lvl w:ilvl="8" w:tplc="0409001B" w:tentative="1">
+      <w:start w:val="1"/>
+      <w:numFmt w:val="lowerRoman"/>
+      <w:lvlText w:val="%9."/>
+      <w:lvlJc w:val="right"/>
+      <w:pPr>
+        <w:ind w:left="6480" w:hanging="180"/>
+      </w:pPr>
+    </w:lvl>
+  </w:abstractNum>
+  <w:abstractNum w:abstractNumId="4" w15:restartNumberingAfterBreak="0">
+    <w:nsid w:val="49A27F38"/>
+    <w:multiLevelType w:val="multilevel"/>
+    <w:tmpl w:val="CD9EDFFA"/>
+    <w:lvl w:ilvl="0">
+      <w:start w:val="1"/>
+      <w:numFmt w:val="bullet"/>
+      <w:lvlText w:val=""/>
+      <w:lvlJc w:val="left"/>
+      <w:pPr>
+        <w:tabs>
+          <w:tab w:val="num" w:pos="1080"/>
+        </w:tabs>
+        <w:ind w:left="1080" w:hanging="360"/>
+      </w:pPr>
+      <w:rPr>
+        <w:rFonts w:ascii="Symbol" w:hAnsi="Symbol" w:hint="default"/>
+        <w:sz w:val="20"/>
+      </w:rPr>
+    </w:lvl>
+    <w:lvl w:ilvl="1" w:tentative="1">
+      <w:start w:val="1"/>
+      <w:numFmt w:val="bullet"/>
+      <w:lvlText w:val="o"/>
+      <w:lvlJc w:val="left"/>
+      <w:pPr>
+        <w:tabs>
+          <w:tab w:val="num" w:pos="1800"/>
+        </w:tabs>
+        <w:ind w:left="1800" w:hanging="360"/>
+      </w:pPr>
+      <w:rPr>
+        <w:rFonts w:ascii="Courier New" w:hAnsi="Courier New" w:hint="default"/>
+        <w:sz w:val="20"/>
+      </w:rPr>
+    </w:lvl>
+    <w:lvl w:ilvl="2" w:tentative="1">
+      <w:start w:val="1"/>
+      <w:numFmt w:val="bullet"/>
+      <w:lvlText w:val=""/>
+      <w:lvlJc w:val="left"/>
+      <w:pPr>
+        <w:tabs>
+          <w:tab w:val="num" w:pos="2520"/>
+        </w:tabs>
+        <w:ind w:left="2520" w:hanging="360"/>
+      </w:pPr>
+      <w:rPr>
+        <w:rFonts w:ascii="Wingdings" w:hAnsi="Wingdings" w:hint="default"/>
+        <w:sz w:val="20"/>
+      </w:rPr>
+    </w:lvl>
+    <w:lvl w:ilvl="3" w:tentative="1">
+      <w:start w:val="1"/>
+      <w:numFmt w:val="bullet"/>
+      <w:lvlText w:val=""/>
+      <w:lvlJc w:val="left"/>
+      <w:pPr>
+        <w:tabs>
+          <w:tab w:val="num" w:pos="3240"/>
+        </w:tabs>
+        <w:ind w:left="3240" w:hanging="360"/>
+      </w:pPr>
+      <w:rPr>
+        <w:rFonts w:ascii="Wingdings" w:hAnsi="Wingdings" w:hint="default"/>
+        <w:sz w:val="20"/>
+      </w:rPr>
+    </w:lvl>
+    <w:lvl w:ilvl="4" w:tentative="1">
+      <w:start w:val="1"/>
+      <w:numFmt w:val="bullet"/>
+      <w:lvlText w:val=""/>
+      <w:lvlJc w:val="left"/>
+      <w:pPr>
+        <w:tabs>
+          <w:tab w:val="num" w:pos="3960"/>
+        </w:tabs>
+        <w:ind w:left="3960" w:hanging="360"/>
+      </w:pPr>
+      <w:rPr>
+        <w:rFonts w:ascii="Wingdings" w:hAnsi="Wingdings" w:hint="default"/>
+        <w:sz w:val="20"/>
+      </w:rPr>
+    </w:lvl>
+    <w:lvl w:ilvl="5" w:tentative="1">
+      <w:start w:val="1"/>
+      <w:numFmt w:val="bullet"/>
+      <w:lvlText w:val=""/>
+      <w:lvlJc w:val="left"/>
+      <w:pPr>
+        <w:tabs>
+          <w:tab w:val="num" w:pos="4680"/>
+        </w:tabs>
+        <w:ind w:left="4680" w:hanging="360"/>
+      </w:pPr>
+      <w:rPr>
+        <w:rFonts w:ascii="Wingdings" w:hAnsi="Wingdings" w:hint="default"/>
+        <w:sz w:val="20"/>
+      </w:rPr>
+    </w:lvl>
+    <w:lvl w:ilvl="6" w:tentative="1">
+      <w:start w:val="1"/>
+      <w:numFmt w:val="bullet"/>
+      <w:lvlText w:val=""/>
+      <w:lvlJc w:val="left"/>
+      <w:pPr>
+        <w:tabs>
+          <w:tab w:val="num" w:pos="5400"/>
+        </w:tabs>
+        <w:ind w:left="5400" w:hanging="360"/>
+      </w:pPr>
+      <w:rPr>
+        <w:rFonts w:ascii="Wingdings" w:hAnsi="Wingdings" w:hint="default"/>
+        <w:sz w:val="20"/>
+      </w:rPr>
+    </w:lvl>
+    <w:lvl w:ilvl="7" w:tentative="1">
+      <w:start w:val="1"/>
+      <w:numFmt w:val="bullet"/>
+      <w:lvlText w:val=""/>
+      <w:lvlJc w:val="left"/>
+      <w:pPr>
+        <w:tabs>
+          <w:tab w:val="num" w:pos="6120"/>
+        </w:tabs>
+        <w:ind w:left="6120" w:hanging="360"/>
+      </w:pPr>
+      <w:rPr>
+        <w:rFonts w:ascii="Wingdings" w:hAnsi="Wingdings" w:hint="default"/>
+        <w:sz w:val="20"/>
+      </w:rPr>
+    </w:lvl>
+    <w:lvl w:ilvl="8" w:tentative="1">
+      <w:start w:val="1"/>
+      <w:numFmt w:val="bullet"/>
+      <w:lvlText w:val=""/>
+      <w:lvlJc w:val="left"/>
+      <w:pPr>
+        <w:tabs>
+          <w:tab w:val="num" w:pos="6840"/>
+        </w:tabs>
+        <w:ind w:left="6840" w:hanging="360"/>
+      </w:pPr>
+      <w:rPr>
+        <w:rFonts w:ascii="Wingdings" w:hAnsi="Wingdings" w:hint="default"/>
+        <w:sz w:val="20"/>
+      </w:rPr>
+    </w:lvl>
+  </w:abstractNum>
+  <w:abstractNum w:abstractNumId="5" w15:restartNumberingAfterBreak="0">
+    <w:nsid w:val="540A5BAB"/>
+    <w:multiLevelType w:val="multilevel"/>
+    <w:tmpl w:val="037028AA"/>
+    <w:lvl w:ilvl="0">
+      <w:start w:val="1"/>
+      <w:numFmt w:val="lowerLetter"/>
+      <w:lvlText w:val="%1)"/>
+      <w:lvlJc w:val="left"/>
+      <w:pPr>
+        <w:tabs>
+          <w:tab w:val="num" w:pos="1080"/>
+        </w:tabs>
+        <w:ind w:left="1080" w:hanging="360"/>
+      </w:pPr>
+      <w:rPr>
+        <w:rFonts w:ascii="Times New Roman" w:eastAsiaTheme="minorHAnsi" w:hAnsi="Times New Roman" w:cs="Times New Roman"/>
+        <w:sz w:val="20"/>
+      </w:rPr>
+    </w:lvl>
+    <w:lvl w:ilvl="1" w:tentative="1">
+      <w:start w:val="1"/>
+      <w:numFmt w:val="bullet"/>
+      <w:lvlText w:val="o"/>
+      <w:lvlJc w:val="left"/>
+      <w:pPr>
+        <w:tabs>
+          <w:tab w:val="num" w:pos="1800"/>
+        </w:tabs>
+        <w:ind w:left="1800" w:hanging="360"/>
+      </w:pPr>
+      <w:rPr>
+        <w:rFonts w:ascii="Courier New" w:hAnsi="Courier New" w:hint="default"/>
+        <w:sz w:val="20"/>
+      </w:rPr>
+    </w:lvl>
+    <w:lvl w:ilvl="2" w:tentative="1">
+      <w:start w:val="1"/>
+      <w:numFmt w:val="bullet"/>
+      <w:lvlText w:val=""/>
+      <w:lvlJc w:val="left"/>
+      <w:pPr>
+        <w:tabs>
+          <w:tab w:val="num" w:pos="2520"/>
+        </w:tabs>
+        <w:ind w:left="2520" w:hanging="360"/>
+      </w:pPr>
+      <w:rPr>
+        <w:rFonts w:ascii="Wingdings" w:hAnsi="Wingdings" w:hint="default"/>
+        <w:sz w:val="20"/>
+      </w:rPr>
+    </w:lvl>
+    <w:lvl w:ilvl="3" w:tentative="1">
+      <w:start w:val="1"/>
+      <w:numFmt w:val="bullet"/>
+      <w:lvlText w:val=""/>
+      <w:lvlJc w:val="left"/>
+      <w:pPr>
+        <w:tabs>
+          <w:tab w:val="num" w:pos="3240"/>
+        </w:tabs>
+        <w:ind w:left="3240" w:hanging="360"/>
+      </w:pPr>
+      <w:rPr>
+        <w:rFonts w:ascii="Wingdings" w:hAnsi="Wingdings" w:hint="default"/>
+        <w:sz w:val="20"/>
+      </w:rPr>
+    </w:lvl>
+    <w:lvl w:ilvl="4" w:tentative="1">
+      <w:start w:val="1"/>
+      <w:numFmt w:val="bullet"/>
+      <w:lvlText w:val=""/>
+      <w:lvlJc w:val="left"/>
+      <w:pPr>
+        <w:tabs>
+          <w:tab w:val="num" w:pos="3960"/>
+        </w:tabs>
+        <w:ind w:left="3960" w:hanging="360"/>
+      </w:pPr>
+      <w:rPr>
+        <w:rFonts w:ascii="Wingdings" w:hAnsi="Wingdings" w:hint="default"/>
+        <w:sz w:val="20"/>
+      </w:rPr>
+    </w:lvl>
+    <w:lvl w:ilvl="5" w:tentative="1">
+      <w:start w:val="1"/>
+      <w:numFmt w:val="bullet"/>
+      <w:lvlText w:val=""/>
+      <w:lvlJc w:val="left"/>
+      <w:pPr>
+        <w:tabs>
+          <w:tab w:val="num" w:pos="4680"/>
+        </w:tabs>
+        <w:ind w:left="4680" w:hanging="360"/>
+      </w:pPr>
+      <w:rPr>
+        <w:rFonts w:ascii="Wingdings" w:hAnsi="Wingdings" w:hint="default"/>
+        <w:sz w:val="20"/>
+      </w:rPr>
+    </w:lvl>
+    <w:lvl w:ilvl="6" w:tentative="1">
+      <w:start w:val="1"/>
+      <w:numFmt w:val="bullet"/>
+      <w:lvlText w:val=""/>
+      <w:lvlJc w:val="left"/>
+      <w:pPr>
+        <w:tabs>
+          <w:tab w:val="num" w:pos="5400"/>
+        </w:tabs>
+        <w:ind w:left="5400" w:hanging="360"/>
+      </w:pPr>
+      <w:rPr>
+        <w:rFonts w:ascii="Wingdings" w:hAnsi="Wingdings" w:hint="default"/>
+        <w:sz w:val="20"/>
+      </w:rPr>
+    </w:lvl>
+    <w:lvl w:ilvl="7" w:tentative="1">
+      <w:start w:val="1"/>
+      <w:numFmt w:val="bullet"/>
+      <w:lvlText w:val=""/>
+      <w:lvlJc w:val="left"/>
+      <w:pPr>
+        <w:tabs>
+          <w:tab w:val="num" w:pos="6120"/>
+        </w:tabs>
+        <w:ind w:left="6120" w:hanging="360"/>
+      </w:pPr>
+      <w:rPr>
+        <w:rFonts w:ascii="Wingdings" w:hAnsi="Wingdings" w:hint="default"/>
+        <w:sz w:val="20"/>
+      </w:rPr>
+    </w:lvl>
+    <w:lvl w:ilvl="8" w:tentative="1">
+      <w:start w:val="1"/>
+      <w:numFmt w:val="bullet"/>
+      <w:lvlText w:val=""/>
+      <w:lvlJc w:val="left"/>
+      <w:pPr>
+        <w:tabs>
+          <w:tab w:val="num" w:pos="6840"/>
+        </w:tabs>
+        <w:ind w:left="6840" w:hanging="360"/>
+      </w:pPr>
+      <w:rPr>
+        <w:rFonts w:ascii="Wingdings" w:hAnsi="Wingdings" w:hint="default"/>
+        <w:sz w:val="20"/>
+      </w:rPr>
+    </w:lvl>
+  </w:abstractNum>
+  <w:abstractNum w:abstractNumId="6" w15:restartNumberingAfterBreak="0">
+    <w:nsid w:val="682C2F7D"/>
+    <w:multiLevelType w:val="hybridMultilevel"/>
+    <w:tmpl w:val="7902C802"/>
+    <w:lvl w:ilvl="0" w:tplc="0409000F">
+      <w:start w:val="1"/>
+      <w:numFmt w:val="decimal"/>
+      <w:lvlText w:val="%1."/>
+      <w:lvlJc w:val="left"/>
+      <w:pPr>
+        <w:ind w:left="720" w:hanging="360"/>
+      </w:pPr>
+      <w:rPr>
+        <w:rFonts w:hint="default"/>
+      </w:rPr>
+    </w:lvl>
+    <w:lvl w:ilvl="1" w:tplc="04090019">
+      <w:start w:val="1"/>
+      <w:numFmt w:val="lowerLetter"/>
+      <w:lvlText w:val="%2."/>
+      <w:lvlJc w:val="left"/>
+      <w:pPr>
+        <w:ind w:left="1440" w:hanging="360"/>
+      </w:pPr>
+    </w:lvl>
+    <w:lvl w:ilvl="2" w:tplc="0409001B" w:tentative="1">
+      <w:start w:val="1"/>
+      <w:numFmt w:val="lowerRoman"/>
+      <w:lvlText w:val="%3."/>
+      <w:lvlJc w:val="right"/>
+      <w:pPr>
+        <w:ind w:left="2160" w:hanging="180"/>
+      </w:pPr>
+    </w:lvl>
+    <w:lvl w:ilvl="3" w:tplc="0409000F" w:tentative="1">
+      <w:start w:val="1"/>
+      <w:numFmt w:val="decimal"/>
+      <w:lvlText w:val="%4."/>
+      <w:lvlJc w:val="left"/>
+      <w:pPr>
+        <w:ind w:left="2880" w:hanging="360"/>
+      </w:pPr>
+    </w:lvl>
+    <w:lvl w:ilvl="4" w:tplc="04090019" w:tentative="1">
+      <w:start w:val="1"/>
+      <w:numFmt w:val="lowerLetter"/>
+      <w:lvlText w:val="%5."/>
+      <w:lvlJc w:val="left"/>
+      <w:pPr>
+        <w:ind w:left="3600" w:hanging="360"/>
+      </w:pPr>
+    </w:lvl>
+    <w:lvl w:ilvl="5" w:tplc="0409001B" w:tentative="1">
+      <w:start w:val="1"/>
+      <w:numFmt w:val="lowerRoman"/>
+      <w:lvlText w:val="%6."/>
+      <w:lvlJc w:val="right"/>
+      <w:pPr>
+        <w:ind w:left="4320" w:hanging="180"/>
+      </w:pPr>
+    </w:lvl>
+    <w:lvl w:ilvl="6" w:tplc="0409000F" w:tentative="1">
+      <w:start w:val="1"/>
+      <w:numFmt w:val="decimal"/>
+      <w:lvlText w:val="%7."/>
+      <w:lvlJc w:val="left"/>
+      <w:pPr>
+        <w:ind w:left="5040" w:hanging="360"/>
+      </w:pPr>
+    </w:lvl>
+    <w:lvl w:ilvl="7" w:tplc="04090019" w:tentative="1">
+      <w:start w:val="1"/>
+      <w:numFmt w:val="lowerLetter"/>
+      <w:lvlText w:val="%8."/>
+      <w:lvlJc w:val="left"/>
+      <w:pPr>
+        <w:ind w:left="5760" w:hanging="360"/>
+      </w:pPr>
+    </w:lvl>
+    <w:lvl w:ilvl="8" w:tplc="0409001B" w:tentative="1">
+      <w:start w:val="1"/>
+      <w:numFmt w:val="lowerRoman"/>
+      <w:lvlText w:val="%9."/>
+      <w:lvlJc w:val="right"/>
+      <w:pPr>
+        <w:ind w:left="6480" w:hanging="180"/>
+      </w:pPr>
+    </w:lvl>
+  </w:abstractNum>
+  <w:num w:numId="1">
+    <w:abstractNumId w:val="6"/>
+  </w:num>
+  <w:num w:numId="2">
     <w:abstractNumId w:val="0"/>
+  </w:num>
+  <w:num w:numId="3">
+    <w:abstractNumId w:val="5"/>
+  </w:num>
+  <w:num w:numId="4">
+    <w:abstractNumId w:val="1"/>
+  </w:num>
+  <w:num w:numId="5">
+    <w:abstractNumId w:val="2"/>
+  </w:num>
+  <w:num w:numId="6">
+    <w:abstractNumId w:val="4"/>
+  </w:num>
+  <w:num w:numId="7">
+    <w:abstractNumId w:val="3"/>
   </w:num>
 </w:numbering>
 </file>
 
 <file path=word/styles.xml><?xml version="1.0" encoding="utf-8"?>
-<w:styles xmlns:mc="http://schemas.openxmlformats.org/markup-compatibility/2006" xmlns:r="http://schemas.openxmlformats.org/officeDocument/2006/relationships" xmlns:w="http://schemas.openxmlformats.org/wordprocessingml/2006/main" xmlns:w14="http://schemas.microsoft.com/office/word/2010/wordml" xmlns:w15="http://schemas.microsoft.com/office/word/2012/wordml" xmlns:w16cex="http://schemas.microsoft.com/office/word/2018/wordml/cex" xmlns:w16cid="http://schemas.microsoft.com/office/word/2016/wordml/cid" xmlns:w16="http://schemas.microsoft.com/office/word/2018/wordml" xmlns:w16du="http://schemas.microsoft.com/office/word/2023/wordml/word16du" xmlns:w16sdtdh="http://schemas.microsoft.com/office/word/2020/wordml/sdtdatahash" xmlns:w16se="http://schemas.microsoft.com/office/word/2015/wordml/symex" mc:Ignorable="w14 w15 w16se w16cid w16 w16cex w16sdtdh w16du">
+<w:styles xmlns:mc="http://schemas.openxmlformats.org/markup-compatibility/2006" xmlns:r="http://schemas.openxmlformats.org/officeDocument/2006/relationships" xmlns:w="http://schemas.openxmlformats.org/wordprocessingml/2006/main" xmlns:w14="http://schemas.microsoft.com/office/word/2010/wordml" xmlns:w15="http://schemas.microsoft.com/office/word/2012/wordml" xmlns:w16se="http://schemas.microsoft.com/office/word/2015/wordml/symex" mc:Ignorable="w14 w15 w16se">
   <w:docDefaults>
     <w:rPrDefault>
       <w:rPr>
@@ -1348,7 +6027,7 @@
       </w:pPr>
     </w:pPrDefault>
   </w:docDefaults>
-  <w:latentStyles w:defLockedState="0" w:defUIPriority="99" w:defSemiHidden="0" w:defUnhideWhenUsed="0" w:defQFormat="0" w:count="376">
+  <w:latentStyles w:defLockedState="0" w:defUIPriority="99" w:defSemiHidden="0" w:defUnhideWhenUsed="0" w:defQFormat="0" w:count="371">
     <w:lsdException w:name="Normal" w:uiPriority="0" w:qFormat="1"/>
     <w:lsdException w:name="heading 1" w:uiPriority="9" w:qFormat="1"/>
     <w:lsdException w:name="heading 2" w:semiHidden="1" w:uiPriority="9" w:unhideWhenUsed="1" w:qFormat="1"/>
@@ -1720,11 +6399,6 @@
     <w:lsdException w:name="List Table 5 Dark Accent 6" w:uiPriority="50"/>
     <w:lsdException w:name="List Table 6 Colorful Accent 6" w:uiPriority="51"/>
     <w:lsdException w:name="List Table 7 Colorful Accent 6" w:uiPriority="52"/>
-    <w:lsdException w:name="Mention" w:semiHidden="1" w:unhideWhenUsed="1"/>
-    <w:lsdException w:name="Smart Hyperlink" w:semiHidden="1" w:unhideWhenUsed="1"/>
-    <w:lsdException w:name="Hashtag" w:semiHidden="1" w:unhideWhenUsed="1"/>
-    <w:lsdException w:name="Unresolved Mention" w:semiHidden="1" w:unhideWhenUsed="1"/>
-    <w:lsdException w:name="Smart Link" w:semiHidden="1" w:unhideWhenUsed="1"/>
   </w:latentStyles>
   <w:style w:type="paragraph" w:default="1" w:styleId="Normal">
     <w:name w:val="Normal"/>
@@ -1933,7 +6607,6 @@
   <w:style w:type="character" w:default="1" w:styleId="DefaultParagraphFont">
     <w:name w:val="Default Paragraph Font"/>
     <w:uiPriority w:val="1"/>
-    <w:semiHidden/>
     <w:unhideWhenUsed/>
   </w:style>
   <w:style w:type="table" w:default="1" w:styleId="TableNormal">
@@ -2285,6 +6958,23 @@
       <w:szCs w:val="20"/>
     </w:rPr>
   </w:style>
+  <w:style w:type="paragraph" w:styleId="NormalWeb">
+    <w:name w:val="Normal (Web)"/>
+    <w:basedOn w:val="Normal"/>
+    <w:uiPriority w:val="99"/>
+    <w:semiHidden/>
+    <w:unhideWhenUsed/>
+    <w:rsid w:val="004C0DB7"/>
+    <w:pPr>
+      <w:spacing w:before="100" w:beforeAutospacing="1" w:after="100" w:afterAutospacing="1" w:line="240" w:lineRule="auto"/>
+    </w:pPr>
+    <w:rPr>
+      <w:rFonts w:ascii="Times New Roman" w:eastAsia="Times New Roman" w:hAnsi="Times New Roman" w:cs="Times New Roman"/>
+      <w:kern w:val="0"/>
+      <w:sz w:val="24"/>
+      <w:szCs w:val="24"/>
+    </w:rPr>
+  </w:style>
 </w:styles>
 </file>
 

--- a/swimming/olympic_swimming_100m/olympic_swimming_ws.docx
+++ b/swimming/olympic_swimming_100m/olympic_swimming_ws.docx
@@ -1,161 +1,294 @@
 
 <file path=word/document.xml><?xml version="1.0" encoding="utf-8"?>
-<w:document xmlns:wpc="http://schemas.microsoft.com/office/word/2010/wordprocessingCanvas" xmlns:cx="http://schemas.microsoft.com/office/drawing/2014/chartex" xmlns:cx1="http://schemas.microsoft.com/office/drawing/2015/9/8/chartex" xmlns:mc="http://schemas.openxmlformats.org/markup-compatibility/2006" xmlns:o="urn:schemas-microsoft-com:office:office" xmlns:r="http://schemas.openxmlformats.org/officeDocument/2006/relationships" xmlns:m="http://schemas.openxmlformats.org/officeDocument/2006/math" xmlns:v="urn:schemas-microsoft-com:vml" xmlns:wp14="http://schemas.microsoft.com/office/word/2010/wordprocessingDrawing" xmlns:wp="http://schemas.openxmlformats.org/drawingml/2006/wordprocessingDrawing" xmlns:w10="urn:schemas-microsoft-com:office:word" xmlns:w="http://schemas.openxmlformats.org/wordprocessingml/2006/main" xmlns:w14="http://schemas.microsoft.com/office/word/2010/wordml" xmlns:w15="http://schemas.microsoft.com/office/word/2012/wordml" xmlns:w16se="http://schemas.microsoft.com/office/word/2015/wordml/symex" xmlns:wpg="http://schemas.microsoft.com/office/word/2010/wordprocessingGroup" xmlns:wpi="http://schemas.microsoft.com/office/word/2010/wordprocessingInk" xmlns:wne="http://schemas.microsoft.com/office/word/2006/wordml" xmlns:wps="http://schemas.microsoft.com/office/word/2010/wordprocessingShape" mc:Ignorable="w14 w15 w16se wp14">
+<w:document xmlns:wpc="http://schemas.microsoft.com/office/word/2010/wordprocessingCanvas" xmlns:cx="http://schemas.microsoft.com/office/drawing/2014/chartex" xmlns:cx1="http://schemas.microsoft.com/office/drawing/2015/9/8/chartex" xmlns:cx2="http://schemas.microsoft.com/office/drawing/2015/10/21/chartex" xmlns:cx3="http://schemas.microsoft.com/office/drawing/2016/5/9/chartex" xmlns:cx4="http://schemas.microsoft.com/office/drawing/2016/5/10/chartex" xmlns:cx5="http://schemas.microsoft.com/office/drawing/2016/5/11/chartex" xmlns:cx6="http://schemas.microsoft.com/office/drawing/2016/5/12/chartex" xmlns:cx7="http://schemas.microsoft.com/office/drawing/2016/5/13/chartex" xmlns:cx8="http://schemas.microsoft.com/office/drawing/2016/5/14/chartex" xmlns:mc="http://schemas.openxmlformats.org/markup-compatibility/2006" xmlns:aink="http://schemas.microsoft.com/office/drawing/2016/ink" xmlns:am3d="http://schemas.microsoft.com/office/drawing/2017/model3d" xmlns:o="urn:schemas-microsoft-com:office:office" xmlns:oel="http://schemas.microsoft.com/office/2019/extlst" xmlns:r="http://schemas.openxmlformats.org/officeDocument/2006/relationships" xmlns:m="http://schemas.openxmlformats.org/officeDocument/2006/math" xmlns:v="urn:schemas-microsoft-com:vml" xmlns:wp14="http://schemas.microsoft.com/office/word/2010/wordprocessingDrawing" xmlns:wp="http://schemas.openxmlformats.org/drawingml/2006/wordprocessingDrawing" xmlns:w10="urn:schemas-microsoft-com:office:word" xmlns:w="http://schemas.openxmlformats.org/wordprocessingml/2006/main" xmlns:w14="http://schemas.microsoft.com/office/word/2010/wordml" xmlns:w15="http://schemas.microsoft.com/office/word/2012/wordml" xmlns:w16cex="http://schemas.microsoft.com/office/word/2018/wordml/cex" xmlns:w16cid="http://schemas.microsoft.com/office/word/2016/wordml/cid" xmlns:w16="http://schemas.microsoft.com/office/word/2018/wordml" xmlns:w16du="http://schemas.microsoft.com/office/word/2023/wordml/word16du" xmlns:w16sdtdh="http://schemas.microsoft.com/office/word/2020/wordml/sdtdatahash" xmlns:w16sdtfl="http://schemas.microsoft.com/office/word/2024/wordml/sdtformatlock" xmlns:w16se="http://schemas.microsoft.com/office/word/2015/wordml/symex" xmlns:wpg="http://schemas.microsoft.com/office/word/2010/wordprocessingGroup" xmlns:wpi="http://schemas.microsoft.com/office/word/2010/wordprocessingInk" xmlns:wne="http://schemas.microsoft.com/office/word/2006/wordml" xmlns:wps="http://schemas.microsoft.com/office/word/2010/wordprocessingShape" mc:Ignorable="w14 w15 w16se w16cid w16 w16cex w16sdtdh w16sdtfl w16du wp14">
   <w:body>
     <w:p>
       <w:pPr>
-        <w:spacing w:line="480" w:lineRule="auto"/>
-        <w:jc w:val="center"/>
-        <w:rPr>
-          <w:rFonts w:ascii="Times New Roman" w:hAnsi="Times New Roman" w:cs="Times New Roman"/>
+        <w:spacing w:before="100" w:beforeAutospacing="1" w:after="100" w:afterAutospacing="1" w:line="240" w:lineRule="auto"/>
+        <w:rPr>
+          <w:rFonts w:ascii="Times New Roman" w:eastAsia="Times New Roman" w:hAnsi="Times New Roman" w:cs="Times New Roman"/>
+          <w:kern w:val="0"/>
+          <w:sz w:val="24"/>
+          <w:szCs w:val="24"/>
+          <w14:ligatures w14:val="none"/>
+        </w:rPr>
+      </w:pPr>
+      <w:r>
+        <w:rPr>
+          <w:rFonts w:ascii="Times New Roman" w:eastAsia="Times New Roman" w:hAnsi="Times New Roman" w:cs="Times New Roman"/>
+          <w:kern w:val="0"/>
+          <w:sz w:val="24"/>
+          <w:szCs w:val="24"/>
+          <w14:ligatures w14:val="none"/>
+        </w:rPr>
+        <w:t xml:space="preserve">In Olympic swimming, athletes compete using different </w:t>
+      </w:r>
+      <w:r>
+        <w:rPr>
+          <w:rFonts w:ascii="Times New Roman" w:eastAsia="Times New Roman" w:hAnsi="Times New Roman" w:cs="Times New Roman"/>
           <w:b/>
           <w:bCs/>
-          <w:sz w:val="24"/>
-          <w:szCs w:val="24"/>
-        </w:rPr>
-      </w:pPr>
-      <w:r>
-        <w:rPr>
-          <w:rFonts w:ascii="Times New Roman" w:hAnsi="Times New Roman" w:cs="Times New Roman"/>
+          <w:kern w:val="0"/>
+          <w:sz w:val="24"/>
+          <w:szCs w:val="24"/>
+          <w14:ligatures w14:val="none"/>
+        </w:rPr>
+        <w:t>strokes</w:t>
+      </w:r>
+      <w:r>
+        <w:rPr>
+          <w:rFonts w:ascii="Times New Roman" w:eastAsia="Times New Roman" w:hAnsi="Times New Roman" w:cs="Times New Roman"/>
+          <w:kern w:val="0"/>
+          <w:sz w:val="24"/>
+          <w:szCs w:val="24"/>
+          <w14:ligatures w14:val="none"/>
+        </w:rPr>
+        <w:t>, each with unique strengths and challenges:</w:t>
+      </w:r>
+    </w:p>
+    <w:p>
+      <w:pPr>
+        <w:numPr>
+          <w:ilvl w:val="0"/>
+          <w:numId w:val="9"/>
+        </w:numPr>
+        <w:spacing w:before="100" w:beforeAutospacing="1" w:after="100" w:afterAutospacing="1" w:line="240" w:lineRule="auto"/>
+        <w:rPr>
+          <w:rFonts w:ascii="Times New Roman" w:eastAsia="Times New Roman" w:hAnsi="Times New Roman" w:cs="Times New Roman"/>
+          <w:kern w:val="0"/>
+          <w:sz w:val="24"/>
+          <w:szCs w:val="24"/>
+          <w14:ligatures w14:val="none"/>
+        </w:rPr>
+      </w:pPr>
+      <w:r>
+        <w:rPr>
+          <w:rFonts w:ascii="Times New Roman" w:eastAsia="Times New Roman" w:hAnsi="Times New Roman" w:cs="Times New Roman"/>
           <w:b/>
           <w:bCs/>
-          <w:sz w:val="24"/>
-          <w:szCs w:val="24"/>
-        </w:rPr>
-        <w:t>Analyzing Olympic Swim Times with Boxplots and Confidence Intervals</w:t>
-      </w:r>
-    </w:p>
-    <w:p>
-      <w:pPr>
+          <w:kern w:val="0"/>
+          <w:sz w:val="24"/>
+          <w:szCs w:val="24"/>
+          <w14:ligatures w14:val="none"/>
+        </w:rPr>
+        <w:t>Freestyle</w:t>
+      </w:r>
+      <w:r>
+        <w:rPr>
+          <w:rFonts w:ascii="Times New Roman" w:eastAsia="Times New Roman" w:hAnsi="Times New Roman" w:cs="Times New Roman"/>
+          <w:kern w:val="0"/>
+          <w:sz w:val="24"/>
+          <w:szCs w:val="24"/>
+          <w14:ligatures w14:val="none"/>
+        </w:rPr>
+        <w:t xml:space="preserve"> is usually the fastest, with alternating arm strokes and a flutter kick.</w:t>
+      </w:r>
+    </w:p>
+    <w:p>
+      <w:pPr>
+        <w:numPr>
+          <w:ilvl w:val="0"/>
+          <w:numId w:val="9"/>
+        </w:numPr>
+        <w:spacing w:before="100" w:beforeAutospacing="1" w:after="100" w:afterAutospacing="1" w:line="240" w:lineRule="auto"/>
+        <w:rPr>
+          <w:rFonts w:ascii="Times New Roman" w:eastAsia="Times New Roman" w:hAnsi="Times New Roman" w:cs="Times New Roman"/>
+          <w:kern w:val="0"/>
+          <w:sz w:val="24"/>
+          <w:szCs w:val="24"/>
+          <w14:ligatures w14:val="none"/>
+        </w:rPr>
+      </w:pPr>
+      <w:r>
+        <w:rPr>
+          <w:rFonts w:ascii="Times New Roman" w:eastAsia="Times New Roman" w:hAnsi="Times New Roman" w:cs="Times New Roman"/>
+          <w:b/>
+          <w:bCs/>
+          <w:kern w:val="0"/>
+          <w:sz w:val="24"/>
+          <w:szCs w:val="24"/>
+          <w14:ligatures w14:val="none"/>
+        </w:rPr>
+        <w:t>Butterfly</w:t>
+      </w:r>
+      <w:r>
+        <w:rPr>
+          <w:rFonts w:ascii="Times New Roman" w:eastAsia="Times New Roman" w:hAnsi="Times New Roman" w:cs="Times New Roman"/>
+          <w:kern w:val="0"/>
+          <w:sz w:val="24"/>
+          <w:szCs w:val="24"/>
+          <w14:ligatures w14:val="none"/>
+        </w:rPr>
+        <w:t xml:space="preserve"> is powerful but demanding, requiring both arms to move together with a dolphin kick.</w:t>
+      </w:r>
+    </w:p>
+    <w:p>
+      <w:pPr>
+        <w:numPr>
+          <w:ilvl w:val="0"/>
+          <w:numId w:val="9"/>
+        </w:numPr>
+        <w:spacing w:before="100" w:beforeAutospacing="1" w:after="100" w:afterAutospacing="1" w:line="240" w:lineRule="auto"/>
+        <w:rPr>
+          <w:rFonts w:ascii="Times New Roman" w:eastAsia="Times New Roman" w:hAnsi="Times New Roman" w:cs="Times New Roman"/>
+          <w:kern w:val="0"/>
+          <w:sz w:val="24"/>
+          <w:szCs w:val="24"/>
+          <w14:ligatures w14:val="none"/>
+        </w:rPr>
+      </w:pPr>
+      <w:r>
+        <w:rPr>
+          <w:rFonts w:ascii="Times New Roman" w:eastAsia="Times New Roman" w:hAnsi="Times New Roman" w:cs="Times New Roman"/>
+          <w:b/>
+          <w:bCs/>
+          <w:kern w:val="0"/>
+          <w:sz w:val="24"/>
+          <w:szCs w:val="24"/>
+          <w14:ligatures w14:val="none"/>
+        </w:rPr>
+        <w:t>Backstroke</w:t>
+      </w:r>
+      <w:r>
+        <w:rPr>
+          <w:rFonts w:ascii="Times New Roman" w:eastAsia="Times New Roman" w:hAnsi="Times New Roman" w:cs="Times New Roman"/>
+          <w:kern w:val="0"/>
+          <w:sz w:val="24"/>
+          <w:szCs w:val="24"/>
+          <w14:ligatures w14:val="none"/>
+        </w:rPr>
+        <w:t xml:space="preserve"> is swum on the back, which makes breathing easier but navigation harder.</w:t>
+      </w:r>
+    </w:p>
+    <w:p>
+      <w:pPr>
+        <w:spacing w:before="100" w:beforeAutospacing="1" w:after="100" w:afterAutospacing="1" w:line="240" w:lineRule="auto"/>
+        <w:rPr>
+          <w:rFonts w:ascii="Times New Roman" w:eastAsia="Times New Roman" w:hAnsi="Times New Roman" w:cs="Times New Roman"/>
+          <w:kern w:val="0"/>
+          <w:sz w:val="24"/>
+          <w:szCs w:val="24"/>
+          <w14:ligatures w14:val="none"/>
+        </w:rPr>
+      </w:pPr>
+      <w:r>
+        <w:rPr>
+          <w:rFonts w:ascii="Times New Roman" w:eastAsia="Times New Roman" w:hAnsi="Times New Roman" w:cs="Times New Roman"/>
+          <w:kern w:val="0"/>
+          <w:sz w:val="24"/>
+          <w:szCs w:val="24"/>
+          <w14:ligatures w14:val="none"/>
+        </w:rPr>
+        <w:t xml:space="preserve">This dataset includes results from nearly 200 women who competed in the 100m Olympic events between 1964 and 2020. Over this period, </w:t>
+      </w:r>
+      <w:proofErr w:type="gramStart"/>
+      <w:r>
+        <w:rPr>
+          <w:rFonts w:ascii="Times New Roman" w:eastAsia="Times New Roman" w:hAnsi="Times New Roman" w:cs="Times New Roman"/>
+          <w:kern w:val="0"/>
+          <w:sz w:val="24"/>
+          <w:szCs w:val="24"/>
+          <w14:ligatures w14:val="none"/>
+        </w:rPr>
+        <w:t>performances have</w:t>
+      </w:r>
+      <w:proofErr w:type="gramEnd"/>
+      <w:r>
+        <w:rPr>
+          <w:rFonts w:ascii="Times New Roman" w:eastAsia="Times New Roman" w:hAnsi="Times New Roman" w:cs="Times New Roman"/>
+          <w:kern w:val="0"/>
+          <w:sz w:val="24"/>
+          <w:szCs w:val="24"/>
+          <w14:ligatures w14:val="none"/>
+        </w:rPr>
+        <w:t xml:space="preserve"> been shaped by advances in training, new technologies such as high-tech swimsuits, rule changes like the 15-meter underwater limit, and the growth of women’s participation in the sport.</w:t>
+      </w:r>
+    </w:p>
+    <w:p>
+      <w:pPr>
+        <w:pStyle w:val="ListParagraph"/>
+        <w:numPr>
+          <w:ilvl w:val="1"/>
+          <w:numId w:val="9"/>
+        </w:numPr>
         <w:spacing w:line="240" w:lineRule="auto"/>
-        <w:rPr>
-          <w:rFonts w:ascii="Times New Roman" w:hAnsi="Times New Roman" w:cs="Times New Roman"/>
-          <w:strike/>
-          <w:sz w:val="24"/>
-          <w:szCs w:val="24"/>
-        </w:rPr>
-      </w:pPr>
-      <w:r>
-        <w:rPr>
-          <w:rFonts w:ascii="Times New Roman" w:hAnsi="Times New Roman" w:cs="Times New Roman"/>
-          <w:strike/>
-          <w:sz w:val="24"/>
-          <w:szCs w:val="24"/>
-        </w:rPr>
-        <w:t>The Summer Olympics are traditionally held every four years, with an extensive history that goes back to 1896. Since then, swimming has been an integral part of the events. The sport has attracted thousands of athletes from over 150 countries around the world. The Olympics allows nations to put aside their differences and come together to provide a sense of unity to millions of fans.</w:t>
+        <w:ind w:left="360"/>
+        <w:rPr>
+          <w:rFonts w:ascii="Times New Roman" w:hAnsi="Times New Roman" w:cs="Times New Roman"/>
+          <w:sz w:val="24"/>
+          <w:szCs w:val="24"/>
+        </w:rPr>
+      </w:pPr>
+      <w:r>
+        <w:rPr>
+          <w:rFonts w:ascii="Times New Roman" w:hAnsi="Times New Roman" w:cs="Times New Roman"/>
+          <w:sz w:val="24"/>
+          <w:szCs w:val="24"/>
+        </w:rPr>
+        <w:t>The side-by-side boxplots below display race times</w:t>
+      </w:r>
+      <w:r>
+        <w:rPr>
+          <w:rFonts w:ascii="Times New Roman" w:hAnsi="Times New Roman" w:cs="Times New Roman"/>
+          <w:sz w:val="24"/>
+          <w:szCs w:val="24"/>
+        </w:rPr>
+        <w:t xml:space="preserve"> (in seconds)</w:t>
+      </w:r>
+      <w:r>
+        <w:rPr>
+          <w:rFonts w:ascii="Times New Roman" w:hAnsi="Times New Roman" w:cs="Times New Roman"/>
+          <w:sz w:val="24"/>
+          <w:szCs w:val="24"/>
+        </w:rPr>
+        <w:t xml:space="preserve"> for different strokes in the Women’s 100m event. Use it</w:t>
+      </w:r>
+      <w:r>
+        <w:rPr>
+          <w:rFonts w:ascii="Times New Roman" w:hAnsi="Times New Roman" w:cs="Times New Roman"/>
+          <w:sz w:val="24"/>
+          <w:szCs w:val="24"/>
+        </w:rPr>
+        <w:t>, along with the associated summary statistics,</w:t>
+      </w:r>
+      <w:r>
+        <w:rPr>
+          <w:rFonts w:ascii="Times New Roman" w:hAnsi="Times New Roman" w:cs="Times New Roman"/>
+          <w:sz w:val="24"/>
+          <w:szCs w:val="24"/>
+        </w:rPr>
+        <w:t xml:space="preserve"> to answer the questions below.</w:t>
+      </w:r>
+      <w:r>
+        <w:rPr>
+          <w:rFonts w:ascii="Times New Roman" w:hAnsi="Times New Roman" w:cs="Times New Roman"/>
+          <w:sz w:val="24"/>
+          <w:szCs w:val="24"/>
+        </w:rPr>
+        <w:t xml:space="preserve"> </w:t>
       </w:r>
     </w:p>
     <w:p>
       <w:pPr>
         <w:spacing w:line="240" w:lineRule="auto"/>
-        <w:rPr>
-          <w:rFonts w:ascii="Times New Roman" w:hAnsi="Times New Roman" w:cs="Times New Roman"/>
-          <w:strike/>
-          <w:sz w:val="24"/>
-          <w:szCs w:val="24"/>
-        </w:rPr>
-      </w:pPr>
-      <w:r>
-        <w:rPr>
-          <w:rFonts w:ascii="Times New Roman" w:hAnsi="Times New Roman" w:cs="Times New Roman"/>
-          <w:strike/>
-          <w:sz w:val="24"/>
-          <w:szCs w:val="24"/>
-        </w:rPr>
-        <w:t xml:space="preserve">We will be investigating the results of the Women’s 100-meter race from 1964 to 2020. The dataset includes 194 swimmers and 10 variables. </w:t>
-      </w:r>
-    </w:p>
-    <w:p>
-      <w:pPr>
-        <w:spacing w:line="240" w:lineRule="auto"/>
-        <w:rPr>
-          <w:rFonts w:ascii="Times New Roman" w:hAnsi="Times New Roman" w:cs="Times New Roman"/>
-          <w:strike/>
-          <w:sz w:val="24"/>
-          <w:szCs w:val="24"/>
-        </w:rPr>
-      </w:pPr>
-      <w:r>
-        <w:rPr>
-          <w:rFonts w:ascii="Times New Roman" w:hAnsi="Times New Roman" w:cs="Times New Roman"/>
-          <w:strike/>
-          <w:sz w:val="24"/>
-          <w:szCs w:val="24"/>
-        </w:rPr>
-        <w:t>Our main goals are to find which styles of swimming are the best for the 100m race and whether race times have changed significantly from 1964 to 2020. Each style of swimming has its own advantages and disadvantages. The backstroke makes breathing easier but makes it difficult for the swimmer to know where he is going. The butterfly stroke makes breathing easier because the swimmer’s head spends significant time out of the water, however it requires lots of strength and timing. The freestyle stroke uses your full body and is easiest to learn, however the swimmer keeps their head in the water most of the time so it can be difficult to breathe.</w:t>
-      </w:r>
-    </w:p>
-    <w:p>
-      <w:pPr>
-        <w:spacing w:line="240" w:lineRule="auto"/>
-        <w:rPr>
-          <w:rFonts w:ascii="Times New Roman" w:hAnsi="Times New Roman" w:cs="Times New Roman"/>
-          <w:sz w:val="24"/>
-          <w:szCs w:val="24"/>
-        </w:rPr>
-      </w:pPr>
-    </w:p>
-    <w:p>
-      <w:pPr>
-        <w:spacing w:line="240" w:lineRule="auto"/>
-        <w:rPr>
-          <w:rFonts w:ascii="Times New Roman" w:hAnsi="Times New Roman" w:cs="Times New Roman"/>
-          <w:sz w:val="24"/>
-          <w:szCs w:val="24"/>
-        </w:rPr>
-      </w:pPr>
-      <w:r>
-        <w:rPr>
-          <w:rFonts w:ascii="Times New Roman" w:hAnsi="Times New Roman" w:cs="Times New Roman"/>
-          <w:sz w:val="24"/>
-          <w:szCs w:val="24"/>
-        </w:rPr>
-        <w:t>The side-by-side boxplots below display race times for different strokes in the Women’s 100m event. Use it</w:t>
-      </w:r>
-      <w:r>
-        <w:rPr>
-          <w:rFonts w:ascii="Times New Roman" w:hAnsi="Times New Roman" w:cs="Times New Roman"/>
-          <w:sz w:val="24"/>
-          <w:szCs w:val="24"/>
-        </w:rPr>
-        <w:t>, along with the associated table of summary statistics,</w:t>
-      </w:r>
-      <w:r>
-        <w:rPr>
-          <w:rFonts w:ascii="Times New Roman" w:hAnsi="Times New Roman" w:cs="Times New Roman"/>
-          <w:sz w:val="24"/>
-          <w:szCs w:val="24"/>
-        </w:rPr>
-        <w:t xml:space="preserve"> to answer the questions below.</w:t>
-      </w:r>
-      <w:r>
-        <w:rPr>
-          <w:rFonts w:ascii="Times New Roman" w:hAnsi="Times New Roman" w:cs="Times New Roman"/>
-          <w:sz w:val="24"/>
-          <w:szCs w:val="24"/>
-        </w:rPr>
-        <w:t xml:space="preserve"> </w:t>
-      </w:r>
-    </w:p>
-    <w:p>
-      <w:pPr>
-        <w:spacing w:line="240" w:lineRule="auto"/>
-        <w:rPr>
-          <w:rFonts w:ascii="Times New Roman" w:hAnsi="Times New Roman" w:cs="Times New Roman"/>
-          <w:sz w:val="24"/>
-          <w:szCs w:val="24"/>
-        </w:rPr>
-      </w:pPr>
-      <w:r>
-        <w:rPr>
-          <w:rFonts w:ascii="Times New Roman" w:hAnsi="Times New Roman" w:cs="Times New Roman"/>
+        <w:jc w:val="center"/>
+        <w:rPr>
+          <w:rFonts w:ascii="Times New Roman" w:hAnsi="Times New Roman" w:cs="Times New Roman"/>
+          <w:sz w:val="24"/>
+          <w:szCs w:val="24"/>
+        </w:rPr>
+      </w:pPr>
+      <w:r>
+        <w:rPr>
+          <w:rFonts w:ascii="Times New Roman" w:hAnsi="Times New Roman" w:cs="Times New Roman"/>
+          <w:noProof/>
           <w:sz w:val="24"/>
           <w:szCs w:val="24"/>
         </w:rPr>
         <w:drawing>
-          <wp:inline distT="0" distB="0" distL="0" distR="0" wp14:anchorId="56AFDB32" wp14:editId="3C48A460">
-            <wp:extent cx="4080510" cy="2720340"/>
-            <wp:effectExtent l="0" t="0" r="0" b="3810"/>
+          <wp:inline distT="0" distB="0" distL="0" distR="0" wp14:anchorId="56AFDB32" wp14:editId="4D8E8741">
+            <wp:extent cx="3405116" cy="2270077"/>
+            <wp:effectExtent l="0" t="0" r="5080" b="0"/>
             <wp:docPr id="1" name="Picture 1"/>
             <wp:cNvGraphicFramePr>
               <a:graphicFrameLocks xmlns:a="http://schemas.openxmlformats.org/drawingml/2006/main" noChangeAspect="1"/>
@@ -176,7 +309,7 @@
                   <pic:spPr>
                     <a:xfrm>
                       <a:off x="0" y="0"/>
-                      <a:ext cx="4080510" cy="2720340"/>
+                      <a:ext cx="3414601" cy="2276401"/>
                     </a:xfrm>
                     <a:prstGeom prst="rect">
                       <a:avLst/>
@@ -189,26 +322,10 @@
         </w:drawing>
       </w:r>
     </w:p>
-    <w:p>
-      <w:pPr>
-        <w:autoSpaceDE w:val="0"/>
-        <w:autoSpaceDN w:val="0"/>
-        <w:adjustRightInd w:val="0"/>
-        <w:spacing w:after="96" w:line="240" w:lineRule="auto"/>
-        <w:rPr>
-          <w:rFonts w:ascii="Segoe UI" w:eastAsia="Times New Roman" w:hAnsi="Segoe UI" w:cs="Segoe UI"/>
-          <w:b/>
-          <w:bCs/>
-          <w:color w:val="056EB2"/>
-          <w:kern w:val="0"/>
-          <w:sz w:val="19"/>
-          <w:szCs w:val="19"/>
-        </w:rPr>
-      </w:pPr>
-    </w:p>
     <w:tbl>
       <w:tblPr>
         <w:tblW w:w="0" w:type="auto"/>
+        <w:jc w:val="center"/>
         <w:tblCellMar>
           <w:left w:w="60" w:type="dxa"/>
           <w:right w:w="60" w:type="dxa"/>
@@ -228,14 +345,9 @@
         <w:gridCol w:w="1100"/>
       </w:tblGrid>
       <w:tr>
-        <w:tblPrEx>
-          <w:tblCellMar>
-            <w:top w:w="0" w:type="dxa"/>
-            <w:bottom w:w="0" w:type="dxa"/>
-          </w:tblCellMar>
-        </w:tblPrEx>
         <w:trPr>
           <w:trHeight w:val="298"/>
+          <w:jc w:val="center"/>
         </w:trPr>
         <w:tc>
           <w:tcPr>
@@ -709,14 +821,9 @@
         </w:tc>
       </w:tr>
       <w:tr>
-        <w:tblPrEx>
-          <w:tblCellMar>
-            <w:top w:w="0" w:type="dxa"/>
-            <w:bottom w:w="0" w:type="dxa"/>
-          </w:tblCellMar>
-        </w:tblPrEx>
         <w:trPr>
           <w:trHeight w:val="228"/>
+          <w:jc w:val="center"/>
         </w:trPr>
         <w:tc>
           <w:tcPr>
@@ -1147,14 +1254,9 @@
         </w:tc>
       </w:tr>
       <w:tr>
-        <w:tblPrEx>
-          <w:tblCellMar>
-            <w:top w:w="0" w:type="dxa"/>
-            <w:bottom w:w="0" w:type="dxa"/>
-          </w:tblCellMar>
-        </w:tblPrEx>
         <w:trPr>
           <w:trHeight w:val="228"/>
+          <w:jc w:val="center"/>
         </w:trPr>
         <w:tc>
           <w:tcPr>
@@ -1583,14 +1685,9 @@
         </w:tc>
       </w:tr>
       <w:tr>
-        <w:tblPrEx>
-          <w:tblCellMar>
-            <w:top w:w="0" w:type="dxa"/>
-            <w:bottom w:w="0" w:type="dxa"/>
-          </w:tblCellMar>
-        </w:tblPrEx>
         <w:trPr>
           <w:trHeight w:val="246"/>
+          <w:jc w:val="center"/>
         </w:trPr>
         <w:tc>
           <w:tcPr>
@@ -2037,49 +2134,24 @@
     </w:p>
     <w:p>
       <w:pPr>
-        <w:autoSpaceDE w:val="0"/>
-        <w:autoSpaceDN w:val="0"/>
-        <w:adjustRightInd w:val="0"/>
-        <w:spacing w:after="0" w:line="240" w:lineRule="auto"/>
-        <w:rPr>
-          <w:rFonts w:ascii="system-ui" w:eastAsia="Times New Roman" w:hAnsi="system-ui" w:cs="system-ui"/>
-          <w:color w:val="000000"/>
-          <w:kern w:val="0"/>
-          <w:sz w:val="14"/>
-          <w:szCs w:val="14"/>
-        </w:rPr>
-      </w:pPr>
-    </w:p>
-    <w:p>
-      <w:pPr>
-        <w:spacing w:line="240" w:lineRule="auto"/>
-        <w:rPr>
-          <w:rFonts w:ascii="Times New Roman" w:hAnsi="Times New Roman" w:cs="Times New Roman"/>
-          <w:sz w:val="24"/>
-          <w:szCs w:val="24"/>
-        </w:rPr>
-      </w:pPr>
-    </w:p>
-    <w:p>
-      <w:pPr>
         <w:pStyle w:val="ListParagraph"/>
         <w:numPr>
           <w:ilvl w:val="0"/>
-          <w:numId w:val="1"/>
+          <w:numId w:val="10"/>
         </w:numPr>
-        <w:rPr>
-          <w:rFonts w:ascii="Times New Roman" w:hAnsi="Times New Roman" w:cs="Times New Roman"/>
-          <w:sz w:val="24"/>
-          <w:szCs w:val="24"/>
-        </w:rPr>
-      </w:pPr>
-      <w:r>
-        <w:rPr>
-          <w:rFonts w:ascii="Times New Roman" w:hAnsi="Times New Roman" w:cs="Times New Roman"/>
-          <w:sz w:val="24"/>
-          <w:szCs w:val="24"/>
-        </w:rPr>
-        <w:lastRenderedPageBreak/>
+        <w:ind w:left="1080"/>
+        <w:rPr>
+          <w:rFonts w:ascii="Times New Roman" w:hAnsi="Times New Roman" w:cs="Times New Roman"/>
+          <w:sz w:val="24"/>
+          <w:szCs w:val="24"/>
+        </w:rPr>
+      </w:pPr>
+      <w:r>
+        <w:rPr>
+          <w:rFonts w:ascii="Times New Roman" w:hAnsi="Times New Roman" w:cs="Times New Roman"/>
+          <w:sz w:val="24"/>
+          <w:szCs w:val="24"/>
+        </w:rPr>
         <w:t>Interpret the side-by-side boxplots above. Be sure to compare medians</w:t>
       </w:r>
       <w:r>
@@ -2110,6 +2182,7 @@
     <w:p>
       <w:pPr>
         <w:pStyle w:val="ListParagraph"/>
+        <w:ind w:left="0"/>
         <w:rPr>
           <w:rFonts w:ascii="Times New Roman" w:hAnsi="Times New Roman" w:cs="Times New Roman"/>
           <w:sz w:val="24"/>
@@ -2120,6 +2193,7 @@
     <w:p>
       <w:pPr>
         <w:pStyle w:val="ListParagraph"/>
+        <w:ind w:left="0"/>
         <w:rPr>
           <w:rFonts w:ascii="Times New Roman" w:hAnsi="Times New Roman" w:cs="Times New Roman"/>
           <w:sz w:val="24"/>
@@ -2130,6 +2204,7 @@
     <w:p>
       <w:pPr>
         <w:pStyle w:val="ListParagraph"/>
+        <w:ind w:left="0"/>
         <w:rPr>
           <w:rFonts w:ascii="Times New Roman" w:hAnsi="Times New Roman" w:cs="Times New Roman"/>
           <w:sz w:val="24"/>
@@ -2140,6 +2215,7 @@
     <w:p>
       <w:pPr>
         <w:pStyle w:val="ListParagraph"/>
+        <w:ind w:left="0"/>
         <w:rPr>
           <w:rFonts w:ascii="Times New Roman" w:hAnsi="Times New Roman" w:cs="Times New Roman"/>
           <w:sz w:val="24"/>
@@ -2150,6 +2226,7 @@
     <w:p>
       <w:pPr>
         <w:pStyle w:val="ListParagraph"/>
+        <w:ind w:left="0"/>
         <w:rPr>
           <w:rFonts w:ascii="Times New Roman" w:hAnsi="Times New Roman" w:cs="Times New Roman"/>
           <w:sz w:val="24"/>
@@ -2160,6 +2237,7 @@
     <w:p>
       <w:pPr>
         <w:pStyle w:val="ListParagraph"/>
+        <w:ind w:left="0"/>
         <w:rPr>
           <w:rFonts w:ascii="Times New Roman" w:hAnsi="Times New Roman" w:cs="Times New Roman"/>
           <w:sz w:val="24"/>
@@ -2170,6 +2248,29 @@
     <w:p>
       <w:pPr>
         <w:pStyle w:val="ListParagraph"/>
+        <w:ind w:left="0"/>
+        <w:rPr>
+          <w:rFonts w:ascii="Times New Roman" w:hAnsi="Times New Roman" w:cs="Times New Roman"/>
+          <w:sz w:val="24"/>
+          <w:szCs w:val="24"/>
+        </w:rPr>
+      </w:pPr>
+    </w:p>
+    <w:p>
+      <w:pPr>
+        <w:pStyle w:val="ListParagraph"/>
+        <w:ind w:left="0"/>
+        <w:rPr>
+          <w:rFonts w:ascii="Times New Roman" w:hAnsi="Times New Roman" w:cs="Times New Roman"/>
+          <w:sz w:val="24"/>
+          <w:szCs w:val="24"/>
+        </w:rPr>
+      </w:pPr>
+    </w:p>
+    <w:p>
+      <w:pPr>
+        <w:pStyle w:val="ListParagraph"/>
+        <w:ind w:left="0"/>
         <w:rPr>
           <w:rFonts w:ascii="Times New Roman" w:hAnsi="Times New Roman" w:cs="Times New Roman"/>
           <w:sz w:val="24"/>
@@ -2182,20 +2283,22 @@
         <w:pStyle w:val="ListParagraph"/>
         <w:numPr>
           <w:ilvl w:val="0"/>
-          <w:numId w:val="1"/>
+          <w:numId w:val="10"/>
         </w:numPr>
-        <w:rPr>
-          <w:rFonts w:ascii="Times New Roman" w:hAnsi="Times New Roman" w:cs="Times New Roman"/>
-          <w:sz w:val="24"/>
-          <w:szCs w:val="24"/>
-        </w:rPr>
-      </w:pPr>
-      <w:r>
-        <w:rPr>
-          <w:rFonts w:ascii="Times New Roman" w:hAnsi="Times New Roman" w:cs="Times New Roman"/>
-          <w:sz w:val="24"/>
-          <w:szCs w:val="24"/>
-        </w:rPr>
+        <w:ind w:left="1080"/>
+        <w:rPr>
+          <w:rFonts w:ascii="Times New Roman" w:hAnsi="Times New Roman" w:cs="Times New Roman"/>
+          <w:sz w:val="24"/>
+          <w:szCs w:val="24"/>
+        </w:rPr>
+      </w:pPr>
+      <w:r>
+        <w:rPr>
+          <w:rFonts w:ascii="Times New Roman" w:hAnsi="Times New Roman" w:cs="Times New Roman"/>
+          <w:sz w:val="24"/>
+          <w:szCs w:val="24"/>
+        </w:rPr>
+        <w:lastRenderedPageBreak/>
         <w:t xml:space="preserve">Most experienced swimmers know that freestyle tends to be the fastest. Assuming the swimmers in our dataset represent a random sample of elite female swimmers, calculate and interpret a 95% confidence interval for the difference in mean finishing times between freestyle and butterfly. Be sure your interpretation directly answers the question: </w:t>
       </w:r>
       <w:r>
@@ -2212,6 +2315,7 @@
     <w:p>
       <w:pPr>
         <w:pStyle w:val="ListParagraph"/>
+        <w:ind w:left="0"/>
         <w:rPr>
           <w:rFonts w:ascii="Times New Roman" w:hAnsi="Times New Roman" w:cs="Times New Roman"/>
           <w:color w:val="FF0000"/>
@@ -2223,6 +2327,7 @@
     <w:p>
       <w:pPr>
         <w:pStyle w:val="ListParagraph"/>
+        <w:ind w:left="0"/>
         <w:rPr>
           <w:rFonts w:ascii="Times New Roman" w:hAnsi="Times New Roman" w:cs="Times New Roman"/>
           <w:color w:val="FF0000"/>
@@ -2234,6 +2339,7 @@
     <w:p>
       <w:pPr>
         <w:pStyle w:val="ListParagraph"/>
+        <w:ind w:left="0"/>
         <w:rPr>
           <w:rFonts w:ascii="Times New Roman" w:hAnsi="Times New Roman" w:cs="Times New Roman"/>
           <w:color w:val="FF0000"/>
@@ -2245,6 +2351,7 @@
     <w:p>
       <w:pPr>
         <w:pStyle w:val="ListParagraph"/>
+        <w:ind w:left="0"/>
         <w:rPr>
           <w:rFonts w:ascii="Times New Roman" w:hAnsi="Times New Roman" w:cs="Times New Roman"/>
           <w:color w:val="FF0000"/>
@@ -2256,6 +2363,7 @@
     <w:p>
       <w:pPr>
         <w:pStyle w:val="ListParagraph"/>
+        <w:ind w:left="0"/>
         <w:rPr>
           <w:rFonts w:ascii="Times New Roman" w:hAnsi="Times New Roman" w:cs="Times New Roman"/>
           <w:color w:val="FF0000"/>
@@ -2267,6 +2375,7 @@
     <w:p>
       <w:pPr>
         <w:pStyle w:val="ListParagraph"/>
+        <w:ind w:left="0"/>
         <w:rPr>
           <w:rFonts w:ascii="Times New Roman" w:hAnsi="Times New Roman" w:cs="Times New Roman"/>
           <w:color w:val="FF0000"/>
@@ -2278,6 +2387,7 @@
     <w:p>
       <w:pPr>
         <w:pStyle w:val="ListParagraph"/>
+        <w:ind w:left="0"/>
         <w:rPr>
           <w:rFonts w:ascii="Times New Roman" w:hAnsi="Times New Roman" w:cs="Times New Roman"/>
           <w:color w:val="FF0000"/>
@@ -2288,6 +2398,48 @@
     </w:p>
     <w:p>
       <w:pPr>
+        <w:pStyle w:val="ListParagraph"/>
+        <w:ind w:left="0"/>
+        <w:rPr>
+          <w:rFonts w:ascii="Times New Roman" w:hAnsi="Times New Roman" w:cs="Times New Roman"/>
+          <w:color w:val="FF0000"/>
+          <w:sz w:val="24"/>
+          <w:szCs w:val="24"/>
+        </w:rPr>
+      </w:pPr>
+    </w:p>
+    <w:p>
+      <w:pPr>
+        <w:pStyle w:val="ListParagraph"/>
+        <w:ind w:left="0"/>
+        <w:rPr>
+          <w:rFonts w:ascii="Times New Roman" w:hAnsi="Times New Roman" w:cs="Times New Roman"/>
+          <w:color w:val="FF0000"/>
+          <w:sz w:val="24"/>
+          <w:szCs w:val="24"/>
+        </w:rPr>
+      </w:pPr>
+    </w:p>
+    <w:p>
+      <w:pPr>
+        <w:pStyle w:val="ListParagraph"/>
+        <w:ind w:left="0"/>
+        <w:rPr>
+          <w:rFonts w:ascii="Times New Roman" w:hAnsi="Times New Roman" w:cs="Times New Roman"/>
+          <w:color w:val="FF0000"/>
+          <w:sz w:val="24"/>
+          <w:szCs w:val="24"/>
+        </w:rPr>
+      </w:pPr>
+    </w:p>
+    <w:p>
+      <w:pPr>
+        <w:pStyle w:val="ListParagraph"/>
+        <w:numPr>
+          <w:ilvl w:val="1"/>
+          <w:numId w:val="9"/>
+        </w:numPr>
+        <w:ind w:left="360"/>
         <w:rPr>
           <w:rFonts w:ascii="Times New Roman" w:hAnsi="Times New Roman" w:cs="Times New Roman"/>
           <w:sz w:val="24"/>
@@ -2327,25 +2479,7 @@
           <w:sz w:val="24"/>
           <w:szCs w:val="24"/>
         </w:rPr>
-        <w:t>(</w:t>
-      </w:r>
-      <w:r>
-        <w:rPr>
-          <w:rFonts w:ascii="Times New Roman" w:hAnsi="Times New Roman" w:cs="Times New Roman"/>
-          <w:bCs/>
-          <w:sz w:val="24"/>
-          <w:szCs w:val="24"/>
-        </w:rPr>
-        <w:t>before</w:t>
-      </w:r>
-      <w:r>
-        <w:rPr>
-          <w:rFonts w:ascii="Times New Roman" w:hAnsi="Times New Roman" w:cs="Times New Roman"/>
-          <w:bCs/>
-          <w:sz w:val="24"/>
-          <w:szCs w:val="24"/>
-        </w:rPr>
-        <w:t xml:space="preserve"> 2000)</w:t>
+        <w:t>(before 2000)</w:t>
       </w:r>
       <w:r>
         <w:rPr>
@@ -2405,6 +2539,11 @@
           <w:ilvl w:val="0"/>
           <w:numId w:val="2"/>
         </w:numPr>
+        <w:tabs>
+          <w:tab w:val="clear" w:pos="1800"/>
+          <w:tab w:val="num" w:pos="720"/>
+        </w:tabs>
+        <w:ind w:left="720"/>
         <w:rPr>
           <w:rFonts w:ascii="Times New Roman" w:hAnsi="Times New Roman" w:cs="Times New Roman"/>
           <w:sz w:val="24"/>
@@ -2426,6 +2565,11 @@
           <w:ilvl w:val="0"/>
           <w:numId w:val="2"/>
         </w:numPr>
+        <w:tabs>
+          <w:tab w:val="clear" w:pos="1800"/>
+          <w:tab w:val="num" w:pos="720"/>
+        </w:tabs>
+        <w:ind w:left="720"/>
         <w:rPr>
           <w:rFonts w:ascii="Times New Roman" w:hAnsi="Times New Roman" w:cs="Times New Roman"/>
           <w:sz w:val="24"/>
@@ -2465,6 +2609,11 @@
           <w:ilvl w:val="0"/>
           <w:numId w:val="2"/>
         </w:numPr>
+        <w:tabs>
+          <w:tab w:val="clear" w:pos="1800"/>
+          <w:tab w:val="num" w:pos="720"/>
+        </w:tabs>
+        <w:ind w:left="720"/>
         <w:rPr>
           <w:rFonts w:ascii="Times New Roman" w:hAnsi="Times New Roman" w:cs="Times New Roman"/>
           <w:sz w:val="24"/>
@@ -2494,6 +2643,11 @@
           <w:ilvl w:val="0"/>
           <w:numId w:val="2"/>
         </w:numPr>
+        <w:tabs>
+          <w:tab w:val="clear" w:pos="1800"/>
+          <w:tab w:val="num" w:pos="720"/>
+        </w:tabs>
+        <w:ind w:left="720"/>
         <w:rPr>
           <w:rFonts w:ascii="Times New Roman" w:hAnsi="Times New Roman" w:cs="Times New Roman"/>
           <w:sz w:val="24"/>
@@ -2544,6 +2698,7 @@
     <w:p>
       <w:pPr>
         <w:pStyle w:val="ListParagraph"/>
+        <w:ind w:left="0"/>
         <w:rPr>
           <w:rFonts w:ascii="Times New Roman" w:hAnsi="Times New Roman" w:cs="Times New Roman"/>
           <w:sz w:val="24"/>
@@ -2554,6 +2709,7 @@
     <w:p>
       <w:pPr>
         <w:pStyle w:val="ListParagraph"/>
+        <w:ind w:left="0"/>
         <w:jc w:val="center"/>
         <w:rPr>
           <w:rFonts w:ascii="Times New Roman" w:hAnsi="Times New Roman" w:cs="Times New Roman"/>
@@ -2564,14 +2720,14 @@
       <w:r>
         <w:rPr>
           <w:rFonts w:ascii="Times New Roman" w:hAnsi="Times New Roman" w:cs="Times New Roman"/>
-          <w:sz w:val="24"/>
-          <w:szCs w:val="24"/>
-        </w:rPr>
-        <w:lastRenderedPageBreak/>
+          <w:noProof/>
+          <w:sz w:val="24"/>
+          <w:szCs w:val="24"/>
+        </w:rPr>
         <w:drawing>
-          <wp:inline distT="0" distB="0" distL="0" distR="0" wp14:anchorId="03C7A4F4" wp14:editId="167BB11D">
-            <wp:extent cx="5943600" cy="3962400"/>
-            <wp:effectExtent l="0" t="0" r="0" b="0"/>
+          <wp:inline distT="0" distB="0" distL="0" distR="0" wp14:anchorId="03C7A4F4" wp14:editId="509D156F">
+            <wp:extent cx="3930555" cy="2620370"/>
+            <wp:effectExtent l="0" t="0" r="0" b="8890"/>
             <wp:docPr id="3" name="Picture 3"/>
             <wp:cNvGraphicFramePr>
               <a:graphicFrameLocks xmlns:a="http://schemas.openxmlformats.org/drawingml/2006/main" noChangeAspect="1"/>
@@ -2592,7 +2748,7 @@
                   <pic:spPr>
                     <a:xfrm>
                       <a:off x="0" y="0"/>
-                      <a:ext cx="5943600" cy="3962400"/>
+                      <a:ext cx="3949662" cy="2633108"/>
                     </a:xfrm>
                     <a:prstGeom prst="rect">
                       <a:avLst/>
@@ -2608,28 +2764,313 @@
     <w:p>
       <w:pPr>
         <w:pStyle w:val="ListParagraph"/>
-        <w:jc w:val="center"/>
-        <w:rPr>
-          <w:rFonts w:ascii="Times New Roman" w:hAnsi="Times New Roman" w:cs="Times New Roman"/>
-          <w:sz w:val="24"/>
-          <w:szCs w:val="24"/>
-        </w:rPr>
-      </w:pPr>
+        <w:numPr>
+          <w:ilvl w:val="0"/>
+          <w:numId w:val="11"/>
+        </w:numPr>
+        <w:ind w:left="1080"/>
+        <w:rPr>
+          <w:rFonts w:ascii="Times New Roman" w:hAnsi="Times New Roman" w:cs="Times New Roman"/>
+          <w:sz w:val="24"/>
+          <w:szCs w:val="24"/>
+        </w:rPr>
+      </w:pPr>
+      <w:r>
+        <w:rPr>
+          <w:rFonts w:ascii="Times New Roman" w:hAnsi="Times New Roman" w:cs="Times New Roman"/>
+          <w:sz w:val="24"/>
+          <w:szCs w:val="24"/>
+        </w:rPr>
+        <w:lastRenderedPageBreak/>
+        <w:t>The boxplots above show finishing times for the women’s 100m event</w:t>
+      </w:r>
+      <w:r>
+        <w:rPr>
+          <w:rFonts w:ascii="Times New Roman" w:hAnsi="Times New Roman" w:cs="Times New Roman"/>
+          <w:sz w:val="24"/>
+          <w:szCs w:val="24"/>
+        </w:rPr>
+        <w:t>s</w:t>
+      </w:r>
+      <w:r>
+        <w:rPr>
+          <w:rFonts w:ascii="Times New Roman" w:hAnsi="Times New Roman" w:cs="Times New Roman"/>
+          <w:sz w:val="24"/>
+          <w:szCs w:val="24"/>
+        </w:rPr>
+        <w:t xml:space="preserve">, split into </w:t>
+      </w:r>
+      <w:r>
+        <w:rPr>
+          <w:rFonts w:ascii="Times New Roman" w:hAnsi="Times New Roman" w:cs="Times New Roman"/>
+          <w:b/>
+          <w:bCs/>
+          <w:sz w:val="24"/>
+          <w:szCs w:val="24"/>
+        </w:rPr>
+        <w:t xml:space="preserve">early </w:t>
+      </w:r>
+      <w:r>
+        <w:rPr>
+          <w:rFonts w:ascii="Times New Roman" w:hAnsi="Times New Roman" w:cs="Times New Roman"/>
+          <w:sz w:val="24"/>
+          <w:szCs w:val="24"/>
+        </w:rPr>
+        <w:t xml:space="preserve">and </w:t>
+      </w:r>
+      <w:r>
+        <w:rPr>
+          <w:rFonts w:ascii="Times New Roman" w:hAnsi="Times New Roman" w:cs="Times New Roman"/>
+          <w:b/>
+          <w:bCs/>
+          <w:sz w:val="24"/>
+          <w:szCs w:val="24"/>
+        </w:rPr>
+        <w:t>recent</w:t>
+      </w:r>
+      <w:r>
+        <w:rPr>
+          <w:rFonts w:ascii="Times New Roman" w:hAnsi="Times New Roman" w:cs="Times New Roman"/>
+          <w:sz w:val="24"/>
+          <w:szCs w:val="24"/>
+        </w:rPr>
+        <w:t xml:space="preserve"> eras.</w:t>
+      </w:r>
+      <w:r>
+        <w:rPr>
+          <w:rFonts w:ascii="Times New Roman" w:hAnsi="Times New Roman" w:cs="Times New Roman"/>
+          <w:sz w:val="24"/>
+          <w:szCs w:val="24"/>
+        </w:rPr>
+        <w:t xml:space="preserve"> </w:t>
+      </w:r>
+      <w:r>
+        <w:rPr>
+          <w:rFonts w:ascii="Times New Roman" w:hAnsi="Times New Roman" w:cs="Times New Roman"/>
+          <w:sz w:val="24"/>
+          <w:szCs w:val="24"/>
+        </w:rPr>
+        <w:t>Compare the distributions within each stroke (butterfly, freestyle).</w:t>
+      </w:r>
     </w:p>
     <w:p>
       <w:pPr>
         <w:pStyle w:val="ListParagraph"/>
-        <w:jc w:val="center"/>
-        <w:rPr>
-          <w:rFonts w:ascii="Times New Roman" w:hAnsi="Times New Roman" w:cs="Times New Roman"/>
-          <w:sz w:val="24"/>
-          <w:szCs w:val="24"/>
-        </w:rPr>
-      </w:pPr>
+        <w:numPr>
+          <w:ilvl w:val="1"/>
+          <w:numId w:val="12"/>
+        </w:numPr>
+        <w:rPr>
+          <w:rFonts w:ascii="Times New Roman" w:hAnsi="Times New Roman" w:cs="Times New Roman"/>
+          <w:sz w:val="24"/>
+          <w:szCs w:val="24"/>
+        </w:rPr>
+      </w:pPr>
+      <w:r>
+        <w:rPr>
+          <w:rFonts w:ascii="Times New Roman" w:hAnsi="Times New Roman" w:cs="Times New Roman"/>
+          <w:sz w:val="24"/>
+          <w:szCs w:val="24"/>
+        </w:rPr>
+        <w:t>Which stroke shows the largest improvement in times from the early to recent era?</w:t>
+      </w:r>
     </w:p>
     <w:p>
       <w:pPr>
         <w:pStyle w:val="ListParagraph"/>
+        <w:ind w:left="1440"/>
+        <w:rPr>
+          <w:rFonts w:ascii="Times New Roman" w:hAnsi="Times New Roman" w:cs="Times New Roman"/>
+          <w:sz w:val="24"/>
+          <w:szCs w:val="24"/>
+        </w:rPr>
+      </w:pPr>
+    </w:p>
+    <w:p>
+      <w:pPr>
+        <w:pStyle w:val="ListParagraph"/>
+        <w:ind w:left="1440"/>
+        <w:rPr>
+          <w:rFonts w:ascii="Times New Roman" w:hAnsi="Times New Roman" w:cs="Times New Roman"/>
+          <w:sz w:val="24"/>
+          <w:szCs w:val="24"/>
+        </w:rPr>
+      </w:pPr>
+    </w:p>
+    <w:p>
+      <w:pPr>
+        <w:pStyle w:val="ListParagraph"/>
+        <w:ind w:left="1440"/>
+        <w:rPr>
+          <w:rFonts w:ascii="Times New Roman" w:hAnsi="Times New Roman" w:cs="Times New Roman"/>
+          <w:sz w:val="24"/>
+          <w:szCs w:val="24"/>
+        </w:rPr>
+      </w:pPr>
+    </w:p>
+    <w:p>
+      <w:pPr>
+        <w:pStyle w:val="ListParagraph"/>
+        <w:ind w:left="1440"/>
+        <w:rPr>
+          <w:rFonts w:ascii="Times New Roman" w:hAnsi="Times New Roman" w:cs="Times New Roman"/>
+          <w:sz w:val="24"/>
+          <w:szCs w:val="24"/>
+        </w:rPr>
+      </w:pPr>
+    </w:p>
+    <w:p>
+      <w:pPr>
+        <w:pStyle w:val="ListParagraph"/>
+        <w:ind w:left="1440"/>
+        <w:rPr>
+          <w:rFonts w:ascii="Times New Roman" w:hAnsi="Times New Roman" w:cs="Times New Roman"/>
+          <w:sz w:val="24"/>
+          <w:szCs w:val="24"/>
+        </w:rPr>
+      </w:pPr>
+    </w:p>
+    <w:p>
+      <w:pPr>
+        <w:pStyle w:val="ListParagraph"/>
+        <w:numPr>
+          <w:ilvl w:val="1"/>
+          <w:numId w:val="12"/>
+        </w:numPr>
+        <w:rPr>
+          <w:rFonts w:ascii="Times New Roman" w:hAnsi="Times New Roman" w:cs="Times New Roman"/>
+          <w:sz w:val="24"/>
+          <w:szCs w:val="24"/>
+        </w:rPr>
+      </w:pPr>
+      <w:r>
+        <w:rPr>
+          <w:rFonts w:ascii="Times New Roman" w:hAnsi="Times New Roman" w:cs="Times New Roman"/>
+          <w:sz w:val="24"/>
+          <w:szCs w:val="24"/>
+        </w:rPr>
+        <w:t>How does the consistency (spread of times) change in the recent era compared to the early era?</w:t>
+      </w:r>
+    </w:p>
+    <w:p>
+      <w:pPr>
+        <w:pStyle w:val="ListParagraph"/>
+        <w:ind w:left="1440"/>
+        <w:rPr>
+          <w:rFonts w:ascii="Times New Roman" w:hAnsi="Times New Roman" w:cs="Times New Roman"/>
+          <w:sz w:val="24"/>
+          <w:szCs w:val="24"/>
+        </w:rPr>
+      </w:pPr>
+    </w:p>
+    <w:p>
+      <w:pPr>
+        <w:pStyle w:val="ListParagraph"/>
+        <w:ind w:left="1440"/>
+        <w:rPr>
+          <w:rFonts w:ascii="Times New Roman" w:hAnsi="Times New Roman" w:cs="Times New Roman"/>
+          <w:sz w:val="24"/>
+          <w:szCs w:val="24"/>
+        </w:rPr>
+      </w:pPr>
+    </w:p>
+    <w:p>
+      <w:pPr>
+        <w:pStyle w:val="ListParagraph"/>
+        <w:ind w:left="1440"/>
+        <w:rPr>
+          <w:rFonts w:ascii="Times New Roman" w:hAnsi="Times New Roman" w:cs="Times New Roman"/>
+          <w:sz w:val="24"/>
+          <w:szCs w:val="24"/>
+        </w:rPr>
+      </w:pPr>
+    </w:p>
+    <w:p>
+      <w:pPr>
+        <w:pStyle w:val="ListParagraph"/>
+        <w:ind w:left="1440"/>
+        <w:rPr>
+          <w:rFonts w:ascii="Times New Roman" w:hAnsi="Times New Roman" w:cs="Times New Roman"/>
+          <w:sz w:val="24"/>
+          <w:szCs w:val="24"/>
+        </w:rPr>
+      </w:pPr>
+    </w:p>
+    <w:p>
+      <w:pPr>
+        <w:pStyle w:val="ListParagraph"/>
+        <w:ind w:left="1440"/>
+        <w:rPr>
+          <w:rFonts w:ascii="Times New Roman" w:hAnsi="Times New Roman" w:cs="Times New Roman"/>
+          <w:sz w:val="24"/>
+          <w:szCs w:val="24"/>
+        </w:rPr>
+      </w:pPr>
+    </w:p>
+    <w:p>
+      <w:pPr>
+        <w:pStyle w:val="ListParagraph"/>
+        <w:numPr>
+          <w:ilvl w:val="1"/>
+          <w:numId w:val="12"/>
+        </w:numPr>
+        <w:rPr>
+          <w:rFonts w:ascii="Times New Roman" w:hAnsi="Times New Roman" w:cs="Times New Roman"/>
+          <w:sz w:val="24"/>
+          <w:szCs w:val="24"/>
+        </w:rPr>
+      </w:pPr>
+      <w:r>
+        <w:rPr>
+          <w:rFonts w:ascii="Times New Roman" w:hAnsi="Times New Roman" w:cs="Times New Roman"/>
+          <w:sz w:val="24"/>
+          <w:szCs w:val="24"/>
+        </w:rPr>
+        <w:t xml:space="preserve">Recall: the women’s 100m backstroke was only introduced in 2008, so there are no “early” </w:t>
+      </w:r>
+      <w:r>
+        <w:rPr>
+          <w:rFonts w:ascii="Times New Roman" w:hAnsi="Times New Roman" w:cs="Times New Roman"/>
+          <w:sz w:val="24"/>
+          <w:szCs w:val="24"/>
+        </w:rPr>
+        <w:t>Olympic</w:t>
+      </w:r>
+      <w:r>
+        <w:rPr>
+          <w:rFonts w:ascii="Times New Roman" w:hAnsi="Times New Roman" w:cs="Times New Roman"/>
+          <w:sz w:val="24"/>
+          <w:szCs w:val="24"/>
+        </w:rPr>
+        <w:t xml:space="preserve"> </w:t>
+      </w:r>
+      <w:r>
+        <w:rPr>
+          <w:rFonts w:ascii="Times New Roman" w:hAnsi="Times New Roman" w:cs="Times New Roman"/>
+          <w:sz w:val="24"/>
+          <w:szCs w:val="24"/>
+        </w:rPr>
+        <w:t>results for that event. However, if there had been, sketch what you think the early backstroke boxplot might look like</w:t>
+      </w:r>
+      <w:r>
+        <w:rPr>
+          <w:rFonts w:ascii="Times New Roman" w:hAnsi="Times New Roman" w:cs="Times New Roman"/>
+          <w:sz w:val="24"/>
+          <w:szCs w:val="24"/>
+        </w:rPr>
+        <w:t xml:space="preserve"> on the plot above</w:t>
+      </w:r>
+      <w:r>
+        <w:rPr>
+          <w:rFonts w:ascii="Times New Roman" w:hAnsi="Times New Roman" w:cs="Times New Roman"/>
+          <w:sz w:val="24"/>
+          <w:szCs w:val="24"/>
+        </w:rPr>
+        <w:t>. Base your sketch on the patterns you observed in butterfly and freestyle.</w:t>
+      </w:r>
+    </w:p>
+    <w:p>
+      <w:pPr>
         <w:rPr>
           <w:rFonts w:ascii="Times New Roman" w:hAnsi="Times New Roman" w:cs="Times New Roman"/>
           <w:sz w:val="24"/>
@@ -2642,196 +3083,9 @@
         <w:pStyle w:val="ListParagraph"/>
         <w:numPr>
           <w:ilvl w:val="0"/>
-          <w:numId w:val="1"/>
+          <w:numId w:val="11"/>
         </w:numPr>
-        <w:rPr>
-          <w:rFonts w:ascii="Times New Roman" w:hAnsi="Times New Roman" w:cs="Times New Roman"/>
-          <w:sz w:val="24"/>
-          <w:szCs w:val="24"/>
-        </w:rPr>
-      </w:pPr>
-      <w:r>
-        <w:rPr>
-          <w:rFonts w:ascii="Times New Roman" w:hAnsi="Times New Roman" w:cs="Times New Roman"/>
-          <w:sz w:val="24"/>
-          <w:szCs w:val="24"/>
-        </w:rPr>
-        <w:t>The boxplots above show finishing times for the women’s 100m event</w:t>
-      </w:r>
-      <w:r>
-        <w:rPr>
-          <w:rFonts w:ascii="Times New Roman" w:hAnsi="Times New Roman" w:cs="Times New Roman"/>
-          <w:sz w:val="24"/>
-          <w:szCs w:val="24"/>
-        </w:rPr>
-        <w:t>s</w:t>
-      </w:r>
-      <w:r>
-        <w:rPr>
-          <w:rFonts w:ascii="Times New Roman" w:hAnsi="Times New Roman" w:cs="Times New Roman"/>
-          <w:sz w:val="24"/>
-          <w:szCs w:val="24"/>
-        </w:rPr>
-        <w:t xml:space="preserve">, split into </w:t>
-      </w:r>
-      <w:r>
-        <w:rPr>
-          <w:rFonts w:ascii="Times New Roman" w:hAnsi="Times New Roman" w:cs="Times New Roman"/>
-          <w:b/>
-          <w:bCs/>
-          <w:sz w:val="24"/>
-          <w:szCs w:val="24"/>
-        </w:rPr>
-        <w:t xml:space="preserve">early </w:t>
-      </w:r>
-      <w:r>
-        <w:rPr>
-          <w:rFonts w:ascii="Times New Roman" w:hAnsi="Times New Roman" w:cs="Times New Roman"/>
-          <w:sz w:val="24"/>
-          <w:szCs w:val="24"/>
-        </w:rPr>
-        <w:t xml:space="preserve">and </w:t>
-      </w:r>
-      <w:r>
-        <w:rPr>
-          <w:rFonts w:ascii="Times New Roman" w:hAnsi="Times New Roman" w:cs="Times New Roman"/>
-          <w:b/>
-          <w:bCs/>
-          <w:sz w:val="24"/>
-          <w:szCs w:val="24"/>
-        </w:rPr>
-        <w:t>recent</w:t>
-      </w:r>
-      <w:r>
-        <w:rPr>
-          <w:rFonts w:ascii="Times New Roman" w:hAnsi="Times New Roman" w:cs="Times New Roman"/>
-          <w:sz w:val="24"/>
-          <w:szCs w:val="24"/>
-        </w:rPr>
-        <w:t xml:space="preserve"> eras.</w:t>
-      </w:r>
-      <w:r>
-        <w:rPr>
-          <w:rFonts w:ascii="Times New Roman" w:hAnsi="Times New Roman" w:cs="Times New Roman"/>
-          <w:sz w:val="24"/>
-          <w:szCs w:val="24"/>
-        </w:rPr>
-        <w:t xml:space="preserve"> </w:t>
-      </w:r>
-      <w:r>
-        <w:rPr>
-          <w:rFonts w:ascii="Times New Roman" w:hAnsi="Times New Roman" w:cs="Times New Roman"/>
-          <w:sz w:val="24"/>
-          <w:szCs w:val="24"/>
-        </w:rPr>
-        <w:t>Compare the distributions within each stroke (butterfly, freestyle).</w:t>
-      </w:r>
-    </w:p>
-    <w:p>
-      <w:pPr>
-        <w:pStyle w:val="ListParagraph"/>
-        <w:numPr>
-          <w:ilvl w:val="1"/>
-          <w:numId w:val="7"/>
-        </w:numPr>
-        <w:rPr>
-          <w:rFonts w:ascii="Times New Roman" w:hAnsi="Times New Roman" w:cs="Times New Roman"/>
-          <w:sz w:val="24"/>
-          <w:szCs w:val="24"/>
-        </w:rPr>
-      </w:pPr>
-      <w:r>
-        <w:rPr>
-          <w:rFonts w:ascii="Times New Roman" w:hAnsi="Times New Roman" w:cs="Times New Roman"/>
-          <w:sz w:val="24"/>
-          <w:szCs w:val="24"/>
-        </w:rPr>
-        <w:t>Which stroke shows the largest improvement in times from the early to recent era?</w:t>
-      </w:r>
-    </w:p>
-    <w:p>
-      <w:pPr>
-        <w:pStyle w:val="ListParagraph"/>
-        <w:numPr>
-          <w:ilvl w:val="1"/>
-          <w:numId w:val="7"/>
-        </w:numPr>
-        <w:rPr>
-          <w:rFonts w:ascii="Times New Roman" w:hAnsi="Times New Roman" w:cs="Times New Roman"/>
-          <w:sz w:val="24"/>
-          <w:szCs w:val="24"/>
-        </w:rPr>
-      </w:pPr>
-      <w:r>
-        <w:rPr>
-          <w:rFonts w:ascii="Times New Roman" w:hAnsi="Times New Roman" w:cs="Times New Roman"/>
-          <w:sz w:val="24"/>
-          <w:szCs w:val="24"/>
-        </w:rPr>
-        <w:t>How does the consistency (spread of times) change in the recent era compared to the early era?</w:t>
-      </w:r>
-    </w:p>
-    <w:p>
-      <w:pPr>
-        <w:pStyle w:val="ListParagraph"/>
-        <w:numPr>
-          <w:ilvl w:val="1"/>
-          <w:numId w:val="7"/>
-        </w:numPr>
-        <w:rPr>
-          <w:rFonts w:ascii="Times New Roman" w:hAnsi="Times New Roman" w:cs="Times New Roman"/>
-          <w:sz w:val="24"/>
-          <w:szCs w:val="24"/>
-        </w:rPr>
-      </w:pPr>
-      <w:r>
-        <w:rPr>
-          <w:rFonts w:ascii="Times New Roman" w:hAnsi="Times New Roman" w:cs="Times New Roman"/>
-          <w:sz w:val="24"/>
-          <w:szCs w:val="24"/>
-        </w:rPr>
-        <w:t>Recall: the women’s 100m backstroke was only introduced in 2008, so there are no actual “early” results for that event. However, if there had be</w:t>
-      </w:r>
-      <w:bookmarkStart w:id="0" w:name="_GoBack"/>
-      <w:bookmarkEnd w:id="0"/>
-      <w:r>
-        <w:rPr>
-          <w:rFonts w:ascii="Times New Roman" w:hAnsi="Times New Roman" w:cs="Times New Roman"/>
-          <w:sz w:val="24"/>
-          <w:szCs w:val="24"/>
-        </w:rPr>
-        <w:t>en, sketch what you think the early backstroke boxplot might look like</w:t>
-      </w:r>
-      <w:r>
-        <w:rPr>
-          <w:rFonts w:ascii="Times New Roman" w:hAnsi="Times New Roman" w:cs="Times New Roman"/>
-          <w:sz w:val="24"/>
-          <w:szCs w:val="24"/>
-        </w:rPr>
-        <w:t xml:space="preserve"> on the plot above</w:t>
-      </w:r>
-      <w:r>
-        <w:rPr>
-          <w:rFonts w:ascii="Times New Roman" w:hAnsi="Times New Roman" w:cs="Times New Roman"/>
-          <w:sz w:val="24"/>
-          <w:szCs w:val="24"/>
-        </w:rPr>
-        <w:t>. Base your sketch on the patterns you observed in butterfly and freestyle.</w:t>
-      </w:r>
-    </w:p>
-    <w:p>
-      <w:pPr>
-        <w:pStyle w:val="ListParagraph"/>
-        <w:jc w:val="center"/>
-        <w:rPr>
-          <w:rFonts w:ascii="Times New Roman" w:hAnsi="Times New Roman" w:cs="Times New Roman"/>
-          <w:sz w:val="24"/>
-          <w:szCs w:val="24"/>
-        </w:rPr>
-      </w:pPr>
-    </w:p>
-    <w:p>
-      <w:pPr>
+        <w:ind w:left="1080"/>
         <w:rPr>
           <w:rFonts w:ascii="Times New Roman" w:hAnsi="Times New Roman" w:cs="Times New Roman"/>
           <w:sz w:val="24"/>
@@ -2858,6 +3112,7 @@
     <w:tbl>
       <w:tblPr>
         <w:tblW w:w="0" w:type="auto"/>
+        <w:jc w:val="center"/>
         <w:tblCellMar>
           <w:left w:w="60" w:type="dxa"/>
           <w:right w:w="60" w:type="dxa"/>
@@ -2877,14 +3132,9 @@
         <w:gridCol w:w="1096"/>
       </w:tblGrid>
       <w:tr>
-        <w:tblPrEx>
-          <w:tblCellMar>
-            <w:top w:w="0" w:type="dxa"/>
-            <w:bottom w:w="0" w:type="dxa"/>
-          </w:tblCellMar>
-        </w:tblPrEx>
         <w:trPr>
           <w:trHeight w:val="298"/>
+          <w:jc w:val="center"/>
         </w:trPr>
         <w:tc>
           <w:tcPr>
@@ -3368,14 +3618,9 @@
         </w:tc>
       </w:tr>
       <w:tr>
-        <w:tblPrEx>
-          <w:tblCellMar>
-            <w:top w:w="0" w:type="dxa"/>
-            <w:bottom w:w="0" w:type="dxa"/>
-          </w:tblCellMar>
-        </w:tblPrEx>
         <w:trPr>
           <w:trHeight w:val="228"/>
+          <w:jc w:val="center"/>
         </w:trPr>
         <w:tc>
           <w:tcPr>
@@ -3807,14 +4052,9 @@
         </w:tc>
       </w:tr>
       <w:tr>
-        <w:tblPrEx>
-          <w:tblCellMar>
-            <w:top w:w="0" w:type="dxa"/>
-            <w:bottom w:w="0" w:type="dxa"/>
-          </w:tblCellMar>
-        </w:tblPrEx>
         <w:trPr>
           <w:trHeight w:val="228"/>
+          <w:jc w:val="center"/>
         </w:trPr>
         <w:tc>
           <w:tcPr>
@@ -4245,14 +4485,9 @@
         </w:tc>
       </w:tr>
       <w:tr>
-        <w:tblPrEx>
-          <w:tblCellMar>
-            <w:top w:w="0" w:type="dxa"/>
-            <w:bottom w:w="0" w:type="dxa"/>
-          </w:tblCellMar>
-        </w:tblPrEx>
         <w:trPr>
           <w:trHeight w:val="246"/>
+          <w:jc w:val="center"/>
         </w:trPr>
         <w:tc>
           <w:tcPr>
@@ -4701,6 +4936,7 @@
     <w:p>
       <w:pPr>
         <w:pStyle w:val="ListParagraph"/>
+        <w:ind w:left="0"/>
         <w:rPr>
           <w:rFonts w:ascii="Times New Roman" w:hAnsi="Times New Roman" w:cs="Times New Roman"/>
           <w:sz w:val="24"/>
@@ -4711,33 +4947,30 @@
     <w:p>
       <w:pPr>
         <w:pStyle w:val="ListParagraph"/>
-        <w:rPr>
-          <w:rFonts w:ascii="Times New Roman" w:hAnsi="Times New Roman" w:cs="Times New Roman"/>
-          <w:sz w:val="24"/>
-          <w:szCs w:val="24"/>
-        </w:rPr>
-      </w:pPr>
-    </w:p>
-    <w:p>
-      <w:pPr>
-        <w:pStyle w:val="ListParagraph"/>
-        <w:numPr>
-          <w:ilvl w:val="0"/>
-          <w:numId w:val="1"/>
-        </w:numPr>
-        <w:rPr>
-          <w:rFonts w:ascii="Times New Roman" w:hAnsi="Times New Roman" w:cs="Times New Roman"/>
-          <w:sz w:val="24"/>
-          <w:szCs w:val="24"/>
-        </w:rPr>
-      </w:pPr>
-      <w:r>
-        <w:rPr>
-          <w:rFonts w:ascii="Times New Roman" w:hAnsi="Times New Roman" w:cs="Times New Roman"/>
-          <w:sz w:val="24"/>
-          <w:szCs w:val="24"/>
-        </w:rPr>
-        <w:t>Again a</w:t>
+        <w:ind w:left="1080"/>
+        <w:rPr>
+          <w:rFonts w:ascii="Times New Roman" w:hAnsi="Times New Roman" w:cs="Times New Roman"/>
+          <w:sz w:val="24"/>
+          <w:szCs w:val="24"/>
+        </w:rPr>
+      </w:pPr>
+      <w:proofErr w:type="gramStart"/>
+      <w:r>
+        <w:rPr>
+          <w:rFonts w:ascii="Times New Roman" w:hAnsi="Times New Roman" w:cs="Times New Roman"/>
+          <w:sz w:val="24"/>
+          <w:szCs w:val="24"/>
+        </w:rPr>
+        <w:t>Again</w:t>
+      </w:r>
+      <w:proofErr w:type="gramEnd"/>
+      <w:r>
+        <w:rPr>
+          <w:rFonts w:ascii="Times New Roman" w:hAnsi="Times New Roman" w:cs="Times New Roman"/>
+          <w:sz w:val="24"/>
+          <w:szCs w:val="24"/>
+        </w:rPr>
+        <w:t xml:space="preserve"> a</w:t>
       </w:r>
       <w:r>
         <w:rPr>
@@ -4777,6 +5010,7 @@
     <w:p>
       <w:pPr>
         <w:pStyle w:val="ListParagraph"/>
+        <w:ind w:left="0"/>
         <w:rPr>
           <w:rFonts w:ascii="Times New Roman" w:hAnsi="Times New Roman" w:cs="Times New Roman"/>
           <w:color w:val="FF0000"/>
@@ -4788,6 +5022,7 @@
     <w:p>
       <w:pPr>
         <w:pStyle w:val="ListParagraph"/>
+        <w:ind w:left="0"/>
         <w:rPr>
           <w:rFonts w:ascii="Times New Roman" w:hAnsi="Times New Roman" w:cs="Times New Roman"/>
           <w:color w:val="FF0000"/>
@@ -4799,6 +5034,7 @@
     <w:p>
       <w:pPr>
         <w:pStyle w:val="ListParagraph"/>
+        <w:ind w:left="0"/>
         <w:rPr>
           <w:rFonts w:ascii="Times New Roman" w:hAnsi="Times New Roman" w:cs="Times New Roman"/>
           <w:color w:val="FF0000"/>
@@ -4810,6 +5046,7 @@
     <w:p>
       <w:pPr>
         <w:pStyle w:val="ListParagraph"/>
+        <w:ind w:left="0"/>
         <w:rPr>
           <w:rFonts w:ascii="Times New Roman" w:hAnsi="Times New Roman" w:cs="Times New Roman"/>
           <w:color w:val="FF0000"/>
@@ -4821,12 +5058,43 @@
     <w:p>
       <w:pPr>
         <w:pStyle w:val="ListParagraph"/>
+        <w:ind w:left="0"/>
         <w:rPr>
           <w:rFonts w:ascii="Times New Roman" w:hAnsi="Times New Roman" w:cs="Times New Roman"/>
           <w:color w:val="FF0000"/>
           <w:sz w:val="24"/>
           <w:szCs w:val="24"/>
         </w:rPr>
+      </w:pPr>
+    </w:p>
+    <w:p>
+      <w:pPr>
+        <w:pStyle w:val="ListParagraph"/>
+        <w:ind w:left="0"/>
+        <w:rPr>
+          <w:rFonts w:ascii="Times New Roman" w:hAnsi="Times New Roman" w:cs="Times New Roman"/>
+          <w:color w:val="FF0000"/>
+          <w:sz w:val="24"/>
+          <w:szCs w:val="24"/>
+        </w:rPr>
+      </w:pPr>
+    </w:p>
+    <w:p>
+      <w:pPr>
+        <w:pStyle w:val="ListParagraph"/>
+        <w:ind w:left="0"/>
+        <w:rPr>
+          <w:rFonts w:ascii="Times New Roman" w:hAnsi="Times New Roman" w:cs="Times New Roman"/>
+          <w:color w:val="FF0000"/>
+          <w:sz w:val="24"/>
+          <w:szCs w:val="24"/>
+        </w:rPr>
+      </w:pPr>
+    </w:p>
+    <w:p>
+      <w:pPr>
+        <w:pStyle w:val="NormalWeb"/>
+        <w:ind w:left="1080"/>
       </w:pPr>
     </w:p>
     <w:p>
@@ -4834,14 +5102,13 @@
         <w:pStyle w:val="NormalWeb"/>
         <w:numPr>
           <w:ilvl w:val="0"/>
-          <w:numId w:val="1"/>
+          <w:numId w:val="11"/>
         </w:numPr>
-      </w:pPr>
-      <w:r>
-        <w:t>Compare the confidence interval you found in Question 2 (all years) with the one from Question 4 (recent era).</w:t>
-      </w:r>
-      <w:r>
-        <w:t xml:space="preserve"> In particular, address:</w:t>
+        <w:ind w:left="1080"/>
+      </w:pPr>
+      <w:r>
+        <w:lastRenderedPageBreak/>
+        <w:t>Compare the confidence interval you found in Question 2 (all years) with the one from Question 4 (recent era). In particular, address:</w:t>
       </w:r>
     </w:p>
     <w:p>
@@ -4851,10 +5118,26 @@
           <w:ilvl w:val="0"/>
           <w:numId w:val="5"/>
         </w:numPr>
+        <w:tabs>
+          <w:tab w:val="num" w:pos="360"/>
+        </w:tabs>
+        <w:ind w:left="1440"/>
       </w:pPr>
       <w:r>
         <w:t>How are the two intervals similar or different?</w:t>
       </w:r>
+    </w:p>
+    <w:p>
+      <w:pPr>
+        <w:pStyle w:val="NormalWeb"/>
+        <w:ind w:left="1440"/>
+      </w:pPr>
+    </w:p>
+    <w:p>
+      <w:pPr>
+        <w:pStyle w:val="NormalWeb"/>
+        <w:ind w:left="1440"/>
+      </w:pPr>
     </w:p>
     <w:p>
       <w:pPr>
@@ -4863,6 +5146,10 @@
           <w:ilvl w:val="0"/>
           <w:numId w:val="5"/>
         </w:numPr>
+        <w:tabs>
+          <w:tab w:val="num" w:pos="360"/>
+        </w:tabs>
+        <w:ind w:left="1440"/>
       </w:pPr>
       <w:r>
         <w:t>What might explain any changes in the size or location of the intervals?</w:t>
@@ -4871,39 +5158,46 @@
     <w:p>
       <w:pPr>
         <w:pStyle w:val="ListParagraph"/>
+        <w:ind w:left="0"/>
         <w:rPr>
           <w:rFonts w:ascii="Times New Roman" w:hAnsi="Times New Roman" w:cs="Times New Roman"/>
           <w:color w:val="FF0000"/>
           <w:sz w:val="24"/>
           <w:szCs w:val="24"/>
+          <w:shd w:val="clear" w:color="auto" w:fill="FFFFFF"/>
         </w:rPr>
       </w:pPr>
     </w:p>
     <w:p>
       <w:pPr>
         <w:pStyle w:val="ListParagraph"/>
+        <w:ind w:left="0"/>
         <w:rPr>
           <w:rFonts w:ascii="Times New Roman" w:hAnsi="Times New Roman" w:cs="Times New Roman"/>
           <w:color w:val="FF0000"/>
           <w:sz w:val="24"/>
           <w:szCs w:val="24"/>
+          <w:shd w:val="clear" w:color="auto" w:fill="FFFFFF"/>
         </w:rPr>
       </w:pPr>
     </w:p>
     <w:p>
       <w:pPr>
         <w:pStyle w:val="ListParagraph"/>
+        <w:ind w:left="0"/>
         <w:rPr>
           <w:rFonts w:ascii="Times New Roman" w:hAnsi="Times New Roman" w:cs="Times New Roman"/>
           <w:color w:val="FF0000"/>
           <w:sz w:val="24"/>
           <w:szCs w:val="24"/>
+          <w:shd w:val="clear" w:color="auto" w:fill="FFFFFF"/>
         </w:rPr>
       </w:pPr>
     </w:p>
     <w:p>
       <w:pPr>
         <w:pStyle w:val="ListParagraph"/>
+        <w:ind w:left="0"/>
         <w:rPr>
           <w:rFonts w:ascii="Times New Roman" w:hAnsi="Times New Roman" w:cs="Times New Roman"/>
           <w:color w:val="FF0000"/>
@@ -4916,102 +5210,7 @@
     <w:p>
       <w:pPr>
         <w:pStyle w:val="ListParagraph"/>
-        <w:rPr>
-          <w:rFonts w:ascii="Times New Roman" w:hAnsi="Times New Roman" w:cs="Times New Roman"/>
-          <w:color w:val="FF0000"/>
-          <w:sz w:val="24"/>
-          <w:szCs w:val="24"/>
-          <w:shd w:val="clear" w:color="auto" w:fill="FFFFFF"/>
-        </w:rPr>
-      </w:pPr>
-    </w:p>
-    <w:p>
-      <w:pPr>
-        <w:pStyle w:val="ListParagraph"/>
-        <w:rPr>
-          <w:rFonts w:ascii="Times New Roman" w:hAnsi="Times New Roman" w:cs="Times New Roman"/>
-          <w:color w:val="FF0000"/>
-          <w:sz w:val="24"/>
-          <w:szCs w:val="24"/>
-          <w:shd w:val="clear" w:color="auto" w:fill="FFFFFF"/>
-        </w:rPr>
-      </w:pPr>
-    </w:p>
-    <w:p>
-      <w:pPr>
-        <w:pStyle w:val="ListParagraph"/>
-        <w:rPr>
-          <w:rFonts w:ascii="Times New Roman" w:hAnsi="Times New Roman" w:cs="Times New Roman"/>
-          <w:color w:val="FF0000"/>
-          <w:sz w:val="24"/>
-          <w:szCs w:val="24"/>
-          <w:shd w:val="clear" w:color="auto" w:fill="FFFFFF"/>
-        </w:rPr>
-      </w:pPr>
-    </w:p>
-    <w:p>
-      <w:pPr>
-        <w:pStyle w:val="ListParagraph"/>
-        <w:rPr>
-          <w:rFonts w:ascii="Times New Roman" w:hAnsi="Times New Roman" w:cs="Times New Roman"/>
-          <w:color w:val="FF0000"/>
-          <w:sz w:val="24"/>
-          <w:szCs w:val="24"/>
-          <w:shd w:val="clear" w:color="auto" w:fill="FFFFFF"/>
-        </w:rPr>
-      </w:pPr>
-    </w:p>
-    <w:p>
-      <w:pPr>
-        <w:pStyle w:val="ListParagraph"/>
-        <w:rPr>
-          <w:rFonts w:ascii="Times New Roman" w:hAnsi="Times New Roman" w:cs="Times New Roman"/>
-          <w:color w:val="FF0000"/>
-          <w:sz w:val="24"/>
-          <w:szCs w:val="24"/>
-          <w:shd w:val="clear" w:color="auto" w:fill="FFFFFF"/>
-        </w:rPr>
-      </w:pPr>
-    </w:p>
-    <w:p>
-      <w:pPr>
-        <w:pStyle w:val="ListParagraph"/>
-        <w:rPr>
-          <w:rFonts w:ascii="Times New Roman" w:hAnsi="Times New Roman" w:cs="Times New Roman"/>
-          <w:color w:val="FF0000"/>
-          <w:sz w:val="24"/>
-          <w:szCs w:val="24"/>
-          <w:shd w:val="clear" w:color="auto" w:fill="FFFFFF"/>
-        </w:rPr>
-      </w:pPr>
-    </w:p>
-    <w:p>
-      <w:pPr>
-        <w:pStyle w:val="ListParagraph"/>
-        <w:rPr>
-          <w:rFonts w:ascii="Times New Roman" w:hAnsi="Times New Roman" w:cs="Times New Roman"/>
-          <w:color w:val="FF0000"/>
-          <w:sz w:val="24"/>
-          <w:szCs w:val="24"/>
-          <w:shd w:val="clear" w:color="auto" w:fill="FFFFFF"/>
-        </w:rPr>
-      </w:pPr>
-    </w:p>
-    <w:p>
-      <w:pPr>
-        <w:pStyle w:val="ListParagraph"/>
-        <w:rPr>
-          <w:rFonts w:ascii="Times New Roman" w:hAnsi="Times New Roman" w:cs="Times New Roman"/>
-          <w:color w:val="FF0000"/>
-          <w:sz w:val="24"/>
-          <w:szCs w:val="24"/>
-          <w:shd w:val="clear" w:color="auto" w:fill="FFFFFF"/>
-        </w:rPr>
-      </w:pPr>
-    </w:p>
-    <w:p>
-      <w:pPr>
-        <w:pStyle w:val="ListParagraph"/>
+        <w:ind w:left="0"/>
         <w:rPr>
           <w:rFonts w:ascii="Times New Roman" w:hAnsi="Times New Roman" w:cs="Times New Roman"/>
           <w:color w:val="FF0000"/>
@@ -5026,9 +5225,10 @@
         <w:pStyle w:val="ListParagraph"/>
         <w:numPr>
           <w:ilvl w:val="0"/>
-          <w:numId w:val="1"/>
+          <w:numId w:val="11"/>
         </w:numPr>
         <w:spacing w:before="100" w:beforeAutospacing="1" w:after="100" w:afterAutospacing="1" w:line="240" w:lineRule="auto"/>
+        <w:ind w:left="1080"/>
         <w:rPr>
           <w:rFonts w:ascii="Times New Roman" w:eastAsia="Times New Roman" w:hAnsi="Times New Roman" w:cs="Times New Roman"/>
           <w:kern w:val="0"/>
@@ -5052,7 +5252,11 @@
           <w:ilvl w:val="0"/>
           <w:numId w:val="6"/>
         </w:numPr>
+        <w:tabs>
+          <w:tab w:val="num" w:pos="360"/>
+        </w:tabs>
         <w:spacing w:before="100" w:beforeAutospacing="1" w:after="100" w:afterAutospacing="1" w:line="240" w:lineRule="auto"/>
+        <w:ind w:left="1440"/>
         <w:rPr>
           <w:rFonts w:ascii="Times New Roman" w:eastAsia="Times New Roman" w:hAnsi="Times New Roman" w:cs="Times New Roman"/>
           <w:kern w:val="0"/>
@@ -5069,6 +5273,28 @@
         </w:rPr>
         <w:t>What problems might arise in analyzing the data this way?</w:t>
       </w:r>
+    </w:p>
+    <w:p>
+      <w:pPr>
+        <w:spacing w:before="100" w:beforeAutospacing="1" w:after="100" w:afterAutospacing="1" w:line="240" w:lineRule="auto"/>
+        <w:rPr>
+          <w:rFonts w:ascii="Times New Roman" w:eastAsia="Times New Roman" w:hAnsi="Times New Roman" w:cs="Times New Roman"/>
+          <w:kern w:val="0"/>
+          <w:sz w:val="24"/>
+          <w:szCs w:val="24"/>
+        </w:rPr>
+      </w:pPr>
+    </w:p>
+    <w:p>
+      <w:pPr>
+        <w:spacing w:before="100" w:beforeAutospacing="1" w:after="100" w:afterAutospacing="1" w:line="240" w:lineRule="auto"/>
+        <w:rPr>
+          <w:rFonts w:ascii="Times New Roman" w:eastAsia="Times New Roman" w:hAnsi="Times New Roman" w:cs="Times New Roman"/>
+          <w:kern w:val="0"/>
+          <w:sz w:val="24"/>
+          <w:szCs w:val="24"/>
+        </w:rPr>
+      </w:pPr>
     </w:p>
     <w:p>
       <w:pPr>
@@ -5076,7 +5302,11 @@
           <w:ilvl w:val="0"/>
           <w:numId w:val="6"/>
         </w:numPr>
+        <w:tabs>
+          <w:tab w:val="num" w:pos="360"/>
+        </w:tabs>
         <w:spacing w:before="100" w:beforeAutospacing="1" w:after="100" w:afterAutospacing="1" w:line="240" w:lineRule="auto"/>
+        <w:ind w:left="1440"/>
         <w:rPr>
           <w:rFonts w:ascii="Times New Roman" w:eastAsia="Times New Roman" w:hAnsi="Times New Roman" w:cs="Times New Roman"/>
           <w:kern w:val="0"/>
@@ -5097,6 +5327,7 @@
     <w:p>
       <w:pPr>
         <w:pStyle w:val="ListParagraph"/>
+        <w:ind w:left="0"/>
         <w:rPr>
           <w:rFonts w:ascii="Times New Roman" w:hAnsi="Times New Roman" w:cs="Times New Roman"/>
           <w:sz w:val="24"/>
@@ -5105,10 +5336,334 @@
         </w:rPr>
       </w:pPr>
     </w:p>
-    <w:p/>
+    <w:p>
+      <w:pPr>
+        <w:pStyle w:val="ListParagraph"/>
+        <w:ind w:left="0"/>
+        <w:rPr>
+          <w:rFonts w:ascii="Times New Roman" w:hAnsi="Times New Roman" w:cs="Times New Roman"/>
+          <w:sz w:val="24"/>
+          <w:szCs w:val="24"/>
+          <w:shd w:val="clear" w:color="auto" w:fill="FFFFFF"/>
+        </w:rPr>
+      </w:pPr>
+    </w:p>
+    <w:p>
+      <w:pPr>
+        <w:pStyle w:val="ListParagraph"/>
+        <w:ind w:left="0"/>
+        <w:rPr>
+          <w:rFonts w:ascii="Times New Roman" w:hAnsi="Times New Roman" w:cs="Times New Roman"/>
+          <w:sz w:val="24"/>
+          <w:szCs w:val="24"/>
+          <w:shd w:val="clear" w:color="auto" w:fill="FFFFFF"/>
+        </w:rPr>
+      </w:pPr>
+    </w:p>
+    <w:p>
+      <w:pPr>
+        <w:pStyle w:val="ListParagraph"/>
+        <w:ind w:left="0"/>
+        <w:rPr>
+          <w:rFonts w:ascii="Times New Roman" w:hAnsi="Times New Roman" w:cs="Times New Roman"/>
+          <w:sz w:val="24"/>
+          <w:szCs w:val="24"/>
+          <w:shd w:val="clear" w:color="auto" w:fill="FFFFFF"/>
+        </w:rPr>
+      </w:pPr>
+    </w:p>
+    <w:p>
+      <w:pPr>
+        <w:pStyle w:val="ListParagraph"/>
+        <w:ind w:left="0"/>
+        <w:rPr>
+          <w:rFonts w:ascii="Times New Roman" w:hAnsi="Times New Roman" w:cs="Times New Roman"/>
+          <w:sz w:val="24"/>
+          <w:szCs w:val="24"/>
+          <w:shd w:val="clear" w:color="auto" w:fill="FFFFFF"/>
+        </w:rPr>
+      </w:pPr>
+    </w:p>
+    <w:p>
+      <w:pPr>
+        <w:pStyle w:val="ListParagraph"/>
+        <w:ind w:left="0"/>
+        <w:rPr>
+          <w:rFonts w:ascii="Times New Roman" w:hAnsi="Times New Roman" w:cs="Times New Roman"/>
+          <w:sz w:val="24"/>
+          <w:szCs w:val="24"/>
+          <w:shd w:val="clear" w:color="auto" w:fill="FFFFFF"/>
+        </w:rPr>
+      </w:pPr>
+    </w:p>
+    <w:p>
+      <w:pPr>
+        <w:pStyle w:val="ListParagraph"/>
+        <w:numPr>
+          <w:ilvl w:val="0"/>
+          <w:numId w:val="11"/>
+        </w:numPr>
+        <w:spacing w:before="100" w:beforeAutospacing="1" w:after="100" w:afterAutospacing="1" w:line="240" w:lineRule="auto"/>
+        <w:ind w:left="1080"/>
+        <w:rPr>
+          <w:rFonts w:ascii="Times New Roman" w:eastAsia="Times New Roman" w:hAnsi="Times New Roman" w:cs="Times New Roman"/>
+          <w:kern w:val="0"/>
+          <w:sz w:val="24"/>
+          <w:szCs w:val="24"/>
+          <w14:ligatures w14:val="none"/>
+        </w:rPr>
+      </w:pPr>
+      <w:r>
+        <w:rPr>
+          <w:rFonts w:ascii="Times New Roman" w:eastAsia="Times New Roman" w:hAnsi="Times New Roman" w:cs="Times New Roman"/>
+          <w:kern w:val="0"/>
+          <w:sz w:val="24"/>
+          <w:szCs w:val="24"/>
+          <w14:ligatures w14:val="none"/>
+        </w:rPr>
+        <w:t xml:space="preserve">(Optional) </w:t>
+      </w:r>
+      <w:r>
+        <w:rPr>
+          <w:rFonts w:ascii="Times New Roman" w:eastAsia="Times New Roman" w:hAnsi="Times New Roman" w:cs="Times New Roman"/>
+          <w:kern w:val="0"/>
+          <w:sz w:val="24"/>
+          <w:szCs w:val="24"/>
+          <w14:ligatures w14:val="none"/>
+        </w:rPr>
+        <w:t>Over the decades, women’s 100m swim times have improved substantially. Consider factors such as:</w:t>
+      </w:r>
+    </w:p>
+    <w:p>
+      <w:pPr>
+        <w:numPr>
+          <w:ilvl w:val="0"/>
+          <w:numId w:val="6"/>
+        </w:numPr>
+        <w:tabs>
+          <w:tab w:val="num" w:pos="360"/>
+        </w:tabs>
+        <w:spacing w:before="100" w:beforeAutospacing="1" w:after="100" w:afterAutospacing="1" w:line="240" w:lineRule="auto"/>
+        <w:ind w:left="1440"/>
+        <w:rPr>
+          <w:rFonts w:ascii="Times New Roman" w:eastAsia="Times New Roman" w:hAnsi="Times New Roman" w:cs="Times New Roman"/>
+          <w:kern w:val="0"/>
+          <w:sz w:val="24"/>
+          <w:szCs w:val="24"/>
+        </w:rPr>
+      </w:pPr>
+      <w:r>
+        <w:rPr>
+          <w:rFonts w:ascii="Times New Roman" w:eastAsia="Times New Roman" w:hAnsi="Times New Roman" w:cs="Times New Roman"/>
+          <w:kern w:val="0"/>
+          <w:sz w:val="24"/>
+          <w:szCs w:val="24"/>
+          <w14:ligatures w14:val="none"/>
+        </w:rPr>
+        <w:t>Advances in training and sports science</w:t>
+      </w:r>
+    </w:p>
+    <w:p>
+      <w:pPr>
+        <w:numPr>
+          <w:ilvl w:val="0"/>
+          <w:numId w:val="6"/>
+        </w:numPr>
+        <w:tabs>
+          <w:tab w:val="num" w:pos="360"/>
+        </w:tabs>
+        <w:spacing w:before="100" w:beforeAutospacing="1" w:after="100" w:afterAutospacing="1" w:line="240" w:lineRule="auto"/>
+        <w:ind w:left="1440"/>
+        <w:rPr>
+          <w:rFonts w:ascii="Times New Roman" w:eastAsia="Times New Roman" w:hAnsi="Times New Roman" w:cs="Times New Roman"/>
+          <w:kern w:val="0"/>
+          <w:sz w:val="24"/>
+          <w:szCs w:val="24"/>
+        </w:rPr>
+      </w:pPr>
+      <w:r>
+        <w:rPr>
+          <w:rFonts w:ascii="Times New Roman" w:eastAsia="Times New Roman" w:hAnsi="Times New Roman" w:cs="Times New Roman"/>
+          <w:kern w:val="0"/>
+          <w:sz w:val="24"/>
+          <w:szCs w:val="24"/>
+          <w14:ligatures w14:val="none"/>
+        </w:rPr>
+        <w:t>Changes in swimming rules (e.g., underwater limits)</w:t>
+      </w:r>
+    </w:p>
+    <w:p>
+      <w:pPr>
+        <w:numPr>
+          <w:ilvl w:val="0"/>
+          <w:numId w:val="6"/>
+        </w:numPr>
+        <w:tabs>
+          <w:tab w:val="num" w:pos="360"/>
+        </w:tabs>
+        <w:spacing w:before="100" w:beforeAutospacing="1" w:after="100" w:afterAutospacing="1" w:line="240" w:lineRule="auto"/>
+        <w:ind w:left="1440"/>
+        <w:rPr>
+          <w:rFonts w:ascii="Times New Roman" w:eastAsia="Times New Roman" w:hAnsi="Times New Roman" w:cs="Times New Roman"/>
+          <w:kern w:val="0"/>
+          <w:sz w:val="24"/>
+          <w:szCs w:val="24"/>
+        </w:rPr>
+      </w:pPr>
+      <w:r>
+        <w:rPr>
+          <w:rFonts w:ascii="Times New Roman" w:eastAsia="Times New Roman" w:hAnsi="Times New Roman" w:cs="Times New Roman"/>
+          <w:kern w:val="0"/>
+          <w:sz w:val="24"/>
+          <w:szCs w:val="24"/>
+          <w14:ligatures w14:val="none"/>
+        </w:rPr>
+        <w:t>Technology (swimsuits, pool design)</w:t>
+      </w:r>
+    </w:p>
+    <w:p>
+      <w:pPr>
+        <w:numPr>
+          <w:ilvl w:val="0"/>
+          <w:numId w:val="6"/>
+        </w:numPr>
+        <w:tabs>
+          <w:tab w:val="num" w:pos="360"/>
+        </w:tabs>
+        <w:spacing w:before="100" w:beforeAutospacing="1" w:after="100" w:afterAutospacing="1" w:line="240" w:lineRule="auto"/>
+        <w:ind w:left="1440"/>
+        <w:rPr>
+          <w:rFonts w:ascii="Times New Roman" w:eastAsia="Times New Roman" w:hAnsi="Times New Roman" w:cs="Times New Roman"/>
+          <w:kern w:val="0"/>
+          <w:sz w:val="24"/>
+          <w:szCs w:val="24"/>
+        </w:rPr>
+      </w:pPr>
+      <w:r>
+        <w:rPr>
+          <w:rFonts w:ascii="Times New Roman" w:eastAsia="Times New Roman" w:hAnsi="Times New Roman" w:cs="Times New Roman"/>
+          <w:kern w:val="0"/>
+          <w:sz w:val="24"/>
+          <w:szCs w:val="24"/>
+          <w14:ligatures w14:val="none"/>
+        </w:rPr>
+        <w:t>Growth in women’s participation and support for elite athletes</w:t>
+      </w:r>
+    </w:p>
+    <w:p>
+      <w:pPr>
+        <w:spacing w:before="100" w:beforeAutospacing="1" w:after="100" w:afterAutospacing="1" w:line="240" w:lineRule="auto"/>
+        <w:ind w:firstLine="1080"/>
+        <w:rPr>
+          <w:rFonts w:ascii="Times New Roman" w:eastAsia="Times New Roman" w:hAnsi="Times New Roman" w:cs="Times New Roman"/>
+          <w:kern w:val="0"/>
+          <w:sz w:val="24"/>
+          <w:szCs w:val="24"/>
+          <w14:ligatures w14:val="none"/>
+        </w:rPr>
+      </w:pPr>
+      <w:proofErr w:type="gramStart"/>
+      <w:r>
+        <w:rPr>
+          <w:rFonts w:ascii="Times New Roman" w:eastAsia="Times New Roman" w:hAnsi="Times New Roman" w:cs="Times New Roman"/>
+          <w:kern w:val="0"/>
+          <w:sz w:val="24"/>
+          <w:szCs w:val="24"/>
+          <w14:ligatures w14:val="none"/>
+        </w:rPr>
+        <w:t>Brainstorm</w:t>
+      </w:r>
+      <w:proofErr w:type="gramEnd"/>
+      <w:r>
+        <w:rPr>
+          <w:rFonts w:ascii="Times New Roman" w:eastAsia="Times New Roman" w:hAnsi="Times New Roman" w:cs="Times New Roman"/>
+          <w:kern w:val="0"/>
+          <w:sz w:val="24"/>
+          <w:szCs w:val="24"/>
+          <w14:ligatures w14:val="none"/>
+        </w:rPr>
+        <w:t xml:space="preserve"> some possible </w:t>
+      </w:r>
+      <w:proofErr w:type="gramStart"/>
+      <w:r>
+        <w:rPr>
+          <w:rFonts w:ascii="Times New Roman" w:eastAsia="Times New Roman" w:hAnsi="Times New Roman" w:cs="Times New Roman"/>
+          <w:kern w:val="0"/>
+          <w:sz w:val="24"/>
+          <w:szCs w:val="24"/>
+          <w14:ligatures w14:val="none"/>
+        </w:rPr>
+        <w:t>reasons</w:t>
+      </w:r>
+      <w:proofErr w:type="gramEnd"/>
+      <w:r>
+        <w:rPr>
+          <w:rFonts w:ascii="Times New Roman" w:eastAsia="Times New Roman" w:hAnsi="Times New Roman" w:cs="Times New Roman"/>
+          <w:kern w:val="0"/>
+          <w:sz w:val="24"/>
+          <w:szCs w:val="24"/>
+          <w14:ligatures w14:val="none"/>
+        </w:rPr>
+        <w:t xml:space="preserve"> </w:t>
+      </w:r>
+      <w:r>
+        <w:rPr>
+          <w:rFonts w:ascii="Times New Roman" w:eastAsia="Times New Roman" w:hAnsi="Times New Roman" w:cs="Times New Roman"/>
+          <w:kern w:val="0"/>
+          <w:sz w:val="24"/>
+          <w:szCs w:val="24"/>
+          <w14:ligatures w14:val="none"/>
+        </w:rPr>
+        <w:t xml:space="preserve">how these </w:t>
+      </w:r>
+      <w:proofErr w:type="gramStart"/>
+      <w:r>
+        <w:rPr>
+          <w:rFonts w:ascii="Times New Roman" w:eastAsia="Times New Roman" w:hAnsi="Times New Roman" w:cs="Times New Roman"/>
+          <w:kern w:val="0"/>
+          <w:sz w:val="24"/>
+          <w:szCs w:val="24"/>
+          <w14:ligatures w14:val="none"/>
+        </w:rPr>
+        <w:t>changes make</w:t>
+      </w:r>
+      <w:proofErr w:type="gramEnd"/>
+      <w:r>
+        <w:rPr>
+          <w:rFonts w:ascii="Times New Roman" w:eastAsia="Times New Roman" w:hAnsi="Times New Roman" w:cs="Times New Roman"/>
+          <w:kern w:val="0"/>
+          <w:sz w:val="24"/>
+          <w:szCs w:val="24"/>
+          <w14:ligatures w14:val="none"/>
+        </w:rPr>
+        <w:t xml:space="preserve"> have impacted </w:t>
+      </w:r>
+      <w:proofErr w:type="gramStart"/>
+      <w:r>
+        <w:rPr>
+          <w:rFonts w:ascii="Times New Roman" w:eastAsia="Times New Roman" w:hAnsi="Times New Roman" w:cs="Times New Roman"/>
+          <w:kern w:val="0"/>
+          <w:sz w:val="24"/>
+          <w:szCs w:val="24"/>
+          <w14:ligatures w14:val="none"/>
+        </w:rPr>
+        <w:t>swim</w:t>
+      </w:r>
+      <w:proofErr w:type="gramEnd"/>
+      <w:r>
+        <w:rPr>
+          <w:rFonts w:ascii="Times New Roman" w:eastAsia="Times New Roman" w:hAnsi="Times New Roman" w:cs="Times New Roman"/>
+          <w:kern w:val="0"/>
+          <w:sz w:val="24"/>
+          <w:szCs w:val="24"/>
+          <w14:ligatures w14:val="none"/>
+        </w:rPr>
+        <w:t xml:space="preserve"> times.</w:t>
+      </w:r>
+    </w:p>
     <w:sectPr>
       <w:pgSz w:w="12240" w:h="15840"/>
-      <w:pgMar w:top="1440" w:right="1440" w:bottom="1440" w:left="1440" w:header="720" w:footer="720" w:gutter="0"/>
+      <w:pgMar w:top="1440" w:right="1080" w:bottom="1440" w:left="1080" w:header="720" w:footer="720" w:gutter="0"/>
       <w:cols w:space="720"/>
       <w:docGrid w:linePitch="360"/>
     </w:sectPr>
@@ -5117,7 +5672,7 @@
 </file>
 
 <file path=word/numbering.xml><?xml version="1.0" encoding="utf-8"?>
-<w:numbering xmlns:wpc="http://schemas.microsoft.com/office/word/2010/wordprocessingCanvas" xmlns:cx="http://schemas.microsoft.com/office/drawing/2014/chartex" xmlns:cx1="http://schemas.microsoft.com/office/drawing/2015/9/8/chartex" xmlns:mc="http://schemas.openxmlformats.org/markup-compatibility/2006" xmlns:o="urn:schemas-microsoft-com:office:office" xmlns:r="http://schemas.openxmlformats.org/officeDocument/2006/relationships" xmlns:m="http://schemas.openxmlformats.org/officeDocument/2006/math" xmlns:v="urn:schemas-microsoft-com:vml" xmlns:wp14="http://schemas.microsoft.com/office/word/2010/wordprocessingDrawing" xmlns:wp="http://schemas.openxmlformats.org/drawingml/2006/wordprocessingDrawing" xmlns:w10="urn:schemas-microsoft-com:office:word" xmlns:w="http://schemas.openxmlformats.org/wordprocessingml/2006/main" xmlns:w14="http://schemas.microsoft.com/office/word/2010/wordml" xmlns:w15="http://schemas.microsoft.com/office/word/2012/wordml" xmlns:w16se="http://schemas.microsoft.com/office/word/2015/wordml/symex" xmlns:wpg="http://schemas.microsoft.com/office/word/2010/wordprocessingGroup" xmlns:wpi="http://schemas.microsoft.com/office/word/2010/wordprocessingInk" xmlns:wne="http://schemas.microsoft.com/office/word/2006/wordml" xmlns:wps="http://schemas.microsoft.com/office/word/2010/wordprocessingShape" mc:Ignorable="w14 w15 w16se wp14">
+<w:numbering xmlns:wpc="http://schemas.microsoft.com/office/word/2010/wordprocessingCanvas" xmlns:cx="http://schemas.microsoft.com/office/drawing/2014/chartex" xmlns:cx1="http://schemas.microsoft.com/office/drawing/2015/9/8/chartex" xmlns:cx2="http://schemas.microsoft.com/office/drawing/2015/10/21/chartex" xmlns:cx3="http://schemas.microsoft.com/office/drawing/2016/5/9/chartex" xmlns:cx4="http://schemas.microsoft.com/office/drawing/2016/5/10/chartex" xmlns:cx5="http://schemas.microsoft.com/office/drawing/2016/5/11/chartex" xmlns:cx6="http://schemas.microsoft.com/office/drawing/2016/5/12/chartex" xmlns:cx7="http://schemas.microsoft.com/office/drawing/2016/5/13/chartex" xmlns:cx8="http://schemas.microsoft.com/office/drawing/2016/5/14/chartex" xmlns:mc="http://schemas.openxmlformats.org/markup-compatibility/2006" xmlns:aink="http://schemas.microsoft.com/office/drawing/2016/ink" xmlns:am3d="http://schemas.microsoft.com/office/drawing/2017/model3d" xmlns:o="urn:schemas-microsoft-com:office:office" xmlns:oel="http://schemas.microsoft.com/office/2019/extlst" xmlns:r="http://schemas.openxmlformats.org/officeDocument/2006/relationships" xmlns:m="http://schemas.openxmlformats.org/officeDocument/2006/math" xmlns:v="urn:schemas-microsoft-com:vml" xmlns:wp14="http://schemas.microsoft.com/office/word/2010/wordprocessingDrawing" xmlns:wp="http://schemas.openxmlformats.org/drawingml/2006/wordprocessingDrawing" xmlns:w10="urn:schemas-microsoft-com:office:word" xmlns:w="http://schemas.openxmlformats.org/wordprocessingml/2006/main" xmlns:w14="http://schemas.microsoft.com/office/word/2010/wordml" xmlns:w15="http://schemas.microsoft.com/office/word/2012/wordml" xmlns:w16cex="http://schemas.microsoft.com/office/word/2018/wordml/cex" xmlns:w16cid="http://schemas.microsoft.com/office/word/2016/wordml/cid" xmlns:w16="http://schemas.microsoft.com/office/word/2018/wordml" xmlns:w16du="http://schemas.microsoft.com/office/word/2023/wordml/word16du" xmlns:w16sdtdh="http://schemas.microsoft.com/office/word/2020/wordml/sdtdatahash" xmlns:w16sdtfl="http://schemas.microsoft.com/office/word/2024/wordml/sdtformatlock" xmlns:w16se="http://schemas.microsoft.com/office/word/2015/wordml/symex" xmlns:wpg="http://schemas.microsoft.com/office/word/2010/wordprocessingGroup" xmlns:wpi="http://schemas.microsoft.com/office/word/2010/wordprocessingInk" xmlns:wne="http://schemas.microsoft.com/office/word/2006/wordml" xmlns:wps="http://schemas.microsoft.com/office/word/2010/wordprocessingShape" mc:Ignorable="w14 w15 w16se w16cid w16 w16cex w16sdtdh w16sdtfl w16du wp14">
   <w:abstractNum w:abstractNumId="0" w15:restartNumberingAfterBreak="0">
     <w:nsid w:val="199520CD"/>
     <w:multiLevelType w:val="multilevel"/>
@@ -5129,9 +5684,9 @@
       <w:lvlJc w:val="left"/>
       <w:pPr>
         <w:tabs>
-          <w:tab w:val="num" w:pos="720"/>
+          <w:tab w:val="num" w:pos="1800"/>
         </w:tabs>
-        <w:ind w:left="720" w:hanging="360"/>
+        <w:ind w:left="1800" w:hanging="360"/>
       </w:pPr>
       <w:rPr>
         <w:rFonts w:ascii="Symbol" w:hAnsi="Symbol" w:hint="default"/>
@@ -5145,9 +5700,9 @@
       <w:lvlJc w:val="left"/>
       <w:pPr>
         <w:tabs>
-          <w:tab w:val="num" w:pos="1440"/>
+          <w:tab w:val="num" w:pos="2520"/>
         </w:tabs>
-        <w:ind w:left="1440" w:hanging="360"/>
+        <w:ind w:left="2520" w:hanging="360"/>
       </w:pPr>
       <w:rPr>
         <w:rFonts w:ascii="Courier New" w:hAnsi="Courier New" w:hint="default"/>
@@ -5161,9 +5716,9 @@
       <w:lvlJc w:val="left"/>
       <w:pPr>
         <w:tabs>
-          <w:tab w:val="num" w:pos="2160"/>
+          <w:tab w:val="num" w:pos="3240"/>
         </w:tabs>
-        <w:ind w:left="2160" w:hanging="360"/>
+        <w:ind w:left="3240" w:hanging="360"/>
       </w:pPr>
       <w:rPr>
         <w:rFonts w:ascii="Wingdings" w:hAnsi="Wingdings" w:hint="default"/>
@@ -5177,9 +5732,9 @@
       <w:lvlJc w:val="left"/>
       <w:pPr>
         <w:tabs>
-          <w:tab w:val="num" w:pos="2880"/>
+          <w:tab w:val="num" w:pos="3960"/>
         </w:tabs>
-        <w:ind w:left="2880" w:hanging="360"/>
+        <w:ind w:left="3960" w:hanging="360"/>
       </w:pPr>
       <w:rPr>
         <w:rFonts w:ascii="Wingdings" w:hAnsi="Wingdings" w:hint="default"/>
@@ -5193,9 +5748,9 @@
       <w:lvlJc w:val="left"/>
       <w:pPr>
         <w:tabs>
-          <w:tab w:val="num" w:pos="3600"/>
+          <w:tab w:val="num" w:pos="4680"/>
         </w:tabs>
-        <w:ind w:left="3600" w:hanging="360"/>
+        <w:ind w:left="4680" w:hanging="360"/>
       </w:pPr>
       <w:rPr>
         <w:rFonts w:ascii="Wingdings" w:hAnsi="Wingdings" w:hint="default"/>
@@ -5209,9 +5764,9 @@
       <w:lvlJc w:val="left"/>
       <w:pPr>
         <w:tabs>
-          <w:tab w:val="num" w:pos="4320"/>
+          <w:tab w:val="num" w:pos="5400"/>
         </w:tabs>
-        <w:ind w:left="4320" w:hanging="360"/>
+        <w:ind w:left="5400" w:hanging="360"/>
       </w:pPr>
       <w:rPr>
         <w:rFonts w:ascii="Wingdings" w:hAnsi="Wingdings" w:hint="default"/>
@@ -5225,9 +5780,9 @@
       <w:lvlJc w:val="left"/>
       <w:pPr>
         <w:tabs>
-          <w:tab w:val="num" w:pos="5040"/>
+          <w:tab w:val="num" w:pos="6120"/>
         </w:tabs>
-        <w:ind w:left="5040" w:hanging="360"/>
+        <w:ind w:left="6120" w:hanging="360"/>
       </w:pPr>
       <w:rPr>
         <w:rFonts w:ascii="Wingdings" w:hAnsi="Wingdings" w:hint="default"/>
@@ -5241,9 +5796,9 @@
       <w:lvlJc w:val="left"/>
       <w:pPr>
         <w:tabs>
-          <w:tab w:val="num" w:pos="5760"/>
+          <w:tab w:val="num" w:pos="6840"/>
         </w:tabs>
-        <w:ind w:left="5760" w:hanging="360"/>
+        <w:ind w:left="6840" w:hanging="360"/>
       </w:pPr>
       <w:rPr>
         <w:rFonts w:ascii="Wingdings" w:hAnsi="Wingdings" w:hint="default"/>
@@ -5257,9 +5812,9 @@
       <w:lvlJc w:val="left"/>
       <w:pPr>
         <w:tabs>
-          <w:tab w:val="num" w:pos="6480"/>
+          <w:tab w:val="num" w:pos="7560"/>
         </w:tabs>
-        <w:ind w:left="6480" w:hanging="360"/>
+        <w:ind w:left="7560" w:hanging="360"/>
       </w:pPr>
       <w:rPr>
         <w:rFonts w:ascii="Wingdings" w:hAnsi="Wingdings" w:hint="default"/>
@@ -5268,6 +5823,95 @@
     </w:lvl>
   </w:abstractNum>
   <w:abstractNum w:abstractNumId="1" w15:restartNumberingAfterBreak="0">
+    <w:nsid w:val="214C280C"/>
+    <w:multiLevelType w:val="hybridMultilevel"/>
+    <w:tmpl w:val="1D024CA2"/>
+    <w:lvl w:ilvl="0" w:tplc="85BE29EE">
+      <w:start w:val="1"/>
+      <w:numFmt w:val="lowerLetter"/>
+      <w:lvlText w:val="%1."/>
+      <w:lvlJc w:val="left"/>
+      <w:pPr>
+        <w:ind w:left="2160" w:hanging="360"/>
+      </w:pPr>
+      <w:rPr>
+        <w:rFonts w:hint="default"/>
+      </w:rPr>
+    </w:lvl>
+    <w:lvl w:ilvl="1" w:tplc="04090019" w:tentative="1">
+      <w:start w:val="1"/>
+      <w:numFmt w:val="lowerLetter"/>
+      <w:lvlText w:val="%2."/>
+      <w:lvlJc w:val="left"/>
+      <w:pPr>
+        <w:ind w:left="2880" w:hanging="360"/>
+      </w:pPr>
+    </w:lvl>
+    <w:lvl w:ilvl="2" w:tplc="0409001B" w:tentative="1">
+      <w:start w:val="1"/>
+      <w:numFmt w:val="lowerRoman"/>
+      <w:lvlText w:val="%3."/>
+      <w:lvlJc w:val="right"/>
+      <w:pPr>
+        <w:ind w:left="3600" w:hanging="180"/>
+      </w:pPr>
+    </w:lvl>
+    <w:lvl w:ilvl="3" w:tplc="0409000F" w:tentative="1">
+      <w:start w:val="1"/>
+      <w:numFmt w:val="decimal"/>
+      <w:lvlText w:val="%4."/>
+      <w:lvlJc w:val="left"/>
+      <w:pPr>
+        <w:ind w:left="4320" w:hanging="360"/>
+      </w:pPr>
+    </w:lvl>
+    <w:lvl w:ilvl="4" w:tplc="04090019" w:tentative="1">
+      <w:start w:val="1"/>
+      <w:numFmt w:val="lowerLetter"/>
+      <w:lvlText w:val="%5."/>
+      <w:lvlJc w:val="left"/>
+      <w:pPr>
+        <w:ind w:left="5040" w:hanging="360"/>
+      </w:pPr>
+    </w:lvl>
+    <w:lvl w:ilvl="5" w:tplc="0409001B" w:tentative="1">
+      <w:start w:val="1"/>
+      <w:numFmt w:val="lowerRoman"/>
+      <w:lvlText w:val="%6."/>
+      <w:lvlJc w:val="right"/>
+      <w:pPr>
+        <w:ind w:left="5760" w:hanging="180"/>
+      </w:pPr>
+    </w:lvl>
+    <w:lvl w:ilvl="6" w:tplc="0409000F" w:tentative="1">
+      <w:start w:val="1"/>
+      <w:numFmt w:val="decimal"/>
+      <w:lvlText w:val="%7."/>
+      <w:lvlJc w:val="left"/>
+      <w:pPr>
+        <w:ind w:left="6480" w:hanging="360"/>
+      </w:pPr>
+    </w:lvl>
+    <w:lvl w:ilvl="7" w:tplc="04090019" w:tentative="1">
+      <w:start w:val="1"/>
+      <w:numFmt w:val="lowerLetter"/>
+      <w:lvlText w:val="%8."/>
+      <w:lvlJc w:val="left"/>
+      <w:pPr>
+        <w:ind w:left="7200" w:hanging="360"/>
+      </w:pPr>
+    </w:lvl>
+    <w:lvl w:ilvl="8" w:tplc="0409001B" w:tentative="1">
+      <w:start w:val="1"/>
+      <w:numFmt w:val="lowerRoman"/>
+      <w:lvlText w:val="%9."/>
+      <w:lvlJc w:val="right"/>
+      <w:pPr>
+        <w:ind w:left="7920" w:hanging="180"/>
+      </w:pPr>
+    </w:lvl>
+  </w:abstractNum>
+  <w:abstractNum w:abstractNumId="2" w15:restartNumberingAfterBreak="0">
     <w:nsid w:val="29F54D28"/>
     <w:multiLevelType w:val="hybridMultilevel"/>
     <w:tmpl w:val="03B45E4A"/>
@@ -5356,7 +6000,7 @@
       </w:pPr>
     </w:lvl>
   </w:abstractNum>
-  <w:abstractNum w:abstractNumId="2" w15:restartNumberingAfterBreak="0">
+  <w:abstractNum w:abstractNumId="3" w15:restartNumberingAfterBreak="0">
     <w:nsid w:val="3C2355D7"/>
     <w:multiLevelType w:val="multilevel"/>
     <w:tmpl w:val="BFD85CCA"/>
@@ -5367,9 +6011,9 @@
       <w:lvlJc w:val="left"/>
       <w:pPr>
         <w:tabs>
-          <w:tab w:val="num" w:pos="1080"/>
+          <w:tab w:val="num" w:pos="2520"/>
         </w:tabs>
-        <w:ind w:left="1080" w:hanging="360"/>
+        <w:ind w:left="2520" w:hanging="360"/>
       </w:pPr>
       <w:rPr>
         <w:rFonts w:ascii="Symbol" w:hAnsi="Symbol" w:hint="default"/>
@@ -5383,9 +6027,9 @@
       <w:lvlJc w:val="left"/>
       <w:pPr>
         <w:tabs>
-          <w:tab w:val="num" w:pos="1800"/>
+          <w:tab w:val="num" w:pos="3240"/>
         </w:tabs>
-        <w:ind w:left="1800" w:hanging="360"/>
+        <w:ind w:left="3240" w:hanging="360"/>
       </w:pPr>
       <w:rPr>
         <w:rFonts w:ascii="Courier New" w:hAnsi="Courier New" w:hint="default"/>
@@ -5399,9 +6043,9 @@
       <w:lvlJc w:val="left"/>
       <w:pPr>
         <w:tabs>
-          <w:tab w:val="num" w:pos="2520"/>
+          <w:tab w:val="num" w:pos="3960"/>
         </w:tabs>
-        <w:ind w:left="2520" w:hanging="360"/>
+        <w:ind w:left="3960" w:hanging="360"/>
       </w:pPr>
       <w:rPr>
         <w:rFonts w:ascii="Wingdings" w:hAnsi="Wingdings" w:hint="default"/>
@@ -5415,9 +6059,9 @@
       <w:lvlJc w:val="left"/>
       <w:pPr>
         <w:tabs>
-          <w:tab w:val="num" w:pos="3240"/>
+          <w:tab w:val="num" w:pos="4680"/>
         </w:tabs>
-        <w:ind w:left="3240" w:hanging="360"/>
+        <w:ind w:left="4680" w:hanging="360"/>
       </w:pPr>
       <w:rPr>
         <w:rFonts w:ascii="Wingdings" w:hAnsi="Wingdings" w:hint="default"/>
@@ -5431,9 +6075,9 @@
       <w:lvlJc w:val="left"/>
       <w:pPr>
         <w:tabs>
-          <w:tab w:val="num" w:pos="3960"/>
+          <w:tab w:val="num" w:pos="5400"/>
         </w:tabs>
-        <w:ind w:left="3960" w:hanging="360"/>
+        <w:ind w:left="5400" w:hanging="360"/>
       </w:pPr>
       <w:rPr>
         <w:rFonts w:ascii="Wingdings" w:hAnsi="Wingdings" w:hint="default"/>
@@ -5447,9 +6091,9 @@
       <w:lvlJc w:val="left"/>
       <w:pPr>
         <w:tabs>
-          <w:tab w:val="num" w:pos="4680"/>
+          <w:tab w:val="num" w:pos="6120"/>
         </w:tabs>
-        <w:ind w:left="4680" w:hanging="360"/>
+        <w:ind w:left="6120" w:hanging="360"/>
       </w:pPr>
       <w:rPr>
         <w:rFonts w:ascii="Wingdings" w:hAnsi="Wingdings" w:hint="default"/>
@@ -5463,9 +6107,9 @@
       <w:lvlJc w:val="left"/>
       <w:pPr>
         <w:tabs>
-          <w:tab w:val="num" w:pos="5400"/>
+          <w:tab w:val="num" w:pos="6840"/>
         </w:tabs>
-        <w:ind w:left="5400" w:hanging="360"/>
+        <w:ind w:left="6840" w:hanging="360"/>
       </w:pPr>
       <w:rPr>
         <w:rFonts w:ascii="Wingdings" w:hAnsi="Wingdings" w:hint="default"/>
@@ -5479,9 +6123,9 @@
       <w:lvlJc w:val="left"/>
       <w:pPr>
         <w:tabs>
-          <w:tab w:val="num" w:pos="6120"/>
+          <w:tab w:val="num" w:pos="7560"/>
         </w:tabs>
-        <w:ind w:left="6120" w:hanging="360"/>
+        <w:ind w:left="7560" w:hanging="360"/>
       </w:pPr>
       <w:rPr>
         <w:rFonts w:ascii="Wingdings" w:hAnsi="Wingdings" w:hint="default"/>
@@ -5495,9 +6139,9 @@
       <w:lvlJc w:val="left"/>
       <w:pPr>
         <w:tabs>
-          <w:tab w:val="num" w:pos="6840"/>
+          <w:tab w:val="num" w:pos="8280"/>
         </w:tabs>
-        <w:ind w:left="6840" w:hanging="360"/>
+        <w:ind w:left="8280" w:hanging="360"/>
       </w:pPr>
       <w:rPr>
         <w:rFonts w:ascii="Wingdings" w:hAnsi="Wingdings" w:hint="default"/>
@@ -5505,7 +6149,156 @@
       </w:rPr>
     </w:lvl>
   </w:abstractNum>
-  <w:abstractNum w:abstractNumId="3" w15:restartNumberingAfterBreak="0">
+  <w:abstractNum w:abstractNumId="4" w15:restartNumberingAfterBreak="0">
+    <w:nsid w:val="433D3C13"/>
+    <w:multiLevelType w:val="multilevel"/>
+    <w:tmpl w:val="E80A6CCA"/>
+    <w:lvl w:ilvl="0">
+      <w:start w:val="1"/>
+      <w:numFmt w:val="bullet"/>
+      <w:lvlText w:val=""/>
+      <w:lvlJc w:val="left"/>
+      <w:pPr>
+        <w:tabs>
+          <w:tab w:val="num" w:pos="3960"/>
+        </w:tabs>
+        <w:ind w:left="3960" w:hanging="360"/>
+      </w:pPr>
+      <w:rPr>
+        <w:rFonts w:ascii="Symbol" w:hAnsi="Symbol" w:hint="default"/>
+        <w:sz w:val="20"/>
+      </w:rPr>
+    </w:lvl>
+    <w:lvl w:ilvl="1">
+      <w:start w:val="1"/>
+      <w:numFmt w:val="bullet"/>
+      <w:lvlText w:val="o"/>
+      <w:lvlJc w:val="left"/>
+      <w:pPr>
+        <w:tabs>
+          <w:tab w:val="num" w:pos="4680"/>
+        </w:tabs>
+        <w:ind w:left="4680" w:hanging="360"/>
+      </w:pPr>
+      <w:rPr>
+        <w:rFonts w:ascii="Courier New" w:hAnsi="Courier New" w:hint="default"/>
+        <w:sz w:val="20"/>
+      </w:rPr>
+    </w:lvl>
+    <w:lvl w:ilvl="2" w:tentative="1">
+      <w:start w:val="1"/>
+      <w:numFmt w:val="bullet"/>
+      <w:lvlText w:val=""/>
+      <w:lvlJc w:val="left"/>
+      <w:pPr>
+        <w:tabs>
+          <w:tab w:val="num" w:pos="5400"/>
+        </w:tabs>
+        <w:ind w:left="5400" w:hanging="360"/>
+      </w:pPr>
+      <w:rPr>
+        <w:rFonts w:ascii="Wingdings" w:hAnsi="Wingdings" w:hint="default"/>
+        <w:sz w:val="20"/>
+      </w:rPr>
+    </w:lvl>
+    <w:lvl w:ilvl="3" w:tentative="1">
+      <w:start w:val="1"/>
+      <w:numFmt w:val="bullet"/>
+      <w:lvlText w:val=""/>
+      <w:lvlJc w:val="left"/>
+      <w:pPr>
+        <w:tabs>
+          <w:tab w:val="num" w:pos="6120"/>
+        </w:tabs>
+        <w:ind w:left="6120" w:hanging="360"/>
+      </w:pPr>
+      <w:rPr>
+        <w:rFonts w:ascii="Wingdings" w:hAnsi="Wingdings" w:hint="default"/>
+        <w:sz w:val="20"/>
+      </w:rPr>
+    </w:lvl>
+    <w:lvl w:ilvl="4" w:tentative="1">
+      <w:start w:val="1"/>
+      <w:numFmt w:val="bullet"/>
+      <w:lvlText w:val=""/>
+      <w:lvlJc w:val="left"/>
+      <w:pPr>
+        <w:tabs>
+          <w:tab w:val="num" w:pos="6840"/>
+        </w:tabs>
+        <w:ind w:left="6840" w:hanging="360"/>
+      </w:pPr>
+      <w:rPr>
+        <w:rFonts w:ascii="Wingdings" w:hAnsi="Wingdings" w:hint="default"/>
+        <w:sz w:val="20"/>
+      </w:rPr>
+    </w:lvl>
+    <w:lvl w:ilvl="5" w:tentative="1">
+      <w:start w:val="1"/>
+      <w:numFmt w:val="bullet"/>
+      <w:lvlText w:val=""/>
+      <w:lvlJc w:val="left"/>
+      <w:pPr>
+        <w:tabs>
+          <w:tab w:val="num" w:pos="7560"/>
+        </w:tabs>
+        <w:ind w:left="7560" w:hanging="360"/>
+      </w:pPr>
+      <w:rPr>
+        <w:rFonts w:ascii="Wingdings" w:hAnsi="Wingdings" w:hint="default"/>
+        <w:sz w:val="20"/>
+      </w:rPr>
+    </w:lvl>
+    <w:lvl w:ilvl="6" w:tentative="1">
+      <w:start w:val="1"/>
+      <w:numFmt w:val="bullet"/>
+      <w:lvlText w:val=""/>
+      <w:lvlJc w:val="left"/>
+      <w:pPr>
+        <w:tabs>
+          <w:tab w:val="num" w:pos="8280"/>
+        </w:tabs>
+        <w:ind w:left="8280" w:hanging="360"/>
+      </w:pPr>
+      <w:rPr>
+        <w:rFonts w:ascii="Wingdings" w:hAnsi="Wingdings" w:hint="default"/>
+        <w:sz w:val="20"/>
+      </w:rPr>
+    </w:lvl>
+    <w:lvl w:ilvl="7" w:tentative="1">
+      <w:start w:val="1"/>
+      <w:numFmt w:val="bullet"/>
+      <w:lvlText w:val=""/>
+      <w:lvlJc w:val="left"/>
+      <w:pPr>
+        <w:tabs>
+          <w:tab w:val="num" w:pos="9000"/>
+        </w:tabs>
+        <w:ind w:left="9000" w:hanging="360"/>
+      </w:pPr>
+      <w:rPr>
+        <w:rFonts w:ascii="Wingdings" w:hAnsi="Wingdings" w:hint="default"/>
+        <w:sz w:val="20"/>
+      </w:rPr>
+    </w:lvl>
+    <w:lvl w:ilvl="8" w:tentative="1">
+      <w:start w:val="1"/>
+      <w:numFmt w:val="bullet"/>
+      <w:lvlText w:val=""/>
+      <w:lvlJc w:val="left"/>
+      <w:pPr>
+        <w:tabs>
+          <w:tab w:val="num" w:pos="9720"/>
+        </w:tabs>
+        <w:ind w:left="9720" w:hanging="360"/>
+      </w:pPr>
+      <w:rPr>
+        <w:rFonts w:ascii="Wingdings" w:hAnsi="Wingdings" w:hint="default"/>
+        <w:sz w:val="20"/>
+      </w:rPr>
+    </w:lvl>
+  </w:abstractNum>
+  <w:abstractNum w:abstractNumId="5" w15:restartNumberingAfterBreak="0">
     <w:nsid w:val="43931B5D"/>
     <w:multiLevelType w:val="hybridMultilevel"/>
     <w:tmpl w:val="F22E887A"/>
@@ -5533,7 +6326,7 @@
         <w:rFonts w:ascii="Symbol" w:hAnsi="Symbol" w:hint="default"/>
       </w:rPr>
     </w:lvl>
-    <w:lvl w:ilvl="2" w:tplc="0409001B" w:tentative="1">
+    <w:lvl w:ilvl="2" w:tplc="0409001B">
       <w:start w:val="1"/>
       <w:numFmt w:val="lowerRoman"/>
       <w:lvlText w:val="%3."/>
@@ -5597,7 +6390,7 @@
       </w:pPr>
     </w:lvl>
   </w:abstractNum>
-  <w:abstractNum w:abstractNumId="4" w15:restartNumberingAfterBreak="0">
+  <w:abstractNum w:abstractNumId="6" w15:restartNumberingAfterBreak="0">
     <w:nsid w:val="49A27F38"/>
     <w:multiLevelType w:val="multilevel"/>
     <w:tmpl w:val="CD9EDFFA"/>
@@ -5608,9 +6401,9 @@
       <w:lvlJc w:val="left"/>
       <w:pPr>
         <w:tabs>
-          <w:tab w:val="num" w:pos="1080"/>
+          <w:tab w:val="num" w:pos="2520"/>
         </w:tabs>
-        <w:ind w:left="1080" w:hanging="360"/>
+        <w:ind w:left="2520" w:hanging="360"/>
       </w:pPr>
       <w:rPr>
         <w:rFonts w:ascii="Symbol" w:hAnsi="Symbol" w:hint="default"/>
@@ -5624,9 +6417,9 @@
       <w:lvlJc w:val="left"/>
       <w:pPr>
         <w:tabs>
-          <w:tab w:val="num" w:pos="1800"/>
+          <w:tab w:val="num" w:pos="3240"/>
         </w:tabs>
-        <w:ind w:left="1800" w:hanging="360"/>
+        <w:ind w:left="3240" w:hanging="360"/>
       </w:pPr>
       <w:rPr>
         <w:rFonts w:ascii="Courier New" w:hAnsi="Courier New" w:hint="default"/>
@@ -5640,9 +6433,9 @@
       <w:lvlJc w:val="left"/>
       <w:pPr>
         <w:tabs>
-          <w:tab w:val="num" w:pos="2520"/>
+          <w:tab w:val="num" w:pos="3960"/>
         </w:tabs>
-        <w:ind w:left="2520" w:hanging="360"/>
+        <w:ind w:left="3960" w:hanging="360"/>
       </w:pPr>
       <w:rPr>
         <w:rFonts w:ascii="Wingdings" w:hAnsi="Wingdings" w:hint="default"/>
@@ -5656,9 +6449,9 @@
       <w:lvlJc w:val="left"/>
       <w:pPr>
         <w:tabs>
-          <w:tab w:val="num" w:pos="3240"/>
+          <w:tab w:val="num" w:pos="4680"/>
         </w:tabs>
-        <w:ind w:left="3240" w:hanging="360"/>
+        <w:ind w:left="4680" w:hanging="360"/>
       </w:pPr>
       <w:rPr>
         <w:rFonts w:ascii="Wingdings" w:hAnsi="Wingdings" w:hint="default"/>
@@ -5672,9 +6465,9 @@
       <w:lvlJc w:val="left"/>
       <w:pPr>
         <w:tabs>
-          <w:tab w:val="num" w:pos="3960"/>
+          <w:tab w:val="num" w:pos="5400"/>
         </w:tabs>
-        <w:ind w:left="3960" w:hanging="360"/>
+        <w:ind w:left="5400" w:hanging="360"/>
       </w:pPr>
       <w:rPr>
         <w:rFonts w:ascii="Wingdings" w:hAnsi="Wingdings" w:hint="default"/>
@@ -5688,9 +6481,9 @@
       <w:lvlJc w:val="left"/>
       <w:pPr>
         <w:tabs>
-          <w:tab w:val="num" w:pos="4680"/>
+          <w:tab w:val="num" w:pos="6120"/>
         </w:tabs>
-        <w:ind w:left="4680" w:hanging="360"/>
+        <w:ind w:left="6120" w:hanging="360"/>
       </w:pPr>
       <w:rPr>
         <w:rFonts w:ascii="Wingdings" w:hAnsi="Wingdings" w:hint="default"/>
@@ -5704,9 +6497,9 @@
       <w:lvlJc w:val="left"/>
       <w:pPr>
         <w:tabs>
-          <w:tab w:val="num" w:pos="5400"/>
+          <w:tab w:val="num" w:pos="6840"/>
         </w:tabs>
-        <w:ind w:left="5400" w:hanging="360"/>
+        <w:ind w:left="6840" w:hanging="360"/>
       </w:pPr>
       <w:rPr>
         <w:rFonts w:ascii="Wingdings" w:hAnsi="Wingdings" w:hint="default"/>
@@ -5720,9 +6513,9 @@
       <w:lvlJc w:val="left"/>
       <w:pPr>
         <w:tabs>
-          <w:tab w:val="num" w:pos="6120"/>
+          <w:tab w:val="num" w:pos="7560"/>
         </w:tabs>
-        <w:ind w:left="6120" w:hanging="360"/>
+        <w:ind w:left="7560" w:hanging="360"/>
       </w:pPr>
       <w:rPr>
         <w:rFonts w:ascii="Wingdings" w:hAnsi="Wingdings" w:hint="default"/>
@@ -5736,9 +6529,9 @@
       <w:lvlJc w:val="left"/>
       <w:pPr>
         <w:tabs>
-          <w:tab w:val="num" w:pos="6840"/>
+          <w:tab w:val="num" w:pos="8280"/>
         </w:tabs>
-        <w:ind w:left="6840" w:hanging="360"/>
+        <w:ind w:left="8280" w:hanging="360"/>
       </w:pPr>
       <w:rPr>
         <w:rFonts w:ascii="Wingdings" w:hAnsi="Wingdings" w:hint="default"/>
@@ -5746,7 +6539,7 @@
       </w:rPr>
     </w:lvl>
   </w:abstractNum>
-  <w:abstractNum w:abstractNumId="5" w15:restartNumberingAfterBreak="0">
+  <w:abstractNum w:abstractNumId="7" w15:restartNumberingAfterBreak="0">
     <w:nsid w:val="540A5BAB"/>
     <w:multiLevelType w:val="multilevel"/>
     <w:tmpl w:val="037028AA"/>
@@ -5895,7 +6688,7 @@
       </w:rPr>
     </w:lvl>
   </w:abstractNum>
-  <w:abstractNum w:abstractNumId="6" w15:restartNumberingAfterBreak="0">
+  <w:abstractNum w:abstractNumId="8" w15:restartNumberingAfterBreak="0">
     <w:nsid w:val="682C2F7D"/>
     <w:multiLevelType w:val="hybridMultilevel"/>
     <w:tmpl w:val="7902C802"/>
@@ -5984,32 +6777,376 @@
       </w:pPr>
     </w:lvl>
   </w:abstractNum>
-  <w:num w:numId="1">
+  <w:abstractNum w:abstractNumId="9" w15:restartNumberingAfterBreak="0">
+    <w:nsid w:val="68611AE4"/>
+    <w:multiLevelType w:val="hybridMultilevel"/>
+    <w:tmpl w:val="485C7634"/>
+    <w:lvl w:ilvl="0" w:tplc="FFFFFFFF">
+      <w:start w:val="1"/>
+      <w:numFmt w:val="decimal"/>
+      <w:lvlText w:val="%1."/>
+      <w:lvlJc w:val="left"/>
+      <w:pPr>
+        <w:ind w:left="720" w:hanging="360"/>
+      </w:pPr>
+      <w:rPr>
+        <w:rFonts w:hint="default"/>
+      </w:rPr>
+    </w:lvl>
+    <w:lvl w:ilvl="1" w:tplc="FFFFFFFF">
+      <w:start w:val="1"/>
+      <w:numFmt w:val="bullet"/>
+      <w:lvlText w:val=""/>
+      <w:lvlJc w:val="left"/>
+      <w:pPr>
+        <w:ind w:left="1440" w:hanging="360"/>
+      </w:pPr>
+      <w:rPr>
+        <w:rFonts w:ascii="Symbol" w:hAnsi="Symbol" w:hint="default"/>
+      </w:rPr>
+    </w:lvl>
+    <w:lvl w:ilvl="2" w:tplc="04090001">
+      <w:start w:val="1"/>
+      <w:numFmt w:val="bullet"/>
+      <w:lvlText w:val=""/>
+      <w:lvlJc w:val="left"/>
+      <w:pPr>
+        <w:ind w:left="2340" w:hanging="360"/>
+      </w:pPr>
+      <w:rPr>
+        <w:rFonts w:ascii="Symbol" w:hAnsi="Symbol" w:hint="default"/>
+      </w:rPr>
+    </w:lvl>
+    <w:lvl w:ilvl="3" w:tplc="FFFFFFFF" w:tentative="1">
+      <w:start w:val="1"/>
+      <w:numFmt w:val="decimal"/>
+      <w:lvlText w:val="%4."/>
+      <w:lvlJc w:val="left"/>
+      <w:pPr>
+        <w:ind w:left="2880" w:hanging="360"/>
+      </w:pPr>
+    </w:lvl>
+    <w:lvl w:ilvl="4" w:tplc="FFFFFFFF" w:tentative="1">
+      <w:start w:val="1"/>
+      <w:numFmt w:val="lowerLetter"/>
+      <w:lvlText w:val="%5."/>
+      <w:lvlJc w:val="left"/>
+      <w:pPr>
+        <w:ind w:left="3600" w:hanging="360"/>
+      </w:pPr>
+    </w:lvl>
+    <w:lvl w:ilvl="5" w:tplc="FFFFFFFF" w:tentative="1">
+      <w:start w:val="1"/>
+      <w:numFmt w:val="lowerRoman"/>
+      <w:lvlText w:val="%6."/>
+      <w:lvlJc w:val="right"/>
+      <w:pPr>
+        <w:ind w:left="4320" w:hanging="180"/>
+      </w:pPr>
+    </w:lvl>
+    <w:lvl w:ilvl="6" w:tplc="FFFFFFFF" w:tentative="1">
+      <w:start w:val="1"/>
+      <w:numFmt w:val="decimal"/>
+      <w:lvlText w:val="%7."/>
+      <w:lvlJc w:val="left"/>
+      <w:pPr>
+        <w:ind w:left="5040" w:hanging="360"/>
+      </w:pPr>
+    </w:lvl>
+    <w:lvl w:ilvl="7" w:tplc="FFFFFFFF" w:tentative="1">
+      <w:start w:val="1"/>
+      <w:numFmt w:val="lowerLetter"/>
+      <w:lvlText w:val="%8."/>
+      <w:lvlJc w:val="left"/>
+      <w:pPr>
+        <w:ind w:left="5760" w:hanging="360"/>
+      </w:pPr>
+    </w:lvl>
+    <w:lvl w:ilvl="8" w:tplc="FFFFFFFF" w:tentative="1">
+      <w:start w:val="1"/>
+      <w:numFmt w:val="lowerRoman"/>
+      <w:lvlText w:val="%9."/>
+      <w:lvlJc w:val="right"/>
+      <w:pPr>
+        <w:ind w:left="6480" w:hanging="180"/>
+      </w:pPr>
+    </w:lvl>
+  </w:abstractNum>
+  <w:abstractNum w:abstractNumId="10" w15:restartNumberingAfterBreak="0">
+    <w:nsid w:val="771D6808"/>
+    <w:multiLevelType w:val="hybridMultilevel"/>
+    <w:tmpl w:val="1D024CA2"/>
+    <w:lvl w:ilvl="0" w:tplc="FFFFFFFF">
+      <w:start w:val="1"/>
+      <w:numFmt w:val="lowerLetter"/>
+      <w:lvlText w:val="%1."/>
+      <w:lvlJc w:val="left"/>
+      <w:pPr>
+        <w:ind w:left="2160" w:hanging="360"/>
+      </w:pPr>
+      <w:rPr>
+        <w:rFonts w:hint="default"/>
+      </w:rPr>
+    </w:lvl>
+    <w:lvl w:ilvl="1" w:tplc="FFFFFFFF">
+      <w:start w:val="1"/>
+      <w:numFmt w:val="lowerLetter"/>
+      <w:lvlText w:val="%2."/>
+      <w:lvlJc w:val="left"/>
+      <w:pPr>
+        <w:ind w:left="2880" w:hanging="360"/>
+      </w:pPr>
+    </w:lvl>
+    <w:lvl w:ilvl="2" w:tplc="FFFFFFFF" w:tentative="1">
+      <w:start w:val="1"/>
+      <w:numFmt w:val="lowerRoman"/>
+      <w:lvlText w:val="%3."/>
+      <w:lvlJc w:val="right"/>
+      <w:pPr>
+        <w:ind w:left="3600" w:hanging="180"/>
+      </w:pPr>
+    </w:lvl>
+    <w:lvl w:ilvl="3" w:tplc="FFFFFFFF" w:tentative="1">
+      <w:start w:val="1"/>
+      <w:numFmt w:val="decimal"/>
+      <w:lvlText w:val="%4."/>
+      <w:lvlJc w:val="left"/>
+      <w:pPr>
+        <w:ind w:left="4320" w:hanging="360"/>
+      </w:pPr>
+    </w:lvl>
+    <w:lvl w:ilvl="4" w:tplc="FFFFFFFF" w:tentative="1">
+      <w:start w:val="1"/>
+      <w:numFmt w:val="lowerLetter"/>
+      <w:lvlText w:val="%5."/>
+      <w:lvlJc w:val="left"/>
+      <w:pPr>
+        <w:ind w:left="5040" w:hanging="360"/>
+      </w:pPr>
+    </w:lvl>
+    <w:lvl w:ilvl="5" w:tplc="FFFFFFFF" w:tentative="1">
+      <w:start w:val="1"/>
+      <w:numFmt w:val="lowerRoman"/>
+      <w:lvlText w:val="%6."/>
+      <w:lvlJc w:val="right"/>
+      <w:pPr>
+        <w:ind w:left="5760" w:hanging="180"/>
+      </w:pPr>
+    </w:lvl>
+    <w:lvl w:ilvl="6" w:tplc="FFFFFFFF" w:tentative="1">
+      <w:start w:val="1"/>
+      <w:numFmt w:val="decimal"/>
+      <w:lvlText w:val="%7."/>
+      <w:lvlJc w:val="left"/>
+      <w:pPr>
+        <w:ind w:left="6480" w:hanging="360"/>
+      </w:pPr>
+    </w:lvl>
+    <w:lvl w:ilvl="7" w:tplc="FFFFFFFF" w:tentative="1">
+      <w:start w:val="1"/>
+      <w:numFmt w:val="lowerLetter"/>
+      <w:lvlText w:val="%8."/>
+      <w:lvlJc w:val="left"/>
+      <w:pPr>
+        <w:ind w:left="7200" w:hanging="360"/>
+      </w:pPr>
+    </w:lvl>
+    <w:lvl w:ilvl="8" w:tplc="FFFFFFFF" w:tentative="1">
+      <w:start w:val="1"/>
+      <w:numFmt w:val="lowerRoman"/>
+      <w:lvlText w:val="%9."/>
+      <w:lvlJc w:val="right"/>
+      <w:pPr>
+        <w:ind w:left="7920" w:hanging="180"/>
+      </w:pPr>
+    </w:lvl>
+  </w:abstractNum>
+  <w:abstractNum w:abstractNumId="11" w15:restartNumberingAfterBreak="0">
+    <w:nsid w:val="7A0E3280"/>
+    <w:multiLevelType w:val="multilevel"/>
+    <w:tmpl w:val="0B9CCF96"/>
+    <w:lvl w:ilvl="0">
+      <w:start w:val="1"/>
+      <w:numFmt w:val="bullet"/>
+      <w:lvlText w:val=""/>
+      <w:lvlJc w:val="left"/>
+      <w:pPr>
+        <w:tabs>
+          <w:tab w:val="num" w:pos="720"/>
+        </w:tabs>
+        <w:ind w:left="720" w:hanging="360"/>
+      </w:pPr>
+      <w:rPr>
+        <w:rFonts w:ascii="Symbol" w:hAnsi="Symbol" w:hint="default"/>
+        <w:sz w:val="20"/>
+      </w:rPr>
+    </w:lvl>
+    <w:lvl w:ilvl="1">
+      <w:start w:val="1"/>
+      <w:numFmt w:val="decimal"/>
+      <w:lvlText w:val="%2."/>
+      <w:lvlJc w:val="left"/>
+      <w:pPr>
+        <w:ind w:left="1440" w:hanging="360"/>
+      </w:pPr>
+      <w:rPr>
+        <w:rFonts w:hint="default"/>
+      </w:rPr>
+    </w:lvl>
+    <w:lvl w:ilvl="2" w:tentative="1">
+      <w:start w:val="1"/>
+      <w:numFmt w:val="bullet"/>
+      <w:lvlText w:val=""/>
+      <w:lvlJc w:val="left"/>
+      <w:pPr>
+        <w:tabs>
+          <w:tab w:val="num" w:pos="2160"/>
+        </w:tabs>
+        <w:ind w:left="2160" w:hanging="360"/>
+      </w:pPr>
+      <w:rPr>
+        <w:rFonts w:ascii="Wingdings" w:hAnsi="Wingdings" w:hint="default"/>
+        <w:sz w:val="20"/>
+      </w:rPr>
+    </w:lvl>
+    <w:lvl w:ilvl="3" w:tentative="1">
+      <w:start w:val="1"/>
+      <w:numFmt w:val="bullet"/>
+      <w:lvlText w:val=""/>
+      <w:lvlJc w:val="left"/>
+      <w:pPr>
+        <w:tabs>
+          <w:tab w:val="num" w:pos="2880"/>
+        </w:tabs>
+        <w:ind w:left="2880" w:hanging="360"/>
+      </w:pPr>
+      <w:rPr>
+        <w:rFonts w:ascii="Wingdings" w:hAnsi="Wingdings" w:hint="default"/>
+        <w:sz w:val="20"/>
+      </w:rPr>
+    </w:lvl>
+    <w:lvl w:ilvl="4" w:tentative="1">
+      <w:start w:val="1"/>
+      <w:numFmt w:val="bullet"/>
+      <w:lvlText w:val=""/>
+      <w:lvlJc w:val="left"/>
+      <w:pPr>
+        <w:tabs>
+          <w:tab w:val="num" w:pos="3600"/>
+        </w:tabs>
+        <w:ind w:left="3600" w:hanging="360"/>
+      </w:pPr>
+      <w:rPr>
+        <w:rFonts w:ascii="Wingdings" w:hAnsi="Wingdings" w:hint="default"/>
+        <w:sz w:val="20"/>
+      </w:rPr>
+    </w:lvl>
+    <w:lvl w:ilvl="5" w:tentative="1">
+      <w:start w:val="1"/>
+      <w:numFmt w:val="bullet"/>
+      <w:lvlText w:val=""/>
+      <w:lvlJc w:val="left"/>
+      <w:pPr>
+        <w:tabs>
+          <w:tab w:val="num" w:pos="4320"/>
+        </w:tabs>
+        <w:ind w:left="4320" w:hanging="360"/>
+      </w:pPr>
+      <w:rPr>
+        <w:rFonts w:ascii="Wingdings" w:hAnsi="Wingdings" w:hint="default"/>
+        <w:sz w:val="20"/>
+      </w:rPr>
+    </w:lvl>
+    <w:lvl w:ilvl="6" w:tentative="1">
+      <w:start w:val="1"/>
+      <w:numFmt w:val="bullet"/>
+      <w:lvlText w:val=""/>
+      <w:lvlJc w:val="left"/>
+      <w:pPr>
+        <w:tabs>
+          <w:tab w:val="num" w:pos="5040"/>
+        </w:tabs>
+        <w:ind w:left="5040" w:hanging="360"/>
+      </w:pPr>
+      <w:rPr>
+        <w:rFonts w:ascii="Wingdings" w:hAnsi="Wingdings" w:hint="default"/>
+        <w:sz w:val="20"/>
+      </w:rPr>
+    </w:lvl>
+    <w:lvl w:ilvl="7" w:tentative="1">
+      <w:start w:val="1"/>
+      <w:numFmt w:val="bullet"/>
+      <w:lvlText w:val=""/>
+      <w:lvlJc w:val="left"/>
+      <w:pPr>
+        <w:tabs>
+          <w:tab w:val="num" w:pos="5760"/>
+        </w:tabs>
+        <w:ind w:left="5760" w:hanging="360"/>
+      </w:pPr>
+      <w:rPr>
+        <w:rFonts w:ascii="Wingdings" w:hAnsi="Wingdings" w:hint="default"/>
+        <w:sz w:val="20"/>
+      </w:rPr>
+    </w:lvl>
+    <w:lvl w:ilvl="8" w:tentative="1">
+      <w:start w:val="1"/>
+      <w:numFmt w:val="bullet"/>
+      <w:lvlText w:val=""/>
+      <w:lvlJc w:val="left"/>
+      <w:pPr>
+        <w:tabs>
+          <w:tab w:val="num" w:pos="6480"/>
+        </w:tabs>
+        <w:ind w:left="6480" w:hanging="360"/>
+      </w:pPr>
+      <w:rPr>
+        <w:rFonts w:ascii="Wingdings" w:hAnsi="Wingdings" w:hint="default"/>
+        <w:sz w:val="20"/>
+      </w:rPr>
+    </w:lvl>
+  </w:abstractNum>
+  <w:num w:numId="1" w16cid:durableId="1818493500">
+    <w:abstractNumId w:val="8"/>
+  </w:num>
+  <w:num w:numId="2" w16cid:durableId="264654575">
+    <w:abstractNumId w:val="0"/>
+  </w:num>
+  <w:num w:numId="3" w16cid:durableId="1633562900">
+    <w:abstractNumId w:val="7"/>
+  </w:num>
+  <w:num w:numId="4" w16cid:durableId="1905530153">
+    <w:abstractNumId w:val="2"/>
+  </w:num>
+  <w:num w:numId="5" w16cid:durableId="450251488">
+    <w:abstractNumId w:val="3"/>
+  </w:num>
+  <w:num w:numId="6" w16cid:durableId="56516590">
     <w:abstractNumId w:val="6"/>
   </w:num>
-  <w:num w:numId="2">
-    <w:abstractNumId w:val="0"/>
-  </w:num>
-  <w:num w:numId="3">
+  <w:num w:numId="7" w16cid:durableId="422648819">
     <w:abstractNumId w:val="5"/>
   </w:num>
-  <w:num w:numId="4">
+  <w:num w:numId="8" w16cid:durableId="162668735">
+    <w:abstractNumId w:val="4"/>
+  </w:num>
+  <w:num w:numId="9" w16cid:durableId="1044477954">
+    <w:abstractNumId w:val="11"/>
+  </w:num>
+  <w:num w:numId="10" w16cid:durableId="1755738407">
     <w:abstractNumId w:val="1"/>
   </w:num>
-  <w:num w:numId="5">
-    <w:abstractNumId w:val="2"/>
+  <w:num w:numId="11" w16cid:durableId="1116756248">
+    <w:abstractNumId w:val="10"/>
   </w:num>
-  <w:num w:numId="6">
-    <w:abstractNumId w:val="4"/>
-  </w:num>
-  <w:num w:numId="7">
-    <w:abstractNumId w:val="3"/>
+  <w:num w:numId="12" w16cid:durableId="1318998495">
+    <w:abstractNumId w:val="9"/>
   </w:num>
 </w:numbering>
 </file>
 
 <file path=word/styles.xml><?xml version="1.0" encoding="utf-8"?>
-<w:styles xmlns:mc="http://schemas.openxmlformats.org/markup-compatibility/2006" xmlns:r="http://schemas.openxmlformats.org/officeDocument/2006/relationships" xmlns:w="http://schemas.openxmlformats.org/wordprocessingml/2006/main" xmlns:w14="http://schemas.microsoft.com/office/word/2010/wordml" xmlns:w15="http://schemas.microsoft.com/office/word/2012/wordml" xmlns:w16se="http://schemas.microsoft.com/office/word/2015/wordml/symex" mc:Ignorable="w14 w15 w16se">
+<w:styles xmlns:mc="http://schemas.openxmlformats.org/markup-compatibility/2006" xmlns:r="http://schemas.openxmlformats.org/officeDocument/2006/relationships" xmlns:w="http://schemas.openxmlformats.org/wordprocessingml/2006/main" xmlns:w14="http://schemas.microsoft.com/office/word/2010/wordml" xmlns:w15="http://schemas.microsoft.com/office/word/2012/wordml" xmlns:w16cex="http://schemas.microsoft.com/office/word/2018/wordml/cex" xmlns:w16cid="http://schemas.microsoft.com/office/word/2016/wordml/cid" xmlns:w16="http://schemas.microsoft.com/office/word/2018/wordml" xmlns:w16du="http://schemas.microsoft.com/office/word/2023/wordml/word16du" xmlns:w16sdtdh="http://schemas.microsoft.com/office/word/2020/wordml/sdtdatahash" xmlns:w16sdtfl="http://schemas.microsoft.com/office/word/2024/wordml/sdtformatlock" xmlns:w16se="http://schemas.microsoft.com/office/word/2015/wordml/symex" mc:Ignorable="w14 w15 w16se w16cid w16 w16cex w16sdtdh w16sdtfl w16du">
   <w:docDefaults>
     <w:rPrDefault>
       <w:rPr>
@@ -6027,7 +7164,7 @@
       </w:pPr>
     </w:pPrDefault>
   </w:docDefaults>
-  <w:latentStyles w:defLockedState="0" w:defUIPriority="99" w:defSemiHidden="0" w:defUnhideWhenUsed="0" w:defQFormat="0" w:count="371">
+  <w:latentStyles w:defLockedState="0" w:defUIPriority="99" w:defSemiHidden="0" w:defUnhideWhenUsed="0" w:defQFormat="0" w:count="376">
     <w:lsdException w:name="Normal" w:uiPriority="0" w:qFormat="1"/>
     <w:lsdException w:name="heading 1" w:uiPriority="9" w:qFormat="1"/>
     <w:lsdException w:name="heading 2" w:semiHidden="1" w:uiPriority="9" w:unhideWhenUsed="1" w:qFormat="1"/>
@@ -6399,6 +7536,11 @@
     <w:lsdException w:name="List Table 5 Dark Accent 6" w:uiPriority="50"/>
     <w:lsdException w:name="List Table 6 Colorful Accent 6" w:uiPriority="51"/>
     <w:lsdException w:name="List Table 7 Colorful Accent 6" w:uiPriority="52"/>
+    <w:lsdException w:name="Mention" w:semiHidden="1" w:unhideWhenUsed="1"/>
+    <w:lsdException w:name="Smart Hyperlink" w:semiHidden="1" w:unhideWhenUsed="1"/>
+    <w:lsdException w:name="Hashtag" w:semiHidden="1" w:unhideWhenUsed="1"/>
+    <w:lsdException w:name="Unresolved Mention" w:semiHidden="1" w:unhideWhenUsed="1"/>
+    <w:lsdException w:name="Smart Link" w:semiHidden="1" w:unhideWhenUsed="1"/>
   </w:latentStyles>
   <w:style w:type="paragraph" w:default="1" w:styleId="Normal">
     <w:name w:val="Normal"/>
@@ -6607,6 +7749,7 @@
   <w:style w:type="character" w:default="1" w:styleId="DefaultParagraphFont">
     <w:name w:val="Default Paragraph Font"/>
     <w:uiPriority w:val="1"/>
+    <w:semiHidden/>
     <w:unhideWhenUsed/>
   </w:style>
   <w:style w:type="table" w:default="1" w:styleId="TableNormal">

--- a/swimming/olympic_swimming_100m/olympic_swimming_ws.docx
+++ b/swimming/olympic_swimming_100m/olympic_swimming_ws.docx
@@ -8,8 +8,6 @@
         <w:rPr>
           <w:rFonts w:ascii="Times New Roman" w:eastAsia="Times New Roman" w:hAnsi="Times New Roman" w:cs="Times New Roman"/>
           <w:kern w:val="0"/>
-          <w:sz w:val="24"/>
-          <w:szCs w:val="24"/>
           <w14:ligatures w14:val="none"/>
         </w:rPr>
       </w:pPr>
@@ -17,8 +15,6 @@
         <w:rPr>
           <w:rFonts w:ascii="Times New Roman" w:eastAsia="Times New Roman" w:hAnsi="Times New Roman" w:cs="Times New Roman"/>
           <w:kern w:val="0"/>
-          <w:sz w:val="24"/>
-          <w:szCs w:val="24"/>
           <w14:ligatures w14:val="none"/>
         </w:rPr>
         <w:t xml:space="preserve">In Olympic swimming, athletes compete using different </w:t>
@@ -29,8 +25,6 @@
           <w:b/>
           <w:bCs/>
           <w:kern w:val="0"/>
-          <w:sz w:val="24"/>
-          <w:szCs w:val="24"/>
           <w14:ligatures w14:val="none"/>
         </w:rPr>
         <w:t>strokes</w:t>
@@ -39,8 +33,6 @@
         <w:rPr>
           <w:rFonts w:ascii="Times New Roman" w:eastAsia="Times New Roman" w:hAnsi="Times New Roman" w:cs="Times New Roman"/>
           <w:kern w:val="0"/>
-          <w:sz w:val="24"/>
-          <w:szCs w:val="24"/>
           <w14:ligatures w14:val="none"/>
         </w:rPr>
         <w:t>, each with unique strengths and challenges:</w:t>
@@ -56,8 +48,6 @@
         <w:rPr>
           <w:rFonts w:ascii="Times New Roman" w:eastAsia="Times New Roman" w:hAnsi="Times New Roman" w:cs="Times New Roman"/>
           <w:kern w:val="0"/>
-          <w:sz w:val="24"/>
-          <w:szCs w:val="24"/>
           <w14:ligatures w14:val="none"/>
         </w:rPr>
       </w:pPr>
@@ -67,8 +57,6 @@
           <w:b/>
           <w:bCs/>
           <w:kern w:val="0"/>
-          <w:sz w:val="24"/>
-          <w:szCs w:val="24"/>
           <w14:ligatures w14:val="none"/>
         </w:rPr>
         <w:t>Freestyle</w:t>
@@ -77,8 +65,6 @@
         <w:rPr>
           <w:rFonts w:ascii="Times New Roman" w:eastAsia="Times New Roman" w:hAnsi="Times New Roman" w:cs="Times New Roman"/>
           <w:kern w:val="0"/>
-          <w:sz w:val="24"/>
-          <w:szCs w:val="24"/>
           <w14:ligatures w14:val="none"/>
         </w:rPr>
         <w:t xml:space="preserve"> is usually the fastest, with alternating arm strokes and a flutter kick.</w:t>
@@ -94,8 +80,6 @@
         <w:rPr>
           <w:rFonts w:ascii="Times New Roman" w:eastAsia="Times New Roman" w:hAnsi="Times New Roman" w:cs="Times New Roman"/>
           <w:kern w:val="0"/>
-          <w:sz w:val="24"/>
-          <w:szCs w:val="24"/>
           <w14:ligatures w14:val="none"/>
         </w:rPr>
       </w:pPr>
@@ -105,8 +89,6 @@
           <w:b/>
           <w:bCs/>
           <w:kern w:val="0"/>
-          <w:sz w:val="24"/>
-          <w:szCs w:val="24"/>
           <w14:ligatures w14:val="none"/>
         </w:rPr>
         <w:t>Butterfly</w:t>
@@ -115,8 +97,6 @@
         <w:rPr>
           <w:rFonts w:ascii="Times New Roman" w:eastAsia="Times New Roman" w:hAnsi="Times New Roman" w:cs="Times New Roman"/>
           <w:kern w:val="0"/>
-          <w:sz w:val="24"/>
-          <w:szCs w:val="24"/>
           <w14:ligatures w14:val="none"/>
         </w:rPr>
         <w:t xml:space="preserve"> is powerful but demanding, requiring both arms to move together with a dolphin kick.</w:t>
@@ -132,8 +112,6 @@
         <w:rPr>
           <w:rFonts w:ascii="Times New Roman" w:eastAsia="Times New Roman" w:hAnsi="Times New Roman" w:cs="Times New Roman"/>
           <w:kern w:val="0"/>
-          <w:sz w:val="24"/>
-          <w:szCs w:val="24"/>
           <w14:ligatures w14:val="none"/>
         </w:rPr>
       </w:pPr>
@@ -143,8 +121,6 @@
           <w:b/>
           <w:bCs/>
           <w:kern w:val="0"/>
-          <w:sz w:val="24"/>
-          <w:szCs w:val="24"/>
           <w14:ligatures w14:val="none"/>
         </w:rPr>
         <w:t>Backstroke</w:t>
@@ -153,8 +129,6 @@
         <w:rPr>
           <w:rFonts w:ascii="Times New Roman" w:eastAsia="Times New Roman" w:hAnsi="Times New Roman" w:cs="Times New Roman"/>
           <w:kern w:val="0"/>
-          <w:sz w:val="24"/>
-          <w:szCs w:val="24"/>
           <w14:ligatures w14:val="none"/>
         </w:rPr>
         <w:t xml:space="preserve"> is swum on the back, which makes breathing easier but navigation harder.</w:t>
@@ -166,8 +140,6 @@
         <w:rPr>
           <w:rFonts w:ascii="Times New Roman" w:eastAsia="Times New Roman" w:hAnsi="Times New Roman" w:cs="Times New Roman"/>
           <w:kern w:val="0"/>
-          <w:sz w:val="24"/>
-          <w:szCs w:val="24"/>
           <w14:ligatures w14:val="none"/>
         </w:rPr>
       </w:pPr>
@@ -175,33 +147,131 @@
         <w:rPr>
           <w:rFonts w:ascii="Times New Roman" w:eastAsia="Times New Roman" w:hAnsi="Times New Roman" w:cs="Times New Roman"/>
           <w:kern w:val="0"/>
-          <w:sz w:val="24"/>
-          <w:szCs w:val="24"/>
           <w14:ligatures w14:val="none"/>
         </w:rPr>
-        <w:t xml:space="preserve">This dataset includes results from nearly 200 women who competed in the 100m Olympic events between 1964 and 2020. Over this period, </w:t>
-      </w:r>
-      <w:proofErr w:type="gramStart"/>
+        <w:t xml:space="preserve">This dataset includes results from </w:t>
+      </w:r>
       <w:r>
         <w:rPr>
           <w:rFonts w:ascii="Times New Roman" w:eastAsia="Times New Roman" w:hAnsi="Times New Roman" w:cs="Times New Roman"/>
           <w:kern w:val="0"/>
-          <w:sz w:val="24"/>
-          <w:szCs w:val="24"/>
           <w14:ligatures w14:val="none"/>
         </w:rPr>
-        <w:t>performances have</w:t>
-      </w:r>
-      <w:proofErr w:type="gramEnd"/>
+        <w:t>over</w:t>
+      </w:r>
       <w:r>
         <w:rPr>
           <w:rFonts w:ascii="Times New Roman" w:eastAsia="Times New Roman" w:hAnsi="Times New Roman" w:cs="Times New Roman"/>
           <w:kern w:val="0"/>
-          <w:sz w:val="24"/>
-          <w:szCs w:val="24"/>
           <w14:ligatures w14:val="none"/>
         </w:rPr>
+        <w:t xml:space="preserve"> 200 women who competed in the </w:t>
+      </w:r>
+      <w:r>
+        <w:rPr>
+          <w:rFonts w:ascii="Times New Roman" w:eastAsia="Times New Roman" w:hAnsi="Times New Roman" w:cs="Times New Roman"/>
+          <w:kern w:val="0"/>
+          <w14:ligatures w14:val="none"/>
+        </w:rPr>
+        <w:t>final rounds of the</w:t>
+      </w:r>
+      <w:r>
+        <w:rPr>
+          <w:rFonts w:ascii="Times New Roman" w:eastAsia="Times New Roman" w:hAnsi="Times New Roman" w:cs="Times New Roman"/>
+          <w:kern w:val="0"/>
+          <w14:ligatures w14:val="none"/>
+        </w:rPr>
+        <w:t>100m Olympic events between 1964 and 202</w:t>
+      </w:r>
+      <w:r>
+        <w:rPr>
+          <w:rFonts w:ascii="Times New Roman" w:eastAsia="Times New Roman" w:hAnsi="Times New Roman" w:cs="Times New Roman"/>
+          <w:kern w:val="0"/>
+          <w14:ligatures w14:val="none"/>
+        </w:rPr>
+        <w:t>4</w:t>
+      </w:r>
+      <w:r>
+        <w:rPr>
+          <w:rFonts w:ascii="Times New Roman" w:eastAsia="Times New Roman" w:hAnsi="Times New Roman" w:cs="Times New Roman"/>
+          <w:kern w:val="0"/>
+          <w14:ligatures w14:val="none"/>
+        </w:rPr>
+        <w:t>,</w:t>
+      </w:r>
+      <w:r>
+        <w:rPr>
+          <w:rFonts w:ascii="Times New Roman" w:eastAsia="Times New Roman" w:hAnsi="Times New Roman" w:cs="Times New Roman"/>
+          <w:kern w:val="0"/>
+          <w14:ligatures w14:val="none"/>
+        </w:rPr>
+        <w:t xml:space="preserve"> as recorded on Olympics.com</w:t>
+      </w:r>
+      <w:r>
+        <w:rPr>
+          <w:rFonts w:ascii="Times New Roman" w:eastAsia="Times New Roman" w:hAnsi="Times New Roman" w:cs="Times New Roman"/>
+          <w:kern w:val="0"/>
+          <w14:ligatures w14:val="none"/>
+        </w:rPr>
+        <w:t xml:space="preserve">. Over this period, </w:t>
+      </w:r>
+      <w:proofErr w:type="gramStart"/>
+      <w:r>
+        <w:rPr>
+          <w:rFonts w:ascii="Times New Roman" w:eastAsia="Times New Roman" w:hAnsi="Times New Roman" w:cs="Times New Roman"/>
+          <w:kern w:val="0"/>
+          <w14:ligatures w14:val="none"/>
+        </w:rPr>
+        <w:t>performances have</w:t>
+      </w:r>
+      <w:proofErr w:type="gramEnd"/>
+      <w:r>
+        <w:rPr>
+          <w:rFonts w:ascii="Times New Roman" w:eastAsia="Times New Roman" w:hAnsi="Times New Roman" w:cs="Times New Roman"/>
+          <w:kern w:val="0"/>
+          <w14:ligatures w14:val="none"/>
+        </w:rPr>
         <w:t xml:space="preserve"> been shaped by advances in training, new technologies such as high-tech swimsuits, rule changes like the 15-meter underwater limit, and the growth of women’s participation in the sport.</w:t>
+      </w:r>
+      <w:r>
+        <w:rPr>
+          <w:rFonts w:ascii="Times New Roman" w:eastAsia="Times New Roman" w:hAnsi="Times New Roman" w:cs="Times New Roman"/>
+          <w:kern w:val="0"/>
+          <w14:ligatures w14:val="none"/>
+        </w:rPr>
+        <w:t xml:space="preserve"> Note that there is a fourth event, the 100m breaststroke, but </w:t>
+      </w:r>
+      <w:r>
+        <w:rPr>
+          <w:rFonts w:ascii="Times New Roman" w:eastAsia="Times New Roman" w:hAnsi="Times New Roman" w:cs="Times New Roman"/>
+          <w:kern w:val="0"/>
+          <w14:ligatures w14:val="none"/>
+        </w:rPr>
+        <w:t xml:space="preserve">it is </w:t>
+      </w:r>
+      <w:r>
+        <w:rPr>
+          <w:rFonts w:ascii="Times New Roman" w:eastAsia="Times New Roman" w:hAnsi="Times New Roman" w:cs="Times New Roman"/>
+          <w:kern w:val="0"/>
+          <w14:ligatures w14:val="none"/>
+        </w:rPr>
+        <w:t xml:space="preserve">excluded </w:t>
+      </w:r>
+      <w:r>
+        <w:rPr>
+          <w:rFonts w:ascii="Times New Roman" w:eastAsia="Times New Roman" w:hAnsi="Times New Roman" w:cs="Times New Roman"/>
+          <w:kern w:val="0"/>
+          <w14:ligatures w14:val="none"/>
+        </w:rPr>
+        <w:t>because complete finalist times were</w:t>
+      </w:r>
+      <w:r>
+        <w:rPr>
+          <w:rFonts w:ascii="Times New Roman" w:eastAsia="Times New Roman" w:hAnsi="Times New Roman" w:cs="Times New Roman"/>
+          <w:kern w:val="0"/>
+          <w14:ligatures w14:val="none"/>
+        </w:rPr>
+        <w:t xml:space="preserve"> not available on Olympics.com prior to 2020.</w:t>
       </w:r>
     </w:p>
     <w:p>
@@ -215,55 +285,41 @@
         <w:ind w:left="360"/>
         <w:rPr>
           <w:rFonts w:ascii="Times New Roman" w:hAnsi="Times New Roman" w:cs="Times New Roman"/>
-          <w:sz w:val="24"/>
-          <w:szCs w:val="24"/>
-        </w:rPr>
-      </w:pPr>
-      <w:r>
-        <w:rPr>
-          <w:rFonts w:ascii="Times New Roman" w:hAnsi="Times New Roman" w:cs="Times New Roman"/>
-          <w:sz w:val="24"/>
-          <w:szCs w:val="24"/>
+        </w:rPr>
+      </w:pPr>
+      <w:r>
+        <w:rPr>
+          <w:rFonts w:ascii="Times New Roman" w:hAnsi="Times New Roman" w:cs="Times New Roman"/>
         </w:rPr>
         <w:t>The side-by-side boxplots below display race times</w:t>
       </w:r>
       <w:r>
         <w:rPr>
           <w:rFonts w:ascii="Times New Roman" w:hAnsi="Times New Roman" w:cs="Times New Roman"/>
-          <w:sz w:val="24"/>
-          <w:szCs w:val="24"/>
         </w:rPr>
         <w:t xml:space="preserve"> (in seconds)</w:t>
       </w:r>
       <w:r>
         <w:rPr>
           <w:rFonts w:ascii="Times New Roman" w:hAnsi="Times New Roman" w:cs="Times New Roman"/>
-          <w:sz w:val="24"/>
-          <w:szCs w:val="24"/>
         </w:rPr>
         <w:t xml:space="preserve"> for different strokes in the Women’s 100m event. Use it</w:t>
       </w:r>
       <w:r>
         <w:rPr>
           <w:rFonts w:ascii="Times New Roman" w:hAnsi="Times New Roman" w:cs="Times New Roman"/>
-          <w:sz w:val="24"/>
-          <w:szCs w:val="24"/>
         </w:rPr>
         <w:t>, along with the associated summary statistics,</w:t>
       </w:r>
       <w:r>
         <w:rPr>
           <w:rFonts w:ascii="Times New Roman" w:hAnsi="Times New Roman" w:cs="Times New Roman"/>
-          <w:sz w:val="24"/>
-          <w:szCs w:val="24"/>
         </w:rPr>
         <w:t xml:space="preserve"> to answer the questions below.</w:t>
       </w:r>
       <w:r>
         <w:rPr>
           <w:rFonts w:ascii="Times New Roman" w:hAnsi="Times New Roman" w:cs="Times New Roman"/>
-          <w:sz w:val="24"/>
-          <w:szCs w:val="24"/>
         </w:rPr>
         <w:t xml:space="preserve"> </w:t>
       </w:r>
@@ -286,10 +342,10 @@
           <w:szCs w:val="24"/>
         </w:rPr>
         <w:drawing>
-          <wp:inline distT="0" distB="0" distL="0" distR="0" wp14:anchorId="56AFDB32" wp14:editId="4D8E8741">
-            <wp:extent cx="3405116" cy="2270077"/>
-            <wp:effectExtent l="0" t="0" r="5080" b="0"/>
-            <wp:docPr id="1" name="Picture 1"/>
+          <wp:inline distT="0" distB="0" distL="0" distR="0" wp14:anchorId="61803D89" wp14:editId="1EF3216E">
+            <wp:extent cx="3473355" cy="2315570"/>
+            <wp:effectExtent l="0" t="0" r="0" b="8890"/>
+            <wp:docPr id="1370164529" name="Picture 1" descr="A graph with blue squares and black text&#10;&#10;AI-generated content may be incorrect."/>
             <wp:cNvGraphicFramePr>
               <a:graphicFrameLocks xmlns:a="http://schemas.openxmlformats.org/drawingml/2006/main" noChangeAspect="1"/>
             </wp:cNvGraphicFramePr>
@@ -297,7 +353,7 @@
               <a:graphicData uri="http://schemas.openxmlformats.org/drawingml/2006/picture">
                 <pic:pic xmlns:pic="http://schemas.openxmlformats.org/drawingml/2006/picture">
                   <pic:nvPicPr>
-                    <pic:cNvPr id="1" name=""/>
+                    <pic:cNvPr id="1370164529" name="Picture 1" descr="A graph with blue squares and black text&#10;&#10;AI-generated content may be incorrect."/>
                     <pic:cNvPicPr/>
                   </pic:nvPicPr>
                   <pic:blipFill>
@@ -309,7 +365,7 @@
                   <pic:spPr>
                     <a:xfrm>
                       <a:off x="0" y="0"/>
-                      <a:ext cx="3414601" cy="2276401"/>
+                      <a:ext cx="3478263" cy="2318842"/>
                     </a:xfrm>
                     <a:prstGeom prst="rect">
                       <a:avLst/>
@@ -321,6 +377,23 @@
           </wp:inline>
         </w:drawing>
       </w:r>
+    </w:p>
+    <w:p>
+      <w:pPr>
+        <w:autoSpaceDE w:val="0"/>
+        <w:autoSpaceDN w:val="0"/>
+        <w:adjustRightInd w:val="0"/>
+        <w:spacing w:after="0" w:line="240" w:lineRule="auto"/>
+        <w:rPr>
+          <w:rFonts w:ascii="system-ui" w:eastAsia="Times New Roman" w:hAnsi="system-ui" w:cs="system-ui"/>
+          <w:b/>
+          <w:bCs/>
+          <w:color w:val="000000"/>
+          <w:kern w:val="0"/>
+          <w:sz w:val="14"/>
+          <w:szCs w:val="14"/>
+        </w:rPr>
+      </w:pPr>
     </w:p>
     <w:tbl>
       <w:tblPr>
@@ -333,35 +406,42 @@
         <w:tblLook w:val="0000" w:firstRow="0" w:lastRow="0" w:firstColumn="0" w:lastColumn="0" w:noHBand="0" w:noVBand="0"/>
       </w:tblPr>
       <w:tblGrid>
+        <w:gridCol w:w="1016"/>
+        <w:gridCol w:w="1032"/>
+        <w:gridCol w:w="433"/>
+        <w:gridCol w:w="733"/>
+        <w:gridCol w:w="766"/>
+        <w:gridCol w:w="1166"/>
+        <w:gridCol w:w="683"/>
         <w:gridCol w:w="932"/>
-        <w:gridCol w:w="947"/>
-        <w:gridCol w:w="397"/>
-        <w:gridCol w:w="672"/>
-        <w:gridCol w:w="703"/>
-        <w:gridCol w:w="1070"/>
-        <w:gridCol w:w="626"/>
-        <w:gridCol w:w="856"/>
-        <w:gridCol w:w="626"/>
-        <w:gridCol w:w="1100"/>
+        <w:gridCol w:w="683"/>
+        <w:gridCol w:w="1199"/>
       </w:tblGrid>
       <w:tr>
+        <w:tblPrEx>
+          <w:tblCellMar>
+            <w:top w:w="0" w:type="dxa"/>
+            <w:bottom w:w="0" w:type="dxa"/>
+          </w:tblCellMar>
+        </w:tblPrEx>
         <w:trPr>
-          <w:trHeight w:val="298"/>
+          <w:trHeight w:val="252"/>
           <w:jc w:val="center"/>
         </w:trPr>
         <w:tc>
           <w:tcPr>
-            <w:tcW w:w="932" w:type="dxa"/>
+            <w:tcW w:w="1016" w:type="dxa"/>
             <w:tcBorders>
+              <w:top w:val="none" w:sz="0" w:space="0" w:color="000000"/>
               <w:left w:val="none" w:sz="0" w:space="0" w:color="000000"/>
-              <w:bottom w:val="single" w:sz="4" w:space="0" w:color="auto"/>
+              <w:bottom w:val="single" w:sz="6" w:space="0" w:color="383838"/>
               <w:right w:val="none" w:sz="0" w:space="0" w:color="000000"/>
             </w:tcBorders>
             <w:shd w:val="clear" w:color="auto" w:fill="FEFEFE"/>
             <w:tcMar>
-              <w:top w:w="12" w:type="dxa"/>
-              <w:left w:w="24" w:type="dxa"/>
-              <w:right w:w="24" w:type="dxa"/>
+              <w:top w:w="15" w:type="dxa"/>
+              <w:left w:w="30" w:type="dxa"/>
+              <w:right w:w="30" w:type="dxa"/>
             </w:tcMar>
             <w:vAlign w:val="bottom"/>
           </w:tcPr>
@@ -372,24 +452,24 @@
               <w:adjustRightInd w:val="0"/>
               <w:spacing w:after="0" w:line="240" w:lineRule="auto"/>
               <w:rPr>
-                <w:rFonts w:ascii="Segoe UI" w:eastAsia="Times New Roman" w:hAnsi="Segoe UI" w:cs="Segoe UI"/>
+                <w:rFonts w:ascii="system-ui" w:eastAsia="Times New Roman" w:hAnsi="system-ui" w:cs="system-ui"/>
                 <w:b/>
                 <w:bCs/>
                 <w:color w:val="000000"/>
                 <w:kern w:val="0"/>
                 <w:sz w:val="18"/>
-                <w:szCs w:val="15"/>
+                <w:szCs w:val="18"/>
               </w:rPr>
             </w:pPr>
             <w:r>
               <w:rPr>
-                <w:rFonts w:ascii="Segoe UI" w:eastAsia="Times New Roman" w:hAnsi="Segoe UI" w:cs="Segoe UI"/>
+                <w:rFonts w:ascii="system-ui" w:eastAsia="Times New Roman" w:hAnsi="system-ui" w:cs="system-ui"/>
                 <w:b/>
                 <w:bCs/>
                 <w:color w:val="000000"/>
                 <w:kern w:val="0"/>
                 <w:sz w:val="18"/>
-                <w:szCs w:val="15"/>
+                <w:szCs w:val="18"/>
               </w:rPr>
               <w:t>Variable</w:t>
             </w:r>
@@ -397,17 +477,18 @@
         </w:tc>
         <w:tc>
           <w:tcPr>
-            <w:tcW w:w="947" w:type="dxa"/>
+            <w:tcW w:w="1032" w:type="dxa"/>
             <w:tcBorders>
+              <w:top w:val="none" w:sz="0" w:space="0" w:color="000000"/>
               <w:left w:val="none" w:sz="0" w:space="0" w:color="000000"/>
-              <w:bottom w:val="single" w:sz="4" w:space="0" w:color="auto"/>
+              <w:bottom w:val="single" w:sz="6" w:space="0" w:color="383838"/>
               <w:right w:val="none" w:sz="0" w:space="0" w:color="000000"/>
             </w:tcBorders>
             <w:shd w:val="clear" w:color="auto" w:fill="FEFEFE"/>
             <w:tcMar>
-              <w:top w:w="12" w:type="dxa"/>
-              <w:left w:w="24" w:type="dxa"/>
-              <w:right w:w="24" w:type="dxa"/>
+              <w:top w:w="15" w:type="dxa"/>
+              <w:left w:w="30" w:type="dxa"/>
+              <w:right w:w="30" w:type="dxa"/>
             </w:tcMar>
             <w:vAlign w:val="bottom"/>
           </w:tcPr>
@@ -418,24 +499,24 @@
               <w:adjustRightInd w:val="0"/>
               <w:spacing w:after="0" w:line="240" w:lineRule="auto"/>
               <w:rPr>
-                <w:rFonts w:ascii="Segoe UI" w:eastAsia="Times New Roman" w:hAnsi="Segoe UI" w:cs="Segoe UI"/>
+                <w:rFonts w:ascii="system-ui" w:eastAsia="Times New Roman" w:hAnsi="system-ui" w:cs="system-ui"/>
                 <w:b/>
                 <w:bCs/>
                 <w:color w:val="000000"/>
                 <w:kern w:val="0"/>
                 <w:sz w:val="18"/>
-                <w:szCs w:val="15"/>
+                <w:szCs w:val="18"/>
               </w:rPr>
             </w:pPr>
             <w:r>
               <w:rPr>
-                <w:rFonts w:ascii="Segoe UI" w:eastAsia="Times New Roman" w:hAnsi="Segoe UI" w:cs="Segoe UI"/>
+                <w:rFonts w:ascii="system-ui" w:eastAsia="Times New Roman" w:hAnsi="system-ui" w:cs="system-ui"/>
                 <w:b/>
                 <w:bCs/>
                 <w:color w:val="000000"/>
                 <w:kern w:val="0"/>
                 <w:sz w:val="18"/>
-                <w:szCs w:val="15"/>
+                <w:szCs w:val="18"/>
               </w:rPr>
               <w:t>Stroke</w:t>
             </w:r>
@@ -443,17 +524,18 @@
         </w:tc>
         <w:tc>
           <w:tcPr>
-            <w:tcW w:w="397" w:type="dxa"/>
+            <w:tcW w:w="433" w:type="dxa"/>
             <w:tcBorders>
+              <w:top w:val="none" w:sz="0" w:space="0" w:color="000000"/>
               <w:left w:val="none" w:sz="0" w:space="0" w:color="000000"/>
-              <w:bottom w:val="single" w:sz="4" w:space="0" w:color="auto"/>
+              <w:bottom w:val="single" w:sz="6" w:space="0" w:color="383838"/>
               <w:right w:val="none" w:sz="0" w:space="0" w:color="000000"/>
             </w:tcBorders>
             <w:shd w:val="clear" w:color="auto" w:fill="FEFEFE"/>
             <w:tcMar>
-              <w:top w:w="12" w:type="dxa"/>
-              <w:left w:w="24" w:type="dxa"/>
-              <w:right w:w="24" w:type="dxa"/>
+              <w:top w:w="15" w:type="dxa"/>
+              <w:left w:w="30" w:type="dxa"/>
+              <w:right w:w="30" w:type="dxa"/>
             </w:tcMar>
             <w:vAlign w:val="bottom"/>
           </w:tcPr>
@@ -463,26 +545,37 @@
               <w:autoSpaceDN w:val="0"/>
               <w:adjustRightInd w:val="0"/>
               <w:spacing w:after="0" w:line="240" w:lineRule="auto"/>
-              <w:jc w:val="right"/>
-              <w:rPr>
-                <w:rFonts w:ascii="Segoe UI" w:eastAsia="Times New Roman" w:hAnsi="Segoe UI" w:cs="Segoe UI"/>
+              <w:rPr>
+                <w:rFonts w:ascii="system-ui" w:eastAsia="Times New Roman" w:hAnsi="system-ui" w:cs="system-ui"/>
                 <w:b/>
                 <w:bCs/>
                 <w:color w:val="000000"/>
                 <w:kern w:val="0"/>
                 <w:sz w:val="18"/>
-                <w:szCs w:val="15"/>
+                <w:szCs w:val="18"/>
               </w:rPr>
             </w:pPr>
             <w:r>
               <w:rPr>
-                <w:rFonts w:ascii="Segoe UI" w:eastAsia="Times New Roman" w:hAnsi="Segoe UI" w:cs="Segoe UI"/>
+                <w:rFonts w:ascii="system-ui" w:eastAsia="Times New Roman" w:hAnsi="system-ui" w:cs="system-ui"/>
                 <w:b/>
                 <w:bCs/>
                 <w:color w:val="000000"/>
                 <w:kern w:val="0"/>
                 <w:sz w:val="18"/>
-                <w:szCs w:val="15"/>
+                <w:szCs w:val="18"/>
+              </w:rPr>
+              <w:t xml:space="preserve">   </w:t>
+            </w:r>
+            <w:r>
+              <w:rPr>
+                <w:rFonts w:ascii="system-ui" w:eastAsia="Times New Roman" w:hAnsi="system-ui" w:cs="system-ui"/>
+                <w:b/>
+                <w:bCs/>
+                <w:color w:val="000000"/>
+                <w:kern w:val="0"/>
+                <w:sz w:val="18"/>
+                <w:szCs w:val="18"/>
               </w:rPr>
               <w:t>N</w:t>
             </w:r>
@@ -490,17 +583,18 @@
         </w:tc>
         <w:tc>
           <w:tcPr>
-            <w:tcW w:w="672" w:type="dxa"/>
+            <w:tcW w:w="733" w:type="dxa"/>
             <w:tcBorders>
+              <w:top w:val="none" w:sz="0" w:space="0" w:color="000000"/>
               <w:left w:val="none" w:sz="0" w:space="0" w:color="000000"/>
-              <w:bottom w:val="single" w:sz="4" w:space="0" w:color="auto"/>
+              <w:bottom w:val="single" w:sz="6" w:space="0" w:color="383838"/>
               <w:right w:val="none" w:sz="0" w:space="0" w:color="000000"/>
             </w:tcBorders>
             <w:shd w:val="clear" w:color="auto" w:fill="FEFEFE"/>
             <w:tcMar>
-              <w:top w:w="12" w:type="dxa"/>
-              <w:left w:w="24" w:type="dxa"/>
-              <w:right w:w="24" w:type="dxa"/>
+              <w:top w:w="15" w:type="dxa"/>
+              <w:left w:w="30" w:type="dxa"/>
+              <w:right w:w="30" w:type="dxa"/>
             </w:tcMar>
             <w:vAlign w:val="bottom"/>
           </w:tcPr>
@@ -510,26 +604,25 @@
               <w:autoSpaceDN w:val="0"/>
               <w:adjustRightInd w:val="0"/>
               <w:spacing w:after="0" w:line="240" w:lineRule="auto"/>
-              <w:jc w:val="right"/>
-              <w:rPr>
-                <w:rFonts w:ascii="Segoe UI" w:eastAsia="Times New Roman" w:hAnsi="Segoe UI" w:cs="Segoe UI"/>
+              <w:rPr>
+                <w:rFonts w:ascii="system-ui" w:eastAsia="Times New Roman" w:hAnsi="system-ui" w:cs="system-ui"/>
                 <w:b/>
                 <w:bCs/>
                 <w:color w:val="000000"/>
                 <w:kern w:val="0"/>
                 <w:sz w:val="18"/>
-                <w:szCs w:val="15"/>
+                <w:szCs w:val="18"/>
               </w:rPr>
             </w:pPr>
             <w:r>
               <w:rPr>
-                <w:rFonts w:ascii="Segoe UI" w:eastAsia="Times New Roman" w:hAnsi="Segoe UI" w:cs="Segoe UI"/>
+                <w:rFonts w:ascii="system-ui" w:eastAsia="Times New Roman" w:hAnsi="system-ui" w:cs="system-ui"/>
                 <w:b/>
                 <w:bCs/>
                 <w:color w:val="000000"/>
                 <w:kern w:val="0"/>
                 <w:sz w:val="18"/>
-                <w:szCs w:val="15"/>
+                <w:szCs w:val="18"/>
               </w:rPr>
               <w:t>Mean</w:t>
             </w:r>
@@ -537,17 +630,18 @@
         </w:tc>
         <w:tc>
           <w:tcPr>
-            <w:tcW w:w="703" w:type="dxa"/>
+            <w:tcW w:w="766" w:type="dxa"/>
             <w:tcBorders>
+              <w:top w:val="none" w:sz="0" w:space="0" w:color="000000"/>
               <w:left w:val="none" w:sz="0" w:space="0" w:color="000000"/>
-              <w:bottom w:val="single" w:sz="4" w:space="0" w:color="auto"/>
+              <w:bottom w:val="single" w:sz="6" w:space="0" w:color="383838"/>
               <w:right w:val="none" w:sz="0" w:space="0" w:color="000000"/>
             </w:tcBorders>
             <w:shd w:val="clear" w:color="auto" w:fill="FEFEFE"/>
             <w:tcMar>
-              <w:top w:w="12" w:type="dxa"/>
-              <w:left w:w="24" w:type="dxa"/>
-              <w:right w:w="24" w:type="dxa"/>
+              <w:top w:w="15" w:type="dxa"/>
+              <w:left w:w="30" w:type="dxa"/>
+              <w:right w:w="30" w:type="dxa"/>
             </w:tcMar>
             <w:vAlign w:val="bottom"/>
           </w:tcPr>
@@ -557,27 +651,26 @@
               <w:autoSpaceDN w:val="0"/>
               <w:adjustRightInd w:val="0"/>
               <w:spacing w:after="0" w:line="240" w:lineRule="auto"/>
-              <w:jc w:val="right"/>
-              <w:rPr>
-                <w:rFonts w:ascii="Segoe UI" w:eastAsia="Times New Roman" w:hAnsi="Segoe UI" w:cs="Segoe UI"/>
+              <w:rPr>
+                <w:rFonts w:ascii="system-ui" w:eastAsia="Times New Roman" w:hAnsi="system-ui" w:cs="system-ui"/>
                 <w:b/>
                 <w:bCs/>
                 <w:color w:val="000000"/>
                 <w:kern w:val="0"/>
                 <w:sz w:val="18"/>
-                <w:szCs w:val="15"/>
+                <w:szCs w:val="18"/>
               </w:rPr>
             </w:pPr>
             <w:proofErr w:type="spellStart"/>
             <w:r>
               <w:rPr>
-                <w:rFonts w:ascii="Segoe UI" w:eastAsia="Times New Roman" w:hAnsi="Segoe UI" w:cs="Segoe UI"/>
+                <w:rFonts w:ascii="system-ui" w:eastAsia="Times New Roman" w:hAnsi="system-ui" w:cs="system-ui"/>
                 <w:b/>
                 <w:bCs/>
                 <w:color w:val="000000"/>
                 <w:kern w:val="0"/>
                 <w:sz w:val="18"/>
-                <w:szCs w:val="15"/>
+                <w:szCs w:val="18"/>
               </w:rPr>
               <w:t>StDev</w:t>
             </w:r>
@@ -586,17 +679,18 @@
         </w:tc>
         <w:tc>
           <w:tcPr>
-            <w:tcW w:w="1070" w:type="dxa"/>
+            <w:tcW w:w="1166" w:type="dxa"/>
             <w:tcBorders>
+              <w:top w:val="none" w:sz="0" w:space="0" w:color="000000"/>
               <w:left w:val="none" w:sz="0" w:space="0" w:color="000000"/>
-              <w:bottom w:val="single" w:sz="4" w:space="0" w:color="auto"/>
+              <w:bottom w:val="single" w:sz="6" w:space="0" w:color="383838"/>
               <w:right w:val="none" w:sz="0" w:space="0" w:color="000000"/>
             </w:tcBorders>
             <w:shd w:val="clear" w:color="auto" w:fill="FEFEFE"/>
             <w:tcMar>
-              <w:top w:w="12" w:type="dxa"/>
-              <w:left w:w="24" w:type="dxa"/>
-              <w:right w:w="24" w:type="dxa"/>
+              <w:top w:w="15" w:type="dxa"/>
+              <w:left w:w="30" w:type="dxa"/>
+              <w:right w:w="30" w:type="dxa"/>
             </w:tcMar>
             <w:vAlign w:val="bottom"/>
           </w:tcPr>
@@ -606,26 +700,25 @@
               <w:autoSpaceDN w:val="0"/>
               <w:adjustRightInd w:val="0"/>
               <w:spacing w:after="0" w:line="240" w:lineRule="auto"/>
-              <w:jc w:val="right"/>
-              <w:rPr>
-                <w:rFonts w:ascii="Segoe UI" w:eastAsia="Times New Roman" w:hAnsi="Segoe UI" w:cs="Segoe UI"/>
+              <w:rPr>
+                <w:rFonts w:ascii="system-ui" w:eastAsia="Times New Roman" w:hAnsi="system-ui" w:cs="system-ui"/>
                 <w:b/>
                 <w:bCs/>
                 <w:color w:val="000000"/>
                 <w:kern w:val="0"/>
                 <w:sz w:val="18"/>
-                <w:szCs w:val="15"/>
+                <w:szCs w:val="18"/>
               </w:rPr>
             </w:pPr>
             <w:r>
               <w:rPr>
-                <w:rFonts w:ascii="Segoe UI" w:eastAsia="Times New Roman" w:hAnsi="Segoe UI" w:cs="Segoe UI"/>
+                <w:rFonts w:ascii="system-ui" w:eastAsia="Times New Roman" w:hAnsi="system-ui" w:cs="system-ui"/>
                 <w:b/>
                 <w:bCs/>
                 <w:color w:val="000000"/>
                 <w:kern w:val="0"/>
                 <w:sz w:val="18"/>
-                <w:szCs w:val="15"/>
+                <w:szCs w:val="18"/>
               </w:rPr>
               <w:t>Minimum</w:t>
             </w:r>
@@ -633,17 +726,18 @@
         </w:tc>
         <w:tc>
           <w:tcPr>
-            <w:tcW w:w="626" w:type="dxa"/>
+            <w:tcW w:w="683" w:type="dxa"/>
             <w:tcBorders>
+              <w:top w:val="none" w:sz="0" w:space="0" w:color="000000"/>
               <w:left w:val="none" w:sz="0" w:space="0" w:color="000000"/>
-              <w:bottom w:val="single" w:sz="4" w:space="0" w:color="auto"/>
+              <w:bottom w:val="single" w:sz="6" w:space="0" w:color="383838"/>
               <w:right w:val="none" w:sz="0" w:space="0" w:color="000000"/>
             </w:tcBorders>
             <w:shd w:val="clear" w:color="auto" w:fill="FEFEFE"/>
             <w:tcMar>
-              <w:top w:w="12" w:type="dxa"/>
-              <w:left w:w="24" w:type="dxa"/>
-              <w:right w:w="24" w:type="dxa"/>
+              <w:top w:w="15" w:type="dxa"/>
+              <w:left w:w="30" w:type="dxa"/>
+              <w:right w:w="30" w:type="dxa"/>
             </w:tcMar>
             <w:vAlign w:val="bottom"/>
           </w:tcPr>
@@ -653,26 +747,25 @@
               <w:autoSpaceDN w:val="0"/>
               <w:adjustRightInd w:val="0"/>
               <w:spacing w:after="0" w:line="240" w:lineRule="auto"/>
-              <w:jc w:val="right"/>
-              <w:rPr>
-                <w:rFonts w:ascii="Segoe UI" w:eastAsia="Times New Roman" w:hAnsi="Segoe UI" w:cs="Segoe UI"/>
+              <w:rPr>
+                <w:rFonts w:ascii="system-ui" w:eastAsia="Times New Roman" w:hAnsi="system-ui" w:cs="system-ui"/>
                 <w:b/>
                 <w:bCs/>
                 <w:color w:val="000000"/>
                 <w:kern w:val="0"/>
                 <w:sz w:val="18"/>
-                <w:szCs w:val="15"/>
+                <w:szCs w:val="18"/>
               </w:rPr>
             </w:pPr>
             <w:r>
               <w:rPr>
-                <w:rFonts w:ascii="Segoe UI" w:eastAsia="Times New Roman" w:hAnsi="Segoe UI" w:cs="Segoe UI"/>
+                <w:rFonts w:ascii="system-ui" w:eastAsia="Times New Roman" w:hAnsi="system-ui" w:cs="system-ui"/>
                 <w:b/>
                 <w:bCs/>
                 <w:color w:val="000000"/>
                 <w:kern w:val="0"/>
                 <w:sz w:val="18"/>
-                <w:szCs w:val="15"/>
+                <w:szCs w:val="18"/>
               </w:rPr>
               <w:t>Q1</w:t>
             </w:r>
@@ -680,17 +773,18 @@
         </w:tc>
         <w:tc>
           <w:tcPr>
-            <w:tcW w:w="856" w:type="dxa"/>
+            <w:tcW w:w="932" w:type="dxa"/>
             <w:tcBorders>
+              <w:top w:val="none" w:sz="0" w:space="0" w:color="000000"/>
               <w:left w:val="none" w:sz="0" w:space="0" w:color="000000"/>
-              <w:bottom w:val="single" w:sz="4" w:space="0" w:color="auto"/>
+              <w:bottom w:val="single" w:sz="6" w:space="0" w:color="383838"/>
               <w:right w:val="none" w:sz="0" w:space="0" w:color="000000"/>
             </w:tcBorders>
             <w:shd w:val="clear" w:color="auto" w:fill="FEFEFE"/>
             <w:tcMar>
-              <w:top w:w="12" w:type="dxa"/>
-              <w:left w:w="24" w:type="dxa"/>
-              <w:right w:w="24" w:type="dxa"/>
+              <w:top w:w="15" w:type="dxa"/>
+              <w:left w:w="30" w:type="dxa"/>
+              <w:right w:w="30" w:type="dxa"/>
             </w:tcMar>
             <w:vAlign w:val="bottom"/>
           </w:tcPr>
@@ -700,26 +794,25 @@
               <w:autoSpaceDN w:val="0"/>
               <w:adjustRightInd w:val="0"/>
               <w:spacing w:after="0" w:line="240" w:lineRule="auto"/>
-              <w:jc w:val="right"/>
-              <w:rPr>
-                <w:rFonts w:ascii="Segoe UI" w:eastAsia="Times New Roman" w:hAnsi="Segoe UI" w:cs="Segoe UI"/>
+              <w:rPr>
+                <w:rFonts w:ascii="system-ui" w:eastAsia="Times New Roman" w:hAnsi="system-ui" w:cs="system-ui"/>
                 <w:b/>
                 <w:bCs/>
                 <w:color w:val="000000"/>
                 <w:kern w:val="0"/>
                 <w:sz w:val="18"/>
-                <w:szCs w:val="15"/>
+                <w:szCs w:val="18"/>
               </w:rPr>
             </w:pPr>
             <w:r>
               <w:rPr>
-                <w:rFonts w:ascii="Segoe UI" w:eastAsia="Times New Roman" w:hAnsi="Segoe UI" w:cs="Segoe UI"/>
+                <w:rFonts w:ascii="system-ui" w:eastAsia="Times New Roman" w:hAnsi="system-ui" w:cs="system-ui"/>
                 <w:b/>
                 <w:bCs/>
                 <w:color w:val="000000"/>
                 <w:kern w:val="0"/>
                 <w:sz w:val="18"/>
-                <w:szCs w:val="15"/>
+                <w:szCs w:val="18"/>
               </w:rPr>
               <w:t>Median</w:t>
             </w:r>
@@ -727,17 +820,18 @@
         </w:tc>
         <w:tc>
           <w:tcPr>
-            <w:tcW w:w="626" w:type="dxa"/>
+            <w:tcW w:w="683" w:type="dxa"/>
             <w:tcBorders>
+              <w:top w:val="none" w:sz="0" w:space="0" w:color="000000"/>
               <w:left w:val="none" w:sz="0" w:space="0" w:color="000000"/>
-              <w:bottom w:val="single" w:sz="4" w:space="0" w:color="auto"/>
+              <w:bottom w:val="single" w:sz="6" w:space="0" w:color="383838"/>
               <w:right w:val="none" w:sz="0" w:space="0" w:color="000000"/>
             </w:tcBorders>
             <w:shd w:val="clear" w:color="auto" w:fill="FEFEFE"/>
             <w:tcMar>
-              <w:top w:w="12" w:type="dxa"/>
-              <w:left w:w="24" w:type="dxa"/>
-              <w:right w:w="24" w:type="dxa"/>
+              <w:top w:w="15" w:type="dxa"/>
+              <w:left w:w="30" w:type="dxa"/>
+              <w:right w:w="30" w:type="dxa"/>
             </w:tcMar>
             <w:vAlign w:val="bottom"/>
           </w:tcPr>
@@ -747,26 +841,25 @@
               <w:autoSpaceDN w:val="0"/>
               <w:adjustRightInd w:val="0"/>
               <w:spacing w:after="0" w:line="240" w:lineRule="auto"/>
-              <w:jc w:val="right"/>
-              <w:rPr>
-                <w:rFonts w:ascii="Segoe UI" w:eastAsia="Times New Roman" w:hAnsi="Segoe UI" w:cs="Segoe UI"/>
+              <w:rPr>
+                <w:rFonts w:ascii="system-ui" w:eastAsia="Times New Roman" w:hAnsi="system-ui" w:cs="system-ui"/>
                 <w:b/>
                 <w:bCs/>
                 <w:color w:val="000000"/>
                 <w:kern w:val="0"/>
                 <w:sz w:val="18"/>
-                <w:szCs w:val="15"/>
+                <w:szCs w:val="18"/>
               </w:rPr>
             </w:pPr>
             <w:r>
               <w:rPr>
-                <w:rFonts w:ascii="Segoe UI" w:eastAsia="Times New Roman" w:hAnsi="Segoe UI" w:cs="Segoe UI"/>
+                <w:rFonts w:ascii="system-ui" w:eastAsia="Times New Roman" w:hAnsi="system-ui" w:cs="system-ui"/>
                 <w:b/>
                 <w:bCs/>
                 <w:color w:val="000000"/>
                 <w:kern w:val="0"/>
                 <w:sz w:val="18"/>
-                <w:szCs w:val="15"/>
+                <w:szCs w:val="18"/>
               </w:rPr>
               <w:t>Q3</w:t>
             </w:r>
@@ -774,17 +867,18 @@
         </w:tc>
         <w:tc>
           <w:tcPr>
-            <w:tcW w:w="1100" w:type="dxa"/>
+            <w:tcW w:w="1199" w:type="dxa"/>
             <w:tcBorders>
+              <w:top w:val="none" w:sz="0" w:space="0" w:color="000000"/>
               <w:left w:val="none" w:sz="0" w:space="0" w:color="000000"/>
-              <w:bottom w:val="single" w:sz="4" w:space="0" w:color="auto"/>
+              <w:bottom w:val="single" w:sz="6" w:space="0" w:color="383838"/>
               <w:right w:val="none" w:sz="0" w:space="0" w:color="000000"/>
             </w:tcBorders>
             <w:shd w:val="clear" w:color="auto" w:fill="FEFEFE"/>
             <w:tcMar>
-              <w:top w:w="12" w:type="dxa"/>
-              <w:left w:w="24" w:type="dxa"/>
-              <w:right w:w="24" w:type="dxa"/>
+              <w:top w:w="15" w:type="dxa"/>
+              <w:left w:w="30" w:type="dxa"/>
+              <w:right w:w="30" w:type="dxa"/>
             </w:tcMar>
             <w:vAlign w:val="bottom"/>
           </w:tcPr>
@@ -794,26 +888,25 @@
               <w:autoSpaceDN w:val="0"/>
               <w:adjustRightInd w:val="0"/>
               <w:spacing w:after="0" w:line="240" w:lineRule="auto"/>
-              <w:jc w:val="right"/>
-              <w:rPr>
-                <w:rFonts w:ascii="Segoe UI" w:eastAsia="Times New Roman" w:hAnsi="Segoe UI" w:cs="Segoe UI"/>
+              <w:rPr>
+                <w:rFonts w:ascii="system-ui" w:eastAsia="Times New Roman" w:hAnsi="system-ui" w:cs="system-ui"/>
                 <w:b/>
                 <w:bCs/>
                 <w:color w:val="000000"/>
                 <w:kern w:val="0"/>
                 <w:sz w:val="18"/>
-                <w:szCs w:val="15"/>
+                <w:szCs w:val="18"/>
               </w:rPr>
             </w:pPr>
             <w:r>
               <w:rPr>
-                <w:rFonts w:ascii="Segoe UI" w:eastAsia="Times New Roman" w:hAnsi="Segoe UI" w:cs="Segoe UI"/>
+                <w:rFonts w:ascii="system-ui" w:eastAsia="Times New Roman" w:hAnsi="system-ui" w:cs="system-ui"/>
                 <w:b/>
                 <w:bCs/>
                 <w:color w:val="000000"/>
                 <w:kern w:val="0"/>
                 <w:sz w:val="18"/>
-                <w:szCs w:val="15"/>
+                <w:szCs w:val="18"/>
               </w:rPr>
               <w:t>Maximum</w:t>
             </w:r>
@@ -821,23 +914,30 @@
         </w:tc>
       </w:tr>
       <w:tr>
+        <w:tblPrEx>
+          <w:tblCellMar>
+            <w:top w:w="0" w:type="dxa"/>
+            <w:bottom w:w="0" w:type="dxa"/>
+          </w:tblCellMar>
+        </w:tblPrEx>
         <w:trPr>
-          <w:trHeight w:val="228"/>
+          <w:trHeight w:val="236"/>
           <w:jc w:val="center"/>
         </w:trPr>
         <w:tc>
           <w:tcPr>
-            <w:tcW w:w="932" w:type="dxa"/>
+            <w:tcW w:w="1016" w:type="dxa"/>
             <w:tcBorders>
-              <w:top w:val="single" w:sz="4" w:space="0" w:color="auto"/>
+              <w:top w:val="nil"/>
               <w:left w:val="nil"/>
+              <w:bottom w:val="nil"/>
               <w:right w:val="nil"/>
             </w:tcBorders>
             <w:shd w:val="clear" w:color="auto" w:fill="FEFEFE"/>
             <w:tcMar>
-              <w:top w:w="12" w:type="dxa"/>
-              <w:left w:w="24" w:type="dxa"/>
-              <w:right w:w="24" w:type="dxa"/>
+              <w:top w:w="15" w:type="dxa"/>
+              <w:left w:w="30" w:type="dxa"/>
+              <w:right w:w="30" w:type="dxa"/>
             </w:tcMar>
           </w:tcPr>
           <w:p>
@@ -851,7 +951,7 @@
                 <w:color w:val="000000"/>
                 <w:kern w:val="0"/>
                 <w:sz w:val="18"/>
-                <w:szCs w:val="14"/>
+                <w:szCs w:val="18"/>
               </w:rPr>
             </w:pPr>
             <w:r>
@@ -860,26 +960,26 @@
                 <w:color w:val="000000"/>
                 <w:kern w:val="0"/>
                 <w:sz w:val="18"/>
-                <w:szCs w:val="14"/>
-              </w:rPr>
-              <w:t>Results</w:t>
+                <w:szCs w:val="18"/>
+              </w:rPr>
+              <w:t>Time (sec)</w:t>
             </w:r>
           </w:p>
         </w:tc>
         <w:tc>
           <w:tcPr>
-            <w:tcW w:w="947" w:type="dxa"/>
+            <w:tcW w:w="1032" w:type="dxa"/>
             <w:tcBorders>
-              <w:top w:val="single" w:sz="4" w:space="0" w:color="auto"/>
+              <w:top w:val="nil"/>
               <w:left w:val="nil"/>
-              <w:bottom w:val="single" w:sz="4" w:space="0" w:color="auto"/>
+              <w:bottom w:val="nil"/>
               <w:right w:val="nil"/>
             </w:tcBorders>
             <w:shd w:val="clear" w:color="auto" w:fill="FEFEFE"/>
             <w:tcMar>
-              <w:top w:w="12" w:type="dxa"/>
-              <w:left w:w="24" w:type="dxa"/>
-              <w:right w:w="24" w:type="dxa"/>
+              <w:top w:w="15" w:type="dxa"/>
+              <w:left w:w="30" w:type="dxa"/>
+              <w:right w:w="30" w:type="dxa"/>
             </w:tcMar>
           </w:tcPr>
           <w:p>
@@ -893,7 +993,7 @@
                 <w:color w:val="000000"/>
                 <w:kern w:val="0"/>
                 <w:sz w:val="18"/>
-                <w:szCs w:val="14"/>
+                <w:szCs w:val="18"/>
               </w:rPr>
             </w:pPr>
             <w:r>
@@ -902,7 +1002,7 @@
                 <w:color w:val="000000"/>
                 <w:kern w:val="0"/>
                 <w:sz w:val="18"/>
-                <w:szCs w:val="14"/>
+                <w:szCs w:val="18"/>
               </w:rPr>
               <w:t>Backstroke</w:t>
             </w:r>
@@ -910,18 +1010,18 @@
         </w:tc>
         <w:tc>
           <w:tcPr>
-            <w:tcW w:w="397" w:type="dxa"/>
+            <w:tcW w:w="433" w:type="dxa"/>
             <w:tcBorders>
-              <w:top w:val="single" w:sz="4" w:space="0" w:color="auto"/>
+              <w:top w:val="nil"/>
               <w:left w:val="nil"/>
-              <w:bottom w:val="single" w:sz="4" w:space="0" w:color="auto"/>
+              <w:bottom w:val="nil"/>
               <w:right w:val="nil"/>
             </w:tcBorders>
             <w:shd w:val="clear" w:color="auto" w:fill="FEFEFE"/>
             <w:tcMar>
-              <w:top w:w="12" w:type="dxa"/>
-              <w:left w:w="24" w:type="dxa"/>
-              <w:right w:w="24" w:type="dxa"/>
+              <w:top w:w="15" w:type="dxa"/>
+              <w:left w:w="30" w:type="dxa"/>
+              <w:right w:w="30" w:type="dxa"/>
             </w:tcMar>
           </w:tcPr>
           <w:p>
@@ -930,13 +1030,12 @@
               <w:autoSpaceDN w:val="0"/>
               <w:adjustRightInd w:val="0"/>
               <w:spacing w:after="0" w:line="240" w:lineRule="auto"/>
-              <w:jc w:val="right"/>
-              <w:rPr>
-                <w:rFonts w:ascii="system-ui" w:eastAsia="Times New Roman" w:hAnsi="system-ui" w:cs="system-ui"/>
-                <w:color w:val="000000"/>
-                <w:kern w:val="0"/>
-                <w:sz w:val="18"/>
-                <w:szCs w:val="14"/>
+              <w:rPr>
+                <w:rFonts w:ascii="system-ui" w:eastAsia="Times New Roman" w:hAnsi="system-ui" w:cs="system-ui"/>
+                <w:color w:val="000000"/>
+                <w:kern w:val="0"/>
+                <w:sz w:val="18"/>
+                <w:szCs w:val="18"/>
               </w:rPr>
             </w:pPr>
             <w:r>
@@ -945,26 +1044,26 @@
                 <w:color w:val="000000"/>
                 <w:kern w:val="0"/>
                 <w:sz w:val="18"/>
-                <w:szCs w:val="14"/>
-              </w:rPr>
-              <w:t>29</w:t>
+                <w:szCs w:val="18"/>
+              </w:rPr>
+              <w:t xml:space="preserve">  37</w:t>
             </w:r>
           </w:p>
         </w:tc>
         <w:tc>
           <w:tcPr>
-            <w:tcW w:w="672" w:type="dxa"/>
+            <w:tcW w:w="733" w:type="dxa"/>
             <w:tcBorders>
-              <w:top w:val="single" w:sz="4" w:space="0" w:color="auto"/>
+              <w:top w:val="nil"/>
               <w:left w:val="nil"/>
-              <w:bottom w:val="single" w:sz="4" w:space="0" w:color="auto"/>
+              <w:bottom w:val="nil"/>
               <w:right w:val="nil"/>
             </w:tcBorders>
             <w:shd w:val="clear" w:color="auto" w:fill="FEFEFE"/>
             <w:tcMar>
-              <w:top w:w="12" w:type="dxa"/>
-              <w:left w:w="24" w:type="dxa"/>
-              <w:right w:w="24" w:type="dxa"/>
+              <w:top w:w="15" w:type="dxa"/>
+              <w:left w:w="30" w:type="dxa"/>
+              <w:right w:w="30" w:type="dxa"/>
             </w:tcMar>
           </w:tcPr>
           <w:p>
@@ -973,13 +1072,12 @@
               <w:autoSpaceDN w:val="0"/>
               <w:adjustRightInd w:val="0"/>
               <w:spacing w:after="0" w:line="240" w:lineRule="auto"/>
-              <w:jc w:val="right"/>
-              <w:rPr>
-                <w:rFonts w:ascii="system-ui" w:eastAsia="Times New Roman" w:hAnsi="system-ui" w:cs="system-ui"/>
-                <w:color w:val="000000"/>
-                <w:kern w:val="0"/>
-                <w:sz w:val="18"/>
-                <w:szCs w:val="14"/>
+              <w:rPr>
+                <w:rFonts w:ascii="system-ui" w:eastAsia="Times New Roman" w:hAnsi="system-ui" w:cs="system-ui"/>
+                <w:color w:val="000000"/>
+                <w:kern w:val="0"/>
+                <w:sz w:val="18"/>
+                <w:szCs w:val="18"/>
               </w:rPr>
             </w:pPr>
             <w:r>
@@ -988,26 +1086,26 @@
                 <w:color w:val="000000"/>
                 <w:kern w:val="0"/>
                 <w:sz w:val="18"/>
-                <w:szCs w:val="14"/>
-              </w:rPr>
-              <w:t>58.859</w:t>
+                <w:szCs w:val="18"/>
+              </w:rPr>
+              <w:t>58.800</w:t>
             </w:r>
           </w:p>
         </w:tc>
         <w:tc>
           <w:tcPr>
-            <w:tcW w:w="703" w:type="dxa"/>
+            <w:tcW w:w="766" w:type="dxa"/>
             <w:tcBorders>
-              <w:top w:val="single" w:sz="4" w:space="0" w:color="auto"/>
+              <w:top w:val="nil"/>
               <w:left w:val="nil"/>
-              <w:bottom w:val="single" w:sz="4" w:space="0" w:color="auto"/>
+              <w:bottom w:val="nil"/>
               <w:right w:val="nil"/>
             </w:tcBorders>
             <w:shd w:val="clear" w:color="auto" w:fill="FEFEFE"/>
             <w:tcMar>
-              <w:top w:w="12" w:type="dxa"/>
-              <w:left w:w="24" w:type="dxa"/>
-              <w:right w:w="24" w:type="dxa"/>
+              <w:top w:w="15" w:type="dxa"/>
+              <w:left w:w="30" w:type="dxa"/>
+              <w:right w:w="30" w:type="dxa"/>
             </w:tcMar>
           </w:tcPr>
           <w:p>
@@ -1016,13 +1114,12 @@
               <w:autoSpaceDN w:val="0"/>
               <w:adjustRightInd w:val="0"/>
               <w:spacing w:after="0" w:line="240" w:lineRule="auto"/>
-              <w:jc w:val="right"/>
-              <w:rPr>
-                <w:rFonts w:ascii="system-ui" w:eastAsia="Times New Roman" w:hAnsi="system-ui" w:cs="system-ui"/>
-                <w:color w:val="000000"/>
-                <w:kern w:val="0"/>
-                <w:sz w:val="18"/>
-                <w:szCs w:val="14"/>
+              <w:rPr>
+                <w:rFonts w:ascii="system-ui" w:eastAsia="Times New Roman" w:hAnsi="system-ui" w:cs="system-ui"/>
+                <w:color w:val="000000"/>
+                <w:kern w:val="0"/>
+                <w:sz w:val="18"/>
+                <w:szCs w:val="18"/>
               </w:rPr>
             </w:pPr>
             <w:r>
@@ -1031,26 +1128,26 @@
                 <w:color w:val="000000"/>
                 <w:kern w:val="0"/>
                 <w:sz w:val="18"/>
-                <w:szCs w:val="14"/>
-              </w:rPr>
-              <w:t>0.523</w:t>
+                <w:szCs w:val="18"/>
+              </w:rPr>
+              <w:t>0.618</w:t>
             </w:r>
           </w:p>
         </w:tc>
         <w:tc>
           <w:tcPr>
-            <w:tcW w:w="1070" w:type="dxa"/>
+            <w:tcW w:w="1166" w:type="dxa"/>
             <w:tcBorders>
-              <w:top w:val="single" w:sz="4" w:space="0" w:color="auto"/>
+              <w:top w:val="nil"/>
               <w:left w:val="nil"/>
-              <w:bottom w:val="single" w:sz="4" w:space="0" w:color="auto"/>
+              <w:bottom w:val="nil"/>
               <w:right w:val="nil"/>
             </w:tcBorders>
             <w:shd w:val="clear" w:color="auto" w:fill="FEFEFE"/>
             <w:tcMar>
-              <w:top w:w="12" w:type="dxa"/>
-              <w:left w:w="24" w:type="dxa"/>
-              <w:right w:w="24" w:type="dxa"/>
+              <w:top w:w="15" w:type="dxa"/>
+              <w:left w:w="30" w:type="dxa"/>
+              <w:right w:w="30" w:type="dxa"/>
             </w:tcMar>
           </w:tcPr>
           <w:p>
@@ -1059,13 +1156,12 @@
               <w:autoSpaceDN w:val="0"/>
               <w:adjustRightInd w:val="0"/>
               <w:spacing w:after="0" w:line="240" w:lineRule="auto"/>
-              <w:jc w:val="right"/>
-              <w:rPr>
-                <w:rFonts w:ascii="system-ui" w:eastAsia="Times New Roman" w:hAnsi="system-ui" w:cs="system-ui"/>
-                <w:color w:val="000000"/>
-                <w:kern w:val="0"/>
-                <w:sz w:val="18"/>
-                <w:szCs w:val="14"/>
+              <w:rPr>
+                <w:rFonts w:ascii="system-ui" w:eastAsia="Times New Roman" w:hAnsi="system-ui" w:cs="system-ui"/>
+                <w:color w:val="000000"/>
+                <w:kern w:val="0"/>
+                <w:sz w:val="18"/>
+                <w:szCs w:val="18"/>
               </w:rPr>
             </w:pPr>
             <w:r>
@@ -1074,26 +1170,26 @@
                 <w:color w:val="000000"/>
                 <w:kern w:val="0"/>
                 <w:sz w:val="18"/>
-                <w:szCs w:val="14"/>
-              </w:rPr>
-              <w:t>57.470</w:t>
+                <w:szCs w:val="18"/>
+              </w:rPr>
+              <w:t>57.330</w:t>
             </w:r>
           </w:p>
         </w:tc>
         <w:tc>
           <w:tcPr>
-            <w:tcW w:w="626" w:type="dxa"/>
+            <w:tcW w:w="683" w:type="dxa"/>
             <w:tcBorders>
-              <w:top w:val="single" w:sz="4" w:space="0" w:color="auto"/>
+              <w:top w:val="nil"/>
               <w:left w:val="nil"/>
-              <w:bottom w:val="single" w:sz="4" w:space="0" w:color="auto"/>
+              <w:bottom w:val="nil"/>
               <w:right w:val="nil"/>
             </w:tcBorders>
             <w:shd w:val="clear" w:color="auto" w:fill="FEFEFE"/>
             <w:tcMar>
-              <w:top w:w="12" w:type="dxa"/>
-              <w:left w:w="24" w:type="dxa"/>
-              <w:right w:w="24" w:type="dxa"/>
+              <w:top w:w="15" w:type="dxa"/>
+              <w:left w:w="30" w:type="dxa"/>
+              <w:right w:w="30" w:type="dxa"/>
             </w:tcMar>
           </w:tcPr>
           <w:p>
@@ -1102,13 +1198,12 @@
               <w:autoSpaceDN w:val="0"/>
               <w:adjustRightInd w:val="0"/>
               <w:spacing w:after="0" w:line="240" w:lineRule="auto"/>
-              <w:jc w:val="right"/>
-              <w:rPr>
-                <w:rFonts w:ascii="system-ui" w:eastAsia="Times New Roman" w:hAnsi="system-ui" w:cs="system-ui"/>
-                <w:color w:val="000000"/>
-                <w:kern w:val="0"/>
-                <w:sz w:val="18"/>
-                <w:szCs w:val="14"/>
+              <w:rPr>
+                <w:rFonts w:ascii="system-ui" w:eastAsia="Times New Roman" w:hAnsi="system-ui" w:cs="system-ui"/>
+                <w:color w:val="000000"/>
+                <w:kern w:val="0"/>
+                <w:sz w:val="18"/>
+                <w:szCs w:val="18"/>
               </w:rPr>
             </w:pPr>
             <w:r>
@@ -1117,26 +1212,26 @@
                 <w:color w:val="000000"/>
                 <w:kern w:val="0"/>
                 <w:sz w:val="18"/>
-                <w:szCs w:val="14"/>
-              </w:rPr>
-              <w:t>58.565</w:t>
+                <w:szCs w:val="18"/>
+              </w:rPr>
+              <w:t>58.440</w:t>
             </w:r>
           </w:p>
         </w:tc>
         <w:tc>
           <w:tcPr>
-            <w:tcW w:w="856" w:type="dxa"/>
+            <w:tcW w:w="932" w:type="dxa"/>
             <w:tcBorders>
-              <w:top w:val="single" w:sz="4" w:space="0" w:color="auto"/>
+              <w:top w:val="nil"/>
               <w:left w:val="nil"/>
-              <w:bottom w:val="single" w:sz="4" w:space="0" w:color="auto"/>
+              <w:bottom w:val="nil"/>
               <w:right w:val="nil"/>
             </w:tcBorders>
             <w:shd w:val="clear" w:color="auto" w:fill="FEFEFE"/>
             <w:tcMar>
-              <w:top w:w="12" w:type="dxa"/>
-              <w:left w:w="24" w:type="dxa"/>
-              <w:right w:w="24" w:type="dxa"/>
+              <w:top w:w="15" w:type="dxa"/>
+              <w:left w:w="30" w:type="dxa"/>
+              <w:right w:w="30" w:type="dxa"/>
             </w:tcMar>
           </w:tcPr>
           <w:p>
@@ -1145,13 +1240,12 @@
               <w:autoSpaceDN w:val="0"/>
               <w:adjustRightInd w:val="0"/>
               <w:spacing w:after="0" w:line="240" w:lineRule="auto"/>
-              <w:jc w:val="right"/>
-              <w:rPr>
-                <w:rFonts w:ascii="system-ui" w:eastAsia="Times New Roman" w:hAnsi="system-ui" w:cs="system-ui"/>
-                <w:color w:val="000000"/>
-                <w:kern w:val="0"/>
-                <w:sz w:val="18"/>
-                <w:szCs w:val="14"/>
+              <w:rPr>
+                <w:rFonts w:ascii="system-ui" w:eastAsia="Times New Roman" w:hAnsi="system-ui" w:cs="system-ui"/>
+                <w:color w:val="000000"/>
+                <w:kern w:val="0"/>
+                <w:sz w:val="18"/>
+                <w:szCs w:val="18"/>
               </w:rPr>
             </w:pPr>
             <w:r>
@@ -1160,7 +1254,7 @@
                 <w:color w:val="000000"/>
                 <w:kern w:val="0"/>
                 <w:sz w:val="18"/>
-                <w:szCs w:val="14"/>
+                <w:szCs w:val="18"/>
               </w:rPr>
               <w:t>58.950</w:t>
             </w:r>
@@ -1168,18 +1262,18 @@
         </w:tc>
         <w:tc>
           <w:tcPr>
-            <w:tcW w:w="626" w:type="dxa"/>
+            <w:tcW w:w="683" w:type="dxa"/>
             <w:tcBorders>
-              <w:top w:val="single" w:sz="4" w:space="0" w:color="auto"/>
+              <w:top w:val="nil"/>
               <w:left w:val="nil"/>
-              <w:bottom w:val="single" w:sz="4" w:space="0" w:color="auto"/>
+              <w:bottom w:val="nil"/>
               <w:right w:val="nil"/>
             </w:tcBorders>
             <w:shd w:val="clear" w:color="auto" w:fill="FEFEFE"/>
             <w:tcMar>
-              <w:top w:w="12" w:type="dxa"/>
-              <w:left w:w="24" w:type="dxa"/>
-              <w:right w:w="24" w:type="dxa"/>
+              <w:top w:w="15" w:type="dxa"/>
+              <w:left w:w="30" w:type="dxa"/>
+              <w:right w:w="30" w:type="dxa"/>
             </w:tcMar>
           </w:tcPr>
           <w:p>
@@ -1188,13 +1282,12 @@
               <w:autoSpaceDN w:val="0"/>
               <w:adjustRightInd w:val="0"/>
               <w:spacing w:after="0" w:line="240" w:lineRule="auto"/>
-              <w:jc w:val="right"/>
-              <w:rPr>
-                <w:rFonts w:ascii="system-ui" w:eastAsia="Times New Roman" w:hAnsi="system-ui" w:cs="system-ui"/>
-                <w:color w:val="000000"/>
-                <w:kern w:val="0"/>
-                <w:sz w:val="18"/>
-                <w:szCs w:val="14"/>
+              <w:rPr>
+                <w:rFonts w:ascii="system-ui" w:eastAsia="Times New Roman" w:hAnsi="system-ui" w:cs="system-ui"/>
+                <w:color w:val="000000"/>
+                <w:kern w:val="0"/>
+                <w:sz w:val="18"/>
+                <w:szCs w:val="18"/>
               </w:rPr>
             </w:pPr>
             <w:r>
@@ -1203,26 +1296,26 @@
                 <w:color w:val="000000"/>
                 <w:kern w:val="0"/>
                 <w:sz w:val="18"/>
-                <w:szCs w:val="14"/>
-              </w:rPr>
-              <w:t>59.230</w:t>
+                <w:szCs w:val="18"/>
+              </w:rPr>
+              <w:t>59.240</w:t>
             </w:r>
           </w:p>
         </w:tc>
         <w:tc>
           <w:tcPr>
-            <w:tcW w:w="1100" w:type="dxa"/>
+            <w:tcW w:w="1199" w:type="dxa"/>
             <w:tcBorders>
-              <w:top w:val="single" w:sz="4" w:space="0" w:color="auto"/>
+              <w:top w:val="nil"/>
               <w:left w:val="nil"/>
-              <w:bottom w:val="single" w:sz="4" w:space="0" w:color="auto"/>
+              <w:bottom w:val="nil"/>
               <w:right w:val="nil"/>
             </w:tcBorders>
             <w:shd w:val="clear" w:color="auto" w:fill="FEFEFE"/>
             <w:tcMar>
-              <w:top w:w="12" w:type="dxa"/>
-              <w:left w:w="24" w:type="dxa"/>
-              <w:right w:w="24" w:type="dxa"/>
+              <w:top w:w="15" w:type="dxa"/>
+              <w:left w:w="30" w:type="dxa"/>
+              <w:right w:w="30" w:type="dxa"/>
             </w:tcMar>
           </w:tcPr>
           <w:p>
@@ -1231,13 +1324,12 @@
               <w:autoSpaceDN w:val="0"/>
               <w:adjustRightInd w:val="0"/>
               <w:spacing w:after="0" w:line="240" w:lineRule="auto"/>
-              <w:jc w:val="right"/>
-              <w:rPr>
-                <w:rFonts w:ascii="system-ui" w:eastAsia="Times New Roman" w:hAnsi="system-ui" w:cs="system-ui"/>
-                <w:color w:val="000000"/>
-                <w:kern w:val="0"/>
-                <w:sz w:val="18"/>
-                <w:szCs w:val="14"/>
+              <w:rPr>
+                <w:rFonts w:ascii="system-ui" w:eastAsia="Times New Roman" w:hAnsi="system-ui" w:cs="system-ui"/>
+                <w:color w:val="000000"/>
+                <w:kern w:val="0"/>
+                <w:sz w:val="18"/>
+                <w:szCs w:val="18"/>
               </w:rPr>
             </w:pPr>
             <w:r>
@@ -1246,29 +1338,37 @@
                 <w:color w:val="000000"/>
                 <w:kern w:val="0"/>
                 <w:sz w:val="18"/>
-                <w:szCs w:val="14"/>
-              </w:rPr>
-              <w:t>59.720</w:t>
+                <w:szCs w:val="18"/>
+              </w:rPr>
+              <w:t>59.800</w:t>
             </w:r>
           </w:p>
         </w:tc>
       </w:tr>
       <w:tr>
+        <w:tblPrEx>
+          <w:tblCellMar>
+            <w:top w:w="0" w:type="dxa"/>
+            <w:bottom w:w="0" w:type="dxa"/>
+          </w:tblCellMar>
+        </w:tblPrEx>
         <w:trPr>
-          <w:trHeight w:val="228"/>
+          <w:trHeight w:val="252"/>
           <w:jc w:val="center"/>
         </w:trPr>
         <w:tc>
           <w:tcPr>
-            <w:tcW w:w="932" w:type="dxa"/>
+            <w:tcW w:w="1016" w:type="dxa"/>
             <w:tcBorders>
+              <w:top w:val="nil"/>
               <w:left w:val="nil"/>
+              <w:bottom w:val="nil"/>
               <w:right w:val="nil"/>
             </w:tcBorders>
             <w:shd w:val="clear" w:color="auto" w:fill="FEFEFE"/>
             <w:tcMar>
-              <w:left w:w="24" w:type="dxa"/>
-              <w:right w:w="24" w:type="dxa"/>
+              <w:left w:w="30" w:type="dxa"/>
+              <w:right w:w="30" w:type="dxa"/>
             </w:tcMar>
           </w:tcPr>
           <w:p>
@@ -1282,7 +1382,7 @@
                 <w:color w:val="000000"/>
                 <w:kern w:val="0"/>
                 <w:sz w:val="18"/>
-                <w:szCs w:val="14"/>
+                <w:szCs w:val="18"/>
               </w:rPr>
             </w:pPr>
             <w:r>
@@ -1291,7 +1391,7 @@
                 <w:color w:val="000000"/>
                 <w:kern w:val="0"/>
                 <w:sz w:val="18"/>
-                <w:szCs w:val="14"/>
+                <w:szCs w:val="18"/>
               </w:rPr>
               <w:t> </w:t>
             </w:r>
@@ -1299,18 +1399,18 @@
         </w:tc>
         <w:tc>
           <w:tcPr>
-            <w:tcW w:w="947" w:type="dxa"/>
+            <w:tcW w:w="1032" w:type="dxa"/>
             <w:tcBorders>
-              <w:top w:val="single" w:sz="4" w:space="0" w:color="auto"/>
+              <w:top w:val="nil"/>
               <w:left w:val="nil"/>
-              <w:bottom w:val="single" w:sz="4" w:space="0" w:color="auto"/>
+              <w:bottom w:val="nil"/>
               <w:right w:val="nil"/>
             </w:tcBorders>
             <w:shd w:val="clear" w:color="auto" w:fill="FEFEFE"/>
             <w:tcMar>
-              <w:top w:w="12" w:type="dxa"/>
-              <w:left w:w="24" w:type="dxa"/>
-              <w:right w:w="24" w:type="dxa"/>
+              <w:top w:w="15" w:type="dxa"/>
+              <w:left w:w="30" w:type="dxa"/>
+              <w:right w:w="30" w:type="dxa"/>
             </w:tcMar>
           </w:tcPr>
           <w:p>
@@ -1324,7 +1424,7 @@
                 <w:color w:val="000000"/>
                 <w:kern w:val="0"/>
                 <w:sz w:val="18"/>
-                <w:szCs w:val="14"/>
+                <w:szCs w:val="18"/>
               </w:rPr>
             </w:pPr>
             <w:r>
@@ -1333,7 +1433,7 @@
                 <w:color w:val="000000"/>
                 <w:kern w:val="0"/>
                 <w:sz w:val="18"/>
-                <w:szCs w:val="14"/>
+                <w:szCs w:val="18"/>
               </w:rPr>
               <w:t>Butterfly</w:t>
             </w:r>
@@ -1341,18 +1441,18 @@
         </w:tc>
         <w:tc>
           <w:tcPr>
-            <w:tcW w:w="397" w:type="dxa"/>
+            <w:tcW w:w="433" w:type="dxa"/>
             <w:tcBorders>
-              <w:top w:val="single" w:sz="4" w:space="0" w:color="auto"/>
+              <w:top w:val="nil"/>
               <w:left w:val="nil"/>
-              <w:bottom w:val="single" w:sz="4" w:space="0" w:color="auto"/>
+              <w:bottom w:val="nil"/>
               <w:right w:val="nil"/>
             </w:tcBorders>
             <w:shd w:val="clear" w:color="auto" w:fill="FEFEFE"/>
             <w:tcMar>
-              <w:top w:w="12" w:type="dxa"/>
-              <w:left w:w="24" w:type="dxa"/>
-              <w:right w:w="24" w:type="dxa"/>
+              <w:top w:w="15" w:type="dxa"/>
+              <w:left w:w="30" w:type="dxa"/>
+              <w:right w:w="30" w:type="dxa"/>
             </w:tcMar>
           </w:tcPr>
           <w:p>
@@ -1361,13 +1461,12 @@
               <w:autoSpaceDN w:val="0"/>
               <w:adjustRightInd w:val="0"/>
               <w:spacing w:after="0" w:line="240" w:lineRule="auto"/>
-              <w:jc w:val="right"/>
-              <w:rPr>
-                <w:rFonts w:ascii="system-ui" w:eastAsia="Times New Roman" w:hAnsi="system-ui" w:cs="system-ui"/>
-                <w:color w:val="000000"/>
-                <w:kern w:val="0"/>
-                <w:sz w:val="18"/>
-                <w:szCs w:val="14"/>
+              <w:rPr>
+                <w:rFonts w:ascii="system-ui" w:eastAsia="Times New Roman" w:hAnsi="system-ui" w:cs="system-ui"/>
+                <w:color w:val="000000"/>
+                <w:kern w:val="0"/>
+                <w:sz w:val="18"/>
+                <w:szCs w:val="18"/>
               </w:rPr>
             </w:pPr>
             <w:r>
@@ -1376,26 +1475,26 @@
                 <w:color w:val="000000"/>
                 <w:kern w:val="0"/>
                 <w:sz w:val="18"/>
-                <w:szCs w:val="14"/>
-              </w:rPr>
-              <w:t>61</w:t>
+                <w:szCs w:val="18"/>
+              </w:rPr>
+              <w:t xml:space="preserve">  69</w:t>
             </w:r>
           </w:p>
         </w:tc>
         <w:tc>
           <w:tcPr>
-            <w:tcW w:w="672" w:type="dxa"/>
+            <w:tcW w:w="733" w:type="dxa"/>
             <w:tcBorders>
-              <w:top w:val="single" w:sz="4" w:space="0" w:color="auto"/>
+              <w:top w:val="nil"/>
               <w:left w:val="nil"/>
-              <w:bottom w:val="single" w:sz="4" w:space="0" w:color="auto"/>
+              <w:bottom w:val="nil"/>
               <w:right w:val="nil"/>
             </w:tcBorders>
             <w:shd w:val="clear" w:color="auto" w:fill="FEFEFE"/>
             <w:tcMar>
-              <w:top w:w="12" w:type="dxa"/>
-              <w:left w:w="24" w:type="dxa"/>
-              <w:right w:w="24" w:type="dxa"/>
+              <w:top w:w="15" w:type="dxa"/>
+              <w:left w:w="30" w:type="dxa"/>
+              <w:right w:w="30" w:type="dxa"/>
             </w:tcMar>
           </w:tcPr>
           <w:p>
@@ -1404,13 +1503,12 @@
               <w:autoSpaceDN w:val="0"/>
               <w:adjustRightInd w:val="0"/>
               <w:spacing w:after="0" w:line="240" w:lineRule="auto"/>
-              <w:jc w:val="right"/>
-              <w:rPr>
-                <w:rFonts w:ascii="system-ui" w:eastAsia="Times New Roman" w:hAnsi="system-ui" w:cs="system-ui"/>
-                <w:color w:val="000000"/>
-                <w:kern w:val="0"/>
-                <w:sz w:val="18"/>
-                <w:szCs w:val="14"/>
+              <w:rPr>
+                <w:rFonts w:ascii="system-ui" w:eastAsia="Times New Roman" w:hAnsi="system-ui" w:cs="system-ui"/>
+                <w:color w:val="000000"/>
+                <w:kern w:val="0"/>
+                <w:sz w:val="18"/>
+                <w:szCs w:val="18"/>
               </w:rPr>
             </w:pPr>
             <w:r>
@@ -1419,26 +1517,26 @@
                 <w:color w:val="000000"/>
                 <w:kern w:val="0"/>
                 <w:sz w:val="18"/>
-                <w:szCs w:val="14"/>
-              </w:rPr>
-              <w:t>57.860</w:t>
+                <w:szCs w:val="18"/>
+              </w:rPr>
+              <w:t>57.698</w:t>
             </w:r>
           </w:p>
         </w:tc>
         <w:tc>
           <w:tcPr>
-            <w:tcW w:w="703" w:type="dxa"/>
+            <w:tcW w:w="766" w:type="dxa"/>
             <w:tcBorders>
-              <w:top w:val="single" w:sz="4" w:space="0" w:color="auto"/>
+              <w:top w:val="nil"/>
               <w:left w:val="nil"/>
-              <w:bottom w:val="single" w:sz="4" w:space="0" w:color="auto"/>
+              <w:bottom w:val="nil"/>
               <w:right w:val="nil"/>
             </w:tcBorders>
             <w:shd w:val="clear" w:color="auto" w:fill="FEFEFE"/>
             <w:tcMar>
-              <w:top w:w="12" w:type="dxa"/>
-              <w:left w:w="24" w:type="dxa"/>
-              <w:right w:w="24" w:type="dxa"/>
+              <w:top w:w="15" w:type="dxa"/>
+              <w:left w:w="30" w:type="dxa"/>
+              <w:right w:w="30" w:type="dxa"/>
             </w:tcMar>
           </w:tcPr>
           <w:p>
@@ -1447,13 +1545,12 @@
               <w:autoSpaceDN w:val="0"/>
               <w:adjustRightInd w:val="0"/>
               <w:spacing w:after="0" w:line="240" w:lineRule="auto"/>
-              <w:jc w:val="right"/>
-              <w:rPr>
-                <w:rFonts w:ascii="system-ui" w:eastAsia="Times New Roman" w:hAnsi="system-ui" w:cs="system-ui"/>
-                <w:color w:val="000000"/>
-                <w:kern w:val="0"/>
-                <w:sz w:val="18"/>
-                <w:szCs w:val="14"/>
+              <w:rPr>
+                <w:rFonts w:ascii="system-ui" w:eastAsia="Times New Roman" w:hAnsi="system-ui" w:cs="system-ui"/>
+                <w:color w:val="000000"/>
+                <w:kern w:val="0"/>
+                <w:sz w:val="18"/>
+                <w:szCs w:val="18"/>
               </w:rPr>
             </w:pPr>
             <w:r>
@@ -1462,26 +1559,26 @@
                 <w:color w:val="000000"/>
                 <w:kern w:val="0"/>
                 <w:sz w:val="18"/>
-                <w:szCs w:val="14"/>
-              </w:rPr>
-              <w:t>1.240</w:t>
+                <w:szCs w:val="18"/>
+              </w:rPr>
+              <w:t>1.266</w:t>
             </w:r>
           </w:p>
         </w:tc>
         <w:tc>
           <w:tcPr>
-            <w:tcW w:w="1070" w:type="dxa"/>
+            <w:tcW w:w="1166" w:type="dxa"/>
             <w:tcBorders>
-              <w:top w:val="single" w:sz="4" w:space="0" w:color="auto"/>
+              <w:top w:val="nil"/>
               <w:left w:val="nil"/>
-              <w:bottom w:val="single" w:sz="4" w:space="0" w:color="auto"/>
+              <w:bottom w:val="nil"/>
               <w:right w:val="nil"/>
             </w:tcBorders>
             <w:shd w:val="clear" w:color="auto" w:fill="FEFEFE"/>
             <w:tcMar>
-              <w:top w:w="12" w:type="dxa"/>
-              <w:left w:w="24" w:type="dxa"/>
-              <w:right w:w="24" w:type="dxa"/>
+              <w:top w:w="15" w:type="dxa"/>
+              <w:left w:w="30" w:type="dxa"/>
+              <w:right w:w="30" w:type="dxa"/>
             </w:tcMar>
           </w:tcPr>
           <w:p>
@@ -1490,13 +1587,12 @@
               <w:autoSpaceDN w:val="0"/>
               <w:adjustRightInd w:val="0"/>
               <w:spacing w:after="0" w:line="240" w:lineRule="auto"/>
-              <w:jc w:val="right"/>
-              <w:rPr>
-                <w:rFonts w:ascii="system-ui" w:eastAsia="Times New Roman" w:hAnsi="system-ui" w:cs="system-ui"/>
-                <w:color w:val="000000"/>
-                <w:kern w:val="0"/>
-                <w:sz w:val="18"/>
-                <w:szCs w:val="14"/>
+              <w:rPr>
+                <w:rFonts w:ascii="system-ui" w:eastAsia="Times New Roman" w:hAnsi="system-ui" w:cs="system-ui"/>
+                <w:color w:val="000000"/>
+                <w:kern w:val="0"/>
+                <w:sz w:val="18"/>
+                <w:szCs w:val="18"/>
               </w:rPr>
             </w:pPr>
             <w:r>
@@ -1505,7 +1601,7 @@
                 <w:color w:val="000000"/>
                 <w:kern w:val="0"/>
                 <w:sz w:val="18"/>
-                <w:szCs w:val="14"/>
+                <w:szCs w:val="18"/>
               </w:rPr>
               <w:t>55.480</w:t>
             </w:r>
@@ -1513,18 +1609,18 @@
         </w:tc>
         <w:tc>
           <w:tcPr>
-            <w:tcW w:w="626" w:type="dxa"/>
+            <w:tcW w:w="683" w:type="dxa"/>
             <w:tcBorders>
-              <w:top w:val="single" w:sz="4" w:space="0" w:color="auto"/>
+              <w:top w:val="nil"/>
               <w:left w:val="nil"/>
-              <w:bottom w:val="single" w:sz="4" w:space="0" w:color="auto"/>
+              <w:bottom w:val="nil"/>
               <w:right w:val="nil"/>
             </w:tcBorders>
             <w:shd w:val="clear" w:color="auto" w:fill="FEFEFE"/>
             <w:tcMar>
-              <w:top w:w="12" w:type="dxa"/>
-              <w:left w:w="24" w:type="dxa"/>
-              <w:right w:w="24" w:type="dxa"/>
+              <w:top w:w="15" w:type="dxa"/>
+              <w:left w:w="30" w:type="dxa"/>
+              <w:right w:w="30" w:type="dxa"/>
             </w:tcMar>
           </w:tcPr>
           <w:p>
@@ -1533,13 +1629,12 @@
               <w:autoSpaceDN w:val="0"/>
               <w:adjustRightInd w:val="0"/>
               <w:spacing w:after="0" w:line="240" w:lineRule="auto"/>
-              <w:jc w:val="right"/>
-              <w:rPr>
-                <w:rFonts w:ascii="system-ui" w:eastAsia="Times New Roman" w:hAnsi="system-ui" w:cs="system-ui"/>
-                <w:color w:val="000000"/>
-                <w:kern w:val="0"/>
-                <w:sz w:val="18"/>
-                <w:szCs w:val="14"/>
+              <w:rPr>
+                <w:rFonts w:ascii="system-ui" w:eastAsia="Times New Roman" w:hAnsi="system-ui" w:cs="system-ui"/>
+                <w:color w:val="000000"/>
+                <w:kern w:val="0"/>
+                <w:sz w:val="18"/>
+                <w:szCs w:val="18"/>
               </w:rPr>
             </w:pPr>
             <w:r>
@@ -1548,26 +1643,26 @@
                 <w:color w:val="000000"/>
                 <w:kern w:val="0"/>
                 <w:sz w:val="18"/>
-                <w:szCs w:val="14"/>
-              </w:rPr>
-              <w:t>56.890</w:t>
+                <w:szCs w:val="18"/>
+              </w:rPr>
+              <w:t>56.745</w:t>
             </w:r>
           </w:p>
         </w:tc>
         <w:tc>
           <w:tcPr>
-            <w:tcW w:w="856" w:type="dxa"/>
+            <w:tcW w:w="932" w:type="dxa"/>
             <w:tcBorders>
-              <w:top w:val="single" w:sz="4" w:space="0" w:color="auto"/>
+              <w:top w:val="nil"/>
               <w:left w:val="nil"/>
-              <w:bottom w:val="single" w:sz="4" w:space="0" w:color="auto"/>
+              <w:bottom w:val="nil"/>
               <w:right w:val="nil"/>
             </w:tcBorders>
             <w:shd w:val="clear" w:color="auto" w:fill="FEFEFE"/>
             <w:tcMar>
-              <w:top w:w="12" w:type="dxa"/>
-              <w:left w:w="24" w:type="dxa"/>
-              <w:right w:w="24" w:type="dxa"/>
+              <w:top w:w="15" w:type="dxa"/>
+              <w:left w:w="30" w:type="dxa"/>
+              <w:right w:w="30" w:type="dxa"/>
             </w:tcMar>
           </w:tcPr>
           <w:p>
@@ -1576,13 +1671,12 @@
               <w:autoSpaceDN w:val="0"/>
               <w:adjustRightInd w:val="0"/>
               <w:spacing w:after="0" w:line="240" w:lineRule="auto"/>
-              <w:jc w:val="right"/>
-              <w:rPr>
-                <w:rFonts w:ascii="system-ui" w:eastAsia="Times New Roman" w:hAnsi="system-ui" w:cs="system-ui"/>
-                <w:color w:val="000000"/>
-                <w:kern w:val="0"/>
-                <w:sz w:val="18"/>
-                <w:szCs w:val="14"/>
+              <w:rPr>
+                <w:rFonts w:ascii="system-ui" w:eastAsia="Times New Roman" w:hAnsi="system-ui" w:cs="system-ui"/>
+                <w:color w:val="000000"/>
+                <w:kern w:val="0"/>
+                <w:sz w:val="18"/>
+                <w:szCs w:val="18"/>
               </w:rPr>
             </w:pPr>
             <w:r>
@@ -1591,26 +1685,26 @@
                 <w:color w:val="000000"/>
                 <w:kern w:val="0"/>
                 <w:sz w:val="18"/>
-                <w:szCs w:val="14"/>
-              </w:rPr>
-              <w:t>57.970</w:t>
+                <w:szCs w:val="18"/>
+              </w:rPr>
+              <w:t>57.720</w:t>
             </w:r>
           </w:p>
         </w:tc>
         <w:tc>
           <w:tcPr>
-            <w:tcW w:w="626" w:type="dxa"/>
+            <w:tcW w:w="683" w:type="dxa"/>
             <w:tcBorders>
-              <w:top w:val="single" w:sz="4" w:space="0" w:color="auto"/>
+              <w:top w:val="nil"/>
               <w:left w:val="nil"/>
-              <w:bottom w:val="single" w:sz="4" w:space="0" w:color="auto"/>
+              <w:bottom w:val="nil"/>
               <w:right w:val="nil"/>
             </w:tcBorders>
             <w:shd w:val="clear" w:color="auto" w:fill="FEFEFE"/>
             <w:tcMar>
-              <w:top w:w="12" w:type="dxa"/>
-              <w:left w:w="24" w:type="dxa"/>
-              <w:right w:w="24" w:type="dxa"/>
+              <w:top w:w="15" w:type="dxa"/>
+              <w:left w:w="30" w:type="dxa"/>
+              <w:right w:w="30" w:type="dxa"/>
             </w:tcMar>
           </w:tcPr>
           <w:p>
@@ -1619,13 +1713,12 @@
               <w:autoSpaceDN w:val="0"/>
               <w:adjustRightInd w:val="0"/>
               <w:spacing w:after="0" w:line="240" w:lineRule="auto"/>
-              <w:jc w:val="right"/>
-              <w:rPr>
-                <w:rFonts w:ascii="system-ui" w:eastAsia="Times New Roman" w:hAnsi="system-ui" w:cs="system-ui"/>
-                <w:color w:val="000000"/>
-                <w:kern w:val="0"/>
-                <w:sz w:val="18"/>
-                <w:szCs w:val="14"/>
+              <w:rPr>
+                <w:rFonts w:ascii="system-ui" w:eastAsia="Times New Roman" w:hAnsi="system-ui" w:cs="system-ui"/>
+                <w:color w:val="000000"/>
+                <w:kern w:val="0"/>
+                <w:sz w:val="18"/>
+                <w:szCs w:val="18"/>
               </w:rPr>
             </w:pPr>
             <w:r>
@@ -1634,26 +1727,26 @@
                 <w:color w:val="000000"/>
                 <w:kern w:val="0"/>
                 <w:sz w:val="18"/>
-                <w:szCs w:val="14"/>
-              </w:rPr>
-              <w:t>59.035</w:t>
+                <w:szCs w:val="18"/>
+              </w:rPr>
+              <w:t>58.980</w:t>
             </w:r>
           </w:p>
         </w:tc>
         <w:tc>
           <w:tcPr>
-            <w:tcW w:w="1100" w:type="dxa"/>
+            <w:tcW w:w="1199" w:type="dxa"/>
             <w:tcBorders>
-              <w:top w:val="single" w:sz="4" w:space="0" w:color="auto"/>
+              <w:top w:val="nil"/>
               <w:left w:val="nil"/>
-              <w:bottom w:val="single" w:sz="4" w:space="0" w:color="auto"/>
+              <w:bottom w:val="nil"/>
               <w:right w:val="nil"/>
             </w:tcBorders>
             <w:shd w:val="clear" w:color="auto" w:fill="FEFEFE"/>
             <w:tcMar>
-              <w:top w:w="12" w:type="dxa"/>
-              <w:left w:w="24" w:type="dxa"/>
-              <w:right w:w="24" w:type="dxa"/>
+              <w:top w:w="15" w:type="dxa"/>
+              <w:left w:w="30" w:type="dxa"/>
+              <w:right w:w="30" w:type="dxa"/>
             </w:tcMar>
           </w:tcPr>
           <w:p>
@@ -1662,13 +1755,12 @@
               <w:autoSpaceDN w:val="0"/>
               <w:adjustRightInd w:val="0"/>
               <w:spacing w:after="0" w:line="240" w:lineRule="auto"/>
-              <w:jc w:val="right"/>
-              <w:rPr>
-                <w:rFonts w:ascii="system-ui" w:eastAsia="Times New Roman" w:hAnsi="system-ui" w:cs="system-ui"/>
-                <w:color w:val="000000"/>
-                <w:kern w:val="0"/>
-                <w:sz w:val="18"/>
-                <w:szCs w:val="14"/>
+              <w:rPr>
+                <w:rFonts w:ascii="system-ui" w:eastAsia="Times New Roman" w:hAnsi="system-ui" w:cs="system-ui"/>
+                <w:color w:val="000000"/>
+                <w:kern w:val="0"/>
+                <w:sz w:val="18"/>
+                <w:szCs w:val="18"/>
               </w:rPr>
             </w:pPr>
             <w:r>
@@ -1677,7 +1769,7 @@
                 <w:color w:val="000000"/>
                 <w:kern w:val="0"/>
                 <w:sz w:val="18"/>
-                <w:szCs w:val="14"/>
+                <w:szCs w:val="18"/>
               </w:rPr>
               <w:t>59.830</w:t>
             </w:r>
@@ -1685,22 +1777,29 @@
         </w:tc>
       </w:tr>
       <w:tr>
+        <w:tblPrEx>
+          <w:tblCellMar>
+            <w:top w:w="0" w:type="dxa"/>
+            <w:bottom w:w="0" w:type="dxa"/>
+          </w:tblCellMar>
+        </w:tblPrEx>
         <w:trPr>
-          <w:trHeight w:val="246"/>
+          <w:trHeight w:val="252"/>
           <w:jc w:val="center"/>
         </w:trPr>
         <w:tc>
           <w:tcPr>
-            <w:tcW w:w="932" w:type="dxa"/>
+            <w:tcW w:w="1016" w:type="dxa"/>
             <w:tcBorders>
+              <w:top w:val="nil"/>
               <w:left w:val="nil"/>
               <w:bottom w:val="nil"/>
               <w:right w:val="nil"/>
             </w:tcBorders>
             <w:shd w:val="clear" w:color="auto" w:fill="FEFEFE"/>
             <w:tcMar>
-              <w:left w:w="24" w:type="dxa"/>
-              <w:right w:w="24" w:type="dxa"/>
+              <w:left w:w="30" w:type="dxa"/>
+              <w:right w:w="30" w:type="dxa"/>
             </w:tcMar>
           </w:tcPr>
           <w:p>
@@ -1714,7 +1813,7 @@
                 <w:color w:val="000000"/>
                 <w:kern w:val="0"/>
                 <w:sz w:val="18"/>
-                <w:szCs w:val="14"/>
+                <w:szCs w:val="18"/>
               </w:rPr>
             </w:pPr>
             <w:r>
@@ -1723,7 +1822,7 @@
                 <w:color w:val="000000"/>
                 <w:kern w:val="0"/>
                 <w:sz w:val="18"/>
-                <w:szCs w:val="14"/>
+                <w:szCs w:val="18"/>
               </w:rPr>
               <w:t> </w:t>
             </w:r>
@@ -1731,18 +1830,18 @@
         </w:tc>
         <w:tc>
           <w:tcPr>
-            <w:tcW w:w="947" w:type="dxa"/>
+            <w:tcW w:w="1032" w:type="dxa"/>
             <w:tcBorders>
-              <w:top w:val="single" w:sz="4" w:space="0" w:color="auto"/>
+              <w:top w:val="nil"/>
               <w:left w:val="nil"/>
               <w:bottom w:val="nil"/>
               <w:right w:val="nil"/>
             </w:tcBorders>
             <w:shd w:val="clear" w:color="auto" w:fill="FEFEFE"/>
             <w:tcMar>
-              <w:top w:w="12" w:type="dxa"/>
-              <w:left w:w="24" w:type="dxa"/>
-              <w:right w:w="24" w:type="dxa"/>
+              <w:top w:w="15" w:type="dxa"/>
+              <w:left w:w="30" w:type="dxa"/>
+              <w:right w:w="30" w:type="dxa"/>
             </w:tcMar>
           </w:tcPr>
           <w:p>
@@ -1756,7 +1855,7 @@
                 <w:color w:val="000000"/>
                 <w:kern w:val="0"/>
                 <w:sz w:val="18"/>
-                <w:szCs w:val="14"/>
+                <w:szCs w:val="18"/>
               </w:rPr>
             </w:pPr>
             <w:r>
@@ -1765,7 +1864,7 @@
                 <w:color w:val="000000"/>
                 <w:kern w:val="0"/>
                 <w:sz w:val="18"/>
-                <w:szCs w:val="14"/>
+                <w:szCs w:val="18"/>
               </w:rPr>
               <w:t>Freestyle</w:t>
             </w:r>
@@ -1773,18 +1872,18 @@
         </w:tc>
         <w:tc>
           <w:tcPr>
-            <w:tcW w:w="397" w:type="dxa"/>
+            <w:tcW w:w="433" w:type="dxa"/>
             <w:tcBorders>
-              <w:top w:val="single" w:sz="4" w:space="0" w:color="auto"/>
+              <w:top w:val="nil"/>
               <w:left w:val="nil"/>
               <w:bottom w:val="nil"/>
               <w:right w:val="nil"/>
             </w:tcBorders>
             <w:shd w:val="clear" w:color="auto" w:fill="FEFEFE"/>
             <w:tcMar>
-              <w:top w:w="12" w:type="dxa"/>
-              <w:left w:w="24" w:type="dxa"/>
-              <w:right w:w="24" w:type="dxa"/>
+              <w:top w:w="15" w:type="dxa"/>
+              <w:left w:w="30" w:type="dxa"/>
+              <w:right w:w="30" w:type="dxa"/>
             </w:tcMar>
           </w:tcPr>
           <w:p>
@@ -1793,13 +1892,12 @@
               <w:autoSpaceDN w:val="0"/>
               <w:adjustRightInd w:val="0"/>
               <w:spacing w:after="0" w:line="240" w:lineRule="auto"/>
-              <w:jc w:val="right"/>
-              <w:rPr>
-                <w:rFonts w:ascii="system-ui" w:eastAsia="Times New Roman" w:hAnsi="system-ui" w:cs="system-ui"/>
-                <w:color w:val="000000"/>
-                <w:kern w:val="0"/>
-                <w:sz w:val="18"/>
-                <w:szCs w:val="14"/>
+              <w:rPr>
+                <w:rFonts w:ascii="system-ui" w:eastAsia="Times New Roman" w:hAnsi="system-ui" w:cs="system-ui"/>
+                <w:color w:val="000000"/>
+                <w:kern w:val="0"/>
+                <w:sz w:val="18"/>
+                <w:szCs w:val="18"/>
               </w:rPr>
             </w:pPr>
             <w:r>
@@ -1808,26 +1906,26 @@
                 <w:color w:val="000000"/>
                 <w:kern w:val="0"/>
                 <w:sz w:val="18"/>
-                <w:szCs w:val="14"/>
-              </w:rPr>
-              <w:t>104</w:t>
+                <w:szCs w:val="18"/>
+              </w:rPr>
+              <w:t>112</w:t>
             </w:r>
           </w:p>
         </w:tc>
         <w:tc>
           <w:tcPr>
-            <w:tcW w:w="672" w:type="dxa"/>
+            <w:tcW w:w="733" w:type="dxa"/>
             <w:tcBorders>
-              <w:top w:val="single" w:sz="4" w:space="0" w:color="auto"/>
+              <w:top w:val="nil"/>
               <w:left w:val="nil"/>
               <w:bottom w:val="nil"/>
               <w:right w:val="nil"/>
             </w:tcBorders>
             <w:shd w:val="clear" w:color="auto" w:fill="FEFEFE"/>
             <w:tcMar>
-              <w:top w:w="12" w:type="dxa"/>
-              <w:left w:w="24" w:type="dxa"/>
-              <w:right w:w="24" w:type="dxa"/>
+              <w:top w:w="15" w:type="dxa"/>
+              <w:left w:w="30" w:type="dxa"/>
+              <w:right w:w="30" w:type="dxa"/>
             </w:tcMar>
           </w:tcPr>
           <w:p>
@@ -1836,13 +1934,12 @@
               <w:autoSpaceDN w:val="0"/>
               <w:adjustRightInd w:val="0"/>
               <w:spacing w:after="0" w:line="240" w:lineRule="auto"/>
-              <w:jc w:val="right"/>
-              <w:rPr>
-                <w:rFonts w:ascii="system-ui" w:eastAsia="Times New Roman" w:hAnsi="system-ui" w:cs="system-ui"/>
-                <w:color w:val="000000"/>
-                <w:kern w:val="0"/>
-                <w:sz w:val="18"/>
-                <w:szCs w:val="14"/>
+              <w:rPr>
+                <w:rFonts w:ascii="system-ui" w:eastAsia="Times New Roman" w:hAnsi="system-ui" w:cs="system-ui"/>
+                <w:color w:val="000000"/>
+                <w:kern w:val="0"/>
+                <w:sz w:val="18"/>
+                <w:szCs w:val="18"/>
               </w:rPr>
             </w:pPr>
             <w:r>
@@ -1851,26 +1948,26 @@
                 <w:color w:val="000000"/>
                 <w:kern w:val="0"/>
                 <w:sz w:val="18"/>
-                <w:szCs w:val="14"/>
-              </w:rPr>
-              <w:t>55.269</w:t>
+                <w:szCs w:val="18"/>
+              </w:rPr>
+              <w:t>55.076</w:t>
             </w:r>
           </w:p>
         </w:tc>
         <w:tc>
           <w:tcPr>
-            <w:tcW w:w="703" w:type="dxa"/>
+            <w:tcW w:w="766" w:type="dxa"/>
             <w:tcBorders>
-              <w:top w:val="single" w:sz="4" w:space="0" w:color="auto"/>
+              <w:top w:val="nil"/>
               <w:left w:val="nil"/>
               <w:bottom w:val="nil"/>
               <w:right w:val="nil"/>
             </w:tcBorders>
             <w:shd w:val="clear" w:color="auto" w:fill="FEFEFE"/>
             <w:tcMar>
-              <w:top w:w="12" w:type="dxa"/>
-              <w:left w:w="24" w:type="dxa"/>
-              <w:right w:w="24" w:type="dxa"/>
+              <w:top w:w="15" w:type="dxa"/>
+              <w:left w:w="30" w:type="dxa"/>
+              <w:right w:w="30" w:type="dxa"/>
             </w:tcMar>
           </w:tcPr>
           <w:p>
@@ -1879,13 +1976,12 @@
               <w:autoSpaceDN w:val="0"/>
               <w:adjustRightInd w:val="0"/>
               <w:spacing w:after="0" w:line="240" w:lineRule="auto"/>
-              <w:jc w:val="right"/>
-              <w:rPr>
-                <w:rFonts w:ascii="system-ui" w:eastAsia="Times New Roman" w:hAnsi="system-ui" w:cs="system-ui"/>
-                <w:color w:val="000000"/>
-                <w:kern w:val="0"/>
-                <w:sz w:val="18"/>
-                <w:szCs w:val="14"/>
+              <w:rPr>
+                <w:rFonts w:ascii="system-ui" w:eastAsia="Times New Roman" w:hAnsi="system-ui" w:cs="system-ui"/>
+                <w:color w:val="000000"/>
+                <w:kern w:val="0"/>
+                <w:sz w:val="18"/>
+                <w:szCs w:val="18"/>
               </w:rPr>
             </w:pPr>
             <w:r>
@@ -1894,26 +1990,26 @@
                 <w:color w:val="000000"/>
                 <w:kern w:val="0"/>
                 <w:sz w:val="18"/>
-                <w:szCs w:val="14"/>
-              </w:rPr>
-              <w:t>1.885</w:t>
+                <w:szCs w:val="18"/>
+              </w:rPr>
+              <w:t>1.947</w:t>
             </w:r>
           </w:p>
         </w:tc>
         <w:tc>
           <w:tcPr>
-            <w:tcW w:w="1070" w:type="dxa"/>
+            <w:tcW w:w="1166" w:type="dxa"/>
             <w:tcBorders>
-              <w:top w:val="single" w:sz="4" w:space="0" w:color="auto"/>
+              <w:top w:val="nil"/>
               <w:left w:val="nil"/>
               <w:bottom w:val="nil"/>
               <w:right w:val="nil"/>
             </w:tcBorders>
             <w:shd w:val="clear" w:color="auto" w:fill="FEFEFE"/>
             <w:tcMar>
-              <w:top w:w="12" w:type="dxa"/>
-              <w:left w:w="24" w:type="dxa"/>
-              <w:right w:w="24" w:type="dxa"/>
+              <w:top w:w="15" w:type="dxa"/>
+              <w:left w:w="30" w:type="dxa"/>
+              <w:right w:w="30" w:type="dxa"/>
             </w:tcMar>
           </w:tcPr>
           <w:p>
@@ -1922,13 +2018,12 @@
               <w:autoSpaceDN w:val="0"/>
               <w:adjustRightInd w:val="0"/>
               <w:spacing w:after="0" w:line="240" w:lineRule="auto"/>
-              <w:jc w:val="right"/>
-              <w:rPr>
-                <w:rFonts w:ascii="system-ui" w:eastAsia="Times New Roman" w:hAnsi="system-ui" w:cs="system-ui"/>
-                <w:color w:val="000000"/>
-                <w:kern w:val="0"/>
-                <w:sz w:val="18"/>
-                <w:szCs w:val="14"/>
+              <w:rPr>
+                <w:rFonts w:ascii="system-ui" w:eastAsia="Times New Roman" w:hAnsi="system-ui" w:cs="system-ui"/>
+                <w:color w:val="000000"/>
+                <w:kern w:val="0"/>
+                <w:sz w:val="18"/>
+                <w:szCs w:val="18"/>
               </w:rPr>
             </w:pPr>
             <w:r>
@@ -1937,7 +2032,7 @@
                 <w:color w:val="000000"/>
                 <w:kern w:val="0"/>
                 <w:sz w:val="18"/>
-                <w:szCs w:val="14"/>
+                <w:szCs w:val="18"/>
               </w:rPr>
               <w:t>51.960</w:t>
             </w:r>
@@ -1945,18 +2040,18 @@
         </w:tc>
         <w:tc>
           <w:tcPr>
-            <w:tcW w:w="626" w:type="dxa"/>
+            <w:tcW w:w="683" w:type="dxa"/>
             <w:tcBorders>
-              <w:top w:val="single" w:sz="4" w:space="0" w:color="auto"/>
+              <w:top w:val="nil"/>
               <w:left w:val="nil"/>
               <w:bottom w:val="nil"/>
               <w:right w:val="nil"/>
             </w:tcBorders>
             <w:shd w:val="clear" w:color="auto" w:fill="FEFEFE"/>
             <w:tcMar>
-              <w:top w:w="12" w:type="dxa"/>
-              <w:left w:w="24" w:type="dxa"/>
-              <w:right w:w="24" w:type="dxa"/>
+              <w:top w:w="15" w:type="dxa"/>
+              <w:left w:w="30" w:type="dxa"/>
+              <w:right w:w="30" w:type="dxa"/>
             </w:tcMar>
           </w:tcPr>
           <w:p>
@@ -1965,13 +2060,12 @@
               <w:autoSpaceDN w:val="0"/>
               <w:adjustRightInd w:val="0"/>
               <w:spacing w:after="0" w:line="240" w:lineRule="auto"/>
-              <w:jc w:val="right"/>
-              <w:rPr>
-                <w:rFonts w:ascii="system-ui" w:eastAsia="Times New Roman" w:hAnsi="system-ui" w:cs="system-ui"/>
-                <w:color w:val="000000"/>
-                <w:kern w:val="0"/>
-                <w:sz w:val="18"/>
-                <w:szCs w:val="14"/>
+              <w:rPr>
+                <w:rFonts w:ascii="system-ui" w:eastAsia="Times New Roman" w:hAnsi="system-ui" w:cs="system-ui"/>
+                <w:color w:val="000000"/>
+                <w:kern w:val="0"/>
+                <w:sz w:val="18"/>
+                <w:szCs w:val="18"/>
               </w:rPr>
             </w:pPr>
             <w:r>
@@ -1980,26 +2074,26 @@
                 <w:color w:val="000000"/>
                 <w:kern w:val="0"/>
                 <w:sz w:val="18"/>
-                <w:szCs w:val="14"/>
-              </w:rPr>
-              <w:t>53.770</w:t>
+                <w:szCs w:val="18"/>
+              </w:rPr>
+              <w:t>53.383</w:t>
             </w:r>
           </w:p>
         </w:tc>
         <w:tc>
           <w:tcPr>
-            <w:tcW w:w="856" w:type="dxa"/>
+            <w:tcW w:w="932" w:type="dxa"/>
             <w:tcBorders>
-              <w:top w:val="single" w:sz="4" w:space="0" w:color="auto"/>
+              <w:top w:val="nil"/>
               <w:left w:val="nil"/>
               <w:bottom w:val="nil"/>
               <w:right w:val="nil"/>
             </w:tcBorders>
             <w:shd w:val="clear" w:color="auto" w:fill="FEFEFE"/>
             <w:tcMar>
-              <w:top w:w="12" w:type="dxa"/>
-              <w:left w:w="24" w:type="dxa"/>
-              <w:right w:w="24" w:type="dxa"/>
+              <w:top w:w="15" w:type="dxa"/>
+              <w:left w:w="30" w:type="dxa"/>
+              <w:right w:w="30" w:type="dxa"/>
             </w:tcMar>
           </w:tcPr>
           <w:p>
@@ -2008,13 +2102,12 @@
               <w:autoSpaceDN w:val="0"/>
               <w:adjustRightInd w:val="0"/>
               <w:spacing w:after="0" w:line="240" w:lineRule="auto"/>
-              <w:jc w:val="right"/>
-              <w:rPr>
-                <w:rFonts w:ascii="system-ui" w:eastAsia="Times New Roman" w:hAnsi="system-ui" w:cs="system-ui"/>
-                <w:color w:val="000000"/>
-                <w:kern w:val="0"/>
-                <w:sz w:val="18"/>
-                <w:szCs w:val="14"/>
+              <w:rPr>
+                <w:rFonts w:ascii="system-ui" w:eastAsia="Times New Roman" w:hAnsi="system-ui" w:cs="system-ui"/>
+                <w:color w:val="000000"/>
+                <w:kern w:val="0"/>
+                <w:sz w:val="18"/>
+                <w:szCs w:val="18"/>
               </w:rPr>
             </w:pPr>
             <w:r>
@@ -2023,26 +2116,26 @@
                 <w:color w:val="000000"/>
                 <w:kern w:val="0"/>
                 <w:sz w:val="18"/>
-                <w:szCs w:val="14"/>
-              </w:rPr>
-              <w:t>55.115</w:t>
+                <w:szCs w:val="18"/>
+              </w:rPr>
+              <w:t>54.905</w:t>
             </w:r>
           </w:p>
         </w:tc>
         <w:tc>
           <w:tcPr>
-            <w:tcW w:w="626" w:type="dxa"/>
+            <w:tcW w:w="683" w:type="dxa"/>
             <w:tcBorders>
-              <w:top w:val="single" w:sz="4" w:space="0" w:color="auto"/>
+              <w:top w:val="nil"/>
               <w:left w:val="nil"/>
               <w:bottom w:val="nil"/>
               <w:right w:val="nil"/>
             </w:tcBorders>
             <w:shd w:val="clear" w:color="auto" w:fill="FEFEFE"/>
             <w:tcMar>
-              <w:top w:w="12" w:type="dxa"/>
-              <w:left w:w="24" w:type="dxa"/>
-              <w:right w:w="24" w:type="dxa"/>
+              <w:top w:w="15" w:type="dxa"/>
+              <w:left w:w="30" w:type="dxa"/>
+              <w:right w:w="30" w:type="dxa"/>
             </w:tcMar>
           </w:tcPr>
           <w:p>
@@ -2051,13 +2144,12 @@
               <w:autoSpaceDN w:val="0"/>
               <w:adjustRightInd w:val="0"/>
               <w:spacing w:after="0" w:line="240" w:lineRule="auto"/>
-              <w:jc w:val="right"/>
-              <w:rPr>
-                <w:rFonts w:ascii="system-ui" w:eastAsia="Times New Roman" w:hAnsi="system-ui" w:cs="system-ui"/>
-                <w:color w:val="000000"/>
-                <w:kern w:val="0"/>
-                <w:sz w:val="18"/>
-                <w:szCs w:val="14"/>
+              <w:rPr>
+                <w:rFonts w:ascii="system-ui" w:eastAsia="Times New Roman" w:hAnsi="system-ui" w:cs="system-ui"/>
+                <w:color w:val="000000"/>
+                <w:kern w:val="0"/>
+                <w:sz w:val="18"/>
+                <w:szCs w:val="18"/>
               </w:rPr>
             </w:pPr>
             <w:r>
@@ -2066,26 +2158,26 @@
                 <w:color w:val="000000"/>
                 <w:kern w:val="0"/>
                 <w:sz w:val="18"/>
-                <w:szCs w:val="14"/>
-              </w:rPr>
-              <w:t>56.475</w:t>
+                <w:szCs w:val="18"/>
+              </w:rPr>
+              <w:t>56.225</w:t>
             </w:r>
           </w:p>
         </w:tc>
         <w:tc>
           <w:tcPr>
-            <w:tcW w:w="1100" w:type="dxa"/>
+            <w:tcW w:w="1199" w:type="dxa"/>
             <w:tcBorders>
-              <w:top w:val="single" w:sz="4" w:space="0" w:color="auto"/>
+              <w:top w:val="nil"/>
               <w:left w:val="nil"/>
               <w:bottom w:val="nil"/>
               <w:right w:val="nil"/>
             </w:tcBorders>
             <w:shd w:val="clear" w:color="auto" w:fill="FEFEFE"/>
             <w:tcMar>
-              <w:top w:w="12" w:type="dxa"/>
-              <w:left w:w="24" w:type="dxa"/>
-              <w:right w:w="24" w:type="dxa"/>
+              <w:top w:w="15" w:type="dxa"/>
+              <w:left w:w="30" w:type="dxa"/>
+              <w:right w:w="30" w:type="dxa"/>
             </w:tcMar>
           </w:tcPr>
           <w:p>
@@ -2094,13 +2186,12 @@
               <w:autoSpaceDN w:val="0"/>
               <w:adjustRightInd w:val="0"/>
               <w:spacing w:after="0" w:line="240" w:lineRule="auto"/>
-              <w:jc w:val="right"/>
-              <w:rPr>
-                <w:rFonts w:ascii="system-ui" w:eastAsia="Times New Roman" w:hAnsi="system-ui" w:cs="system-ui"/>
-                <w:color w:val="000000"/>
-                <w:kern w:val="0"/>
-                <w:sz w:val="18"/>
-                <w:szCs w:val="14"/>
+              <w:rPr>
+                <w:rFonts w:ascii="system-ui" w:eastAsia="Times New Roman" w:hAnsi="system-ui" w:cs="system-ui"/>
+                <w:color w:val="000000"/>
+                <w:kern w:val="0"/>
+                <w:sz w:val="18"/>
+                <w:szCs w:val="18"/>
               </w:rPr>
             </w:pPr>
             <w:r>
@@ -2109,7 +2200,7 @@
                 <w:color w:val="000000"/>
                 <w:kern w:val="0"/>
                 <w:sz w:val="18"/>
-                <w:szCs w:val="14"/>
+                <w:szCs w:val="18"/>
               </w:rPr>
               <w:t>59.910</w:t>
             </w:r>
@@ -2134,6 +2225,21 @@
     </w:p>
     <w:p>
       <w:pPr>
+        <w:autoSpaceDE w:val="0"/>
+        <w:autoSpaceDN w:val="0"/>
+        <w:adjustRightInd w:val="0"/>
+        <w:spacing w:after="0" w:line="240" w:lineRule="auto"/>
+        <w:rPr>
+          <w:rFonts w:ascii="system-ui" w:eastAsia="Times New Roman" w:hAnsi="system-ui" w:cs="system-ui"/>
+          <w:color w:val="000000"/>
+          <w:kern w:val="0"/>
+          <w:sz w:val="14"/>
+          <w:szCs w:val="14"/>
+        </w:rPr>
+      </w:pPr>
+    </w:p>
+    <w:p>
+      <w:pPr>
         <w:pStyle w:val="ListParagraph"/>
         <w:numPr>
           <w:ilvl w:val="0"/>
@@ -2142,39 +2248,29 @@
         <w:ind w:left="1080"/>
         <w:rPr>
           <w:rFonts w:ascii="Times New Roman" w:hAnsi="Times New Roman" w:cs="Times New Roman"/>
-          <w:sz w:val="24"/>
-          <w:szCs w:val="24"/>
-        </w:rPr>
-      </w:pPr>
-      <w:r>
-        <w:rPr>
-          <w:rFonts w:ascii="Times New Roman" w:hAnsi="Times New Roman" w:cs="Times New Roman"/>
-          <w:sz w:val="24"/>
-          <w:szCs w:val="24"/>
+        </w:rPr>
+      </w:pPr>
+      <w:r>
+        <w:rPr>
+          <w:rFonts w:ascii="Times New Roman" w:hAnsi="Times New Roman" w:cs="Times New Roman"/>
         </w:rPr>
         <w:t>Interpret the side-by-side boxplots above. Be sure to compare medians</w:t>
       </w:r>
       <w:r>
         <w:rPr>
           <w:rFonts w:ascii="Times New Roman" w:hAnsi="Times New Roman" w:cs="Times New Roman"/>
-          <w:sz w:val="24"/>
-          <w:szCs w:val="24"/>
         </w:rPr>
         <w:t xml:space="preserve"> and spread (e.g., the range or IQR)</w:t>
       </w:r>
       <w:r>
         <w:rPr>
           <w:rFonts w:ascii="Times New Roman" w:hAnsi="Times New Roman" w:cs="Times New Roman"/>
-          <w:sz w:val="24"/>
-          <w:szCs w:val="24"/>
         </w:rPr>
         <w:t xml:space="preserve"> and note any skew, outliers, and other interesting features. What swimming styles seem to be the quickest? </w:t>
       </w:r>
       <w:r>
         <w:rPr>
           <w:rFonts w:ascii="Times New Roman" w:hAnsi="Times New Roman" w:cs="Times New Roman"/>
-          <w:sz w:val="24"/>
-          <w:szCs w:val="24"/>
         </w:rPr>
         <w:t>Which is the most consistent?</w:t>
       </w:r>
@@ -2185,8 +2281,6 @@
         <w:ind w:left="0"/>
         <w:rPr>
           <w:rFonts w:ascii="Times New Roman" w:hAnsi="Times New Roman" w:cs="Times New Roman"/>
-          <w:sz w:val="24"/>
-          <w:szCs w:val="24"/>
         </w:rPr>
       </w:pPr>
     </w:p>
@@ -2196,8 +2290,6 @@
         <w:ind w:left="0"/>
         <w:rPr>
           <w:rFonts w:ascii="Times New Roman" w:hAnsi="Times New Roman" w:cs="Times New Roman"/>
-          <w:sz w:val="24"/>
-          <w:szCs w:val="24"/>
         </w:rPr>
       </w:pPr>
     </w:p>
@@ -2207,8 +2299,6 @@
         <w:ind w:left="0"/>
         <w:rPr>
           <w:rFonts w:ascii="Times New Roman" w:hAnsi="Times New Roman" w:cs="Times New Roman"/>
-          <w:sz w:val="24"/>
-          <w:szCs w:val="24"/>
         </w:rPr>
       </w:pPr>
     </w:p>
@@ -2218,8 +2308,6 @@
         <w:ind w:left="0"/>
         <w:rPr>
           <w:rFonts w:ascii="Times New Roman" w:hAnsi="Times New Roman" w:cs="Times New Roman"/>
-          <w:sz w:val="24"/>
-          <w:szCs w:val="24"/>
         </w:rPr>
       </w:pPr>
     </w:p>
@@ -2229,8 +2317,6 @@
         <w:ind w:left="0"/>
         <w:rPr>
           <w:rFonts w:ascii="Times New Roman" w:hAnsi="Times New Roman" w:cs="Times New Roman"/>
-          <w:sz w:val="24"/>
-          <w:szCs w:val="24"/>
         </w:rPr>
       </w:pPr>
     </w:p>
@@ -2240,8 +2326,6 @@
         <w:ind w:left="0"/>
         <w:rPr>
           <w:rFonts w:ascii="Times New Roman" w:hAnsi="Times New Roman" w:cs="Times New Roman"/>
-          <w:sz w:val="24"/>
-          <w:szCs w:val="24"/>
         </w:rPr>
       </w:pPr>
     </w:p>
@@ -2251,8 +2335,6 @@
         <w:ind w:left="0"/>
         <w:rPr>
           <w:rFonts w:ascii="Times New Roman" w:hAnsi="Times New Roman" w:cs="Times New Roman"/>
-          <w:sz w:val="24"/>
-          <w:szCs w:val="24"/>
         </w:rPr>
       </w:pPr>
     </w:p>
@@ -2262,8 +2344,6 @@
         <w:ind w:left="0"/>
         <w:rPr>
           <w:rFonts w:ascii="Times New Roman" w:hAnsi="Times New Roman" w:cs="Times New Roman"/>
-          <w:sz w:val="24"/>
-          <w:szCs w:val="24"/>
         </w:rPr>
       </w:pPr>
     </w:p>
@@ -2273,8 +2353,15 @@
         <w:ind w:left="0"/>
         <w:rPr>
           <w:rFonts w:ascii="Times New Roman" w:hAnsi="Times New Roman" w:cs="Times New Roman"/>
-          <w:sz w:val="24"/>
-          <w:szCs w:val="24"/>
+        </w:rPr>
+      </w:pPr>
+    </w:p>
+    <w:p>
+      <w:pPr>
+        <w:pStyle w:val="ListParagraph"/>
+        <w:ind w:left="0"/>
+        <w:rPr>
+          <w:rFonts w:ascii="Times New Roman" w:hAnsi="Times New Roman" w:cs="Times New Roman"/>
         </w:rPr>
       </w:pPr>
     </w:p>
@@ -2288,15 +2375,11 @@
         <w:ind w:left="1080"/>
         <w:rPr>
           <w:rFonts w:ascii="Times New Roman" w:hAnsi="Times New Roman" w:cs="Times New Roman"/>
-          <w:sz w:val="24"/>
-          <w:szCs w:val="24"/>
-        </w:rPr>
-      </w:pPr>
-      <w:r>
-        <w:rPr>
-          <w:rFonts w:ascii="Times New Roman" w:hAnsi="Times New Roman" w:cs="Times New Roman"/>
-          <w:sz w:val="24"/>
-          <w:szCs w:val="24"/>
+        </w:rPr>
+      </w:pPr>
+      <w:r>
+        <w:rPr>
+          <w:rFonts w:ascii="Times New Roman" w:hAnsi="Times New Roman" w:cs="Times New Roman"/>
         </w:rPr>
         <w:lastRenderedPageBreak/>
         <w:t xml:space="preserve">Most experienced swimmers know that freestyle tends to be the fastest. Assuming the swimmers in our dataset represent a random sample of elite female swimmers, calculate and interpret a 95% confidence interval for the difference in mean finishing times between freestyle and butterfly. Be sure your interpretation directly answers the question: </w:t>
@@ -2306,8 +2389,6 @@
           <w:rFonts w:ascii="Times New Roman" w:hAnsi="Times New Roman" w:cs="Times New Roman"/>
           <w:i/>
           <w:iCs/>
-          <w:sz w:val="24"/>
-          <w:szCs w:val="24"/>
         </w:rPr>
         <w:t>on average, how much faster is freestyle?</w:t>
       </w:r>
@@ -2319,8 +2400,6 @@
         <w:rPr>
           <w:rFonts w:ascii="Times New Roman" w:hAnsi="Times New Roman" w:cs="Times New Roman"/>
           <w:color w:val="FF0000"/>
-          <w:sz w:val="24"/>
-          <w:szCs w:val="24"/>
         </w:rPr>
       </w:pPr>
     </w:p>
@@ -2331,8 +2410,6 @@
         <w:rPr>
           <w:rFonts w:ascii="Times New Roman" w:hAnsi="Times New Roman" w:cs="Times New Roman"/>
           <w:color w:val="FF0000"/>
-          <w:sz w:val="24"/>
-          <w:szCs w:val="24"/>
         </w:rPr>
       </w:pPr>
     </w:p>
@@ -2343,8 +2420,6 @@
         <w:rPr>
           <w:rFonts w:ascii="Times New Roman" w:hAnsi="Times New Roman" w:cs="Times New Roman"/>
           <w:color w:val="FF0000"/>
-          <w:sz w:val="24"/>
-          <w:szCs w:val="24"/>
         </w:rPr>
       </w:pPr>
     </w:p>
@@ -2355,8 +2430,6 @@
         <w:rPr>
           <w:rFonts w:ascii="Times New Roman" w:hAnsi="Times New Roman" w:cs="Times New Roman"/>
           <w:color w:val="FF0000"/>
-          <w:sz w:val="24"/>
-          <w:szCs w:val="24"/>
         </w:rPr>
       </w:pPr>
     </w:p>
@@ -2367,8 +2440,6 @@
         <w:rPr>
           <w:rFonts w:ascii="Times New Roman" w:hAnsi="Times New Roman" w:cs="Times New Roman"/>
           <w:color w:val="FF0000"/>
-          <w:sz w:val="24"/>
-          <w:szCs w:val="24"/>
         </w:rPr>
       </w:pPr>
     </w:p>
@@ -2379,8 +2450,6 @@
         <w:rPr>
           <w:rFonts w:ascii="Times New Roman" w:hAnsi="Times New Roman" w:cs="Times New Roman"/>
           <w:color w:val="FF0000"/>
-          <w:sz w:val="24"/>
-          <w:szCs w:val="24"/>
         </w:rPr>
       </w:pPr>
     </w:p>
@@ -2391,8 +2460,6 @@
         <w:rPr>
           <w:rFonts w:ascii="Times New Roman" w:hAnsi="Times New Roman" w:cs="Times New Roman"/>
           <w:color w:val="FF0000"/>
-          <w:sz w:val="24"/>
-          <w:szCs w:val="24"/>
         </w:rPr>
       </w:pPr>
     </w:p>
@@ -2403,8 +2470,6 @@
         <w:rPr>
           <w:rFonts w:ascii="Times New Roman" w:hAnsi="Times New Roman" w:cs="Times New Roman"/>
           <w:color w:val="FF0000"/>
-          <w:sz w:val="24"/>
-          <w:szCs w:val="24"/>
         </w:rPr>
       </w:pPr>
     </w:p>
@@ -2415,8 +2480,6 @@
         <w:rPr>
           <w:rFonts w:ascii="Times New Roman" w:hAnsi="Times New Roman" w:cs="Times New Roman"/>
           <w:color w:val="FF0000"/>
-          <w:sz w:val="24"/>
-          <w:szCs w:val="24"/>
         </w:rPr>
       </w:pPr>
     </w:p>
@@ -2427,8 +2490,6 @@
         <w:rPr>
           <w:rFonts w:ascii="Times New Roman" w:hAnsi="Times New Roman" w:cs="Times New Roman"/>
           <w:color w:val="FF0000"/>
-          <w:sz w:val="24"/>
-          <w:szCs w:val="24"/>
         </w:rPr>
       </w:pPr>
     </w:p>
@@ -2442,23 +2503,17 @@
         <w:ind w:left="360"/>
         <w:rPr>
           <w:rFonts w:ascii="Times New Roman" w:hAnsi="Times New Roman" w:cs="Times New Roman"/>
-          <w:sz w:val="24"/>
-          <w:szCs w:val="24"/>
-        </w:rPr>
-      </w:pPr>
-      <w:r>
-        <w:rPr>
-          <w:rFonts w:ascii="Times New Roman" w:hAnsi="Times New Roman" w:cs="Times New Roman"/>
-          <w:sz w:val="24"/>
-          <w:szCs w:val="24"/>
+        </w:rPr>
+      </w:pPr>
+      <w:r>
+        <w:rPr>
+          <w:rFonts w:ascii="Times New Roman" w:hAnsi="Times New Roman" w:cs="Times New Roman"/>
         </w:rPr>
         <w:t xml:space="preserve">Now we will </w:t>
       </w:r>
       <w:r>
         <w:rPr>
           <w:rFonts w:ascii="Times New Roman" w:hAnsi="Times New Roman" w:cs="Times New Roman"/>
-          <w:sz w:val="24"/>
-          <w:szCs w:val="24"/>
         </w:rPr>
         <w:t xml:space="preserve">split the data into two eras: </w:t>
       </w:r>
@@ -2467,8 +2522,6 @@
           <w:rFonts w:ascii="Times New Roman" w:hAnsi="Times New Roman" w:cs="Times New Roman"/>
           <w:b/>
           <w:bCs/>
-          <w:sz w:val="24"/>
-          <w:szCs w:val="24"/>
         </w:rPr>
         <w:t xml:space="preserve">early </w:t>
       </w:r>
@@ -2476,16 +2529,12 @@
         <w:rPr>
           <w:rFonts w:ascii="Times New Roman" w:hAnsi="Times New Roman" w:cs="Times New Roman"/>
           <w:bCs/>
-          <w:sz w:val="24"/>
-          <w:szCs w:val="24"/>
         </w:rPr>
         <w:t>(before 2000)</w:t>
       </w:r>
       <w:r>
         <w:rPr>
           <w:rFonts w:ascii="Times New Roman" w:hAnsi="Times New Roman" w:cs="Times New Roman"/>
-          <w:sz w:val="24"/>
-          <w:szCs w:val="24"/>
         </w:rPr>
         <w:t xml:space="preserve"> and </w:t>
       </w:r>
@@ -2494,8 +2543,6 @@
           <w:rFonts w:ascii="Times New Roman" w:hAnsi="Times New Roman" w:cs="Times New Roman"/>
           <w:b/>
           <w:bCs/>
-          <w:sz w:val="24"/>
-          <w:szCs w:val="24"/>
         </w:rPr>
         <w:t xml:space="preserve">recent </w:t>
       </w:r>
@@ -2503,32 +2550,24 @@
         <w:rPr>
           <w:rFonts w:ascii="Times New Roman" w:hAnsi="Times New Roman" w:cs="Times New Roman"/>
           <w:bCs/>
-          <w:sz w:val="24"/>
-          <w:szCs w:val="24"/>
         </w:rPr>
         <w:t>(after 2000)</w:t>
       </w:r>
       <w:r>
         <w:rPr>
           <w:rFonts w:ascii="Times New Roman" w:hAnsi="Times New Roman" w:cs="Times New Roman"/>
-          <w:sz w:val="24"/>
-          <w:szCs w:val="24"/>
         </w:rPr>
         <w:t>.</w:t>
       </w:r>
       <w:r>
         <w:rPr>
           <w:rFonts w:ascii="Times New Roman" w:hAnsi="Times New Roman" w:cs="Times New Roman"/>
-          <w:sz w:val="24"/>
-          <w:szCs w:val="24"/>
         </w:rPr>
         <w:t xml:space="preserve"> While this cutoff may seem somewhat arbitrary, it </w:t>
       </w:r>
       <w:r>
         <w:rPr>
           <w:rFonts w:ascii="Times New Roman" w:hAnsi="Times New Roman" w:cs="Times New Roman"/>
-          <w:sz w:val="24"/>
-          <w:szCs w:val="24"/>
         </w:rPr>
         <w:t>is meaningful for several reasons:</w:t>
       </w:r>
@@ -2546,15 +2585,11 @@
         <w:ind w:left="720"/>
         <w:rPr>
           <w:rFonts w:ascii="Times New Roman" w:hAnsi="Times New Roman" w:cs="Times New Roman"/>
-          <w:sz w:val="24"/>
-          <w:szCs w:val="24"/>
-        </w:rPr>
-      </w:pPr>
-      <w:r>
-        <w:rPr>
-          <w:rFonts w:ascii="Times New Roman" w:hAnsi="Times New Roman" w:cs="Times New Roman"/>
-          <w:sz w:val="24"/>
-          <w:szCs w:val="24"/>
+        </w:rPr>
+      </w:pPr>
+      <w:r>
+        <w:rPr>
+          <w:rFonts w:ascii="Times New Roman" w:hAnsi="Times New Roman" w:cs="Times New Roman"/>
         </w:rPr>
         <w:t>In 1998, new rules limited underwater swimming to 15 meters in butterfly and freestyle, which standardized race strategies.</w:t>
       </w:r>
@@ -2572,15 +2607,11 @@
         <w:ind w:left="720"/>
         <w:rPr>
           <w:rFonts w:ascii="Times New Roman" w:hAnsi="Times New Roman" w:cs="Times New Roman"/>
-          <w:sz w:val="24"/>
-          <w:szCs w:val="24"/>
-        </w:rPr>
-      </w:pPr>
-      <w:r>
-        <w:rPr>
-          <w:rFonts w:ascii="Times New Roman" w:hAnsi="Times New Roman" w:cs="Times New Roman"/>
-          <w:sz w:val="24"/>
-          <w:szCs w:val="24"/>
+        </w:rPr>
+      </w:pPr>
+      <w:r>
+        <w:rPr>
+          <w:rFonts w:ascii="Times New Roman" w:hAnsi="Times New Roman" w:cs="Times New Roman"/>
         </w:rPr>
         <w:t xml:space="preserve">The 2000 Sydney Games also marked the introduction of high-tech swimsuits (e.g., Speedo </w:t>
       </w:r>
@@ -2588,8 +2619,6 @@
       <w:r>
         <w:rPr>
           <w:rFonts w:ascii="Times New Roman" w:hAnsi="Times New Roman" w:cs="Times New Roman"/>
-          <w:sz w:val="24"/>
-          <w:szCs w:val="24"/>
         </w:rPr>
         <w:t>Fastskin</w:t>
       </w:r>
@@ -2597,8 +2626,6 @@
       <w:r>
         <w:rPr>
           <w:rFonts w:ascii="Times New Roman" w:hAnsi="Times New Roman" w:cs="Times New Roman"/>
-          <w:sz w:val="24"/>
-          <w:szCs w:val="24"/>
         </w:rPr>
         <w:t>), reflecting broader advances in technology and training.</w:t>
       </w:r>
@@ -2616,25 +2643,13 @@
         <w:ind w:left="720"/>
         <w:rPr>
           <w:rFonts w:ascii="Times New Roman" w:hAnsi="Times New Roman" w:cs="Times New Roman"/>
-          <w:sz w:val="24"/>
-          <w:szCs w:val="24"/>
-        </w:rPr>
-      </w:pPr>
-      <w:r>
-        <w:rPr>
-          <w:rFonts w:ascii="Times New Roman" w:hAnsi="Times New Roman" w:cs="Times New Roman"/>
-          <w:sz w:val="24"/>
-          <w:szCs w:val="24"/>
-        </w:rPr>
-        <w:t xml:space="preserve">More broadly, by 2000 women’s Olympic swimming had reached full parity in events with men and participation </w:t>
-      </w:r>
-      <w:r>
-        <w:rPr>
-          <w:rFonts w:ascii="Times New Roman" w:hAnsi="Times New Roman" w:cs="Times New Roman"/>
-          <w:sz w:val="24"/>
-          <w:szCs w:val="24"/>
-        </w:rPr>
-        <w:t xml:space="preserve">levels had grown significantly. </w:t>
+        </w:rPr>
+      </w:pPr>
+      <w:r>
+        <w:rPr>
+          <w:rFonts w:ascii="Times New Roman" w:hAnsi="Times New Roman" w:cs="Times New Roman"/>
+        </w:rPr>
+        <w:t xml:space="preserve">More broadly, by 2000 women’s Olympic swimming had reached full parity in events with men and participation levels had grown significantly. </w:t>
       </w:r>
     </w:p>
     <w:p>
@@ -2650,61 +2665,14 @@
         <w:ind w:left="720"/>
         <w:rPr>
           <w:rFonts w:ascii="Times New Roman" w:hAnsi="Times New Roman" w:cs="Times New Roman"/>
-          <w:sz w:val="24"/>
-          <w:szCs w:val="24"/>
-        </w:rPr>
-      </w:pPr>
-      <w:r>
-        <w:rPr>
-          <w:rFonts w:ascii="Times New Roman" w:hAnsi="Times New Roman" w:cs="Times New Roman"/>
-          <w:sz w:val="24"/>
-          <w:szCs w:val="24"/>
-        </w:rPr>
-        <w:t xml:space="preserve">However, note that the women’s 100m backstroke was only introduced in 2008, so there is no </w:t>
-      </w:r>
-      <w:r>
-        <w:rPr>
-          <w:rFonts w:ascii="Times New Roman" w:hAnsi="Times New Roman" w:cs="Times New Roman"/>
-          <w:sz w:val="24"/>
-          <w:szCs w:val="24"/>
-        </w:rPr>
-        <w:t>“</w:t>
-      </w:r>
-      <w:r>
-        <w:rPr>
-          <w:rFonts w:ascii="Times New Roman" w:hAnsi="Times New Roman" w:cs="Times New Roman"/>
-          <w:sz w:val="24"/>
-          <w:szCs w:val="24"/>
-        </w:rPr>
-        <w:t>early</w:t>
-      </w:r>
-      <w:r>
-        <w:rPr>
-          <w:rFonts w:ascii="Times New Roman" w:hAnsi="Times New Roman" w:cs="Times New Roman"/>
-          <w:sz w:val="24"/>
-          <w:szCs w:val="24"/>
-        </w:rPr>
-        <w:t>”</w:t>
-      </w:r>
-      <w:r>
-        <w:rPr>
-          <w:rFonts w:ascii="Times New Roman" w:hAnsi="Times New Roman" w:cs="Times New Roman"/>
-          <w:sz w:val="24"/>
-          <w:szCs w:val="24"/>
-        </w:rPr>
-        <w:t xml:space="preserve"> period available for that event.</w:t>
-      </w:r>
-    </w:p>
-    <w:p>
-      <w:pPr>
-        <w:pStyle w:val="ListParagraph"/>
-        <w:ind w:left="0"/>
-        <w:rPr>
-          <w:rFonts w:ascii="Times New Roman" w:hAnsi="Times New Roman" w:cs="Times New Roman"/>
-          <w:sz w:val="24"/>
-          <w:szCs w:val="24"/>
-        </w:rPr>
-      </w:pPr>
+        </w:rPr>
+      </w:pPr>
+      <w:r>
+        <w:rPr>
+          <w:rFonts w:ascii="Times New Roman" w:hAnsi="Times New Roman" w:cs="Times New Roman"/>
+        </w:rPr>
+        <w:t>However, note that the women’s 100m backstroke was only introduced in 2008, so there is no “early” period available for that event.</w:t>
+      </w:r>
     </w:p>
     <w:p>
       <w:pPr>
@@ -2720,15 +2688,14 @@
       <w:r>
         <w:rPr>
           <w:rFonts w:ascii="Times New Roman" w:hAnsi="Times New Roman" w:cs="Times New Roman"/>
-          <w:noProof/>
           <w:sz w:val="24"/>
           <w:szCs w:val="24"/>
         </w:rPr>
         <w:drawing>
-          <wp:inline distT="0" distB="0" distL="0" distR="0" wp14:anchorId="03C7A4F4" wp14:editId="509D156F">
-            <wp:extent cx="3930555" cy="2620370"/>
-            <wp:effectExtent l="0" t="0" r="0" b="8890"/>
-            <wp:docPr id="3" name="Picture 3"/>
+          <wp:inline distT="0" distB="0" distL="0" distR="0" wp14:anchorId="5E0EC5F1" wp14:editId="45CF673A">
+            <wp:extent cx="3944203" cy="2629469"/>
+            <wp:effectExtent l="0" t="0" r="0" b="0"/>
+            <wp:docPr id="1937588322" name="Picture 1" descr="A graph with blue and black boxes&#10;&#10;AI-generated content may be incorrect."/>
             <wp:cNvGraphicFramePr>
               <a:graphicFrameLocks xmlns:a="http://schemas.openxmlformats.org/drawingml/2006/main" noChangeAspect="1"/>
             </wp:cNvGraphicFramePr>
@@ -2736,7 +2703,7 @@
               <a:graphicData uri="http://schemas.openxmlformats.org/drawingml/2006/picture">
                 <pic:pic xmlns:pic="http://schemas.openxmlformats.org/drawingml/2006/picture">
                   <pic:nvPicPr>
-                    <pic:cNvPr id="1" name=""/>
+                    <pic:cNvPr id="1937588322" name="Picture 1" descr="A graph with blue and black boxes&#10;&#10;AI-generated content may be incorrect."/>
                     <pic:cNvPicPr/>
                   </pic:nvPicPr>
                   <pic:blipFill>
@@ -2748,7 +2715,7 @@
                   <pic:spPr>
                     <a:xfrm>
                       <a:off x="0" y="0"/>
-                      <a:ext cx="3949662" cy="2633108"/>
+                      <a:ext cx="3955155" cy="2636771"/>
                     </a:xfrm>
                     <a:prstGeom prst="rect">
                       <a:avLst/>
@@ -2764,313 +2731,8 @@
     <w:p>
       <w:pPr>
         <w:pStyle w:val="ListParagraph"/>
-        <w:numPr>
-          <w:ilvl w:val="0"/>
-          <w:numId w:val="11"/>
-        </w:numPr>
-        <w:ind w:left="1080"/>
-        <w:rPr>
-          <w:rFonts w:ascii="Times New Roman" w:hAnsi="Times New Roman" w:cs="Times New Roman"/>
-          <w:sz w:val="24"/>
-          <w:szCs w:val="24"/>
-        </w:rPr>
-      </w:pPr>
-      <w:r>
-        <w:rPr>
-          <w:rFonts w:ascii="Times New Roman" w:hAnsi="Times New Roman" w:cs="Times New Roman"/>
-          <w:sz w:val="24"/>
-          <w:szCs w:val="24"/>
-        </w:rPr>
-        <w:lastRenderedPageBreak/>
-        <w:t>The boxplots above show finishing times for the women’s 100m event</w:t>
-      </w:r>
-      <w:r>
-        <w:rPr>
-          <w:rFonts w:ascii="Times New Roman" w:hAnsi="Times New Roman" w:cs="Times New Roman"/>
-          <w:sz w:val="24"/>
-          <w:szCs w:val="24"/>
-        </w:rPr>
-        <w:t>s</w:t>
-      </w:r>
-      <w:r>
-        <w:rPr>
-          <w:rFonts w:ascii="Times New Roman" w:hAnsi="Times New Roman" w:cs="Times New Roman"/>
-          <w:sz w:val="24"/>
-          <w:szCs w:val="24"/>
-        </w:rPr>
-        <w:t xml:space="preserve">, split into </w:t>
-      </w:r>
-      <w:r>
-        <w:rPr>
-          <w:rFonts w:ascii="Times New Roman" w:hAnsi="Times New Roman" w:cs="Times New Roman"/>
-          <w:b/>
-          <w:bCs/>
-          <w:sz w:val="24"/>
-          <w:szCs w:val="24"/>
-        </w:rPr>
-        <w:t xml:space="preserve">early </w:t>
-      </w:r>
-      <w:r>
-        <w:rPr>
-          <w:rFonts w:ascii="Times New Roman" w:hAnsi="Times New Roman" w:cs="Times New Roman"/>
-          <w:sz w:val="24"/>
-          <w:szCs w:val="24"/>
-        </w:rPr>
-        <w:t xml:space="preserve">and </w:t>
-      </w:r>
-      <w:r>
-        <w:rPr>
-          <w:rFonts w:ascii="Times New Roman" w:hAnsi="Times New Roman" w:cs="Times New Roman"/>
-          <w:b/>
-          <w:bCs/>
-          <w:sz w:val="24"/>
-          <w:szCs w:val="24"/>
-        </w:rPr>
-        <w:t>recent</w:t>
-      </w:r>
-      <w:r>
-        <w:rPr>
-          <w:rFonts w:ascii="Times New Roman" w:hAnsi="Times New Roman" w:cs="Times New Roman"/>
-          <w:sz w:val="24"/>
-          <w:szCs w:val="24"/>
-        </w:rPr>
-        <w:t xml:space="preserve"> eras.</w:t>
-      </w:r>
-      <w:r>
-        <w:rPr>
-          <w:rFonts w:ascii="Times New Roman" w:hAnsi="Times New Roman" w:cs="Times New Roman"/>
-          <w:sz w:val="24"/>
-          <w:szCs w:val="24"/>
-        </w:rPr>
-        <w:t xml:space="preserve"> </w:t>
-      </w:r>
-      <w:r>
-        <w:rPr>
-          <w:rFonts w:ascii="Times New Roman" w:hAnsi="Times New Roman" w:cs="Times New Roman"/>
-          <w:sz w:val="24"/>
-          <w:szCs w:val="24"/>
-        </w:rPr>
-        <w:t>Compare the distributions within each stroke (butterfly, freestyle).</w:t>
-      </w:r>
-    </w:p>
-    <w:p>
-      <w:pPr>
-        <w:pStyle w:val="ListParagraph"/>
-        <w:numPr>
-          <w:ilvl w:val="1"/>
-          <w:numId w:val="12"/>
-        </w:numPr>
-        <w:rPr>
-          <w:rFonts w:ascii="Times New Roman" w:hAnsi="Times New Roman" w:cs="Times New Roman"/>
-          <w:sz w:val="24"/>
-          <w:szCs w:val="24"/>
-        </w:rPr>
-      </w:pPr>
-      <w:r>
-        <w:rPr>
-          <w:rFonts w:ascii="Times New Roman" w:hAnsi="Times New Roman" w:cs="Times New Roman"/>
-          <w:sz w:val="24"/>
-          <w:szCs w:val="24"/>
-        </w:rPr>
-        <w:t>Which stroke shows the largest improvement in times from the early to recent era?</w:t>
-      </w:r>
-    </w:p>
-    <w:p>
-      <w:pPr>
-        <w:pStyle w:val="ListParagraph"/>
-        <w:ind w:left="1440"/>
-        <w:rPr>
-          <w:rFonts w:ascii="Times New Roman" w:hAnsi="Times New Roman" w:cs="Times New Roman"/>
-          <w:sz w:val="24"/>
-          <w:szCs w:val="24"/>
-        </w:rPr>
-      </w:pPr>
-    </w:p>
-    <w:p>
-      <w:pPr>
-        <w:pStyle w:val="ListParagraph"/>
-        <w:ind w:left="1440"/>
-        <w:rPr>
-          <w:rFonts w:ascii="Times New Roman" w:hAnsi="Times New Roman" w:cs="Times New Roman"/>
-          <w:sz w:val="24"/>
-          <w:szCs w:val="24"/>
-        </w:rPr>
-      </w:pPr>
-    </w:p>
-    <w:p>
-      <w:pPr>
-        <w:pStyle w:val="ListParagraph"/>
-        <w:ind w:left="1440"/>
-        <w:rPr>
-          <w:rFonts w:ascii="Times New Roman" w:hAnsi="Times New Roman" w:cs="Times New Roman"/>
-          <w:sz w:val="24"/>
-          <w:szCs w:val="24"/>
-        </w:rPr>
-      </w:pPr>
-    </w:p>
-    <w:p>
-      <w:pPr>
-        <w:pStyle w:val="ListParagraph"/>
-        <w:ind w:left="1440"/>
-        <w:rPr>
-          <w:rFonts w:ascii="Times New Roman" w:hAnsi="Times New Roman" w:cs="Times New Roman"/>
-          <w:sz w:val="24"/>
-          <w:szCs w:val="24"/>
-        </w:rPr>
-      </w:pPr>
-    </w:p>
-    <w:p>
-      <w:pPr>
-        <w:pStyle w:val="ListParagraph"/>
-        <w:ind w:left="1440"/>
-        <w:rPr>
-          <w:rFonts w:ascii="Times New Roman" w:hAnsi="Times New Roman" w:cs="Times New Roman"/>
-          <w:sz w:val="24"/>
-          <w:szCs w:val="24"/>
-        </w:rPr>
-      </w:pPr>
-    </w:p>
-    <w:p>
-      <w:pPr>
-        <w:pStyle w:val="ListParagraph"/>
-        <w:numPr>
-          <w:ilvl w:val="1"/>
-          <w:numId w:val="12"/>
-        </w:numPr>
-        <w:rPr>
-          <w:rFonts w:ascii="Times New Roman" w:hAnsi="Times New Roman" w:cs="Times New Roman"/>
-          <w:sz w:val="24"/>
-          <w:szCs w:val="24"/>
-        </w:rPr>
-      </w:pPr>
-      <w:r>
-        <w:rPr>
-          <w:rFonts w:ascii="Times New Roman" w:hAnsi="Times New Roman" w:cs="Times New Roman"/>
-          <w:sz w:val="24"/>
-          <w:szCs w:val="24"/>
-        </w:rPr>
-        <w:t>How does the consistency (spread of times) change in the recent era compared to the early era?</w:t>
-      </w:r>
-    </w:p>
-    <w:p>
-      <w:pPr>
-        <w:pStyle w:val="ListParagraph"/>
-        <w:ind w:left="1440"/>
-        <w:rPr>
-          <w:rFonts w:ascii="Times New Roman" w:hAnsi="Times New Roman" w:cs="Times New Roman"/>
-          <w:sz w:val="24"/>
-          <w:szCs w:val="24"/>
-        </w:rPr>
-      </w:pPr>
-    </w:p>
-    <w:p>
-      <w:pPr>
-        <w:pStyle w:val="ListParagraph"/>
-        <w:ind w:left="1440"/>
-        <w:rPr>
-          <w:rFonts w:ascii="Times New Roman" w:hAnsi="Times New Roman" w:cs="Times New Roman"/>
-          <w:sz w:val="24"/>
-          <w:szCs w:val="24"/>
-        </w:rPr>
-      </w:pPr>
-    </w:p>
-    <w:p>
-      <w:pPr>
-        <w:pStyle w:val="ListParagraph"/>
-        <w:ind w:left="1440"/>
-        <w:rPr>
-          <w:rFonts w:ascii="Times New Roman" w:hAnsi="Times New Roman" w:cs="Times New Roman"/>
-          <w:sz w:val="24"/>
-          <w:szCs w:val="24"/>
-        </w:rPr>
-      </w:pPr>
-    </w:p>
-    <w:p>
-      <w:pPr>
-        <w:pStyle w:val="ListParagraph"/>
-        <w:ind w:left="1440"/>
-        <w:rPr>
-          <w:rFonts w:ascii="Times New Roman" w:hAnsi="Times New Roman" w:cs="Times New Roman"/>
-          <w:sz w:val="24"/>
-          <w:szCs w:val="24"/>
-        </w:rPr>
-      </w:pPr>
-    </w:p>
-    <w:p>
-      <w:pPr>
-        <w:pStyle w:val="ListParagraph"/>
-        <w:ind w:left="1440"/>
-        <w:rPr>
-          <w:rFonts w:ascii="Times New Roman" w:hAnsi="Times New Roman" w:cs="Times New Roman"/>
-          <w:sz w:val="24"/>
-          <w:szCs w:val="24"/>
-        </w:rPr>
-      </w:pPr>
-    </w:p>
-    <w:p>
-      <w:pPr>
-        <w:pStyle w:val="ListParagraph"/>
-        <w:numPr>
-          <w:ilvl w:val="1"/>
-          <w:numId w:val="12"/>
-        </w:numPr>
-        <w:rPr>
-          <w:rFonts w:ascii="Times New Roman" w:hAnsi="Times New Roman" w:cs="Times New Roman"/>
-          <w:sz w:val="24"/>
-          <w:szCs w:val="24"/>
-        </w:rPr>
-      </w:pPr>
-      <w:r>
-        <w:rPr>
-          <w:rFonts w:ascii="Times New Roman" w:hAnsi="Times New Roman" w:cs="Times New Roman"/>
-          <w:sz w:val="24"/>
-          <w:szCs w:val="24"/>
-        </w:rPr>
-        <w:t xml:space="preserve">Recall: the women’s 100m backstroke was only introduced in 2008, so there are no “early” </w:t>
-      </w:r>
-      <w:r>
-        <w:rPr>
-          <w:rFonts w:ascii="Times New Roman" w:hAnsi="Times New Roman" w:cs="Times New Roman"/>
-          <w:sz w:val="24"/>
-          <w:szCs w:val="24"/>
-        </w:rPr>
-        <w:t>Olympic</w:t>
-      </w:r>
-      <w:r>
-        <w:rPr>
-          <w:rFonts w:ascii="Times New Roman" w:hAnsi="Times New Roman" w:cs="Times New Roman"/>
-          <w:sz w:val="24"/>
-          <w:szCs w:val="24"/>
-        </w:rPr>
-        <w:t xml:space="preserve"> </w:t>
-      </w:r>
-      <w:r>
-        <w:rPr>
-          <w:rFonts w:ascii="Times New Roman" w:hAnsi="Times New Roman" w:cs="Times New Roman"/>
-          <w:sz w:val="24"/>
-          <w:szCs w:val="24"/>
-        </w:rPr>
-        <w:t>results for that event. However, if there had been, sketch what you think the early backstroke boxplot might look like</w:t>
-      </w:r>
-      <w:r>
-        <w:rPr>
-          <w:rFonts w:ascii="Times New Roman" w:hAnsi="Times New Roman" w:cs="Times New Roman"/>
-          <w:sz w:val="24"/>
-          <w:szCs w:val="24"/>
-        </w:rPr>
-        <w:t xml:space="preserve"> on the plot above</w:t>
-      </w:r>
-      <w:r>
-        <w:rPr>
-          <w:rFonts w:ascii="Times New Roman" w:hAnsi="Times New Roman" w:cs="Times New Roman"/>
-          <w:sz w:val="24"/>
-          <w:szCs w:val="24"/>
-        </w:rPr>
-        <w:t>. Base your sketch on the patterns you observed in butterfly and freestyle.</w:t>
-      </w:r>
-    </w:p>
-    <w:p>
-      <w:pPr>
+        <w:ind w:left="0"/>
+        <w:jc w:val="center"/>
         <w:rPr>
           <w:rFonts w:ascii="Times New Roman" w:hAnsi="Times New Roman" w:cs="Times New Roman"/>
           <w:sz w:val="24"/>
@@ -3088,26 +2750,271 @@
         <w:ind w:left="1080"/>
         <w:rPr>
           <w:rFonts w:ascii="Times New Roman" w:hAnsi="Times New Roman" w:cs="Times New Roman"/>
+        </w:rPr>
+      </w:pPr>
+      <w:r>
+        <w:rPr>
+          <w:rFonts w:ascii="Times New Roman" w:hAnsi="Times New Roman" w:cs="Times New Roman"/>
+        </w:rPr>
+        <w:t>The boxplots above show finishing times for the women’s 100m event</w:t>
+      </w:r>
+      <w:r>
+        <w:rPr>
+          <w:rFonts w:ascii="Times New Roman" w:hAnsi="Times New Roman" w:cs="Times New Roman"/>
+        </w:rPr>
+        <w:t>s</w:t>
+      </w:r>
+      <w:r>
+        <w:rPr>
+          <w:rFonts w:ascii="Times New Roman" w:hAnsi="Times New Roman" w:cs="Times New Roman"/>
+        </w:rPr>
+        <w:t xml:space="preserve">, split into </w:t>
+      </w:r>
+      <w:r>
+        <w:rPr>
+          <w:rFonts w:ascii="Times New Roman" w:hAnsi="Times New Roman" w:cs="Times New Roman"/>
+          <w:b/>
+          <w:bCs/>
+        </w:rPr>
+        <w:t xml:space="preserve">early </w:t>
+      </w:r>
+      <w:r>
+        <w:rPr>
+          <w:rFonts w:ascii="Times New Roman" w:hAnsi="Times New Roman" w:cs="Times New Roman"/>
+        </w:rPr>
+        <w:t xml:space="preserve">and </w:t>
+      </w:r>
+      <w:r>
+        <w:rPr>
+          <w:rFonts w:ascii="Times New Roman" w:hAnsi="Times New Roman" w:cs="Times New Roman"/>
+          <w:b/>
+          <w:bCs/>
+        </w:rPr>
+        <w:t>recent</w:t>
+      </w:r>
+      <w:r>
+        <w:rPr>
+          <w:rFonts w:ascii="Times New Roman" w:hAnsi="Times New Roman" w:cs="Times New Roman"/>
+        </w:rPr>
+        <w:t xml:space="preserve"> eras.</w:t>
+      </w:r>
+      <w:r>
+        <w:rPr>
+          <w:rFonts w:ascii="Times New Roman" w:hAnsi="Times New Roman" w:cs="Times New Roman"/>
+        </w:rPr>
+        <w:t xml:space="preserve"> </w:t>
+      </w:r>
+      <w:r>
+        <w:rPr>
+          <w:rFonts w:ascii="Times New Roman" w:hAnsi="Times New Roman" w:cs="Times New Roman"/>
+        </w:rPr>
+        <w:t>Compare the distributions within each stroke (butterfly, freestyle).</w:t>
+      </w:r>
+    </w:p>
+    <w:p>
+      <w:pPr>
+        <w:pStyle w:val="ListParagraph"/>
+        <w:numPr>
+          <w:ilvl w:val="1"/>
+          <w:numId w:val="12"/>
+        </w:numPr>
+        <w:rPr>
+          <w:rFonts w:ascii="Times New Roman" w:hAnsi="Times New Roman" w:cs="Times New Roman"/>
+        </w:rPr>
+      </w:pPr>
+      <w:r>
+        <w:rPr>
+          <w:rFonts w:ascii="Times New Roman" w:hAnsi="Times New Roman" w:cs="Times New Roman"/>
+        </w:rPr>
+        <w:t>Which stroke shows the largest improvement in times from the early to recent era?</w:t>
+      </w:r>
+    </w:p>
+    <w:p>
+      <w:pPr>
+        <w:pStyle w:val="ListParagraph"/>
+        <w:ind w:left="1440"/>
+        <w:rPr>
+          <w:rFonts w:ascii="Times New Roman" w:hAnsi="Times New Roman" w:cs="Times New Roman"/>
+        </w:rPr>
+      </w:pPr>
+    </w:p>
+    <w:p>
+      <w:pPr>
+        <w:pStyle w:val="ListParagraph"/>
+        <w:ind w:left="1440"/>
+        <w:rPr>
+          <w:rFonts w:ascii="Times New Roman" w:hAnsi="Times New Roman" w:cs="Times New Roman"/>
+        </w:rPr>
+      </w:pPr>
+    </w:p>
+    <w:p>
+      <w:pPr>
+        <w:pStyle w:val="ListParagraph"/>
+        <w:ind w:left="1440"/>
+        <w:rPr>
+          <w:rFonts w:ascii="Times New Roman" w:hAnsi="Times New Roman" w:cs="Times New Roman"/>
+        </w:rPr>
+      </w:pPr>
+    </w:p>
+    <w:p>
+      <w:pPr>
+        <w:pStyle w:val="ListParagraph"/>
+        <w:ind w:left="1440"/>
+        <w:rPr>
+          <w:rFonts w:ascii="Times New Roman" w:hAnsi="Times New Roman" w:cs="Times New Roman"/>
+        </w:rPr>
+      </w:pPr>
+    </w:p>
+    <w:p>
+      <w:pPr>
+        <w:pStyle w:val="ListParagraph"/>
+        <w:ind w:left="1440"/>
+        <w:rPr>
+          <w:rFonts w:ascii="Times New Roman" w:hAnsi="Times New Roman" w:cs="Times New Roman"/>
+        </w:rPr>
+      </w:pPr>
+    </w:p>
+    <w:p>
+      <w:pPr>
+        <w:pStyle w:val="ListParagraph"/>
+        <w:numPr>
+          <w:ilvl w:val="1"/>
+          <w:numId w:val="12"/>
+        </w:numPr>
+        <w:rPr>
+          <w:rFonts w:ascii="Times New Roman" w:hAnsi="Times New Roman" w:cs="Times New Roman"/>
+        </w:rPr>
+      </w:pPr>
+      <w:r>
+        <w:rPr>
+          <w:rFonts w:ascii="Times New Roman" w:hAnsi="Times New Roman" w:cs="Times New Roman"/>
+        </w:rPr>
+        <w:t>How does the consistency (spread of times) change in the recent era compared to the early era?</w:t>
+      </w:r>
+    </w:p>
+    <w:p>
+      <w:pPr>
+        <w:pStyle w:val="ListParagraph"/>
+        <w:ind w:left="1440"/>
+        <w:rPr>
+          <w:rFonts w:ascii="Times New Roman" w:hAnsi="Times New Roman" w:cs="Times New Roman"/>
+        </w:rPr>
+      </w:pPr>
+    </w:p>
+    <w:p>
+      <w:pPr>
+        <w:pStyle w:val="ListParagraph"/>
+        <w:ind w:left="1440"/>
+        <w:rPr>
+          <w:rFonts w:ascii="Times New Roman" w:hAnsi="Times New Roman" w:cs="Times New Roman"/>
+        </w:rPr>
+      </w:pPr>
+    </w:p>
+    <w:p>
+      <w:pPr>
+        <w:pStyle w:val="ListParagraph"/>
+        <w:ind w:left="1440"/>
+        <w:rPr>
+          <w:rFonts w:ascii="Times New Roman" w:hAnsi="Times New Roman" w:cs="Times New Roman"/>
+        </w:rPr>
+      </w:pPr>
+    </w:p>
+    <w:p>
+      <w:pPr>
+        <w:pStyle w:val="ListParagraph"/>
+        <w:ind w:left="1440"/>
+        <w:rPr>
+          <w:rFonts w:ascii="Times New Roman" w:hAnsi="Times New Roman" w:cs="Times New Roman"/>
+        </w:rPr>
+      </w:pPr>
+    </w:p>
+    <w:p>
+      <w:pPr>
+        <w:pStyle w:val="ListParagraph"/>
+        <w:ind w:left="1440"/>
+        <w:rPr>
+          <w:rFonts w:ascii="Times New Roman" w:hAnsi="Times New Roman" w:cs="Times New Roman"/>
+        </w:rPr>
+      </w:pPr>
+    </w:p>
+    <w:p>
+      <w:pPr>
+        <w:pStyle w:val="ListParagraph"/>
+        <w:numPr>
+          <w:ilvl w:val="1"/>
+          <w:numId w:val="12"/>
+        </w:numPr>
+        <w:rPr>
+          <w:rFonts w:ascii="Times New Roman" w:hAnsi="Times New Roman" w:cs="Times New Roman"/>
+        </w:rPr>
+      </w:pPr>
+      <w:r>
+        <w:rPr>
+          <w:rFonts w:ascii="Times New Roman" w:hAnsi="Times New Roman" w:cs="Times New Roman"/>
+        </w:rPr>
+        <w:t xml:space="preserve">Recall: the women’s 100m backstroke was only introduced in 2008, so there are no “early” </w:t>
+      </w:r>
+      <w:r>
+        <w:rPr>
+          <w:rFonts w:ascii="Times New Roman" w:hAnsi="Times New Roman" w:cs="Times New Roman"/>
+        </w:rPr>
+        <w:t xml:space="preserve">Olympic </w:t>
+      </w:r>
+      <w:r>
+        <w:rPr>
+          <w:rFonts w:ascii="Times New Roman" w:hAnsi="Times New Roman" w:cs="Times New Roman"/>
+        </w:rPr>
+        <w:t>results for that event. However, if there had been, sketch what you think the early backstroke boxplot might look like on the plot above. Base your sketch on the patterns you observed in butterfly and freestyle.</w:t>
+      </w:r>
+    </w:p>
+    <w:p>
+      <w:pPr>
+        <w:rPr>
+          <w:rFonts w:ascii="Times New Roman" w:hAnsi="Times New Roman" w:cs="Times New Roman"/>
+        </w:rPr>
+      </w:pPr>
+    </w:p>
+    <w:p>
+      <w:pPr>
+        <w:pStyle w:val="ListParagraph"/>
+        <w:numPr>
+          <w:ilvl w:val="0"/>
+          <w:numId w:val="11"/>
+        </w:numPr>
+        <w:ind w:left="1080"/>
+        <w:rPr>
+          <w:rFonts w:ascii="Times New Roman" w:hAnsi="Times New Roman" w:cs="Times New Roman"/>
+        </w:rPr>
+      </w:pPr>
+      <w:r>
+        <w:rPr>
+          <w:rFonts w:ascii="Times New Roman" w:hAnsi="Times New Roman" w:cs="Times New Roman"/>
+        </w:rPr>
+        <w:t>The table below provides summary statistics for the three strokes in the recent era (i.e., from 2000 – 2020)</w:t>
+      </w:r>
+      <w:r>
+        <w:rPr>
+          <w:rFonts w:ascii="Times New Roman" w:hAnsi="Times New Roman" w:cs="Times New Roman"/>
+        </w:rPr>
+        <w:t xml:space="preserve">. </w:t>
+      </w:r>
+    </w:p>
+    <w:p>
+      <w:pPr>
+        <w:autoSpaceDE w:val="0"/>
+        <w:autoSpaceDN w:val="0"/>
+        <w:adjustRightInd w:val="0"/>
+        <w:spacing w:after="120" w:line="240" w:lineRule="auto"/>
+        <w:rPr>
+          <w:rFonts w:ascii="Segoe UI" w:eastAsia="Times New Roman" w:hAnsi="Segoe UI" w:cs="Segoe UI"/>
+          <w:b/>
+          <w:bCs/>
+          <w:color w:val="056EB2"/>
+          <w:kern w:val="0"/>
           <w:sz w:val="24"/>
           <w:szCs w:val="24"/>
         </w:rPr>
       </w:pPr>
-      <w:r>
-        <w:rPr>
-          <w:rFonts w:ascii="Times New Roman" w:hAnsi="Times New Roman" w:cs="Times New Roman"/>
-          <w:sz w:val="24"/>
-          <w:szCs w:val="24"/>
-        </w:rPr>
-        <w:t>The table below provides summary statistics for the three strokes in the recent era (i.e., from 2000 – 2020)</w:t>
-      </w:r>
-      <w:r>
-        <w:rPr>
-          <w:rFonts w:ascii="Times New Roman" w:hAnsi="Times New Roman" w:cs="Times New Roman"/>
-          <w:sz w:val="24"/>
-          <w:szCs w:val="24"/>
-        </w:rPr>
-        <w:t xml:space="preserve">. </w:t>
-      </w:r>
     </w:p>
     <w:tbl>
       <w:tblPr>
@@ -3120,36 +3027,41 @@
         <w:tblLook w:val="0000" w:firstRow="0" w:lastRow="0" w:firstColumn="0" w:lastColumn="0" w:noHBand="0" w:noVBand="0"/>
       </w:tblPr>
       <w:tblGrid>
-        <w:gridCol w:w="929"/>
-        <w:gridCol w:w="944"/>
-        <w:gridCol w:w="304"/>
-        <w:gridCol w:w="670"/>
-        <w:gridCol w:w="700"/>
-        <w:gridCol w:w="1066"/>
-        <w:gridCol w:w="624"/>
-        <w:gridCol w:w="853"/>
-        <w:gridCol w:w="624"/>
-        <w:gridCol w:w="1096"/>
+        <w:gridCol w:w="915"/>
+        <w:gridCol w:w="930"/>
+        <w:gridCol w:w="300"/>
+        <w:gridCol w:w="660"/>
+        <w:gridCol w:w="690"/>
+        <w:gridCol w:w="1050"/>
+        <w:gridCol w:w="615"/>
+        <w:gridCol w:w="840"/>
+        <w:gridCol w:w="615"/>
+        <w:gridCol w:w="1080"/>
       </w:tblGrid>
       <w:tr>
+        <w:tblPrEx>
+          <w:tblCellMar>
+            <w:top w:w="0" w:type="dxa"/>
+            <w:bottom w:w="0" w:type="dxa"/>
+          </w:tblCellMar>
+        </w:tblPrEx>
         <w:trPr>
-          <w:trHeight w:val="298"/>
           <w:jc w:val="center"/>
         </w:trPr>
         <w:tc>
           <w:tcPr>
-            <w:tcW w:w="929" w:type="dxa"/>
+            <w:tcW w:w="915" w:type="dxa"/>
             <w:tcBorders>
               <w:top w:val="none" w:sz="0" w:space="0" w:color="000000"/>
               <w:left w:val="none" w:sz="0" w:space="0" w:color="000000"/>
-              <w:bottom w:val="single" w:sz="4" w:space="0" w:color="383838"/>
+              <w:bottom w:val="single" w:sz="6" w:space="0" w:color="383838"/>
               <w:right w:val="none" w:sz="0" w:space="0" w:color="000000"/>
             </w:tcBorders>
             <w:shd w:val="clear" w:color="auto" w:fill="FEFEFE"/>
             <w:tcMar>
-              <w:top w:w="12" w:type="dxa"/>
-              <w:left w:w="24" w:type="dxa"/>
-              <w:right w:w="24" w:type="dxa"/>
+              <w:top w:w="15" w:type="dxa"/>
+              <w:left w:w="30" w:type="dxa"/>
+              <w:right w:w="30" w:type="dxa"/>
             </w:tcMar>
             <w:vAlign w:val="bottom"/>
           </w:tcPr>
@@ -3165,8 +3077,8 @@
                 <w:bCs/>
                 <w:color w:val="000000"/>
                 <w:kern w:val="0"/>
-                <w:sz w:val="18"/>
-                <w:szCs w:val="15"/>
+                <w:sz w:val="19"/>
+                <w:szCs w:val="19"/>
               </w:rPr>
             </w:pPr>
             <w:r>
@@ -3176,8 +3088,8 @@
                 <w:bCs/>
                 <w:color w:val="000000"/>
                 <w:kern w:val="0"/>
-                <w:sz w:val="18"/>
-                <w:szCs w:val="15"/>
+                <w:sz w:val="19"/>
+                <w:szCs w:val="19"/>
               </w:rPr>
               <w:t>Variable</w:t>
             </w:r>
@@ -3185,18 +3097,18 @@
         </w:tc>
         <w:tc>
           <w:tcPr>
-            <w:tcW w:w="944" w:type="dxa"/>
+            <w:tcW w:w="930" w:type="dxa"/>
             <w:tcBorders>
               <w:top w:val="none" w:sz="0" w:space="0" w:color="000000"/>
               <w:left w:val="none" w:sz="0" w:space="0" w:color="000000"/>
-              <w:bottom w:val="single" w:sz="4" w:space="0" w:color="383838"/>
+              <w:bottom w:val="single" w:sz="6" w:space="0" w:color="383838"/>
               <w:right w:val="none" w:sz="0" w:space="0" w:color="000000"/>
             </w:tcBorders>
             <w:shd w:val="clear" w:color="auto" w:fill="FEFEFE"/>
             <w:tcMar>
-              <w:top w:w="12" w:type="dxa"/>
-              <w:left w:w="24" w:type="dxa"/>
-              <w:right w:w="24" w:type="dxa"/>
+              <w:top w:w="15" w:type="dxa"/>
+              <w:left w:w="30" w:type="dxa"/>
+              <w:right w:w="30" w:type="dxa"/>
             </w:tcMar>
             <w:vAlign w:val="bottom"/>
           </w:tcPr>
@@ -3212,8 +3124,8 @@
                 <w:bCs/>
                 <w:color w:val="000000"/>
                 <w:kern w:val="0"/>
-                <w:sz w:val="18"/>
-                <w:szCs w:val="15"/>
+                <w:sz w:val="19"/>
+                <w:szCs w:val="19"/>
               </w:rPr>
             </w:pPr>
             <w:r>
@@ -3223,8 +3135,8 @@
                 <w:bCs/>
                 <w:color w:val="000000"/>
                 <w:kern w:val="0"/>
-                <w:sz w:val="18"/>
-                <w:szCs w:val="15"/>
+                <w:sz w:val="19"/>
+                <w:szCs w:val="19"/>
               </w:rPr>
               <w:t>Stroke</w:t>
             </w:r>
@@ -3232,18 +3144,18 @@
         </w:tc>
         <w:tc>
           <w:tcPr>
-            <w:tcW w:w="304" w:type="dxa"/>
+            <w:tcW w:w="300" w:type="dxa"/>
             <w:tcBorders>
               <w:top w:val="none" w:sz="0" w:space="0" w:color="000000"/>
               <w:left w:val="none" w:sz="0" w:space="0" w:color="000000"/>
-              <w:bottom w:val="single" w:sz="4" w:space="0" w:color="383838"/>
+              <w:bottom w:val="single" w:sz="6" w:space="0" w:color="383838"/>
               <w:right w:val="none" w:sz="0" w:space="0" w:color="000000"/>
             </w:tcBorders>
             <w:shd w:val="clear" w:color="auto" w:fill="FEFEFE"/>
             <w:tcMar>
-              <w:top w:w="12" w:type="dxa"/>
-              <w:left w:w="24" w:type="dxa"/>
-              <w:right w:w="24" w:type="dxa"/>
+              <w:top w:w="15" w:type="dxa"/>
+              <w:left w:w="30" w:type="dxa"/>
+              <w:right w:w="30" w:type="dxa"/>
             </w:tcMar>
             <w:vAlign w:val="bottom"/>
           </w:tcPr>
@@ -3260,8 +3172,8 @@
                 <w:bCs/>
                 <w:color w:val="000000"/>
                 <w:kern w:val="0"/>
-                <w:sz w:val="18"/>
-                <w:szCs w:val="15"/>
+                <w:sz w:val="19"/>
+                <w:szCs w:val="19"/>
               </w:rPr>
             </w:pPr>
             <w:r>
@@ -3271,8 +3183,8 @@
                 <w:bCs/>
                 <w:color w:val="000000"/>
                 <w:kern w:val="0"/>
-                <w:sz w:val="18"/>
-                <w:szCs w:val="15"/>
+                <w:sz w:val="19"/>
+                <w:szCs w:val="19"/>
               </w:rPr>
               <w:t>N</w:t>
             </w:r>
@@ -3280,18 +3192,18 @@
         </w:tc>
         <w:tc>
           <w:tcPr>
-            <w:tcW w:w="670" w:type="dxa"/>
+            <w:tcW w:w="660" w:type="dxa"/>
             <w:tcBorders>
               <w:top w:val="none" w:sz="0" w:space="0" w:color="000000"/>
               <w:left w:val="none" w:sz="0" w:space="0" w:color="000000"/>
-              <w:bottom w:val="single" w:sz="4" w:space="0" w:color="383838"/>
+              <w:bottom w:val="single" w:sz="6" w:space="0" w:color="383838"/>
               <w:right w:val="none" w:sz="0" w:space="0" w:color="000000"/>
             </w:tcBorders>
             <w:shd w:val="clear" w:color="auto" w:fill="FEFEFE"/>
             <w:tcMar>
-              <w:top w:w="12" w:type="dxa"/>
-              <w:left w:w="24" w:type="dxa"/>
-              <w:right w:w="24" w:type="dxa"/>
+              <w:top w:w="15" w:type="dxa"/>
+              <w:left w:w="30" w:type="dxa"/>
+              <w:right w:w="30" w:type="dxa"/>
             </w:tcMar>
             <w:vAlign w:val="bottom"/>
           </w:tcPr>
@@ -3308,8 +3220,8 @@
                 <w:bCs/>
                 <w:color w:val="000000"/>
                 <w:kern w:val="0"/>
-                <w:sz w:val="18"/>
-                <w:szCs w:val="15"/>
+                <w:sz w:val="19"/>
+                <w:szCs w:val="19"/>
               </w:rPr>
             </w:pPr>
             <w:r>
@@ -3319,8 +3231,8 @@
                 <w:bCs/>
                 <w:color w:val="000000"/>
                 <w:kern w:val="0"/>
-                <w:sz w:val="18"/>
-                <w:szCs w:val="15"/>
+                <w:sz w:val="19"/>
+                <w:szCs w:val="19"/>
               </w:rPr>
               <w:t>Mean</w:t>
             </w:r>
@@ -3328,18 +3240,18 @@
         </w:tc>
         <w:tc>
           <w:tcPr>
-            <w:tcW w:w="700" w:type="dxa"/>
+            <w:tcW w:w="690" w:type="dxa"/>
             <w:tcBorders>
               <w:top w:val="none" w:sz="0" w:space="0" w:color="000000"/>
               <w:left w:val="none" w:sz="0" w:space="0" w:color="000000"/>
-              <w:bottom w:val="single" w:sz="4" w:space="0" w:color="383838"/>
+              <w:bottom w:val="single" w:sz="6" w:space="0" w:color="383838"/>
               <w:right w:val="none" w:sz="0" w:space="0" w:color="000000"/>
             </w:tcBorders>
             <w:shd w:val="clear" w:color="auto" w:fill="FEFEFE"/>
             <w:tcMar>
-              <w:top w:w="12" w:type="dxa"/>
-              <w:left w:w="24" w:type="dxa"/>
-              <w:right w:w="24" w:type="dxa"/>
+              <w:top w:w="15" w:type="dxa"/>
+              <w:left w:w="30" w:type="dxa"/>
+              <w:right w:w="30" w:type="dxa"/>
             </w:tcMar>
             <w:vAlign w:val="bottom"/>
           </w:tcPr>
@@ -3356,8 +3268,8 @@
                 <w:bCs/>
                 <w:color w:val="000000"/>
                 <w:kern w:val="0"/>
-                <w:sz w:val="18"/>
-                <w:szCs w:val="15"/>
+                <w:sz w:val="19"/>
+                <w:szCs w:val="19"/>
               </w:rPr>
             </w:pPr>
             <w:proofErr w:type="spellStart"/>
@@ -3368,8 +3280,8 @@
                 <w:bCs/>
                 <w:color w:val="000000"/>
                 <w:kern w:val="0"/>
-                <w:sz w:val="18"/>
-                <w:szCs w:val="15"/>
+                <w:sz w:val="19"/>
+                <w:szCs w:val="19"/>
               </w:rPr>
               <w:t>StDev</w:t>
             </w:r>
@@ -3378,18 +3290,18 @@
         </w:tc>
         <w:tc>
           <w:tcPr>
-            <w:tcW w:w="1066" w:type="dxa"/>
+            <w:tcW w:w="1050" w:type="dxa"/>
             <w:tcBorders>
               <w:top w:val="none" w:sz="0" w:space="0" w:color="000000"/>
               <w:left w:val="none" w:sz="0" w:space="0" w:color="000000"/>
-              <w:bottom w:val="single" w:sz="4" w:space="0" w:color="383838"/>
+              <w:bottom w:val="single" w:sz="6" w:space="0" w:color="383838"/>
               <w:right w:val="none" w:sz="0" w:space="0" w:color="000000"/>
             </w:tcBorders>
             <w:shd w:val="clear" w:color="auto" w:fill="FEFEFE"/>
             <w:tcMar>
-              <w:top w:w="12" w:type="dxa"/>
-              <w:left w:w="24" w:type="dxa"/>
-              <w:right w:w="24" w:type="dxa"/>
+              <w:top w:w="15" w:type="dxa"/>
+              <w:left w:w="30" w:type="dxa"/>
+              <w:right w:w="30" w:type="dxa"/>
             </w:tcMar>
             <w:vAlign w:val="bottom"/>
           </w:tcPr>
@@ -3406,8 +3318,8 @@
                 <w:bCs/>
                 <w:color w:val="000000"/>
                 <w:kern w:val="0"/>
-                <w:sz w:val="18"/>
-                <w:szCs w:val="15"/>
+                <w:sz w:val="19"/>
+                <w:szCs w:val="19"/>
               </w:rPr>
             </w:pPr>
             <w:r>
@@ -3417,8 +3329,8 @@
                 <w:bCs/>
                 <w:color w:val="000000"/>
                 <w:kern w:val="0"/>
-                <w:sz w:val="18"/>
-                <w:szCs w:val="15"/>
+                <w:sz w:val="19"/>
+                <w:szCs w:val="19"/>
               </w:rPr>
               <w:t>Minimum</w:t>
             </w:r>
@@ -3426,18 +3338,18 @@
         </w:tc>
         <w:tc>
           <w:tcPr>
-            <w:tcW w:w="624" w:type="dxa"/>
+            <w:tcW w:w="615" w:type="dxa"/>
             <w:tcBorders>
               <w:top w:val="none" w:sz="0" w:space="0" w:color="000000"/>
               <w:left w:val="none" w:sz="0" w:space="0" w:color="000000"/>
-              <w:bottom w:val="single" w:sz="4" w:space="0" w:color="383838"/>
+              <w:bottom w:val="single" w:sz="6" w:space="0" w:color="383838"/>
               <w:right w:val="none" w:sz="0" w:space="0" w:color="000000"/>
             </w:tcBorders>
             <w:shd w:val="clear" w:color="auto" w:fill="FEFEFE"/>
             <w:tcMar>
-              <w:top w:w="12" w:type="dxa"/>
-              <w:left w:w="24" w:type="dxa"/>
-              <w:right w:w="24" w:type="dxa"/>
+              <w:top w:w="15" w:type="dxa"/>
+              <w:left w:w="30" w:type="dxa"/>
+              <w:right w:w="30" w:type="dxa"/>
             </w:tcMar>
             <w:vAlign w:val="bottom"/>
           </w:tcPr>
@@ -3454,8 +3366,8 @@
                 <w:bCs/>
                 <w:color w:val="000000"/>
                 <w:kern w:val="0"/>
-                <w:sz w:val="18"/>
-                <w:szCs w:val="15"/>
+                <w:sz w:val="19"/>
+                <w:szCs w:val="19"/>
               </w:rPr>
             </w:pPr>
             <w:r>
@@ -3465,8 +3377,8 @@
                 <w:bCs/>
                 <w:color w:val="000000"/>
                 <w:kern w:val="0"/>
-                <w:sz w:val="18"/>
-                <w:szCs w:val="15"/>
+                <w:sz w:val="19"/>
+                <w:szCs w:val="19"/>
               </w:rPr>
               <w:t>Q1</w:t>
             </w:r>
@@ -3474,18 +3386,18 @@
         </w:tc>
         <w:tc>
           <w:tcPr>
-            <w:tcW w:w="853" w:type="dxa"/>
+            <w:tcW w:w="840" w:type="dxa"/>
             <w:tcBorders>
               <w:top w:val="none" w:sz="0" w:space="0" w:color="000000"/>
               <w:left w:val="none" w:sz="0" w:space="0" w:color="000000"/>
-              <w:bottom w:val="single" w:sz="4" w:space="0" w:color="383838"/>
+              <w:bottom w:val="single" w:sz="6" w:space="0" w:color="383838"/>
               <w:right w:val="none" w:sz="0" w:space="0" w:color="000000"/>
             </w:tcBorders>
             <w:shd w:val="clear" w:color="auto" w:fill="FEFEFE"/>
             <w:tcMar>
-              <w:top w:w="12" w:type="dxa"/>
-              <w:left w:w="24" w:type="dxa"/>
-              <w:right w:w="24" w:type="dxa"/>
+              <w:top w:w="15" w:type="dxa"/>
+              <w:left w:w="30" w:type="dxa"/>
+              <w:right w:w="30" w:type="dxa"/>
             </w:tcMar>
             <w:vAlign w:val="bottom"/>
           </w:tcPr>
@@ -3502,8 +3414,8 @@
                 <w:bCs/>
                 <w:color w:val="000000"/>
                 <w:kern w:val="0"/>
-                <w:sz w:val="18"/>
-                <w:szCs w:val="15"/>
+                <w:sz w:val="19"/>
+                <w:szCs w:val="19"/>
               </w:rPr>
             </w:pPr>
             <w:r>
@@ -3513,8 +3425,8 @@
                 <w:bCs/>
                 <w:color w:val="000000"/>
                 <w:kern w:val="0"/>
-                <w:sz w:val="18"/>
-                <w:szCs w:val="15"/>
+                <w:sz w:val="19"/>
+                <w:szCs w:val="19"/>
               </w:rPr>
               <w:t>Median</w:t>
             </w:r>
@@ -3522,18 +3434,18 @@
         </w:tc>
         <w:tc>
           <w:tcPr>
-            <w:tcW w:w="624" w:type="dxa"/>
+            <w:tcW w:w="615" w:type="dxa"/>
             <w:tcBorders>
               <w:top w:val="none" w:sz="0" w:space="0" w:color="000000"/>
               <w:left w:val="none" w:sz="0" w:space="0" w:color="000000"/>
-              <w:bottom w:val="single" w:sz="4" w:space="0" w:color="383838"/>
+              <w:bottom w:val="single" w:sz="6" w:space="0" w:color="383838"/>
               <w:right w:val="none" w:sz="0" w:space="0" w:color="000000"/>
             </w:tcBorders>
             <w:shd w:val="clear" w:color="auto" w:fill="FEFEFE"/>
             <w:tcMar>
-              <w:top w:w="12" w:type="dxa"/>
-              <w:left w:w="24" w:type="dxa"/>
-              <w:right w:w="24" w:type="dxa"/>
+              <w:top w:w="15" w:type="dxa"/>
+              <w:left w:w="30" w:type="dxa"/>
+              <w:right w:w="30" w:type="dxa"/>
             </w:tcMar>
             <w:vAlign w:val="bottom"/>
           </w:tcPr>
@@ -3550,8 +3462,8 @@
                 <w:bCs/>
                 <w:color w:val="000000"/>
                 <w:kern w:val="0"/>
-                <w:sz w:val="18"/>
-                <w:szCs w:val="15"/>
+                <w:sz w:val="19"/>
+                <w:szCs w:val="19"/>
               </w:rPr>
             </w:pPr>
             <w:r>
@@ -3561,8 +3473,8 @@
                 <w:bCs/>
                 <w:color w:val="000000"/>
                 <w:kern w:val="0"/>
-                <w:sz w:val="18"/>
-                <w:szCs w:val="15"/>
+                <w:sz w:val="19"/>
+                <w:szCs w:val="19"/>
               </w:rPr>
               <w:t>Q3</w:t>
             </w:r>
@@ -3570,18 +3482,18 @@
         </w:tc>
         <w:tc>
           <w:tcPr>
-            <w:tcW w:w="1096" w:type="dxa"/>
+            <w:tcW w:w="1080" w:type="dxa"/>
             <w:tcBorders>
               <w:top w:val="none" w:sz="0" w:space="0" w:color="000000"/>
               <w:left w:val="none" w:sz="0" w:space="0" w:color="000000"/>
-              <w:bottom w:val="single" w:sz="4" w:space="0" w:color="383838"/>
+              <w:bottom w:val="single" w:sz="6" w:space="0" w:color="383838"/>
               <w:right w:val="none" w:sz="0" w:space="0" w:color="000000"/>
             </w:tcBorders>
             <w:shd w:val="clear" w:color="auto" w:fill="FEFEFE"/>
             <w:tcMar>
-              <w:top w:w="12" w:type="dxa"/>
-              <w:left w:w="24" w:type="dxa"/>
-              <w:right w:w="24" w:type="dxa"/>
+              <w:top w:w="15" w:type="dxa"/>
+              <w:left w:w="30" w:type="dxa"/>
+              <w:right w:w="30" w:type="dxa"/>
             </w:tcMar>
             <w:vAlign w:val="bottom"/>
           </w:tcPr>
@@ -3598,8 +3510,8 @@
                 <w:bCs/>
                 <w:color w:val="000000"/>
                 <w:kern w:val="0"/>
-                <w:sz w:val="18"/>
-                <w:szCs w:val="15"/>
+                <w:sz w:val="19"/>
+                <w:szCs w:val="19"/>
               </w:rPr>
             </w:pPr>
             <w:r>
@@ -3609,8 +3521,8 @@
                 <w:bCs/>
                 <w:color w:val="000000"/>
                 <w:kern w:val="0"/>
-                <w:sz w:val="18"/>
-                <w:szCs w:val="15"/>
+                <w:sz w:val="19"/>
+                <w:szCs w:val="19"/>
               </w:rPr>
               <w:t>Maximum</w:t>
             </w:r>
@@ -3618,13 +3530,18 @@
         </w:tc>
       </w:tr>
       <w:tr>
+        <w:tblPrEx>
+          <w:tblCellMar>
+            <w:top w:w="0" w:type="dxa"/>
+            <w:bottom w:w="0" w:type="dxa"/>
+          </w:tblCellMar>
+        </w:tblPrEx>
         <w:trPr>
-          <w:trHeight w:val="228"/>
           <w:jc w:val="center"/>
         </w:trPr>
         <w:tc>
           <w:tcPr>
-            <w:tcW w:w="929" w:type="dxa"/>
+            <w:tcW w:w="915" w:type="dxa"/>
             <w:tcBorders>
               <w:top w:val="nil"/>
               <w:left w:val="nil"/>
@@ -3633,9 +3550,9 @@
             </w:tcBorders>
             <w:shd w:val="clear" w:color="auto" w:fill="FEFEFE"/>
             <w:tcMar>
-              <w:top w:w="12" w:type="dxa"/>
-              <w:left w:w="24" w:type="dxa"/>
-              <w:right w:w="24" w:type="dxa"/>
+              <w:top w:w="15" w:type="dxa"/>
+              <w:left w:w="30" w:type="dxa"/>
+              <w:right w:w="30" w:type="dxa"/>
             </w:tcMar>
           </w:tcPr>
           <w:p>
@@ -3649,7 +3566,7 @@
                 <w:color w:val="000000"/>
                 <w:kern w:val="0"/>
                 <w:sz w:val="18"/>
-                <w:szCs w:val="14"/>
+                <w:szCs w:val="18"/>
               </w:rPr>
             </w:pPr>
             <w:r>
@@ -3658,26 +3575,26 @@
                 <w:color w:val="000000"/>
                 <w:kern w:val="0"/>
                 <w:sz w:val="18"/>
-                <w:szCs w:val="14"/>
-              </w:rPr>
-              <w:t>Results</w:t>
+                <w:szCs w:val="18"/>
+              </w:rPr>
+              <w:t>Time (sec)</w:t>
             </w:r>
           </w:p>
         </w:tc>
         <w:tc>
           <w:tcPr>
-            <w:tcW w:w="944" w:type="dxa"/>
+            <w:tcW w:w="930" w:type="dxa"/>
             <w:tcBorders>
-              <w:top w:val="single" w:sz="4" w:space="0" w:color="383838"/>
+              <w:top w:val="nil"/>
               <w:left w:val="nil"/>
-              <w:bottom w:val="single" w:sz="4" w:space="0" w:color="auto"/>
+              <w:bottom w:val="nil"/>
               <w:right w:val="nil"/>
             </w:tcBorders>
             <w:shd w:val="clear" w:color="auto" w:fill="FEFEFE"/>
             <w:tcMar>
-              <w:top w:w="12" w:type="dxa"/>
-              <w:left w:w="24" w:type="dxa"/>
-              <w:right w:w="24" w:type="dxa"/>
+              <w:top w:w="15" w:type="dxa"/>
+              <w:left w:w="30" w:type="dxa"/>
+              <w:right w:w="30" w:type="dxa"/>
             </w:tcMar>
           </w:tcPr>
           <w:p>
@@ -3691,7 +3608,7 @@
                 <w:color w:val="000000"/>
                 <w:kern w:val="0"/>
                 <w:sz w:val="18"/>
-                <w:szCs w:val="14"/>
+                <w:szCs w:val="18"/>
               </w:rPr>
             </w:pPr>
             <w:r>
@@ -3700,7 +3617,7 @@
                 <w:color w:val="000000"/>
                 <w:kern w:val="0"/>
                 <w:sz w:val="18"/>
-                <w:szCs w:val="14"/>
+                <w:szCs w:val="18"/>
               </w:rPr>
               <w:t>Backstroke</w:t>
             </w:r>
@@ -3708,18 +3625,18 @@
         </w:tc>
         <w:tc>
           <w:tcPr>
-            <w:tcW w:w="304" w:type="dxa"/>
+            <w:tcW w:w="300" w:type="dxa"/>
             <w:tcBorders>
-              <w:top w:val="single" w:sz="4" w:space="0" w:color="383838"/>
+              <w:top w:val="nil"/>
               <w:left w:val="nil"/>
-              <w:bottom w:val="single" w:sz="4" w:space="0" w:color="auto"/>
+              <w:bottom w:val="nil"/>
               <w:right w:val="nil"/>
             </w:tcBorders>
             <w:shd w:val="clear" w:color="auto" w:fill="FEFEFE"/>
             <w:tcMar>
-              <w:top w:w="12" w:type="dxa"/>
-              <w:left w:w="24" w:type="dxa"/>
-              <w:right w:w="24" w:type="dxa"/>
+              <w:top w:w="15" w:type="dxa"/>
+              <w:left w:w="30" w:type="dxa"/>
+              <w:right w:w="30" w:type="dxa"/>
             </w:tcMar>
           </w:tcPr>
           <w:p>
@@ -3734,7 +3651,7 @@
                 <w:color w:val="000000"/>
                 <w:kern w:val="0"/>
                 <w:sz w:val="18"/>
-                <w:szCs w:val="14"/>
+                <w:szCs w:val="18"/>
               </w:rPr>
             </w:pPr>
             <w:r>
@@ -3743,26 +3660,26 @@
                 <w:color w:val="000000"/>
                 <w:kern w:val="0"/>
                 <w:sz w:val="18"/>
-                <w:szCs w:val="14"/>
-              </w:rPr>
-              <w:t>29</w:t>
+                <w:szCs w:val="18"/>
+              </w:rPr>
+              <w:t>37</w:t>
             </w:r>
           </w:p>
         </w:tc>
         <w:tc>
           <w:tcPr>
-            <w:tcW w:w="670" w:type="dxa"/>
+            <w:tcW w:w="660" w:type="dxa"/>
             <w:tcBorders>
-              <w:top w:val="single" w:sz="4" w:space="0" w:color="383838"/>
+              <w:top w:val="nil"/>
               <w:left w:val="nil"/>
-              <w:bottom w:val="single" w:sz="4" w:space="0" w:color="auto"/>
+              <w:bottom w:val="nil"/>
               <w:right w:val="nil"/>
             </w:tcBorders>
             <w:shd w:val="clear" w:color="auto" w:fill="FEFEFE"/>
             <w:tcMar>
-              <w:top w:w="12" w:type="dxa"/>
-              <w:left w:w="24" w:type="dxa"/>
-              <w:right w:w="24" w:type="dxa"/>
+              <w:top w:w="15" w:type="dxa"/>
+              <w:left w:w="30" w:type="dxa"/>
+              <w:right w:w="30" w:type="dxa"/>
             </w:tcMar>
           </w:tcPr>
           <w:p>
@@ -3777,7 +3694,7 @@
                 <w:color w:val="000000"/>
                 <w:kern w:val="0"/>
                 <w:sz w:val="18"/>
-                <w:szCs w:val="14"/>
+                <w:szCs w:val="18"/>
               </w:rPr>
             </w:pPr>
             <w:r>
@@ -3786,26 +3703,26 @@
                 <w:color w:val="000000"/>
                 <w:kern w:val="0"/>
                 <w:sz w:val="18"/>
-                <w:szCs w:val="14"/>
-              </w:rPr>
-              <w:t>58.859</w:t>
+                <w:szCs w:val="18"/>
+              </w:rPr>
+              <w:t>58.800</w:t>
             </w:r>
           </w:p>
         </w:tc>
         <w:tc>
           <w:tcPr>
-            <w:tcW w:w="700" w:type="dxa"/>
+            <w:tcW w:w="690" w:type="dxa"/>
             <w:tcBorders>
-              <w:top w:val="single" w:sz="4" w:space="0" w:color="383838"/>
+              <w:top w:val="nil"/>
               <w:left w:val="nil"/>
-              <w:bottom w:val="single" w:sz="4" w:space="0" w:color="auto"/>
+              <w:bottom w:val="nil"/>
               <w:right w:val="nil"/>
             </w:tcBorders>
             <w:shd w:val="clear" w:color="auto" w:fill="FEFEFE"/>
             <w:tcMar>
-              <w:top w:w="12" w:type="dxa"/>
-              <w:left w:w="24" w:type="dxa"/>
-              <w:right w:w="24" w:type="dxa"/>
+              <w:top w:w="15" w:type="dxa"/>
+              <w:left w:w="30" w:type="dxa"/>
+              <w:right w:w="30" w:type="dxa"/>
             </w:tcMar>
           </w:tcPr>
           <w:p>
@@ -3820,7 +3737,7 @@
                 <w:color w:val="000000"/>
                 <w:kern w:val="0"/>
                 <w:sz w:val="18"/>
-                <w:szCs w:val="14"/>
+                <w:szCs w:val="18"/>
               </w:rPr>
             </w:pPr>
             <w:r>
@@ -3829,26 +3746,26 @@
                 <w:color w:val="000000"/>
                 <w:kern w:val="0"/>
                 <w:sz w:val="18"/>
-                <w:szCs w:val="14"/>
-              </w:rPr>
-              <w:t>0.523</w:t>
+                <w:szCs w:val="18"/>
+              </w:rPr>
+              <w:t>0.618</w:t>
             </w:r>
           </w:p>
         </w:tc>
         <w:tc>
           <w:tcPr>
-            <w:tcW w:w="1066" w:type="dxa"/>
+            <w:tcW w:w="1050" w:type="dxa"/>
             <w:tcBorders>
-              <w:top w:val="single" w:sz="4" w:space="0" w:color="383838"/>
+              <w:top w:val="nil"/>
               <w:left w:val="nil"/>
-              <w:bottom w:val="single" w:sz="4" w:space="0" w:color="auto"/>
+              <w:bottom w:val="nil"/>
               <w:right w:val="nil"/>
             </w:tcBorders>
             <w:shd w:val="clear" w:color="auto" w:fill="FEFEFE"/>
             <w:tcMar>
-              <w:top w:w="12" w:type="dxa"/>
-              <w:left w:w="24" w:type="dxa"/>
-              <w:right w:w="24" w:type="dxa"/>
+              <w:top w:w="15" w:type="dxa"/>
+              <w:left w:w="30" w:type="dxa"/>
+              <w:right w:w="30" w:type="dxa"/>
             </w:tcMar>
           </w:tcPr>
           <w:p>
@@ -3863,7 +3780,7 @@
                 <w:color w:val="000000"/>
                 <w:kern w:val="0"/>
                 <w:sz w:val="18"/>
-                <w:szCs w:val="14"/>
+                <w:szCs w:val="18"/>
               </w:rPr>
             </w:pPr>
             <w:r>
@@ -3872,26 +3789,26 @@
                 <w:color w:val="000000"/>
                 <w:kern w:val="0"/>
                 <w:sz w:val="18"/>
-                <w:szCs w:val="14"/>
-              </w:rPr>
-              <w:t>57.470</w:t>
+                <w:szCs w:val="18"/>
+              </w:rPr>
+              <w:t>57.330</w:t>
             </w:r>
           </w:p>
         </w:tc>
         <w:tc>
           <w:tcPr>
-            <w:tcW w:w="624" w:type="dxa"/>
+            <w:tcW w:w="615" w:type="dxa"/>
             <w:tcBorders>
-              <w:top w:val="single" w:sz="4" w:space="0" w:color="383838"/>
+              <w:top w:val="nil"/>
               <w:left w:val="nil"/>
-              <w:bottom w:val="single" w:sz="4" w:space="0" w:color="auto"/>
+              <w:bottom w:val="nil"/>
               <w:right w:val="nil"/>
             </w:tcBorders>
             <w:shd w:val="clear" w:color="auto" w:fill="FEFEFE"/>
             <w:tcMar>
-              <w:top w:w="12" w:type="dxa"/>
-              <w:left w:w="24" w:type="dxa"/>
-              <w:right w:w="24" w:type="dxa"/>
+              <w:top w:w="15" w:type="dxa"/>
+              <w:left w:w="30" w:type="dxa"/>
+              <w:right w:w="30" w:type="dxa"/>
             </w:tcMar>
           </w:tcPr>
           <w:p>
@@ -3906,7 +3823,7 @@
                 <w:color w:val="000000"/>
                 <w:kern w:val="0"/>
                 <w:sz w:val="18"/>
-                <w:szCs w:val="14"/>
+                <w:szCs w:val="18"/>
               </w:rPr>
             </w:pPr>
             <w:r>
@@ -3915,26 +3832,26 @@
                 <w:color w:val="000000"/>
                 <w:kern w:val="0"/>
                 <w:sz w:val="18"/>
-                <w:szCs w:val="14"/>
-              </w:rPr>
-              <w:t>58.565</w:t>
+                <w:szCs w:val="18"/>
+              </w:rPr>
+              <w:t>58.440</w:t>
             </w:r>
           </w:p>
         </w:tc>
         <w:tc>
           <w:tcPr>
-            <w:tcW w:w="853" w:type="dxa"/>
+            <w:tcW w:w="840" w:type="dxa"/>
             <w:tcBorders>
-              <w:top w:val="single" w:sz="4" w:space="0" w:color="383838"/>
+              <w:top w:val="nil"/>
               <w:left w:val="nil"/>
-              <w:bottom w:val="single" w:sz="4" w:space="0" w:color="auto"/>
+              <w:bottom w:val="nil"/>
               <w:right w:val="nil"/>
             </w:tcBorders>
             <w:shd w:val="clear" w:color="auto" w:fill="FEFEFE"/>
             <w:tcMar>
-              <w:top w:w="12" w:type="dxa"/>
-              <w:left w:w="24" w:type="dxa"/>
-              <w:right w:w="24" w:type="dxa"/>
+              <w:top w:w="15" w:type="dxa"/>
+              <w:left w:w="30" w:type="dxa"/>
+              <w:right w:w="30" w:type="dxa"/>
             </w:tcMar>
           </w:tcPr>
           <w:p>
@@ -3949,7 +3866,7 @@
                 <w:color w:val="000000"/>
                 <w:kern w:val="0"/>
                 <w:sz w:val="18"/>
-                <w:szCs w:val="14"/>
+                <w:szCs w:val="18"/>
               </w:rPr>
             </w:pPr>
             <w:r>
@@ -3958,7 +3875,7 @@
                 <w:color w:val="000000"/>
                 <w:kern w:val="0"/>
                 <w:sz w:val="18"/>
-                <w:szCs w:val="14"/>
+                <w:szCs w:val="18"/>
               </w:rPr>
               <w:t>58.950</w:t>
             </w:r>
@@ -3966,18 +3883,18 @@
         </w:tc>
         <w:tc>
           <w:tcPr>
-            <w:tcW w:w="624" w:type="dxa"/>
+            <w:tcW w:w="615" w:type="dxa"/>
             <w:tcBorders>
-              <w:top w:val="single" w:sz="4" w:space="0" w:color="383838"/>
+              <w:top w:val="nil"/>
               <w:left w:val="nil"/>
-              <w:bottom w:val="single" w:sz="4" w:space="0" w:color="auto"/>
+              <w:bottom w:val="nil"/>
               <w:right w:val="nil"/>
             </w:tcBorders>
             <w:shd w:val="clear" w:color="auto" w:fill="FEFEFE"/>
             <w:tcMar>
-              <w:top w:w="12" w:type="dxa"/>
-              <w:left w:w="24" w:type="dxa"/>
-              <w:right w:w="24" w:type="dxa"/>
+              <w:top w:w="15" w:type="dxa"/>
+              <w:left w:w="30" w:type="dxa"/>
+              <w:right w:w="30" w:type="dxa"/>
             </w:tcMar>
           </w:tcPr>
           <w:p>
@@ -3992,7 +3909,7 @@
                 <w:color w:val="000000"/>
                 <w:kern w:val="0"/>
                 <w:sz w:val="18"/>
-                <w:szCs w:val="14"/>
+                <w:szCs w:val="18"/>
               </w:rPr>
             </w:pPr>
             <w:r>
@@ -4001,26 +3918,26 @@
                 <w:color w:val="000000"/>
                 <w:kern w:val="0"/>
                 <w:sz w:val="18"/>
-                <w:szCs w:val="14"/>
-              </w:rPr>
-              <w:t>59.230</w:t>
+                <w:szCs w:val="18"/>
+              </w:rPr>
+              <w:t>59.240</w:t>
             </w:r>
           </w:p>
         </w:tc>
         <w:tc>
           <w:tcPr>
-            <w:tcW w:w="1096" w:type="dxa"/>
+            <w:tcW w:w="1080" w:type="dxa"/>
             <w:tcBorders>
-              <w:top w:val="single" w:sz="4" w:space="0" w:color="383838"/>
+              <w:top w:val="nil"/>
               <w:left w:val="nil"/>
-              <w:bottom w:val="single" w:sz="4" w:space="0" w:color="auto"/>
+              <w:bottom w:val="nil"/>
               <w:right w:val="nil"/>
             </w:tcBorders>
             <w:shd w:val="clear" w:color="auto" w:fill="FEFEFE"/>
             <w:tcMar>
-              <w:top w:w="12" w:type="dxa"/>
-              <w:left w:w="24" w:type="dxa"/>
-              <w:right w:w="24" w:type="dxa"/>
+              <w:top w:w="15" w:type="dxa"/>
+              <w:left w:w="30" w:type="dxa"/>
+              <w:right w:w="30" w:type="dxa"/>
             </w:tcMar>
           </w:tcPr>
           <w:p>
@@ -4035,7 +3952,7 @@
                 <w:color w:val="000000"/>
                 <w:kern w:val="0"/>
                 <w:sz w:val="18"/>
-                <w:szCs w:val="14"/>
+                <w:szCs w:val="18"/>
               </w:rPr>
             </w:pPr>
             <w:r>
@@ -4044,21 +3961,26 @@
                 <w:color w:val="000000"/>
                 <w:kern w:val="0"/>
                 <w:sz w:val="18"/>
-                <w:szCs w:val="14"/>
-              </w:rPr>
-              <w:t>59.720</w:t>
+                <w:szCs w:val="18"/>
+              </w:rPr>
+              <w:t>59.800</w:t>
             </w:r>
           </w:p>
         </w:tc>
       </w:tr>
       <w:tr>
+        <w:tblPrEx>
+          <w:tblCellMar>
+            <w:top w:w="0" w:type="dxa"/>
+            <w:bottom w:w="0" w:type="dxa"/>
+          </w:tblCellMar>
+        </w:tblPrEx>
         <w:trPr>
-          <w:trHeight w:val="228"/>
           <w:jc w:val="center"/>
         </w:trPr>
         <w:tc>
           <w:tcPr>
-            <w:tcW w:w="929" w:type="dxa"/>
+            <w:tcW w:w="915" w:type="dxa"/>
             <w:tcBorders>
               <w:top w:val="nil"/>
               <w:left w:val="nil"/>
@@ -4067,8 +3989,8 @@
             </w:tcBorders>
             <w:shd w:val="clear" w:color="auto" w:fill="FEFEFE"/>
             <w:tcMar>
-              <w:left w:w="24" w:type="dxa"/>
-              <w:right w:w="24" w:type="dxa"/>
+              <w:left w:w="30" w:type="dxa"/>
+              <w:right w:w="30" w:type="dxa"/>
             </w:tcMar>
           </w:tcPr>
           <w:p>
@@ -4082,7 +4004,7 @@
                 <w:color w:val="000000"/>
                 <w:kern w:val="0"/>
                 <w:sz w:val="18"/>
-                <w:szCs w:val="14"/>
+                <w:szCs w:val="18"/>
               </w:rPr>
             </w:pPr>
             <w:r>
@@ -4091,7 +4013,7 @@
                 <w:color w:val="000000"/>
                 <w:kern w:val="0"/>
                 <w:sz w:val="18"/>
-                <w:szCs w:val="14"/>
+                <w:szCs w:val="18"/>
               </w:rPr>
               <w:t> </w:t>
             </w:r>
@@ -4099,18 +4021,18 @@
         </w:tc>
         <w:tc>
           <w:tcPr>
-            <w:tcW w:w="944" w:type="dxa"/>
+            <w:tcW w:w="930" w:type="dxa"/>
             <w:tcBorders>
-              <w:top w:val="single" w:sz="4" w:space="0" w:color="auto"/>
+              <w:top w:val="nil"/>
               <w:left w:val="nil"/>
-              <w:bottom w:val="single" w:sz="4" w:space="0" w:color="auto"/>
+              <w:bottom w:val="nil"/>
               <w:right w:val="nil"/>
             </w:tcBorders>
             <w:shd w:val="clear" w:color="auto" w:fill="FEFEFE"/>
             <w:tcMar>
-              <w:top w:w="12" w:type="dxa"/>
-              <w:left w:w="24" w:type="dxa"/>
-              <w:right w:w="24" w:type="dxa"/>
+              <w:top w:w="15" w:type="dxa"/>
+              <w:left w:w="30" w:type="dxa"/>
+              <w:right w:w="30" w:type="dxa"/>
             </w:tcMar>
           </w:tcPr>
           <w:p>
@@ -4124,7 +4046,7 @@
                 <w:color w:val="000000"/>
                 <w:kern w:val="0"/>
                 <w:sz w:val="18"/>
-                <w:szCs w:val="14"/>
+                <w:szCs w:val="18"/>
               </w:rPr>
             </w:pPr>
             <w:r>
@@ -4133,7 +4055,7 @@
                 <w:color w:val="000000"/>
                 <w:kern w:val="0"/>
                 <w:sz w:val="18"/>
-                <w:szCs w:val="14"/>
+                <w:szCs w:val="18"/>
               </w:rPr>
               <w:t>Butterfly</w:t>
             </w:r>
@@ -4141,18 +4063,18 @@
         </w:tc>
         <w:tc>
           <w:tcPr>
-            <w:tcW w:w="304" w:type="dxa"/>
+            <w:tcW w:w="300" w:type="dxa"/>
             <w:tcBorders>
-              <w:top w:val="single" w:sz="4" w:space="0" w:color="auto"/>
+              <w:top w:val="nil"/>
               <w:left w:val="nil"/>
-              <w:bottom w:val="single" w:sz="4" w:space="0" w:color="auto"/>
+              <w:bottom w:val="nil"/>
               <w:right w:val="nil"/>
             </w:tcBorders>
             <w:shd w:val="clear" w:color="auto" w:fill="FEFEFE"/>
             <w:tcMar>
-              <w:top w:w="12" w:type="dxa"/>
-              <w:left w:w="24" w:type="dxa"/>
-              <w:right w:w="24" w:type="dxa"/>
+              <w:top w:w="15" w:type="dxa"/>
+              <w:left w:w="30" w:type="dxa"/>
+              <w:right w:w="30" w:type="dxa"/>
             </w:tcMar>
           </w:tcPr>
           <w:p>
@@ -4167,7 +4089,7 @@
                 <w:color w:val="000000"/>
                 <w:kern w:val="0"/>
                 <w:sz w:val="18"/>
-                <w:szCs w:val="14"/>
+                <w:szCs w:val="18"/>
               </w:rPr>
             </w:pPr>
             <w:r>
@@ -4176,26 +4098,26 @@
                 <w:color w:val="000000"/>
                 <w:kern w:val="0"/>
                 <w:sz w:val="18"/>
-                <w:szCs w:val="14"/>
-              </w:rPr>
-              <w:t>47</w:t>
+                <w:szCs w:val="18"/>
+              </w:rPr>
+              <w:t>55</w:t>
             </w:r>
           </w:p>
         </w:tc>
         <w:tc>
           <w:tcPr>
-            <w:tcW w:w="670" w:type="dxa"/>
+            <w:tcW w:w="660" w:type="dxa"/>
             <w:tcBorders>
-              <w:top w:val="single" w:sz="4" w:space="0" w:color="auto"/>
+              <w:top w:val="nil"/>
               <w:left w:val="nil"/>
-              <w:bottom w:val="single" w:sz="4" w:space="0" w:color="auto"/>
+              <w:bottom w:val="nil"/>
               <w:right w:val="nil"/>
             </w:tcBorders>
             <w:shd w:val="clear" w:color="auto" w:fill="FEFEFE"/>
             <w:tcMar>
-              <w:top w:w="12" w:type="dxa"/>
-              <w:left w:w="24" w:type="dxa"/>
-              <w:right w:w="24" w:type="dxa"/>
+              <w:top w:w="15" w:type="dxa"/>
+              <w:left w:w="30" w:type="dxa"/>
+              <w:right w:w="30" w:type="dxa"/>
             </w:tcMar>
           </w:tcPr>
           <w:p>
@@ -4210,7 +4132,7 @@
                 <w:color w:val="000000"/>
                 <w:kern w:val="0"/>
                 <w:sz w:val="18"/>
-                <w:szCs w:val="14"/>
+                <w:szCs w:val="18"/>
               </w:rPr>
             </w:pPr>
             <w:r>
@@ -4219,26 +4141,26 @@
                 <w:color w:val="000000"/>
                 <w:kern w:val="0"/>
                 <w:sz w:val="18"/>
-                <w:szCs w:val="14"/>
-              </w:rPr>
-              <w:t>57.450</w:t>
+                <w:szCs w:val="18"/>
+              </w:rPr>
+              <w:t>57.307</w:t>
             </w:r>
           </w:p>
         </w:tc>
         <w:tc>
           <w:tcPr>
-            <w:tcW w:w="700" w:type="dxa"/>
+            <w:tcW w:w="690" w:type="dxa"/>
             <w:tcBorders>
-              <w:top w:val="single" w:sz="4" w:space="0" w:color="auto"/>
+              <w:top w:val="nil"/>
               <w:left w:val="nil"/>
-              <w:bottom w:val="single" w:sz="4" w:space="0" w:color="auto"/>
+              <w:bottom w:val="nil"/>
               <w:right w:val="nil"/>
             </w:tcBorders>
             <w:shd w:val="clear" w:color="auto" w:fill="FEFEFE"/>
             <w:tcMar>
-              <w:top w:w="12" w:type="dxa"/>
-              <w:left w:w="24" w:type="dxa"/>
-              <w:right w:w="24" w:type="dxa"/>
+              <w:top w:w="15" w:type="dxa"/>
+              <w:left w:w="30" w:type="dxa"/>
+              <w:right w:w="30" w:type="dxa"/>
             </w:tcMar>
           </w:tcPr>
           <w:p>
@@ -4253,7 +4175,7 @@
                 <w:color w:val="000000"/>
                 <w:kern w:val="0"/>
                 <w:sz w:val="18"/>
-                <w:szCs w:val="14"/>
+                <w:szCs w:val="18"/>
               </w:rPr>
             </w:pPr>
             <w:r>
@@ -4262,26 +4184,26 @@
                 <w:color w:val="000000"/>
                 <w:kern w:val="0"/>
                 <w:sz w:val="18"/>
-                <w:szCs w:val="14"/>
-              </w:rPr>
-              <w:t>1.106</w:t>
+                <w:szCs w:val="18"/>
+              </w:rPr>
+              <w:t>1.105</w:t>
             </w:r>
           </w:p>
         </w:tc>
         <w:tc>
           <w:tcPr>
-            <w:tcW w:w="1066" w:type="dxa"/>
+            <w:tcW w:w="1050" w:type="dxa"/>
             <w:tcBorders>
-              <w:top w:val="single" w:sz="4" w:space="0" w:color="auto"/>
+              <w:top w:val="nil"/>
               <w:left w:val="nil"/>
-              <w:bottom w:val="single" w:sz="4" w:space="0" w:color="auto"/>
+              <w:bottom w:val="nil"/>
               <w:right w:val="nil"/>
             </w:tcBorders>
             <w:shd w:val="clear" w:color="auto" w:fill="FEFEFE"/>
             <w:tcMar>
-              <w:top w:w="12" w:type="dxa"/>
-              <w:left w:w="24" w:type="dxa"/>
-              <w:right w:w="24" w:type="dxa"/>
+              <w:top w:w="15" w:type="dxa"/>
+              <w:left w:w="30" w:type="dxa"/>
+              <w:right w:w="30" w:type="dxa"/>
             </w:tcMar>
           </w:tcPr>
           <w:p>
@@ -4296,7 +4218,7 @@
                 <w:color w:val="000000"/>
                 <w:kern w:val="0"/>
                 <w:sz w:val="18"/>
-                <w:szCs w:val="14"/>
+                <w:szCs w:val="18"/>
               </w:rPr>
             </w:pPr>
             <w:r>
@@ -4305,7 +4227,7 @@
                 <w:color w:val="000000"/>
                 <w:kern w:val="0"/>
                 <w:sz w:val="18"/>
-                <w:szCs w:val="14"/>
+                <w:szCs w:val="18"/>
               </w:rPr>
               <w:t>55.480</w:t>
             </w:r>
@@ -4313,18 +4235,18 @@
         </w:tc>
         <w:tc>
           <w:tcPr>
-            <w:tcW w:w="624" w:type="dxa"/>
+            <w:tcW w:w="615" w:type="dxa"/>
             <w:tcBorders>
-              <w:top w:val="single" w:sz="4" w:space="0" w:color="auto"/>
+              <w:top w:val="nil"/>
               <w:left w:val="nil"/>
-              <w:bottom w:val="single" w:sz="4" w:space="0" w:color="auto"/>
+              <w:bottom w:val="nil"/>
               <w:right w:val="nil"/>
             </w:tcBorders>
             <w:shd w:val="clear" w:color="auto" w:fill="FEFEFE"/>
             <w:tcMar>
-              <w:top w:w="12" w:type="dxa"/>
-              <w:left w:w="24" w:type="dxa"/>
-              <w:right w:w="24" w:type="dxa"/>
+              <w:top w:w="15" w:type="dxa"/>
+              <w:left w:w="30" w:type="dxa"/>
+              <w:right w:w="30" w:type="dxa"/>
             </w:tcMar>
           </w:tcPr>
           <w:p>
@@ -4339,7 +4261,7 @@
                 <w:color w:val="000000"/>
                 <w:kern w:val="0"/>
                 <w:sz w:val="18"/>
-                <w:szCs w:val="14"/>
+                <w:szCs w:val="18"/>
               </w:rPr>
             </w:pPr>
             <w:r>
@@ -4348,26 +4270,26 @@
                 <w:color w:val="000000"/>
                 <w:kern w:val="0"/>
                 <w:sz w:val="18"/>
-                <w:szCs w:val="14"/>
-              </w:rPr>
-              <w:t>56.730</w:t>
+                <w:szCs w:val="18"/>
+              </w:rPr>
+              <w:t>56.460</w:t>
             </w:r>
           </w:p>
         </w:tc>
         <w:tc>
           <w:tcPr>
-            <w:tcW w:w="853" w:type="dxa"/>
+            <w:tcW w:w="840" w:type="dxa"/>
             <w:tcBorders>
-              <w:top w:val="single" w:sz="4" w:space="0" w:color="auto"/>
+              <w:top w:val="nil"/>
               <w:left w:val="nil"/>
-              <w:bottom w:val="single" w:sz="4" w:space="0" w:color="auto"/>
+              <w:bottom w:val="nil"/>
               <w:right w:val="nil"/>
             </w:tcBorders>
             <w:shd w:val="clear" w:color="auto" w:fill="FEFEFE"/>
             <w:tcMar>
-              <w:top w:w="12" w:type="dxa"/>
-              <w:left w:w="24" w:type="dxa"/>
-              <w:right w:w="24" w:type="dxa"/>
+              <w:top w:w="15" w:type="dxa"/>
+              <w:left w:w="30" w:type="dxa"/>
+              <w:right w:w="30" w:type="dxa"/>
             </w:tcMar>
           </w:tcPr>
           <w:p>
@@ -4382,7 +4304,7 @@
                 <w:color w:val="000000"/>
                 <w:kern w:val="0"/>
                 <w:sz w:val="18"/>
-                <w:szCs w:val="14"/>
+                <w:szCs w:val="18"/>
               </w:rPr>
             </w:pPr>
             <w:r>
@@ -4391,26 +4313,26 @@
                 <w:color w:val="000000"/>
                 <w:kern w:val="0"/>
                 <w:sz w:val="18"/>
-                <w:szCs w:val="14"/>
-              </w:rPr>
-              <w:t>57.270</w:t>
+                <w:szCs w:val="18"/>
+              </w:rPr>
+              <w:t>57.170</w:t>
             </w:r>
           </w:p>
         </w:tc>
         <w:tc>
           <w:tcPr>
-            <w:tcW w:w="624" w:type="dxa"/>
+            <w:tcW w:w="615" w:type="dxa"/>
             <w:tcBorders>
-              <w:top w:val="single" w:sz="4" w:space="0" w:color="auto"/>
+              <w:top w:val="nil"/>
               <w:left w:val="nil"/>
-              <w:bottom w:val="single" w:sz="4" w:space="0" w:color="auto"/>
+              <w:bottom w:val="nil"/>
               <w:right w:val="nil"/>
             </w:tcBorders>
             <w:shd w:val="clear" w:color="auto" w:fill="FEFEFE"/>
             <w:tcMar>
-              <w:top w:w="12" w:type="dxa"/>
-              <w:left w:w="24" w:type="dxa"/>
-              <w:right w:w="24" w:type="dxa"/>
+              <w:top w:w="15" w:type="dxa"/>
+              <w:left w:w="30" w:type="dxa"/>
+              <w:right w:w="30" w:type="dxa"/>
             </w:tcMar>
           </w:tcPr>
           <w:p>
@@ -4425,7 +4347,7 @@
                 <w:color w:val="000000"/>
                 <w:kern w:val="0"/>
                 <w:sz w:val="18"/>
-                <w:szCs w:val="14"/>
+                <w:szCs w:val="18"/>
               </w:rPr>
             </w:pPr>
             <w:r>
@@ -4434,26 +4356,26 @@
                 <w:color w:val="000000"/>
                 <w:kern w:val="0"/>
                 <w:sz w:val="18"/>
-                <w:szCs w:val="14"/>
-              </w:rPr>
-              <w:t>58.200</w:t>
+                <w:szCs w:val="18"/>
+              </w:rPr>
+              <w:t>58.060</w:t>
             </w:r>
           </w:p>
         </w:tc>
         <w:tc>
           <w:tcPr>
-            <w:tcW w:w="1096" w:type="dxa"/>
+            <w:tcW w:w="1080" w:type="dxa"/>
             <w:tcBorders>
-              <w:top w:val="single" w:sz="4" w:space="0" w:color="auto"/>
+              <w:top w:val="nil"/>
               <w:left w:val="nil"/>
-              <w:bottom w:val="single" w:sz="4" w:space="0" w:color="auto"/>
+              <w:bottom w:val="nil"/>
               <w:right w:val="nil"/>
             </w:tcBorders>
             <w:shd w:val="clear" w:color="auto" w:fill="FEFEFE"/>
             <w:tcMar>
-              <w:top w:w="12" w:type="dxa"/>
-              <w:left w:w="24" w:type="dxa"/>
-              <w:right w:w="24" w:type="dxa"/>
+              <w:top w:w="15" w:type="dxa"/>
+              <w:left w:w="30" w:type="dxa"/>
+              <w:right w:w="30" w:type="dxa"/>
             </w:tcMar>
           </w:tcPr>
           <w:p>
@@ -4468,7 +4390,7 @@
                 <w:color w:val="000000"/>
                 <w:kern w:val="0"/>
                 <w:sz w:val="18"/>
-                <w:szCs w:val="14"/>
+                <w:szCs w:val="18"/>
               </w:rPr>
             </w:pPr>
             <w:r>
@@ -4477,7 +4399,7 @@
                 <w:color w:val="000000"/>
                 <w:kern w:val="0"/>
                 <w:sz w:val="18"/>
-                <w:szCs w:val="14"/>
+                <w:szCs w:val="18"/>
               </w:rPr>
               <w:t>59.830</w:t>
             </w:r>
@@ -4485,13 +4407,18 @@
         </w:tc>
       </w:tr>
       <w:tr>
+        <w:tblPrEx>
+          <w:tblCellMar>
+            <w:top w:w="0" w:type="dxa"/>
+            <w:bottom w:w="0" w:type="dxa"/>
+          </w:tblCellMar>
+        </w:tblPrEx>
         <w:trPr>
-          <w:trHeight w:val="246"/>
           <w:jc w:val="center"/>
         </w:trPr>
         <w:tc>
           <w:tcPr>
-            <w:tcW w:w="929" w:type="dxa"/>
+            <w:tcW w:w="915" w:type="dxa"/>
             <w:tcBorders>
               <w:top w:val="nil"/>
               <w:left w:val="nil"/>
@@ -4500,8 +4427,8 @@
             </w:tcBorders>
             <w:shd w:val="clear" w:color="auto" w:fill="FEFEFE"/>
             <w:tcMar>
-              <w:left w:w="24" w:type="dxa"/>
-              <w:right w:w="24" w:type="dxa"/>
+              <w:left w:w="30" w:type="dxa"/>
+              <w:right w:w="30" w:type="dxa"/>
             </w:tcMar>
           </w:tcPr>
           <w:p>
@@ -4515,7 +4442,7 @@
                 <w:color w:val="000000"/>
                 <w:kern w:val="0"/>
                 <w:sz w:val="18"/>
-                <w:szCs w:val="14"/>
+                <w:szCs w:val="18"/>
               </w:rPr>
             </w:pPr>
             <w:r>
@@ -4524,7 +4451,7 @@
                 <w:color w:val="000000"/>
                 <w:kern w:val="0"/>
                 <w:sz w:val="18"/>
-                <w:szCs w:val="14"/>
+                <w:szCs w:val="18"/>
               </w:rPr>
               <w:t> </w:t>
             </w:r>
@@ -4532,18 +4459,18 @@
         </w:tc>
         <w:tc>
           <w:tcPr>
-            <w:tcW w:w="944" w:type="dxa"/>
+            <w:tcW w:w="930" w:type="dxa"/>
             <w:tcBorders>
-              <w:top w:val="single" w:sz="4" w:space="0" w:color="auto"/>
+              <w:top w:val="nil"/>
               <w:left w:val="nil"/>
               <w:bottom w:val="nil"/>
               <w:right w:val="nil"/>
             </w:tcBorders>
             <w:shd w:val="clear" w:color="auto" w:fill="FEFEFE"/>
             <w:tcMar>
-              <w:top w:w="12" w:type="dxa"/>
-              <w:left w:w="24" w:type="dxa"/>
-              <w:right w:w="24" w:type="dxa"/>
+              <w:top w:w="15" w:type="dxa"/>
+              <w:left w:w="30" w:type="dxa"/>
+              <w:right w:w="30" w:type="dxa"/>
             </w:tcMar>
           </w:tcPr>
           <w:p>
@@ -4557,7 +4484,7 @@
                 <w:color w:val="000000"/>
                 <w:kern w:val="0"/>
                 <w:sz w:val="18"/>
-                <w:szCs w:val="14"/>
+                <w:szCs w:val="18"/>
               </w:rPr>
             </w:pPr>
             <w:r>
@@ -4566,7 +4493,7 @@
                 <w:color w:val="000000"/>
                 <w:kern w:val="0"/>
                 <w:sz w:val="18"/>
-                <w:szCs w:val="14"/>
+                <w:szCs w:val="18"/>
               </w:rPr>
               <w:t>Freestyle</w:t>
             </w:r>
@@ -4574,18 +4501,18 @@
         </w:tc>
         <w:tc>
           <w:tcPr>
-            <w:tcW w:w="304" w:type="dxa"/>
+            <w:tcW w:w="300" w:type="dxa"/>
             <w:tcBorders>
-              <w:top w:val="single" w:sz="4" w:space="0" w:color="auto"/>
+              <w:top w:val="nil"/>
               <w:left w:val="nil"/>
               <w:bottom w:val="nil"/>
               <w:right w:val="nil"/>
             </w:tcBorders>
             <w:shd w:val="clear" w:color="auto" w:fill="FEFEFE"/>
             <w:tcMar>
-              <w:top w:w="12" w:type="dxa"/>
-              <w:left w:w="24" w:type="dxa"/>
-              <w:right w:w="24" w:type="dxa"/>
+              <w:top w:w="15" w:type="dxa"/>
+              <w:left w:w="30" w:type="dxa"/>
+              <w:right w:w="30" w:type="dxa"/>
             </w:tcMar>
           </w:tcPr>
           <w:p>
@@ -4600,7 +4527,7 @@
                 <w:color w:val="000000"/>
                 <w:kern w:val="0"/>
                 <w:sz w:val="18"/>
-                <w:szCs w:val="14"/>
+                <w:szCs w:val="18"/>
               </w:rPr>
             </w:pPr>
             <w:r>
@@ -4609,26 +4536,26 @@
                 <w:color w:val="000000"/>
                 <w:kern w:val="0"/>
                 <w:sz w:val="18"/>
-                <w:szCs w:val="14"/>
-              </w:rPr>
-              <w:t>48</w:t>
+                <w:szCs w:val="18"/>
+              </w:rPr>
+              <w:t>56</w:t>
             </w:r>
           </w:p>
         </w:tc>
         <w:tc>
           <w:tcPr>
-            <w:tcW w:w="670" w:type="dxa"/>
+            <w:tcW w:w="660" w:type="dxa"/>
             <w:tcBorders>
-              <w:top w:val="single" w:sz="4" w:space="0" w:color="auto"/>
+              <w:top w:val="nil"/>
               <w:left w:val="nil"/>
               <w:bottom w:val="nil"/>
               <w:right w:val="nil"/>
             </w:tcBorders>
             <w:shd w:val="clear" w:color="auto" w:fill="FEFEFE"/>
             <w:tcMar>
-              <w:top w:w="12" w:type="dxa"/>
-              <w:left w:w="24" w:type="dxa"/>
-              <w:right w:w="24" w:type="dxa"/>
+              <w:top w:w="15" w:type="dxa"/>
+              <w:left w:w="30" w:type="dxa"/>
+              <w:right w:w="30" w:type="dxa"/>
             </w:tcMar>
           </w:tcPr>
           <w:p>
@@ -4643,7 +4570,7 @@
                 <w:color w:val="000000"/>
                 <w:kern w:val="0"/>
                 <w:sz w:val="18"/>
-                <w:szCs w:val="14"/>
+                <w:szCs w:val="18"/>
               </w:rPr>
             </w:pPr>
             <w:r>
@@ -4652,26 +4579,26 @@
                 <w:color w:val="000000"/>
                 <w:kern w:val="0"/>
                 <w:sz w:val="18"/>
-                <w:szCs w:val="14"/>
-              </w:rPr>
-              <w:t>53.723</w:t>
+                <w:szCs w:val="18"/>
+              </w:rPr>
+              <w:t>53.558</w:t>
             </w:r>
           </w:p>
         </w:tc>
         <w:tc>
           <w:tcPr>
-            <w:tcW w:w="700" w:type="dxa"/>
+            <w:tcW w:w="690" w:type="dxa"/>
             <w:tcBorders>
-              <w:top w:val="single" w:sz="4" w:space="0" w:color="auto"/>
+              <w:top w:val="nil"/>
               <w:left w:val="nil"/>
               <w:bottom w:val="nil"/>
               <w:right w:val="nil"/>
             </w:tcBorders>
             <w:shd w:val="clear" w:color="auto" w:fill="FEFEFE"/>
             <w:tcMar>
-              <w:top w:w="12" w:type="dxa"/>
-              <w:left w:w="24" w:type="dxa"/>
-              <w:right w:w="24" w:type="dxa"/>
+              <w:top w:w="15" w:type="dxa"/>
+              <w:left w:w="30" w:type="dxa"/>
+              <w:right w:w="30" w:type="dxa"/>
             </w:tcMar>
           </w:tcPr>
           <w:p>
@@ -4686,7 +4613,7 @@
                 <w:color w:val="000000"/>
                 <w:kern w:val="0"/>
                 <w:sz w:val="18"/>
-                <w:szCs w:val="14"/>
+                <w:szCs w:val="18"/>
               </w:rPr>
             </w:pPr>
             <w:r>
@@ -4695,26 +4622,26 @@
                 <w:color w:val="000000"/>
                 <w:kern w:val="0"/>
                 <w:sz w:val="18"/>
-                <w:szCs w:val="14"/>
-              </w:rPr>
-              <w:t>0.878</w:t>
+                <w:szCs w:val="18"/>
+              </w:rPr>
+              <w:t>0.916</w:t>
             </w:r>
           </w:p>
         </w:tc>
         <w:tc>
           <w:tcPr>
-            <w:tcW w:w="1066" w:type="dxa"/>
+            <w:tcW w:w="1050" w:type="dxa"/>
             <w:tcBorders>
-              <w:top w:val="single" w:sz="4" w:space="0" w:color="auto"/>
+              <w:top w:val="nil"/>
               <w:left w:val="nil"/>
               <w:bottom w:val="nil"/>
               <w:right w:val="nil"/>
             </w:tcBorders>
             <w:shd w:val="clear" w:color="auto" w:fill="FEFEFE"/>
             <w:tcMar>
-              <w:top w:w="12" w:type="dxa"/>
-              <w:left w:w="24" w:type="dxa"/>
-              <w:right w:w="24" w:type="dxa"/>
+              <w:top w:w="15" w:type="dxa"/>
+              <w:left w:w="30" w:type="dxa"/>
+              <w:right w:w="30" w:type="dxa"/>
             </w:tcMar>
           </w:tcPr>
           <w:p>
@@ -4729,7 +4656,7 @@
                 <w:color w:val="000000"/>
                 <w:kern w:val="0"/>
                 <w:sz w:val="18"/>
-                <w:szCs w:val="14"/>
+                <w:szCs w:val="18"/>
               </w:rPr>
             </w:pPr>
             <w:r>
@@ -4738,7 +4665,7 @@
                 <w:color w:val="000000"/>
                 <w:kern w:val="0"/>
                 <w:sz w:val="18"/>
-                <w:szCs w:val="14"/>
+                <w:szCs w:val="18"/>
               </w:rPr>
               <w:t>51.960</w:t>
             </w:r>
@@ -4746,18 +4673,18 @@
         </w:tc>
         <w:tc>
           <w:tcPr>
-            <w:tcW w:w="624" w:type="dxa"/>
+            <w:tcW w:w="615" w:type="dxa"/>
             <w:tcBorders>
-              <w:top w:val="single" w:sz="4" w:space="0" w:color="auto"/>
+              <w:top w:val="nil"/>
               <w:left w:val="nil"/>
               <w:bottom w:val="nil"/>
               <w:right w:val="nil"/>
             </w:tcBorders>
             <w:shd w:val="clear" w:color="auto" w:fill="FEFEFE"/>
             <w:tcMar>
-              <w:top w:w="12" w:type="dxa"/>
-              <w:left w:w="24" w:type="dxa"/>
-              <w:right w:w="24" w:type="dxa"/>
+              <w:top w:w="15" w:type="dxa"/>
+              <w:left w:w="30" w:type="dxa"/>
+              <w:right w:w="30" w:type="dxa"/>
             </w:tcMar>
           </w:tcPr>
           <w:p>
@@ -4772,7 +4699,7 @@
                 <w:color w:val="000000"/>
                 <w:kern w:val="0"/>
                 <w:sz w:val="18"/>
-                <w:szCs w:val="14"/>
+                <w:szCs w:val="18"/>
               </w:rPr>
             </w:pPr>
             <w:r>
@@ -4781,26 +4708,26 @@
                 <w:color w:val="000000"/>
                 <w:kern w:val="0"/>
                 <w:sz w:val="18"/>
-                <w:szCs w:val="14"/>
-              </w:rPr>
-              <w:t>53.050</w:t>
+                <w:szCs w:val="18"/>
+              </w:rPr>
+              <w:t>52.823</w:t>
             </w:r>
           </w:p>
         </w:tc>
         <w:tc>
           <w:tcPr>
-            <w:tcW w:w="853" w:type="dxa"/>
+            <w:tcW w:w="840" w:type="dxa"/>
             <w:tcBorders>
-              <w:top w:val="single" w:sz="4" w:space="0" w:color="auto"/>
+              <w:top w:val="nil"/>
               <w:left w:val="nil"/>
               <w:bottom w:val="nil"/>
               <w:right w:val="nil"/>
             </w:tcBorders>
             <w:shd w:val="clear" w:color="auto" w:fill="FEFEFE"/>
             <w:tcMar>
-              <w:top w:w="12" w:type="dxa"/>
-              <w:left w:w="24" w:type="dxa"/>
-              <w:right w:w="24" w:type="dxa"/>
+              <w:top w:w="15" w:type="dxa"/>
+              <w:left w:w="30" w:type="dxa"/>
+              <w:right w:w="30" w:type="dxa"/>
             </w:tcMar>
           </w:tcPr>
           <w:p>
@@ -4815,7 +4742,7 @@
                 <w:color w:val="000000"/>
                 <w:kern w:val="0"/>
                 <w:sz w:val="18"/>
-                <w:szCs w:val="14"/>
+                <w:szCs w:val="18"/>
               </w:rPr>
             </w:pPr>
             <w:r>
@@ -4824,26 +4751,26 @@
                 <w:color w:val="000000"/>
                 <w:kern w:val="0"/>
                 <w:sz w:val="18"/>
-                <w:szCs w:val="14"/>
-              </w:rPr>
-              <w:t>53.650</w:t>
+                <w:szCs w:val="18"/>
+              </w:rPr>
+              <w:t>53.385</w:t>
             </w:r>
           </w:p>
         </w:tc>
         <w:tc>
           <w:tcPr>
-            <w:tcW w:w="624" w:type="dxa"/>
+            <w:tcW w:w="615" w:type="dxa"/>
             <w:tcBorders>
-              <w:top w:val="single" w:sz="4" w:space="0" w:color="auto"/>
+              <w:top w:val="nil"/>
               <w:left w:val="nil"/>
               <w:bottom w:val="nil"/>
               <w:right w:val="nil"/>
             </w:tcBorders>
             <w:shd w:val="clear" w:color="auto" w:fill="FEFEFE"/>
             <w:tcMar>
-              <w:top w:w="12" w:type="dxa"/>
-              <w:left w:w="24" w:type="dxa"/>
-              <w:right w:w="24" w:type="dxa"/>
+              <w:top w:w="15" w:type="dxa"/>
+              <w:left w:w="30" w:type="dxa"/>
+              <w:right w:w="30" w:type="dxa"/>
             </w:tcMar>
           </w:tcPr>
           <w:p>
@@ -4858,7 +4785,7 @@
                 <w:color w:val="000000"/>
                 <w:kern w:val="0"/>
                 <w:sz w:val="18"/>
-                <w:szCs w:val="14"/>
+                <w:szCs w:val="18"/>
               </w:rPr>
             </w:pPr>
             <w:r>
@@ -4867,26 +4794,26 @@
                 <w:color w:val="000000"/>
                 <w:kern w:val="0"/>
                 <w:sz w:val="18"/>
-                <w:szCs w:val="14"/>
-              </w:rPr>
-              <w:t>54.382</w:t>
+                <w:szCs w:val="18"/>
+              </w:rPr>
+              <w:t>54.270</w:t>
             </w:r>
           </w:p>
         </w:tc>
         <w:tc>
           <w:tcPr>
-            <w:tcW w:w="1096" w:type="dxa"/>
+            <w:tcW w:w="1080" w:type="dxa"/>
             <w:tcBorders>
-              <w:top w:val="single" w:sz="4" w:space="0" w:color="auto"/>
+              <w:top w:val="nil"/>
               <w:left w:val="nil"/>
               <w:bottom w:val="nil"/>
               <w:right w:val="nil"/>
             </w:tcBorders>
             <w:shd w:val="clear" w:color="auto" w:fill="FEFEFE"/>
             <w:tcMar>
-              <w:top w:w="12" w:type="dxa"/>
-              <w:left w:w="24" w:type="dxa"/>
-              <w:right w:w="24" w:type="dxa"/>
+              <w:top w:w="15" w:type="dxa"/>
+              <w:left w:w="30" w:type="dxa"/>
+              <w:right w:w="30" w:type="dxa"/>
             </w:tcMar>
           </w:tcPr>
           <w:p>
@@ -4901,7 +4828,7 @@
                 <w:color w:val="000000"/>
                 <w:kern w:val="0"/>
                 <w:sz w:val="18"/>
-                <w:szCs w:val="14"/>
+                <w:szCs w:val="18"/>
               </w:rPr>
             </w:pPr>
             <w:r>
@@ -4910,7 +4837,7 @@
                 <w:color w:val="000000"/>
                 <w:kern w:val="0"/>
                 <w:sz w:val="18"/>
-                <w:szCs w:val="14"/>
+                <w:szCs w:val="18"/>
               </w:rPr>
               <w:t>55.580</w:t>
             </w:r>
@@ -4920,6 +4847,23 @@
     </w:tbl>
     <w:p>
       <w:pPr>
+        <w:pStyle w:val="ListParagraph"/>
+        <w:autoSpaceDE w:val="0"/>
+        <w:autoSpaceDN w:val="0"/>
+        <w:adjustRightInd w:val="0"/>
+        <w:spacing w:after="0" w:line="240" w:lineRule="auto"/>
+        <w:ind w:left="2160"/>
+        <w:rPr>
+          <w:rFonts w:ascii="system-ui" w:eastAsia="Times New Roman" w:hAnsi="system-ui" w:cs="system-ui"/>
+          <w:color w:val="000000"/>
+          <w:kern w:val="0"/>
+          <w:sz w:val="18"/>
+          <w:szCs w:val="18"/>
+        </w:rPr>
+      </w:pPr>
+    </w:p>
+    <w:p>
+      <w:pPr>
         <w:autoSpaceDE w:val="0"/>
         <w:autoSpaceDN w:val="0"/>
         <w:adjustRightInd w:val="0"/>
@@ -4936,30 +4880,15 @@
     <w:p>
       <w:pPr>
         <w:pStyle w:val="ListParagraph"/>
-        <w:ind w:left="0"/>
-        <w:rPr>
-          <w:rFonts w:ascii="Times New Roman" w:hAnsi="Times New Roman" w:cs="Times New Roman"/>
-          <w:sz w:val="24"/>
-          <w:szCs w:val="24"/>
-        </w:rPr>
-      </w:pPr>
-    </w:p>
-    <w:p>
-      <w:pPr>
-        <w:pStyle w:val="ListParagraph"/>
         <w:ind w:left="1080"/>
         <w:rPr>
           <w:rFonts w:ascii="Times New Roman" w:hAnsi="Times New Roman" w:cs="Times New Roman"/>
-          <w:sz w:val="24"/>
-          <w:szCs w:val="24"/>
         </w:rPr>
       </w:pPr>
       <w:proofErr w:type="gramStart"/>
       <w:r>
         <w:rPr>
           <w:rFonts w:ascii="Times New Roman" w:hAnsi="Times New Roman" w:cs="Times New Roman"/>
-          <w:sz w:val="24"/>
-          <w:szCs w:val="24"/>
         </w:rPr>
         <w:t>Again</w:t>
       </w:r>
@@ -4967,42 +4896,14 @@
       <w:r>
         <w:rPr>
           <w:rFonts w:ascii="Times New Roman" w:hAnsi="Times New Roman" w:cs="Times New Roman"/>
-          <w:sz w:val="24"/>
-          <w:szCs w:val="24"/>
-        </w:rPr>
-        <w:t xml:space="preserve"> a</w:t>
-      </w:r>
-      <w:r>
-        <w:rPr>
-          <w:rFonts w:ascii="Times New Roman" w:hAnsi="Times New Roman" w:cs="Times New Roman"/>
-          <w:sz w:val="24"/>
-          <w:szCs w:val="24"/>
-        </w:rPr>
-        <w:t>ssuming the swimmers in our dataset represent a random sample of elite female swimmers, calculate and interpret a 95% confidence interval for the difference in mean finishing times between freestyle and butterfly</w:t>
-      </w:r>
-      <w:r>
-        <w:rPr>
-          <w:rFonts w:ascii="Times New Roman" w:hAnsi="Times New Roman" w:cs="Times New Roman"/>
-          <w:sz w:val="24"/>
-          <w:szCs w:val="24"/>
-        </w:rPr>
-        <w:t xml:space="preserve"> for the recent era</w:t>
-      </w:r>
-      <w:r>
-        <w:rPr>
-          <w:rFonts w:ascii="Times New Roman" w:hAnsi="Times New Roman" w:cs="Times New Roman"/>
-          <w:sz w:val="24"/>
-          <w:szCs w:val="24"/>
-        </w:rPr>
-        <w:t xml:space="preserve">. Be sure your interpretation directly answers the question: </w:t>
+        </w:rPr>
+        <w:t xml:space="preserve"> assuming the swimmers in our dataset represent a random sample of elite female swimmers, calculate and interpret a 95% confidence interval for the difference in mean finishing times between freestyle and butterfly for the recent era. Be sure your interpretation directly answers the question: </w:t>
       </w:r>
       <w:r>
         <w:rPr>
           <w:rFonts w:ascii="Times New Roman" w:hAnsi="Times New Roman" w:cs="Times New Roman"/>
           <w:i/>
           <w:iCs/>
-          <w:sz w:val="24"/>
-          <w:szCs w:val="24"/>
         </w:rPr>
         <w:t>on average, how much faster is freestyle?</w:t>
       </w:r>
@@ -5014,8 +4915,6 @@
         <w:rPr>
           <w:rFonts w:ascii="Times New Roman" w:hAnsi="Times New Roman" w:cs="Times New Roman"/>
           <w:color w:val="FF0000"/>
-          <w:sz w:val="24"/>
-          <w:szCs w:val="24"/>
         </w:rPr>
       </w:pPr>
     </w:p>
@@ -5026,8 +4925,6 @@
         <w:rPr>
           <w:rFonts w:ascii="Times New Roman" w:hAnsi="Times New Roman" w:cs="Times New Roman"/>
           <w:color w:val="FF0000"/>
-          <w:sz w:val="24"/>
-          <w:szCs w:val="24"/>
         </w:rPr>
       </w:pPr>
     </w:p>
@@ -5038,8 +4935,6 @@
         <w:rPr>
           <w:rFonts w:ascii="Times New Roman" w:hAnsi="Times New Roman" w:cs="Times New Roman"/>
           <w:color w:val="FF0000"/>
-          <w:sz w:val="24"/>
-          <w:szCs w:val="24"/>
         </w:rPr>
       </w:pPr>
     </w:p>
@@ -5050,8 +4945,6 @@
         <w:rPr>
           <w:rFonts w:ascii="Times New Roman" w:hAnsi="Times New Roman" w:cs="Times New Roman"/>
           <w:color w:val="FF0000"/>
-          <w:sz w:val="24"/>
-          <w:szCs w:val="24"/>
         </w:rPr>
       </w:pPr>
     </w:p>
@@ -5062,8 +4955,6 @@
         <w:rPr>
           <w:rFonts w:ascii="Times New Roman" w:hAnsi="Times New Roman" w:cs="Times New Roman"/>
           <w:color w:val="FF0000"/>
-          <w:sz w:val="24"/>
-          <w:szCs w:val="24"/>
         </w:rPr>
       </w:pPr>
     </w:p>
@@ -5074,8 +4965,6 @@
         <w:rPr>
           <w:rFonts w:ascii="Times New Roman" w:hAnsi="Times New Roman" w:cs="Times New Roman"/>
           <w:color w:val="FF0000"/>
-          <w:sz w:val="24"/>
-          <w:szCs w:val="24"/>
         </w:rPr>
       </w:pPr>
     </w:p>
@@ -5086,8 +4975,6 @@
         <w:rPr>
           <w:rFonts w:ascii="Times New Roman" w:hAnsi="Times New Roman" w:cs="Times New Roman"/>
           <w:color w:val="FF0000"/>
-          <w:sz w:val="24"/>
-          <w:szCs w:val="24"/>
         </w:rPr>
       </w:pPr>
     </w:p>
@@ -5095,6 +4982,10 @@
       <w:pPr>
         <w:pStyle w:val="NormalWeb"/>
         <w:ind w:left="1080"/>
+        <w:rPr>
+          <w:sz w:val="22"/>
+          <w:szCs w:val="22"/>
+        </w:rPr>
       </w:pPr>
     </w:p>
     <w:p>
@@ -5105,10 +4996,45 @@
           <w:numId w:val="11"/>
         </w:numPr>
         <w:ind w:left="1080"/>
-      </w:pPr>
-      <w:r>
-        <w:lastRenderedPageBreak/>
-        <w:t>Compare the confidence interval you found in Question 2 (all years) with the one from Question 4 (recent era). In particular, address:</w:t>
+        <w:rPr>
+          <w:sz w:val="22"/>
+          <w:szCs w:val="22"/>
+        </w:rPr>
+      </w:pPr>
+      <w:r>
+        <w:rPr>
+          <w:sz w:val="22"/>
+          <w:szCs w:val="22"/>
+        </w:rPr>
+        <w:t xml:space="preserve">Compare the confidence interval you found in Question </w:t>
+      </w:r>
+      <w:r>
+        <w:rPr>
+          <w:sz w:val="22"/>
+          <w:szCs w:val="22"/>
+        </w:rPr>
+        <w:t>1b</w:t>
+      </w:r>
+      <w:r>
+        <w:rPr>
+          <w:sz w:val="22"/>
+          <w:szCs w:val="22"/>
+        </w:rPr>
+        <w:t xml:space="preserve"> (all years) with the one from Question </w:t>
+      </w:r>
+      <w:r>
+        <w:rPr>
+          <w:sz w:val="22"/>
+          <w:szCs w:val="22"/>
+        </w:rPr>
+        <w:t>2b</w:t>
+      </w:r>
+      <w:r>
+        <w:rPr>
+          <w:sz w:val="22"/>
+          <w:szCs w:val="22"/>
+        </w:rPr>
+        <w:t xml:space="preserve"> (recent era). In particular, address:</w:t>
       </w:r>
     </w:p>
     <w:p>
@@ -5122,8 +5048,16 @@
           <w:tab w:val="num" w:pos="360"/>
         </w:tabs>
         <w:ind w:left="1440"/>
-      </w:pPr>
-      <w:r>
+        <w:rPr>
+          <w:sz w:val="22"/>
+          <w:szCs w:val="22"/>
+        </w:rPr>
+      </w:pPr>
+      <w:r>
+        <w:rPr>
+          <w:sz w:val="22"/>
+          <w:szCs w:val="22"/>
+        </w:rPr>
         <w:t>How are the two intervals similar or different?</w:t>
       </w:r>
     </w:p>
@@ -5131,12 +5065,20 @@
       <w:pPr>
         <w:pStyle w:val="NormalWeb"/>
         <w:ind w:left="1440"/>
+        <w:rPr>
+          <w:sz w:val="22"/>
+          <w:szCs w:val="22"/>
+        </w:rPr>
       </w:pPr>
     </w:p>
     <w:p>
       <w:pPr>
         <w:pStyle w:val="NormalWeb"/>
         <w:ind w:left="1440"/>
+        <w:rPr>
+          <w:sz w:val="22"/>
+          <w:szCs w:val="22"/>
+        </w:rPr>
       </w:pPr>
     </w:p>
     <w:p>
@@ -5150,8 +5092,17 @@
           <w:tab w:val="num" w:pos="360"/>
         </w:tabs>
         <w:ind w:left="1440"/>
-      </w:pPr>
-      <w:r>
+        <w:rPr>
+          <w:sz w:val="22"/>
+          <w:szCs w:val="22"/>
+        </w:rPr>
+      </w:pPr>
+      <w:r>
+        <w:rPr>
+          <w:sz w:val="22"/>
+          <w:szCs w:val="22"/>
+        </w:rPr>
+        <w:lastRenderedPageBreak/>
         <w:t>What might explain any changes in the size or location of the intervals?</w:t>
       </w:r>
     </w:p>
@@ -5162,8 +5113,6 @@
         <w:rPr>
           <w:rFonts w:ascii="Times New Roman" w:hAnsi="Times New Roman" w:cs="Times New Roman"/>
           <w:color w:val="FF0000"/>
-          <w:sz w:val="24"/>
-          <w:szCs w:val="24"/>
           <w:shd w:val="clear" w:color="auto" w:fill="FFFFFF"/>
         </w:rPr>
       </w:pPr>
@@ -5175,8 +5124,6 @@
         <w:rPr>
           <w:rFonts w:ascii="Times New Roman" w:hAnsi="Times New Roman" w:cs="Times New Roman"/>
           <w:color w:val="FF0000"/>
-          <w:sz w:val="24"/>
-          <w:szCs w:val="24"/>
           <w:shd w:val="clear" w:color="auto" w:fill="FFFFFF"/>
         </w:rPr>
       </w:pPr>
@@ -5188,8 +5135,6 @@
         <w:rPr>
           <w:rFonts w:ascii="Times New Roman" w:hAnsi="Times New Roman" w:cs="Times New Roman"/>
           <w:color w:val="FF0000"/>
-          <w:sz w:val="24"/>
-          <w:szCs w:val="24"/>
           <w:shd w:val="clear" w:color="auto" w:fill="FFFFFF"/>
         </w:rPr>
       </w:pPr>
@@ -5201,8 +5146,6 @@
         <w:rPr>
           <w:rFonts w:ascii="Times New Roman" w:hAnsi="Times New Roman" w:cs="Times New Roman"/>
           <w:color w:val="FF0000"/>
-          <w:sz w:val="24"/>
-          <w:szCs w:val="24"/>
           <w:shd w:val="clear" w:color="auto" w:fill="FFFFFF"/>
         </w:rPr>
       </w:pPr>
@@ -5214,8 +5157,6 @@
         <w:rPr>
           <w:rFonts w:ascii="Times New Roman" w:hAnsi="Times New Roman" w:cs="Times New Roman"/>
           <w:color w:val="FF0000"/>
-          <w:sz w:val="24"/>
-          <w:szCs w:val="24"/>
           <w:shd w:val="clear" w:color="auto" w:fill="FFFFFF"/>
         </w:rPr>
       </w:pPr>
@@ -5232,16 +5173,12 @@
         <w:rPr>
           <w:rFonts w:ascii="Times New Roman" w:eastAsia="Times New Roman" w:hAnsi="Times New Roman" w:cs="Times New Roman"/>
           <w:kern w:val="0"/>
-          <w:sz w:val="24"/>
-          <w:szCs w:val="24"/>
         </w:rPr>
       </w:pPr>
       <w:r>
         <w:rPr>
           <w:rFonts w:ascii="Times New Roman" w:eastAsia="Times New Roman" w:hAnsi="Times New Roman" w:cs="Times New Roman"/>
           <w:kern w:val="0"/>
-          <w:sz w:val="24"/>
-          <w:szCs w:val="24"/>
         </w:rPr>
         <w:t>Suppose we had combined men’s and women’s results into one dataset without differentiating between events.</w:t>
       </w:r>
@@ -5260,16 +5197,12 @@
         <w:rPr>
           <w:rFonts w:ascii="Times New Roman" w:eastAsia="Times New Roman" w:hAnsi="Times New Roman" w:cs="Times New Roman"/>
           <w:kern w:val="0"/>
-          <w:sz w:val="24"/>
-          <w:szCs w:val="24"/>
         </w:rPr>
       </w:pPr>
       <w:r>
         <w:rPr>
           <w:rFonts w:ascii="Times New Roman" w:eastAsia="Times New Roman" w:hAnsi="Times New Roman" w:cs="Times New Roman"/>
           <w:kern w:val="0"/>
-          <w:sz w:val="24"/>
-          <w:szCs w:val="24"/>
         </w:rPr>
         <w:t>What problems might arise in analyzing the data this way?</w:t>
       </w:r>
@@ -5280,8 +5213,6 @@
         <w:rPr>
           <w:rFonts w:ascii="Times New Roman" w:eastAsia="Times New Roman" w:hAnsi="Times New Roman" w:cs="Times New Roman"/>
           <w:kern w:val="0"/>
-          <w:sz w:val="24"/>
-          <w:szCs w:val="24"/>
         </w:rPr>
       </w:pPr>
     </w:p>
@@ -5291,8 +5222,6 @@
         <w:rPr>
           <w:rFonts w:ascii="Times New Roman" w:eastAsia="Times New Roman" w:hAnsi="Times New Roman" w:cs="Times New Roman"/>
           <w:kern w:val="0"/>
-          <w:sz w:val="24"/>
-          <w:szCs w:val="24"/>
         </w:rPr>
       </w:pPr>
     </w:p>
@@ -5310,16 +5239,12 @@
         <w:rPr>
           <w:rFonts w:ascii="Times New Roman" w:eastAsia="Times New Roman" w:hAnsi="Times New Roman" w:cs="Times New Roman"/>
           <w:kern w:val="0"/>
-          <w:sz w:val="24"/>
-          <w:szCs w:val="24"/>
         </w:rPr>
       </w:pPr>
       <w:r>
         <w:rPr>
           <w:rFonts w:ascii="Times New Roman" w:eastAsia="Times New Roman" w:hAnsi="Times New Roman" w:cs="Times New Roman"/>
           <w:kern w:val="0"/>
-          <w:sz w:val="24"/>
-          <w:szCs w:val="24"/>
         </w:rPr>
         <w:t>How might this affect the conclusions we draw from boxplots or confidence intervals?</w:t>
       </w:r>
@@ -5330,8 +5255,6 @@
         <w:ind w:left="0"/>
         <w:rPr>
           <w:rFonts w:ascii="Times New Roman" w:hAnsi="Times New Roman" w:cs="Times New Roman"/>
-          <w:sz w:val="24"/>
-          <w:szCs w:val="24"/>
           <w:shd w:val="clear" w:color="auto" w:fill="FFFFFF"/>
         </w:rPr>
       </w:pPr>
@@ -5342,8 +5265,6 @@
         <w:ind w:left="0"/>
         <w:rPr>
           <w:rFonts w:ascii="Times New Roman" w:hAnsi="Times New Roman" w:cs="Times New Roman"/>
-          <w:sz w:val="24"/>
-          <w:szCs w:val="24"/>
           <w:shd w:val="clear" w:color="auto" w:fill="FFFFFF"/>
         </w:rPr>
       </w:pPr>
@@ -5354,8 +5275,6 @@
         <w:ind w:left="0"/>
         <w:rPr>
           <w:rFonts w:ascii="Times New Roman" w:hAnsi="Times New Roman" w:cs="Times New Roman"/>
-          <w:sz w:val="24"/>
-          <w:szCs w:val="24"/>
           <w:shd w:val="clear" w:color="auto" w:fill="FFFFFF"/>
         </w:rPr>
       </w:pPr>
@@ -5366,8 +5285,6 @@
         <w:ind w:left="0"/>
         <w:rPr>
           <w:rFonts w:ascii="Times New Roman" w:hAnsi="Times New Roman" w:cs="Times New Roman"/>
-          <w:sz w:val="24"/>
-          <w:szCs w:val="24"/>
           <w:shd w:val="clear" w:color="auto" w:fill="FFFFFF"/>
         </w:rPr>
       </w:pPr>
@@ -5378,8 +5295,6 @@
         <w:ind w:left="0"/>
         <w:rPr>
           <w:rFonts w:ascii="Times New Roman" w:hAnsi="Times New Roman" w:cs="Times New Roman"/>
-          <w:sz w:val="24"/>
-          <w:szCs w:val="24"/>
           <w:shd w:val="clear" w:color="auto" w:fill="FFFFFF"/>
         </w:rPr>
       </w:pPr>
@@ -5390,8 +5305,6 @@
         <w:ind w:left="0"/>
         <w:rPr>
           <w:rFonts w:ascii="Times New Roman" w:hAnsi="Times New Roman" w:cs="Times New Roman"/>
-          <w:sz w:val="24"/>
-          <w:szCs w:val="24"/>
           <w:shd w:val="clear" w:color="auto" w:fill="FFFFFF"/>
         </w:rPr>
       </w:pPr>
@@ -5408,8 +5321,6 @@
         <w:rPr>
           <w:rFonts w:ascii="Times New Roman" w:eastAsia="Times New Roman" w:hAnsi="Times New Roman" w:cs="Times New Roman"/>
           <w:kern w:val="0"/>
-          <w:sz w:val="24"/>
-          <w:szCs w:val="24"/>
           <w14:ligatures w14:val="none"/>
         </w:rPr>
       </w:pPr>
@@ -5417,21 +5328,9 @@
         <w:rPr>
           <w:rFonts w:ascii="Times New Roman" w:eastAsia="Times New Roman" w:hAnsi="Times New Roman" w:cs="Times New Roman"/>
           <w:kern w:val="0"/>
-          <w:sz w:val="24"/>
-          <w:szCs w:val="24"/>
           <w14:ligatures w14:val="none"/>
         </w:rPr>
-        <w:t xml:space="preserve">(Optional) </w:t>
-      </w:r>
-      <w:r>
-        <w:rPr>
-          <w:rFonts w:ascii="Times New Roman" w:eastAsia="Times New Roman" w:hAnsi="Times New Roman" w:cs="Times New Roman"/>
-          <w:kern w:val="0"/>
-          <w:sz w:val="24"/>
-          <w:szCs w:val="24"/>
-          <w14:ligatures w14:val="none"/>
-        </w:rPr>
-        <w:t>Over the decades, women’s 100m swim times have improved substantially. Consider factors such as:</w:t>
+        <w:t>(Optional) Over the decades, women’s 100m swim times have improved substantially. Consider factors such as:</w:t>
       </w:r>
     </w:p>
     <w:p>
@@ -5448,16 +5347,12 @@
         <w:rPr>
           <w:rFonts w:ascii="Times New Roman" w:eastAsia="Times New Roman" w:hAnsi="Times New Roman" w:cs="Times New Roman"/>
           <w:kern w:val="0"/>
-          <w:sz w:val="24"/>
-          <w:szCs w:val="24"/>
         </w:rPr>
       </w:pPr>
       <w:r>
         <w:rPr>
           <w:rFonts w:ascii="Times New Roman" w:eastAsia="Times New Roman" w:hAnsi="Times New Roman" w:cs="Times New Roman"/>
           <w:kern w:val="0"/>
-          <w:sz w:val="24"/>
-          <w:szCs w:val="24"/>
           <w14:ligatures w14:val="none"/>
         </w:rPr>
         <w:t>Advances in training and sports science</w:t>
@@ -5477,16 +5372,12 @@
         <w:rPr>
           <w:rFonts w:ascii="Times New Roman" w:eastAsia="Times New Roman" w:hAnsi="Times New Roman" w:cs="Times New Roman"/>
           <w:kern w:val="0"/>
-          <w:sz w:val="24"/>
-          <w:szCs w:val="24"/>
         </w:rPr>
       </w:pPr>
       <w:r>
         <w:rPr>
           <w:rFonts w:ascii="Times New Roman" w:eastAsia="Times New Roman" w:hAnsi="Times New Roman" w:cs="Times New Roman"/>
           <w:kern w:val="0"/>
-          <w:sz w:val="24"/>
-          <w:szCs w:val="24"/>
           <w14:ligatures w14:val="none"/>
         </w:rPr>
         <w:t>Changes in swimming rules (e.g., underwater limits)</w:t>
@@ -5506,16 +5397,12 @@
         <w:rPr>
           <w:rFonts w:ascii="Times New Roman" w:eastAsia="Times New Roman" w:hAnsi="Times New Roman" w:cs="Times New Roman"/>
           <w:kern w:val="0"/>
-          <w:sz w:val="24"/>
-          <w:szCs w:val="24"/>
         </w:rPr>
       </w:pPr>
       <w:r>
         <w:rPr>
           <w:rFonts w:ascii="Times New Roman" w:eastAsia="Times New Roman" w:hAnsi="Times New Roman" w:cs="Times New Roman"/>
           <w:kern w:val="0"/>
-          <w:sz w:val="24"/>
-          <w:szCs w:val="24"/>
           <w14:ligatures w14:val="none"/>
         </w:rPr>
         <w:t>Technology (swimsuits, pool design)</w:t>
@@ -5535,16 +5422,12 @@
         <w:rPr>
           <w:rFonts w:ascii="Times New Roman" w:eastAsia="Times New Roman" w:hAnsi="Times New Roman" w:cs="Times New Roman"/>
           <w:kern w:val="0"/>
-          <w:sz w:val="24"/>
-          <w:szCs w:val="24"/>
         </w:rPr>
       </w:pPr>
       <w:r>
         <w:rPr>
           <w:rFonts w:ascii="Times New Roman" w:eastAsia="Times New Roman" w:hAnsi="Times New Roman" w:cs="Times New Roman"/>
           <w:kern w:val="0"/>
-          <w:sz w:val="24"/>
-          <w:szCs w:val="24"/>
           <w14:ligatures w14:val="none"/>
         </w:rPr>
         <w:t>Growth in women’s participation and support for elite athletes</w:t>
@@ -5557,8 +5440,6 @@
         <w:rPr>
           <w:rFonts w:ascii="Times New Roman" w:eastAsia="Times New Roman" w:hAnsi="Times New Roman" w:cs="Times New Roman"/>
           <w:kern w:val="0"/>
-          <w:sz w:val="24"/>
-          <w:szCs w:val="24"/>
           <w14:ligatures w14:val="none"/>
         </w:rPr>
       </w:pPr>
@@ -5567,8 +5448,6 @@
         <w:rPr>
           <w:rFonts w:ascii="Times New Roman" w:eastAsia="Times New Roman" w:hAnsi="Times New Roman" w:cs="Times New Roman"/>
           <w:kern w:val="0"/>
-          <w:sz w:val="24"/>
-          <w:szCs w:val="24"/>
           <w14:ligatures w14:val="none"/>
         </w:rPr>
         <w:t>Brainstorm</w:t>
@@ -5578,8 +5457,6 @@
         <w:rPr>
           <w:rFonts w:ascii="Times New Roman" w:eastAsia="Times New Roman" w:hAnsi="Times New Roman" w:cs="Times New Roman"/>
           <w:kern w:val="0"/>
-          <w:sz w:val="24"/>
-          <w:szCs w:val="24"/>
           <w14:ligatures w14:val="none"/>
         </w:rPr>
         <w:t xml:space="preserve"> some possible </w:t>
@@ -5589,8 +5466,6 @@
         <w:rPr>
           <w:rFonts w:ascii="Times New Roman" w:eastAsia="Times New Roman" w:hAnsi="Times New Roman" w:cs="Times New Roman"/>
           <w:kern w:val="0"/>
-          <w:sz w:val="24"/>
-          <w:szCs w:val="24"/>
           <w14:ligatures w14:val="none"/>
         </w:rPr>
         <w:t>reasons</w:t>
@@ -5600,62 +5475,42 @@
         <w:rPr>
           <w:rFonts w:ascii="Times New Roman" w:eastAsia="Times New Roman" w:hAnsi="Times New Roman" w:cs="Times New Roman"/>
           <w:kern w:val="0"/>
-          <w:sz w:val="24"/>
-          <w:szCs w:val="24"/>
           <w14:ligatures w14:val="none"/>
         </w:rPr>
-        <w:t xml:space="preserve"> </w:t>
-      </w:r>
+        <w:t xml:space="preserve"> how these </w:t>
+      </w:r>
+      <w:proofErr w:type="gramStart"/>
       <w:r>
         <w:rPr>
           <w:rFonts w:ascii="Times New Roman" w:eastAsia="Times New Roman" w:hAnsi="Times New Roman" w:cs="Times New Roman"/>
           <w:kern w:val="0"/>
-          <w:sz w:val="24"/>
-          <w:szCs w:val="24"/>
           <w14:ligatures w14:val="none"/>
         </w:rPr>
-        <w:t xml:space="preserve">how these </w:t>
-      </w:r>
-      <w:proofErr w:type="gramStart"/>
+        <w:t>changes make</w:t>
+      </w:r>
+      <w:proofErr w:type="gramEnd"/>
       <w:r>
         <w:rPr>
           <w:rFonts w:ascii="Times New Roman" w:eastAsia="Times New Roman" w:hAnsi="Times New Roman" w:cs="Times New Roman"/>
           <w:kern w:val="0"/>
-          <w:sz w:val="24"/>
-          <w:szCs w:val="24"/>
           <w14:ligatures w14:val="none"/>
         </w:rPr>
-        <w:t>changes make</w:t>
-      </w:r>
-      <w:proofErr w:type="gramEnd"/>
+        <w:t xml:space="preserve"> have impacted </w:t>
+      </w:r>
+      <w:proofErr w:type="gramStart"/>
       <w:r>
         <w:rPr>
           <w:rFonts w:ascii="Times New Roman" w:eastAsia="Times New Roman" w:hAnsi="Times New Roman" w:cs="Times New Roman"/>
           <w:kern w:val="0"/>
-          <w:sz w:val="24"/>
-          <w:szCs w:val="24"/>
           <w14:ligatures w14:val="none"/>
         </w:rPr>
-        <w:t xml:space="preserve"> have impacted </w:t>
-      </w:r>
-      <w:proofErr w:type="gramStart"/>
+        <w:t>swim</w:t>
+      </w:r>
+      <w:proofErr w:type="gramEnd"/>
       <w:r>
         <w:rPr>
           <w:rFonts w:ascii="Times New Roman" w:eastAsia="Times New Roman" w:hAnsi="Times New Roman" w:cs="Times New Roman"/>
           <w:kern w:val="0"/>
-          <w:sz w:val="24"/>
-          <w:szCs w:val="24"/>
-          <w14:ligatures w14:val="none"/>
-        </w:rPr>
-        <w:t>swim</w:t>
-      </w:r>
-      <w:proofErr w:type="gramEnd"/>
-      <w:r>
-        <w:rPr>
-          <w:rFonts w:ascii="Times New Roman" w:eastAsia="Times New Roman" w:hAnsi="Times New Roman" w:cs="Times New Roman"/>
-          <w:kern w:val="0"/>
-          <w:sz w:val="24"/>
-          <w:szCs w:val="24"/>
           <w14:ligatures w14:val="none"/>
         </w:rPr>
         <w:t xml:space="preserve"> times.</w:t>
@@ -7749,7 +7604,6 @@
   <w:style w:type="character" w:default="1" w:styleId="DefaultParagraphFont">
     <w:name w:val="Default Paragraph Font"/>
     <w:uiPriority w:val="1"/>
-    <w:semiHidden/>
     <w:unhideWhenUsed/>
   </w:style>
   <w:style w:type="table" w:default="1" w:styleId="TableNormal">
